--- a/treasury-platform/docs/30-readiness/word/DOC-B02-acceptance-criteria-register-s0-s1.docx
+++ b/treasury-platform/docs/30-readiness/word/DOC-B02-acceptance-criteria-register-s0-s1.docx
@@ -871,6 +871,186 @@
     </w:p>
     <w:p>
       <w:pPr>
+        <w:pBdr>
+          <w:top w:val="single" w:color="E8C766" w:sz="6" w:space="6"/>
+          <w:left w:val="single" w:color="E8C766" w:sz="6" w:space="6"/>
+          <w:bottom w:val="single" w:color="E8C766" w:sz="6" w:space="6"/>
+          <w:right w:val="single" w:color="E8C766" w:sz="6" w:space="6"/>
+        </w:pBdr>
+        <w:shd w:fill="FFF8E1" w:color="auto" w:val="clear"/>
+        <w:bidi/>
+        <w:spacing w:after="160" w:before="60" w:line="300"/>
+        <w:ind w:left="140" w:right="140"/>
+      </w:pPr>
+      <w:r>
+        <w:rPr>
+          <w:rFonts w:ascii="Arial" w:cs="Arial" w:eastAsia="Arial" w:hAnsi="Arial"/>
+          <w:b/>
+          <w:bCs/>
+          <w:sz w:val="20"/>
+          <w:szCs w:val="20"/>
+          <w:rtl/>
+        </w:rPr>
+        <w:t xml:space="preserve">تحديث التنفيذ (2026-10-12):</w:t>
+      </w:r>
+      <w:r>
+        <w:rPr>
+          <w:rFonts w:ascii="Arial" w:cs="Arial" w:eastAsia="Arial" w:hAnsi="Arial"/>
+          <w:b w:val="false"/>
+          <w:bCs w:val="false"/>
+          <w:sz w:val="20"/>
+          <w:szCs w:val="20"/>
+          <w:rtl/>
+        </w:rPr>
+        <w:t xml:space="preserve"> AC-PLT-3 مؤتمت في القاعدة (docs/adr/0005-document-numbering-and-reference-seeds.md، db/static/039_numbering.sql) ويمر في CI: الحالة N2 في db/tests/numbering_tests.sql تعطي </w:t>
+      </w:r>
+      <w:r>
+        <w:rPr>
+          <w:rFonts w:ascii="Courier New" w:cs="Courier New" w:eastAsia="Courier New" w:hAnsi="Courier New"/>
+          <w:b w:val="false"/>
+          <w:bCs w:val="false"/>
+          <w:color w:val="1F2937"/>
+          <w:sz w:val="18"/>
+          <w:szCs w:val="18"/>
+          <w:shd w:fill="F1F3F5" w:color="auto" w:val="clear"/>
+          <w:rtl/>
+        </w:rPr>
+        <w:t xml:space="preserve">‎003-XX01-26‎</w:t>
+      </w:r>
+      <w:r>
+        <w:rPr>
+          <w:rFonts w:ascii="Arial" w:cs="Arial" w:eastAsia="Arial" w:hAnsi="Arial"/>
+          <w:b w:val="false"/>
+          <w:bCs w:val="false"/>
+          <w:sz w:val="20"/>
+          <w:szCs w:val="20"/>
+          <w:rtl/>
+        </w:rPr>
+        <w:t xml:space="preserve"> ثم </w:t>
+      </w:r>
+      <w:r>
+        <w:rPr>
+          <w:rFonts w:ascii="Courier New" w:cs="Courier New" w:eastAsia="Courier New" w:hAnsi="Courier New"/>
+          <w:b w:val="false"/>
+          <w:bCs w:val="false"/>
+          <w:color w:val="1F2937"/>
+          <w:sz w:val="18"/>
+          <w:szCs w:val="18"/>
+          <w:shd w:fill="F1F3F5" w:color="auto" w:val="clear"/>
+          <w:rtl/>
+        </w:rPr>
+        <w:t xml:space="preserve">‎004-XX01-26‎</w:t>
+      </w:r>
+      <w:r>
+        <w:rPr>
+          <w:rFonts w:ascii="Arial" w:cs="Arial" w:eastAsia="Arial" w:hAnsi="Arial"/>
+          <w:b w:val="false"/>
+          <w:bCs w:val="false"/>
+          <w:sz w:val="20"/>
+          <w:szCs w:val="20"/>
+          <w:rtl/>
+        </w:rPr>
+        <w:t xml:space="preserve"> بعد رقمين، والرقم الملغى يبقى «ملغى» بسببه ولا يُعاد فيأتي بعده </w:t>
+      </w:r>
+      <w:r>
+        <w:rPr>
+          <w:rFonts w:ascii="Courier New" w:cs="Courier New" w:eastAsia="Courier New" w:hAnsi="Courier New"/>
+          <w:b w:val="false"/>
+          <w:bCs w:val="false"/>
+          <w:color w:val="1F2937"/>
+          <w:sz w:val="18"/>
+          <w:szCs w:val="18"/>
+          <w:shd w:fill="F1F3F5" w:color="auto" w:val="clear"/>
+          <w:rtl/>
+        </w:rPr>
+        <w:t xml:space="preserve">‎005-XX01-26‎</w:t>
+      </w:r>
+      <w:r>
+        <w:rPr>
+          <w:rFonts w:ascii="Arial" w:cs="Arial" w:eastAsia="Arial" w:hAnsi="Arial"/>
+          <w:b w:val="false"/>
+          <w:bCs w:val="false"/>
+          <w:sz w:val="20"/>
+          <w:szCs w:val="20"/>
+          <w:rtl/>
+        </w:rPr>
+        <w:t xml:space="preserve">، وأول رقم في 2027 هو </w:t>
+      </w:r>
+      <w:r>
+        <w:rPr>
+          <w:rFonts w:ascii="Courier New" w:cs="Courier New" w:eastAsia="Courier New" w:hAnsi="Courier New"/>
+          <w:b w:val="false"/>
+          <w:bCs w:val="false"/>
+          <w:color w:val="1F2937"/>
+          <w:sz w:val="18"/>
+          <w:szCs w:val="18"/>
+          <w:shd w:fill="F1F3F5" w:color="auto" w:val="clear"/>
+          <w:rtl/>
+        </w:rPr>
+        <w:t xml:space="preserve">‎001-XX01-27‎</w:t>
+      </w:r>
+      <w:r>
+        <w:rPr>
+          <w:rFonts w:ascii="Arial" w:cs="Arial" w:eastAsia="Arial" w:hAnsi="Arial"/>
+          <w:b w:val="false"/>
+          <w:bCs w:val="false"/>
+          <w:sz w:val="20"/>
+          <w:szCs w:val="20"/>
+          <w:rtl/>
+        </w:rPr>
+        <w:t xml:space="preserve">؛ وفحص التزامن tools/ci/numbering_concurrency.sh يشغّل ستة اتصالات معًا ويتراجع عن ربع المعاملات، فتأتي الأرقام الملتزمة من 1 إلى 114 بلا تكرار ولا فجوة. قرار DQ-B02-4 (بلا فجوات للطلبات والبروفورما) مفروض في القاعدة: تعريفا </w:t>
+      </w:r>
+      <w:r>
+        <w:rPr>
+          <w:rFonts w:ascii="Courier New" w:cs="Courier New" w:eastAsia="Courier New" w:hAnsi="Courier New"/>
+          <w:b w:val="false"/>
+          <w:bCs w:val="false"/>
+          <w:color w:val="1F2937"/>
+          <w:sz w:val="18"/>
+          <w:szCs w:val="18"/>
+          <w:shd w:fill="F1F3F5" w:color="auto" w:val="clear"/>
+          <w:rtl/>
+        </w:rPr>
+        <w:t xml:space="preserve">‎req:&lt;TypeCode&gt;‎</w:t>
+      </w:r>
+      <w:r>
+        <w:rPr>
+          <w:rFonts w:ascii="Arial" w:cs="Arial" w:eastAsia="Arial" w:hAnsi="Arial"/>
+          <w:b w:val="false"/>
+          <w:bCs w:val="false"/>
+          <w:sz w:val="20"/>
+          <w:szCs w:val="20"/>
+          <w:rtl/>
+        </w:rPr>
+        <w:t xml:space="preserve"> و</w:t>
+      </w:r>
+      <w:r>
+        <w:rPr>
+          <w:rFonts w:ascii="Courier New" w:cs="Courier New" w:eastAsia="Courier New" w:hAnsi="Courier New"/>
+          <w:b w:val="false"/>
+          <w:bCs w:val="false"/>
+          <w:color w:val="1F2937"/>
+          <w:sz w:val="18"/>
+          <w:szCs w:val="18"/>
+          <w:shd w:fill="F1F3F5" w:color="auto" w:val="clear"/>
+          <w:rtl/>
+        </w:rPr>
+        <w:t xml:space="preserve">‎PROFORMA‎</w:t>
+      </w:r>
+      <w:r>
+        <w:rPr>
+          <w:rFonts w:ascii="Arial" w:cs="Arial" w:eastAsia="Arial" w:hAnsi="Arial"/>
+          <w:b w:val="false"/>
+          <w:bCs w:val="false"/>
+          <w:sz w:val="20"/>
+          <w:szCs w:val="20"/>
+          <w:rtl/>
+        </w:rPr>
+        <w:t xml:space="preserve"> لا يقبلان غير GAP_FREE. ويبقى سيناريو API نفسه على التطبيق.</w:t>
+      </w:r>
+    </w:p>
+    <w:p>
+      <w:pPr>
         <w:pStyle w:val="Heading1"/>
         <w:bidi/>
       </w:pPr>
@@ -35159,14 +35339,23 @@
             </w:pPr>
             <w:r>
               <w:rPr>
-                <w:rFonts w:ascii="Arial" w:cs="Arial" w:eastAsia="Arial" w:hAnsi="Arial"/>
-                <w:b w:val="false"/>
-                <w:bCs w:val="false"/>
-                <w:sz w:val="18"/>
-                <w:szCs w:val="18"/>
-                <w:rtl/>
-              </w:rPr>
-              <w:t xml:space="preserve">الإنجليزية، اللغة الأساس</w:t>
+                <w:rFonts w:ascii="Segoe UI Emoji" w:cs="Segoe UI Emoji" w:eastAsia="Segoe UI Emoji" w:hAnsi="Segoe UI Emoji"/>
+                <w:sz w:val="18"/>
+                <w:szCs w:val="18"/>
+                <w:rtl/>
+              </w:rPr>
+              <w:t xml:space="preserve">✅</w:t>
+            </w:r>
+            <w:r>
+              <w:rPr>
+                <w:rFonts w:ascii="Arial" w:cs="Arial" w:eastAsia="Arial" w:hAnsi="Arial"/>
+                <w:b w:val="false"/>
+                <w:bCs w:val="false"/>
+                <w:sz w:val="18"/>
+                <w:szCs w:val="18"/>
+                <w:rtl/>
+              </w:rPr>
+              <w:t xml:space="preserve"> معتمد من المالك (2026-10-12): الإنجليزية، اللغة الأساس</w:t>
             </w:r>
           </w:p>
         </w:tc>
@@ -35346,14 +35535,23 @@
             </w:pPr>
             <w:r>
               <w:rPr>
-                <w:rFonts w:ascii="Arial" w:cs="Arial" w:eastAsia="Arial" w:hAnsi="Arial"/>
-                <w:b w:val="false"/>
-                <w:bCs w:val="false"/>
-                <w:sz w:val="18"/>
-                <w:szCs w:val="18"/>
-                <w:rtl/>
-              </w:rPr>
-              <w:t xml:space="preserve">تتبع قرار O-18 (erd_open_items)</w:t>
+                <w:rFonts w:ascii="Segoe UI Emoji" w:cs="Segoe UI Emoji" w:eastAsia="Segoe UI Emoji" w:hAnsi="Segoe UI Emoji"/>
+                <w:sz w:val="18"/>
+                <w:szCs w:val="18"/>
+                <w:rtl/>
+              </w:rPr>
+              <w:t xml:space="preserve">✅</w:t>
+            </w:r>
+            <w:r>
+              <w:rPr>
+                <w:rFonts w:ascii="Arial" w:cs="Arial" w:eastAsia="Arial" w:hAnsi="Arial"/>
+                <w:b w:val="false"/>
+                <w:bCs w:val="false"/>
+                <w:sz w:val="18"/>
+                <w:szCs w:val="18"/>
+                <w:rtl/>
+              </w:rPr>
+              <w:t xml:space="preserve"> معتمد من المالك (2026-10-12): تتبع قرار O-18 (erd_open_items)</w:t>
             </w:r>
           </w:p>
         </w:tc>
@@ -35534,14 +35732,23 @@
             </w:pPr>
             <w:r>
               <w:rPr>
-                <w:rFonts w:ascii="Arial" w:cs="Arial" w:eastAsia="Arial" w:hAnsi="Arial"/>
-                <w:b w:val="false"/>
-                <w:bCs w:val="false"/>
-                <w:sz w:val="18"/>
-                <w:szCs w:val="18"/>
-                <w:rtl/>
-              </w:rPr>
-              <w:t xml:space="preserve">بلا فجوات للطلبات والبروفورما كما في Q-PLT-08، وإلا يُعدَّل AC-PLT-3</w:t>
+                <w:rFonts w:ascii="Segoe UI Emoji" w:cs="Segoe UI Emoji" w:eastAsia="Segoe UI Emoji" w:hAnsi="Segoe UI Emoji"/>
+                <w:sz w:val="18"/>
+                <w:szCs w:val="18"/>
+                <w:rtl/>
+              </w:rPr>
+              <w:t xml:space="preserve">✅</w:t>
+            </w:r>
+            <w:r>
+              <w:rPr>
+                <w:rFonts w:ascii="Arial" w:cs="Arial" w:eastAsia="Arial" w:hAnsi="Arial"/>
+                <w:b w:val="false"/>
+                <w:bCs w:val="false"/>
+                <w:sz w:val="18"/>
+                <w:szCs w:val="18"/>
+                <w:rtl/>
+              </w:rPr>
+              <w:t xml:space="preserve"> معتمد من المالك (2026-10-12): بلا فجوات للطلبات والبروفورما كما في Q-PLT-08، وإلا يُعدَّل AC-PLT-3</w:t>
             </w:r>
           </w:p>
         </w:tc>
@@ -35721,14 +35928,23 @@
             </w:pPr>
             <w:r>
               <w:rPr>
-                <w:rFonts w:ascii="Arial" w:cs="Arial" w:eastAsia="Arial" w:hAnsi="Arial"/>
-                <w:b w:val="false"/>
-                <w:bCs w:val="false"/>
-                <w:sz w:val="18"/>
-                <w:szCs w:val="18"/>
-                <w:rtl/>
-              </w:rPr>
-              <w:t xml:space="preserve">Must يوقف الخروج، وShould يوقفه إلا بتأجيل مكتوب، وCould لا يوقفه</w:t>
+                <w:rFonts w:ascii="Segoe UI Emoji" w:cs="Segoe UI Emoji" w:eastAsia="Segoe UI Emoji" w:hAnsi="Segoe UI Emoji"/>
+                <w:sz w:val="18"/>
+                <w:szCs w:val="18"/>
+                <w:rtl/>
+              </w:rPr>
+              <w:t xml:space="preserve">✅</w:t>
+            </w:r>
+            <w:r>
+              <w:rPr>
+                <w:rFonts w:ascii="Arial" w:cs="Arial" w:eastAsia="Arial" w:hAnsi="Arial"/>
+                <w:b w:val="false"/>
+                <w:bCs w:val="false"/>
+                <w:sz w:val="18"/>
+                <w:szCs w:val="18"/>
+                <w:rtl/>
+              </w:rPr>
+              <w:t xml:space="preserve"> معتمد من المالك (2026-10-12): Must يوقف الخروج، وShould يوقفه إلا بتأجيل مكتوب، وCould لا يوقفه</w:t>
             </w:r>
           </w:p>
         </w:tc>

--- a/treasury-platform/docs/30-readiness/word/DOC-B02-acceptance-criteria-register-s0-s1.docx
+++ b/treasury-platform/docs/30-readiness/word/DOC-B02-acceptance-criteria-register-s0-s1.docx
@@ -865,6 +865,27 @@
       </w:hyperlink>
     </w:p>
     <w:p>
+      <w:pPr>
+        <w:bidi/>
+        <w:spacing w:after="50" w:before="0"/>
+        <w:ind w:left="0"/>
+      </w:pPr>
+      <w:hyperlink w:history="1" w:anchor="_sec25">
+        <w:r>
+          <w:rPr>
+            <w:rFonts w:ascii="Arial" w:cs="Arial" w:eastAsia="Arial" w:hAnsi="Arial"/>
+            <w:b/>
+            <w:bCs/>
+            <w:color w:val="1F3A5F"/>
+            <w:sz w:val="20"/>
+            <w:szCs w:val="20"/>
+            <w:rtl/>
+          </w:rPr>
+          <w:t xml:space="preserve">9. ملحق S1-ب (2026-10-22)</w:t>
+        </w:r>
+      </w:hyperlink>
+    </w:p>
+    <w:p>
       <w:r>
         <w:br w:type="page"/>
       </w:r>
@@ -37891,6 +37912,1409 @@
       <w:pPr>
         <w:bidi/>
         <w:spacing w:after="120" w:before="0"/>
+      </w:pPr>
+    </w:p>
+    <w:p>
+      <w:pPr>
+        <w:pStyle w:val="Heading1"/>
+        <w:bidi/>
+      </w:pPr>
+      <w:bookmarkStart w:name="_sec25" w:id="25"/>
+      <w:r>
+        <w:rPr>
+          <w:rFonts w:ascii="Arial" w:cs="Arial" w:eastAsia="Arial" w:hAnsi="Arial"/>
+          <w:b/>
+          <w:bCs/>
+          <w:color w:val="1F3A5F"/>
+          <w:sz w:val="32"/>
+          <w:szCs w:val="32"/>
+          <w:rtl/>
+        </w:rPr>
+        <w:t xml:space="preserve">9. ملحق S1-ب (2026-10-22)</w:t>
+      </w:r>
+      <w:bookmarkEnd w:id="25"/>
+    </w:p>
+    <w:p>
+      <w:pPr>
+        <w:bidi/>
+        <w:spacing w:after="110" w:before="0" w:line="312"/>
+      </w:pPr>
+      <w:r>
+        <w:rPr>
+          <w:rFonts w:ascii="Arial" w:cs="Arial" w:eastAsia="Arial" w:hAnsi="Arial"/>
+          <w:b w:val="false"/>
+          <w:bCs w:val="false"/>
+          <w:sz w:val="21"/>
+          <w:szCs w:val="21"/>
+          <w:rtl/>
+        </w:rPr>
+        <w:t xml:space="preserve">كتبه وكيل ذكاء اصطناعي مع بناء S1-ب (</w:t>
+      </w:r>
+      <w:r>
+        <w:rPr>
+          <w:rFonts w:ascii="Courier New" w:cs="Courier New" w:eastAsia="Courier New" w:hAnsi="Courier New"/>
+          <w:b w:val="false"/>
+          <w:bCs w:val="false"/>
+          <w:color w:val="1F2937"/>
+          <w:sz w:val="18"/>
+          <w:szCs w:val="18"/>
+          <w:shd w:fill="F1F3F5" w:color="auto" w:val="clear"/>
+          <w:rtl/>
+        </w:rPr>
+        <w:t xml:space="preserve">‎docs/44‎</w:t>
+      </w:r>
+      <w:r>
+        <w:rPr>
+          <w:rFonts w:ascii="Arial" w:cs="Arial" w:eastAsia="Arial" w:hAnsi="Arial"/>
+          <w:b w:val="false"/>
+          <w:bCs w:val="false"/>
+          <w:sz w:val="21"/>
+          <w:szCs w:val="21"/>
+          <w:rtl/>
+        </w:rPr>
+        <w:t xml:space="preserve">، ADR 0042). مسار الخروج بقرار OQ-12 هو AC-ACC-3 مع AC-ACC-7، ويُعامَل FR-ACC-018 كمتطلب إلزامي لهذا الخروج.</w:t>
+      </w:r>
+    </w:p>
+    <w:tbl>
+      <w:tblPr>
+        <w:bidiVisual/>
+        <w:tblW w:type="dxa" w:w="9864"/>
+        <w:tblBorders>
+          <w:top w:val="single" w:color="auto" w:sz="4"/>
+          <w:left w:val="single" w:color="auto" w:sz="4"/>
+          <w:bottom w:val="single" w:color="auto" w:sz="4"/>
+          <w:right w:val="single" w:color="auto" w:sz="4"/>
+          <w:insideH w:val="single" w:color="auto" w:sz="4"/>
+          <w:insideV w:val="single" w:color="auto" w:sz="4"/>
+        </w:tblBorders>
+      </w:tblPr>
+      <w:tblGrid>
+        <w:gridCol w:w="974"/>
+        <w:gridCol w:w="2600"/>
+        <w:gridCol w:w="5316"/>
+        <w:gridCol w:w="974"/>
+      </w:tblGrid>
+      <w:tr>
+        <w:trPr>
+          <w:cantSplit/>
+          <w:tblHeader/>
+        </w:trPr>
+        <w:tc>
+          <w:tcPr>
+            <w:tcW w:type="dxa" w:w="974"/>
+            <w:tcBorders>
+              <w:top w:val="single" w:color="BFC9D6" w:sz="4"/>
+              <w:left w:val="single" w:color="BFC9D6" w:sz="4"/>
+              <w:bottom w:val="single" w:color="BFC9D6" w:sz="4"/>
+              <w:right w:val="single" w:color="BFC9D6" w:sz="4"/>
+            </w:tcBorders>
+            <w:shd w:fill="1F3A5F" w:color="auto" w:val="clear"/>
+            <w:tcMar>
+              <w:top w:type="dxa" w:w="50"/>
+              <w:left w:type="dxa" w:w="90"/>
+              <w:bottom w:type="dxa" w:w="50"/>
+              <w:right w:type="dxa" w:w="90"/>
+            </w:tcMar>
+            <w:vAlign w:val="center"/>
+          </w:tcPr>
+          <w:p>
+            <w:pPr>
+              <w:keepNext w:val="false"/>
+              <w:bidi/>
+              <w:spacing w:after="30" w:before="30" w:line="264"/>
+            </w:pPr>
+            <w:r>
+              <w:rPr>
+                <w:rFonts w:ascii="Arial" w:cs="Arial" w:eastAsia="Arial" w:hAnsi="Arial"/>
+                <w:b/>
+                <w:bCs/>
+                <w:color w:val="FFFFFF"/>
+                <w:sz w:val="18"/>
+                <w:szCs w:val="18"/>
+                <w:rtl/>
+              </w:rPr>
+              <w:t xml:space="preserve">المعيار</w:t>
+            </w:r>
+          </w:p>
+        </w:tc>
+        <w:tc>
+          <w:tcPr>
+            <w:tcW w:type="dxa" w:w="2600"/>
+            <w:tcBorders>
+              <w:top w:val="single" w:color="BFC9D6" w:sz="4"/>
+              <w:left w:val="single" w:color="BFC9D6" w:sz="4"/>
+              <w:bottom w:val="single" w:color="BFC9D6" w:sz="4"/>
+              <w:right w:val="single" w:color="BFC9D6" w:sz="4"/>
+            </w:tcBorders>
+            <w:shd w:fill="1F3A5F" w:color="auto" w:val="clear"/>
+            <w:tcMar>
+              <w:top w:type="dxa" w:w="50"/>
+              <w:left w:type="dxa" w:w="90"/>
+              <w:bottom w:type="dxa" w:w="50"/>
+              <w:right w:type="dxa" w:w="90"/>
+            </w:tcMar>
+            <w:vAlign w:val="center"/>
+          </w:tcPr>
+          <w:p>
+            <w:pPr>
+              <w:keepNext w:val="false"/>
+              <w:bidi/>
+              <w:spacing w:after="30" w:before="30" w:line="264"/>
+            </w:pPr>
+            <w:r>
+              <w:rPr>
+                <w:rFonts w:ascii="Arial" w:cs="Arial" w:eastAsia="Arial" w:hAnsi="Arial"/>
+                <w:b/>
+                <w:bCs/>
+                <w:color w:val="FFFFFF"/>
+                <w:sz w:val="18"/>
+                <w:szCs w:val="18"/>
+                <w:rtl/>
+              </w:rPr>
+              <w:t xml:space="preserve">ما يثبته</w:t>
+            </w:r>
+          </w:p>
+        </w:tc>
+        <w:tc>
+          <w:tcPr>
+            <w:tcW w:type="dxa" w:w="5316"/>
+            <w:tcBorders>
+              <w:top w:val="single" w:color="BFC9D6" w:sz="4"/>
+              <w:left w:val="single" w:color="BFC9D6" w:sz="4"/>
+              <w:bottom w:val="single" w:color="BFC9D6" w:sz="4"/>
+              <w:right w:val="single" w:color="BFC9D6" w:sz="4"/>
+            </w:tcBorders>
+            <w:shd w:fill="1F3A5F" w:color="auto" w:val="clear"/>
+            <w:tcMar>
+              <w:top w:type="dxa" w:w="50"/>
+              <w:left w:type="dxa" w:w="90"/>
+              <w:bottom w:type="dxa" w:w="50"/>
+              <w:right w:type="dxa" w:w="90"/>
+            </w:tcMar>
+            <w:vAlign w:val="center"/>
+          </w:tcPr>
+          <w:p>
+            <w:pPr>
+              <w:keepNext w:val="false"/>
+              <w:bidi/>
+              <w:spacing w:after="30" w:before="30" w:line="264"/>
+            </w:pPr>
+            <w:r>
+              <w:rPr>
+                <w:rFonts w:ascii="Arial" w:cs="Arial" w:eastAsia="Arial" w:hAnsi="Arial"/>
+                <w:b/>
+                <w:bCs/>
+                <w:color w:val="FFFFFF"/>
+                <w:sz w:val="18"/>
+                <w:szCs w:val="18"/>
+                <w:rtl/>
+              </w:rPr>
+              <w:t xml:space="preserve">الاختبار</w:t>
+            </w:r>
+          </w:p>
+        </w:tc>
+        <w:tc>
+          <w:tcPr>
+            <w:tcW w:type="dxa" w:w="974"/>
+            <w:tcBorders>
+              <w:top w:val="single" w:color="BFC9D6" w:sz="4"/>
+              <w:left w:val="single" w:color="BFC9D6" w:sz="4"/>
+              <w:bottom w:val="single" w:color="BFC9D6" w:sz="4"/>
+              <w:right w:val="single" w:color="BFC9D6" w:sz="4"/>
+            </w:tcBorders>
+            <w:shd w:fill="1F3A5F" w:color="auto" w:val="clear"/>
+            <w:tcMar>
+              <w:top w:type="dxa" w:w="50"/>
+              <w:left w:type="dxa" w:w="90"/>
+              <w:bottom w:type="dxa" w:w="50"/>
+              <w:right w:type="dxa" w:w="90"/>
+            </w:tcMar>
+            <w:vAlign w:val="center"/>
+          </w:tcPr>
+          <w:p>
+            <w:pPr>
+              <w:keepNext w:val="false"/>
+              <w:bidi/>
+              <w:spacing w:after="30" w:before="30" w:line="264"/>
+            </w:pPr>
+            <w:r>
+              <w:rPr>
+                <w:rFonts w:ascii="Arial" w:cs="Arial" w:eastAsia="Arial" w:hAnsi="Arial"/>
+                <w:b/>
+                <w:bCs/>
+                <w:color w:val="FFFFFF"/>
+                <w:sz w:val="18"/>
+                <w:szCs w:val="18"/>
+                <w:rtl/>
+              </w:rPr>
+              <w:t xml:space="preserve">الحالة</w:t>
+            </w:r>
+          </w:p>
+        </w:tc>
+      </w:tr>
+      <w:tr>
+        <w:trPr>
+          <w:cantSplit/>
+        </w:trPr>
+        <w:tc>
+          <w:tcPr>
+            <w:tcW w:type="dxa" w:w="974"/>
+            <w:tcBorders>
+              <w:top w:val="single" w:color="BFC9D6" w:sz="4"/>
+              <w:left w:val="single" w:color="BFC9D6" w:sz="4"/>
+              <w:bottom w:val="single" w:color="BFC9D6" w:sz="4"/>
+              <w:right w:val="single" w:color="BFC9D6" w:sz="4"/>
+            </w:tcBorders>
+            <w:tcMar>
+              <w:top w:type="dxa" w:w="50"/>
+              <w:left w:type="dxa" w:w="90"/>
+              <w:bottom w:type="dxa" w:w="50"/>
+              <w:right w:type="dxa" w:w="90"/>
+            </w:tcMar>
+            <w:vAlign w:val="top"/>
+          </w:tcPr>
+          <w:p>
+            <w:pPr>
+              <w:keepNext w:val="false"/>
+              <w:bidi/>
+              <w:spacing w:after="30" w:before="30" w:line="264"/>
+            </w:pPr>
+            <w:r>
+              <w:rPr>
+                <w:rFonts w:ascii="Arial" w:cs="Arial" w:eastAsia="Arial" w:hAnsi="Arial"/>
+                <w:b w:val="false"/>
+                <w:bCs w:val="false"/>
+                <w:sz w:val="18"/>
+                <w:szCs w:val="18"/>
+                <w:rtl/>
+              </w:rPr>
+              <w:t xml:space="preserve">AC-ORG-1</w:t>
+            </w:r>
+          </w:p>
+        </w:tc>
+        <w:tc>
+          <w:tcPr>
+            <w:tcW w:type="dxa" w:w="2600"/>
+            <w:tcBorders>
+              <w:top w:val="single" w:color="BFC9D6" w:sz="4"/>
+              <w:left w:val="single" w:color="BFC9D6" w:sz="4"/>
+              <w:bottom w:val="single" w:color="BFC9D6" w:sz="4"/>
+              <w:right w:val="single" w:color="BFC9D6" w:sz="4"/>
+            </w:tcBorders>
+            <w:tcMar>
+              <w:top w:type="dxa" w:w="50"/>
+              <w:left w:type="dxa" w:w="90"/>
+              <w:bottom w:type="dxa" w:w="50"/>
+              <w:right w:type="dxa" w:w="90"/>
+            </w:tcMar>
+            <w:vAlign w:val="top"/>
+          </w:tcPr>
+          <w:p>
+            <w:pPr>
+              <w:keepNext w:val="false"/>
+              <w:bidi/>
+              <w:spacing w:after="30" w:before="30" w:line="264"/>
+            </w:pPr>
+            <w:r>
+              <w:rPr>
+                <w:rFonts w:ascii="Arial" w:cs="Arial" w:eastAsia="Arial" w:hAnsi="Arial"/>
+                <w:b w:val="false"/>
+                <w:bCs w:val="false"/>
+                <w:sz w:val="18"/>
+                <w:szCs w:val="18"/>
+                <w:rtl/>
+              </w:rPr>
+              <w:t xml:space="preserve">مجموع الملكية 100% والفرق في الرسالة، وإغلاق الصفوف في اليوم السابق، وحدث تدقيق واحد</w:t>
+            </w:r>
+          </w:p>
+        </w:tc>
+        <w:tc>
+          <w:tcPr>
+            <w:tcW w:type="dxa" w:w="5316"/>
+            <w:tcBorders>
+              <w:top w:val="single" w:color="BFC9D6" w:sz="4"/>
+              <w:left w:val="single" w:color="BFC9D6" w:sz="4"/>
+              <w:bottom w:val="single" w:color="BFC9D6" w:sz="4"/>
+              <w:right w:val="single" w:color="BFC9D6" w:sz="4"/>
+            </w:tcBorders>
+            <w:tcMar>
+              <w:top w:type="dxa" w:w="50"/>
+              <w:left w:type="dxa" w:w="90"/>
+              <w:bottom w:type="dxa" w:w="50"/>
+              <w:right w:type="dxa" w:w="90"/>
+            </w:tcMar>
+            <w:vAlign w:val="top"/>
+          </w:tcPr>
+          <w:p>
+            <w:pPr>
+              <w:keepNext w:val="false"/>
+              <w:bidi/>
+              <w:spacing w:after="30" w:before="30" w:line="264"/>
+            </w:pPr>
+            <w:r>
+              <w:rPr>
+                <w:rFonts w:ascii="Courier New" w:cs="Courier New" w:eastAsia="Courier New" w:hAnsi="Courier New"/>
+                <w:b w:val="false"/>
+                <w:bCs w:val="false"/>
+                <w:color w:val="1F2937"/>
+                <w:sz w:val="16"/>
+                <w:szCs w:val="16"/>
+                <w:shd w:fill="F1F3F5" w:color="auto" w:val="clear"/>
+                <w:rtl/>
+              </w:rPr>
+              <w:t xml:space="preserve">‎OwnershipTests.AC_ORG_1_*‎</w:t>
+            </w:r>
+          </w:p>
+        </w:tc>
+        <w:tc>
+          <w:tcPr>
+            <w:tcW w:type="dxa" w:w="974"/>
+            <w:tcBorders>
+              <w:top w:val="single" w:color="BFC9D6" w:sz="4"/>
+              <w:left w:val="single" w:color="BFC9D6" w:sz="4"/>
+              <w:bottom w:val="single" w:color="BFC9D6" w:sz="4"/>
+              <w:right w:val="single" w:color="BFC9D6" w:sz="4"/>
+            </w:tcBorders>
+            <w:tcMar>
+              <w:top w:type="dxa" w:w="50"/>
+              <w:left w:type="dxa" w:w="90"/>
+              <w:bottom w:type="dxa" w:w="50"/>
+              <w:right w:type="dxa" w:w="90"/>
+            </w:tcMar>
+            <w:vAlign w:val="top"/>
+          </w:tcPr>
+          <w:p>
+            <w:pPr>
+              <w:keepNext w:val="false"/>
+              <w:bidi/>
+              <w:spacing w:after="30" w:before="30" w:line="264"/>
+            </w:pPr>
+            <w:r>
+              <w:rPr>
+                <w:rFonts w:ascii="Arial" w:cs="Arial" w:eastAsia="Arial" w:hAnsi="Arial"/>
+                <w:b w:val="false"/>
+                <w:bCs w:val="false"/>
+                <w:sz w:val="18"/>
+                <w:szCs w:val="18"/>
+                <w:rtl/>
+              </w:rPr>
+              <w:t xml:space="preserve">ناجح</w:t>
+            </w:r>
+          </w:p>
+        </w:tc>
+      </w:tr>
+      <w:tr>
+        <w:trPr>
+          <w:cantSplit/>
+        </w:trPr>
+        <w:tc>
+          <w:tcPr>
+            <w:tcW w:type="dxa" w:w="974"/>
+            <w:tcBorders>
+              <w:top w:val="single" w:color="BFC9D6" w:sz="4"/>
+              <w:left w:val="single" w:color="BFC9D6" w:sz="4"/>
+              <w:bottom w:val="single" w:color="BFC9D6" w:sz="4"/>
+              <w:right w:val="single" w:color="BFC9D6" w:sz="4"/>
+            </w:tcBorders>
+            <w:shd w:fill="F5F8FC" w:color="auto" w:val="clear"/>
+            <w:tcMar>
+              <w:top w:type="dxa" w:w="50"/>
+              <w:left w:type="dxa" w:w="90"/>
+              <w:bottom w:type="dxa" w:w="50"/>
+              <w:right w:type="dxa" w:w="90"/>
+            </w:tcMar>
+            <w:vAlign w:val="top"/>
+          </w:tcPr>
+          <w:p>
+            <w:pPr>
+              <w:keepNext w:val="false"/>
+              <w:bidi/>
+              <w:spacing w:after="30" w:before="30" w:line="264"/>
+            </w:pPr>
+            <w:r>
+              <w:rPr>
+                <w:rFonts w:ascii="Arial" w:cs="Arial" w:eastAsia="Arial" w:hAnsi="Arial"/>
+                <w:b w:val="false"/>
+                <w:bCs w:val="false"/>
+                <w:sz w:val="18"/>
+                <w:szCs w:val="18"/>
+                <w:rtl/>
+              </w:rPr>
+              <w:t xml:space="preserve">AC-ORG-2</w:t>
+            </w:r>
+          </w:p>
+        </w:tc>
+        <w:tc>
+          <w:tcPr>
+            <w:tcW w:type="dxa" w:w="2600"/>
+            <w:tcBorders>
+              <w:top w:val="single" w:color="BFC9D6" w:sz="4"/>
+              <w:left w:val="single" w:color="BFC9D6" w:sz="4"/>
+              <w:bottom w:val="single" w:color="BFC9D6" w:sz="4"/>
+              <w:right w:val="single" w:color="BFC9D6" w:sz="4"/>
+            </w:tcBorders>
+            <w:shd w:fill="F5F8FC" w:color="auto" w:val="clear"/>
+            <w:tcMar>
+              <w:top w:type="dxa" w:w="50"/>
+              <w:left w:type="dxa" w:w="90"/>
+              <w:bottom w:type="dxa" w:w="50"/>
+              <w:right w:type="dxa" w:w="90"/>
+            </w:tcMar>
+            <w:vAlign w:val="top"/>
+          </w:tcPr>
+          <w:p>
+            <w:pPr>
+              <w:keepNext w:val="false"/>
+              <w:bidi/>
+              <w:spacing w:after="30" w:before="30" w:line="264"/>
+            </w:pPr>
+            <w:r>
+              <w:rPr>
+                <w:rFonts w:ascii="Arial" w:cs="Arial" w:eastAsia="Arial" w:hAnsi="Arial"/>
+                <w:b w:val="false"/>
+                <w:bCs w:val="false"/>
+                <w:sz w:val="18"/>
+                <w:szCs w:val="18"/>
+                <w:rtl/>
+              </w:rPr>
+              <w:t xml:space="preserve">استعلام الصلاحية: المنفردة ثم المشتركة، و«مراجعة يدوية للعملة»، وعدم جمع السقوف المشتركة</w:t>
+            </w:r>
+          </w:p>
+        </w:tc>
+        <w:tc>
+          <w:tcPr>
+            <w:tcW w:type="dxa" w:w="5316"/>
+            <w:tcBorders>
+              <w:top w:val="single" w:color="BFC9D6" w:sz="4"/>
+              <w:left w:val="single" w:color="BFC9D6" w:sz="4"/>
+              <w:bottom w:val="single" w:color="BFC9D6" w:sz="4"/>
+              <w:right w:val="single" w:color="BFC9D6" w:sz="4"/>
+            </w:tcBorders>
+            <w:shd w:fill="F5F8FC" w:color="auto" w:val="clear"/>
+            <w:tcMar>
+              <w:top w:type="dxa" w:w="50"/>
+              <w:left w:type="dxa" w:w="90"/>
+              <w:bottom w:type="dxa" w:w="50"/>
+              <w:right w:type="dxa" w:w="90"/>
+            </w:tcMar>
+            <w:vAlign w:val="top"/>
+          </w:tcPr>
+          <w:p>
+            <w:pPr>
+              <w:keepNext w:val="false"/>
+              <w:bidi/>
+              <w:spacing w:after="30" w:before="30" w:line="264"/>
+            </w:pPr>
+            <w:r>
+              <w:rPr>
+                <w:rFonts w:ascii="Courier New" w:cs="Courier New" w:eastAsia="Courier New" w:hAnsi="Courier New"/>
+                <w:b w:val="false"/>
+                <w:bCs w:val="false"/>
+                <w:color w:val="1F2937"/>
+                <w:sz w:val="16"/>
+                <w:szCs w:val="16"/>
+                <w:shd w:fill="F1F3F5" w:color="auto" w:val="clear"/>
+                <w:rtl/>
+              </w:rPr>
+              <w:t xml:space="preserve">‎GovernanceTests.AC_ORG_2_*‎</w:t>
+            </w:r>
+          </w:p>
+        </w:tc>
+        <w:tc>
+          <w:tcPr>
+            <w:tcW w:type="dxa" w:w="974"/>
+            <w:tcBorders>
+              <w:top w:val="single" w:color="BFC9D6" w:sz="4"/>
+              <w:left w:val="single" w:color="BFC9D6" w:sz="4"/>
+              <w:bottom w:val="single" w:color="BFC9D6" w:sz="4"/>
+              <w:right w:val="single" w:color="BFC9D6" w:sz="4"/>
+            </w:tcBorders>
+            <w:shd w:fill="F5F8FC" w:color="auto" w:val="clear"/>
+            <w:tcMar>
+              <w:top w:type="dxa" w:w="50"/>
+              <w:left w:type="dxa" w:w="90"/>
+              <w:bottom w:type="dxa" w:w="50"/>
+              <w:right w:type="dxa" w:w="90"/>
+            </w:tcMar>
+            <w:vAlign w:val="top"/>
+          </w:tcPr>
+          <w:p>
+            <w:pPr>
+              <w:keepNext w:val="false"/>
+              <w:bidi/>
+              <w:spacing w:after="30" w:before="30" w:line="264"/>
+            </w:pPr>
+            <w:r>
+              <w:rPr>
+                <w:rFonts w:ascii="Arial" w:cs="Arial" w:eastAsia="Arial" w:hAnsi="Arial"/>
+                <w:b w:val="false"/>
+                <w:bCs w:val="false"/>
+                <w:sz w:val="18"/>
+                <w:szCs w:val="18"/>
+                <w:rtl/>
+              </w:rPr>
+              <w:t xml:space="preserve">ناجح</w:t>
+            </w:r>
+          </w:p>
+        </w:tc>
+      </w:tr>
+      <w:tr>
+        <w:trPr>
+          <w:cantSplit/>
+        </w:trPr>
+        <w:tc>
+          <w:tcPr>
+            <w:tcW w:type="dxa" w:w="974"/>
+            <w:tcBorders>
+              <w:top w:val="single" w:color="BFC9D6" w:sz="4"/>
+              <w:left w:val="single" w:color="BFC9D6" w:sz="4"/>
+              <w:bottom w:val="single" w:color="BFC9D6" w:sz="4"/>
+              <w:right w:val="single" w:color="BFC9D6" w:sz="4"/>
+            </w:tcBorders>
+            <w:tcMar>
+              <w:top w:type="dxa" w:w="50"/>
+              <w:left w:type="dxa" w:w="90"/>
+              <w:bottom w:type="dxa" w:w="50"/>
+              <w:right w:type="dxa" w:w="90"/>
+            </w:tcMar>
+            <w:vAlign w:val="top"/>
+          </w:tcPr>
+          <w:p>
+            <w:pPr>
+              <w:keepNext w:val="false"/>
+              <w:bidi/>
+              <w:spacing w:after="30" w:before="30" w:line="264"/>
+            </w:pPr>
+            <w:r>
+              <w:rPr>
+                <w:rFonts w:ascii="Arial" w:cs="Arial" w:eastAsia="Arial" w:hAnsi="Arial"/>
+                <w:b w:val="false"/>
+                <w:bCs w:val="false"/>
+                <w:sz w:val="18"/>
+                <w:szCs w:val="18"/>
+                <w:rtl/>
+              </w:rPr>
+              <w:t xml:space="preserve">AC-ACC-2 (جزء SVC-03)</w:t>
+            </w:r>
+          </w:p>
+        </w:tc>
+        <w:tc>
+          <w:tcPr>
+            <w:tcW w:type="dxa" w:w="2600"/>
+            <w:tcBorders>
+              <w:top w:val="single" w:color="BFC9D6" w:sz="4"/>
+              <w:left w:val="single" w:color="BFC9D6" w:sz="4"/>
+              <w:bottom w:val="single" w:color="BFC9D6" w:sz="4"/>
+              <w:right w:val="single" w:color="BFC9D6" w:sz="4"/>
+            </w:tcBorders>
+            <w:tcMar>
+              <w:top w:type="dxa" w:w="50"/>
+              <w:left w:type="dxa" w:w="90"/>
+              <w:bottom w:type="dxa" w:w="50"/>
+              <w:right w:type="dxa" w:w="90"/>
+            </w:tcMar>
+            <w:vAlign w:val="top"/>
+          </w:tcPr>
+          <w:p>
+            <w:pPr>
+              <w:keepNext w:val="false"/>
+              <w:bidi/>
+              <w:spacing w:after="30" w:before="30" w:line="264"/>
+            </w:pPr>
+            <w:r>
+              <w:rPr>
+                <w:rFonts w:ascii="Arial" w:cs="Arial" w:eastAsia="Arial" w:hAnsi="Arial"/>
+                <w:b w:val="false"/>
+                <w:bCs w:val="false"/>
+                <w:sz w:val="18"/>
+                <w:szCs w:val="18"/>
+                <w:rtl/>
+              </w:rPr>
+              <w:t xml:space="preserve">250,000 على X، و1,000,000 على Y، و250,000 على V بالمستوى MASTER، وشارة المفوَّض بعدد علاقاته</w:t>
+            </w:r>
+          </w:p>
+        </w:tc>
+        <w:tc>
+          <w:tcPr>
+            <w:tcW w:type="dxa" w:w="5316"/>
+            <w:tcBorders>
+              <w:top w:val="single" w:color="BFC9D6" w:sz="4"/>
+              <w:left w:val="single" w:color="BFC9D6" w:sz="4"/>
+              <w:bottom w:val="single" w:color="BFC9D6" w:sz="4"/>
+              <w:right w:val="single" w:color="BFC9D6" w:sz="4"/>
+            </w:tcBorders>
+            <w:tcMar>
+              <w:top w:type="dxa" w:w="50"/>
+              <w:left w:type="dxa" w:w="90"/>
+              <w:bottom w:type="dxa" w:w="50"/>
+              <w:right w:type="dxa" w:w="90"/>
+            </w:tcMar>
+            <w:vAlign w:val="top"/>
+          </w:tcPr>
+          <w:p>
+            <w:pPr>
+              <w:keepNext w:val="false"/>
+              <w:bidi/>
+              <w:spacing w:after="30" w:before="30" w:line="264"/>
+            </w:pPr>
+            <w:r>
+              <w:rPr>
+                <w:rFonts w:ascii="Courier New" w:cs="Courier New" w:eastAsia="Courier New" w:hAnsi="Courier New"/>
+                <w:b w:val="false"/>
+                <w:bCs w:val="false"/>
+                <w:color w:val="1F2937"/>
+                <w:sz w:val="16"/>
+                <w:szCs w:val="16"/>
+                <w:shd w:fill="F1F3F5" w:color="auto" w:val="clear"/>
+                <w:rtl/>
+              </w:rPr>
+              <w:t xml:space="preserve">‎SignatoryTests.AC_ACC_2_*‎</w:t>
+            </w:r>
+          </w:p>
+        </w:tc>
+        <w:tc>
+          <w:tcPr>
+            <w:tcW w:type="dxa" w:w="974"/>
+            <w:tcBorders>
+              <w:top w:val="single" w:color="BFC9D6" w:sz="4"/>
+              <w:left w:val="single" w:color="BFC9D6" w:sz="4"/>
+              <w:bottom w:val="single" w:color="BFC9D6" w:sz="4"/>
+              <w:right w:val="single" w:color="BFC9D6" w:sz="4"/>
+            </w:tcBorders>
+            <w:tcMar>
+              <w:top w:type="dxa" w:w="50"/>
+              <w:left w:type="dxa" w:w="90"/>
+              <w:bottom w:type="dxa" w:w="50"/>
+              <w:right w:type="dxa" w:w="90"/>
+            </w:tcMar>
+            <w:vAlign w:val="top"/>
+          </w:tcPr>
+          <w:p>
+            <w:pPr>
+              <w:keepNext w:val="false"/>
+              <w:bidi/>
+              <w:spacing w:after="30" w:before="30" w:line="264"/>
+            </w:pPr>
+            <w:r>
+              <w:rPr>
+                <w:rFonts w:ascii="Arial" w:cs="Arial" w:eastAsia="Arial" w:hAnsi="Arial"/>
+                <w:b w:val="false"/>
+                <w:bCs w:val="false"/>
+                <w:sz w:val="18"/>
+                <w:szCs w:val="18"/>
+                <w:rtl/>
+              </w:rPr>
+              <w:t xml:space="preserve">ناجح؛ فحص الكفاية في S3</w:t>
+            </w:r>
+          </w:p>
+        </w:tc>
+      </w:tr>
+      <w:tr>
+        <w:trPr>
+          <w:cantSplit/>
+        </w:trPr>
+        <w:tc>
+          <w:tcPr>
+            <w:tcW w:type="dxa" w:w="974"/>
+            <w:tcBorders>
+              <w:top w:val="single" w:color="BFC9D6" w:sz="4"/>
+              <w:left w:val="single" w:color="BFC9D6" w:sz="4"/>
+              <w:bottom w:val="single" w:color="BFC9D6" w:sz="4"/>
+              <w:right w:val="single" w:color="BFC9D6" w:sz="4"/>
+            </w:tcBorders>
+            <w:shd w:fill="F5F8FC" w:color="auto" w:val="clear"/>
+            <w:tcMar>
+              <w:top w:type="dxa" w:w="50"/>
+              <w:left w:type="dxa" w:w="90"/>
+              <w:bottom w:type="dxa" w:w="50"/>
+              <w:right w:type="dxa" w:w="90"/>
+            </w:tcMar>
+            <w:vAlign w:val="top"/>
+          </w:tcPr>
+          <w:p>
+            <w:pPr>
+              <w:keepNext w:val="false"/>
+              <w:bidi/>
+              <w:spacing w:after="30" w:before="30" w:line="264"/>
+            </w:pPr>
+            <w:r>
+              <w:rPr>
+                <w:rFonts w:ascii="Arial" w:cs="Arial" w:eastAsia="Arial" w:hAnsi="Arial"/>
+                <w:b w:val="false"/>
+                <w:bCs w:val="false"/>
+                <w:sz w:val="18"/>
+                <w:szCs w:val="18"/>
+                <w:rtl/>
+              </w:rPr>
+              <w:t xml:space="preserve">AC-ACC-3</w:t>
+            </w:r>
+          </w:p>
+        </w:tc>
+        <w:tc>
+          <w:tcPr>
+            <w:tcW w:type="dxa" w:w="2600"/>
+            <w:tcBorders>
+              <w:top w:val="single" w:color="BFC9D6" w:sz="4"/>
+              <w:left w:val="single" w:color="BFC9D6" w:sz="4"/>
+              <w:bottom w:val="single" w:color="BFC9D6" w:sz="4"/>
+              <w:right w:val="single" w:color="BFC9D6" w:sz="4"/>
+            </w:tcBorders>
+            <w:shd w:fill="F5F8FC" w:color="auto" w:val="clear"/>
+            <w:tcMar>
+              <w:top w:type="dxa" w:w="50"/>
+              <w:left w:type="dxa" w:w="90"/>
+              <w:bottom w:type="dxa" w:w="50"/>
+              <w:right w:type="dxa" w:w="90"/>
+            </w:tcMar>
+            <w:vAlign w:val="top"/>
+          </w:tcPr>
+          <w:p>
+            <w:pPr>
+              <w:keepNext w:val="false"/>
+              <w:bidi/>
+              <w:spacing w:after="30" w:before="30" w:line="264"/>
+            </w:pPr>
+            <w:r>
+              <w:rPr>
+                <w:rFonts w:ascii="Arial" w:cs="Arial" w:eastAsia="Arial" w:hAnsi="Arial"/>
+                <w:b w:val="false"/>
+                <w:bCs w:val="false"/>
+                <w:sz w:val="18"/>
+                <w:szCs w:val="18"/>
+                <w:rtl/>
+              </w:rPr>
+              <w:t xml:space="preserve">تعارض CEILING_EXCEEDS يُفتح بتحذير وإشعار، ويُقرّ بسبب، ويُحلّ آليًا برفع المنحة؛ NOT_COMPARABLE_CURRENCY بالدولار؛ NO_GRANT ببصمة جديدة عند تقييد المنحة ببنك آخر</w:t>
+            </w:r>
+          </w:p>
+        </w:tc>
+        <w:tc>
+          <w:tcPr>
+            <w:tcW w:type="dxa" w:w="5316"/>
+            <w:tcBorders>
+              <w:top w:val="single" w:color="BFC9D6" w:sz="4"/>
+              <w:left w:val="single" w:color="BFC9D6" w:sz="4"/>
+              <w:bottom w:val="single" w:color="BFC9D6" w:sz="4"/>
+              <w:right w:val="single" w:color="BFC9D6" w:sz="4"/>
+            </w:tcBorders>
+            <w:shd w:fill="F5F8FC" w:color="auto" w:val="clear"/>
+            <w:tcMar>
+              <w:top w:type="dxa" w:w="50"/>
+              <w:left w:type="dxa" w:w="90"/>
+              <w:bottom w:type="dxa" w:w="50"/>
+              <w:right w:type="dxa" w:w="90"/>
+            </w:tcMar>
+            <w:vAlign w:val="top"/>
+          </w:tcPr>
+          <w:p>
+            <w:pPr>
+              <w:keepNext w:val="false"/>
+              <w:bidi/>
+              <w:spacing w:after="30" w:before="30" w:line="264"/>
+            </w:pPr>
+            <w:r>
+              <w:rPr>
+                <w:rFonts w:ascii="Courier New" w:cs="Courier New" w:eastAsia="Courier New" w:hAnsi="Courier New"/>
+                <w:b w:val="false"/>
+                <w:bCs w:val="false"/>
+                <w:color w:val="1F2937"/>
+                <w:sz w:val="16"/>
+                <w:szCs w:val="16"/>
+                <w:shd w:fill="F1F3F5" w:color="auto" w:val="clear"/>
+                <w:rtl/>
+              </w:rPr>
+              <w:t xml:space="preserve">‎GovernanceConflictTests.AC_ACC_3_and_AC_ACC_7_*‎</w:t>
+            </w:r>
+          </w:p>
+        </w:tc>
+        <w:tc>
+          <w:tcPr>
+            <w:tcW w:type="dxa" w:w="974"/>
+            <w:tcBorders>
+              <w:top w:val="single" w:color="BFC9D6" w:sz="4"/>
+              <w:left w:val="single" w:color="BFC9D6" w:sz="4"/>
+              <w:bottom w:val="single" w:color="BFC9D6" w:sz="4"/>
+              <w:right w:val="single" w:color="BFC9D6" w:sz="4"/>
+            </w:tcBorders>
+            <w:shd w:fill="F5F8FC" w:color="auto" w:val="clear"/>
+            <w:tcMar>
+              <w:top w:type="dxa" w:w="50"/>
+              <w:left w:type="dxa" w:w="90"/>
+              <w:bottom w:type="dxa" w:w="50"/>
+              <w:right w:type="dxa" w:w="90"/>
+            </w:tcMar>
+            <w:vAlign w:val="top"/>
+          </w:tcPr>
+          <w:p>
+            <w:pPr>
+              <w:keepNext w:val="false"/>
+              <w:bidi/>
+              <w:spacing w:after="30" w:before="30" w:line="264"/>
+            </w:pPr>
+            <w:r>
+              <w:rPr>
+                <w:rFonts w:ascii="Arial" w:cs="Arial" w:eastAsia="Arial" w:hAnsi="Arial"/>
+                <w:b w:val="false"/>
+                <w:bCs w:val="false"/>
+                <w:sz w:val="18"/>
+                <w:szCs w:val="18"/>
+                <w:rtl/>
+              </w:rPr>
+              <w:t xml:space="preserve">ناجح</w:t>
+            </w:r>
+          </w:p>
+        </w:tc>
+      </w:tr>
+      <w:tr>
+        <w:trPr>
+          <w:cantSplit/>
+        </w:trPr>
+        <w:tc>
+          <w:tcPr>
+            <w:tcW w:type="dxa" w:w="974"/>
+            <w:tcBorders>
+              <w:top w:val="single" w:color="BFC9D6" w:sz="4"/>
+              <w:left w:val="single" w:color="BFC9D6" w:sz="4"/>
+              <w:bottom w:val="single" w:color="BFC9D6" w:sz="4"/>
+              <w:right w:val="single" w:color="BFC9D6" w:sz="4"/>
+            </w:tcBorders>
+            <w:tcMar>
+              <w:top w:type="dxa" w:w="50"/>
+              <w:left w:type="dxa" w:w="90"/>
+              <w:bottom w:type="dxa" w:w="50"/>
+              <w:right w:type="dxa" w:w="90"/>
+            </w:tcMar>
+            <w:vAlign w:val="top"/>
+          </w:tcPr>
+          <w:p>
+            <w:pPr>
+              <w:keepNext w:val="false"/>
+              <w:bidi/>
+              <w:spacing w:after="30" w:before="30" w:line="264"/>
+            </w:pPr>
+            <w:r>
+              <w:rPr>
+                <w:rFonts w:ascii="Arial" w:cs="Arial" w:eastAsia="Arial" w:hAnsi="Arial"/>
+                <w:b w:val="false"/>
+                <w:bCs w:val="false"/>
+                <w:sz w:val="18"/>
+                <w:szCs w:val="18"/>
+                <w:rtl/>
+              </w:rPr>
+              <w:t xml:space="preserve">AC-ACC-4</w:t>
+            </w:r>
+          </w:p>
+        </w:tc>
+        <w:tc>
+          <w:tcPr>
+            <w:tcW w:type="dxa" w:w="2600"/>
+            <w:tcBorders>
+              <w:top w:val="single" w:color="BFC9D6" w:sz="4"/>
+              <w:left w:val="single" w:color="BFC9D6" w:sz="4"/>
+              <w:bottom w:val="single" w:color="BFC9D6" w:sz="4"/>
+              <w:right w:val="single" w:color="BFC9D6" w:sz="4"/>
+            </w:tcBorders>
+            <w:tcMar>
+              <w:top w:type="dxa" w:w="50"/>
+              <w:left w:type="dxa" w:w="90"/>
+              <w:bottom w:type="dxa" w:w="50"/>
+              <w:right w:type="dxa" w:w="90"/>
+            </w:tcMar>
+            <w:vAlign w:val="top"/>
+          </w:tcPr>
+          <w:p>
+            <w:pPr>
+              <w:keepNext w:val="false"/>
+              <w:bidi/>
+              <w:spacing w:after="30" w:before="30" w:line="264"/>
+            </w:pPr>
+            <w:r>
+              <w:rPr>
+                <w:rFonts w:ascii="Arial" w:cs="Arial" w:eastAsia="Arial" w:hAnsi="Arial"/>
+                <w:b w:val="false"/>
+                <w:bCs w:val="false"/>
+                <w:sz w:val="18"/>
+                <w:szCs w:val="18"/>
+                <w:rtl/>
+              </w:rPr>
+              <w:t xml:space="preserve">التنبيهات في 11-15 و11-30 و12-08 و12-15 بلا تكرار في اليوم، وEXPIRED في 12-16، والحساب في R-ACC-05</w:t>
+            </w:r>
+          </w:p>
+        </w:tc>
+        <w:tc>
+          <w:tcPr>
+            <w:tcW w:type="dxa" w:w="5316"/>
+            <w:tcBorders>
+              <w:top w:val="single" w:color="BFC9D6" w:sz="4"/>
+              <w:left w:val="single" w:color="BFC9D6" w:sz="4"/>
+              <w:bottom w:val="single" w:color="BFC9D6" w:sz="4"/>
+              <w:right w:val="single" w:color="BFC9D6" w:sz="4"/>
+            </w:tcBorders>
+            <w:tcMar>
+              <w:top w:type="dxa" w:w="50"/>
+              <w:left w:type="dxa" w:w="90"/>
+              <w:bottom w:type="dxa" w:w="50"/>
+              <w:right w:type="dxa" w:w="90"/>
+            </w:tcMar>
+            <w:vAlign w:val="top"/>
+          </w:tcPr>
+          <w:p>
+            <w:pPr>
+              <w:keepNext w:val="false"/>
+              <w:bidi/>
+              <w:spacing w:after="30" w:before="30" w:line="264"/>
+            </w:pPr>
+            <w:r>
+              <w:rPr>
+                <w:rFonts w:ascii="Courier New" w:cs="Courier New" w:eastAsia="Courier New" w:hAnsi="Courier New"/>
+                <w:b w:val="false"/>
+                <w:bCs w:val="false"/>
+                <w:color w:val="1F2937"/>
+                <w:sz w:val="16"/>
+                <w:szCs w:val="16"/>
+                <w:shd w:fill="F1F3F5" w:color="auto" w:val="clear"/>
+                <w:rtl/>
+              </w:rPr>
+              <w:t xml:space="preserve">‎SignatoryTests.AC_ACC_4_*‎</w:t>
+            </w:r>
+          </w:p>
+        </w:tc>
+        <w:tc>
+          <w:tcPr>
+            <w:tcW w:type="dxa" w:w="974"/>
+            <w:tcBorders>
+              <w:top w:val="single" w:color="BFC9D6" w:sz="4"/>
+              <w:left w:val="single" w:color="BFC9D6" w:sz="4"/>
+              <w:bottom w:val="single" w:color="BFC9D6" w:sz="4"/>
+              <w:right w:val="single" w:color="BFC9D6" w:sz="4"/>
+            </w:tcBorders>
+            <w:tcMar>
+              <w:top w:type="dxa" w:w="50"/>
+              <w:left w:type="dxa" w:w="90"/>
+              <w:bottom w:type="dxa" w:w="50"/>
+              <w:right w:type="dxa" w:w="90"/>
+            </w:tcMar>
+            <w:vAlign w:val="top"/>
+          </w:tcPr>
+          <w:p>
+            <w:pPr>
+              <w:keepNext w:val="false"/>
+              <w:bidi/>
+              <w:spacing w:after="30" w:before="30" w:line="264"/>
+            </w:pPr>
+            <w:r>
+              <w:rPr>
+                <w:rFonts w:ascii="Arial" w:cs="Arial" w:eastAsia="Arial" w:hAnsi="Arial"/>
+                <w:b w:val="false"/>
+                <w:bCs w:val="false"/>
+                <w:sz w:val="18"/>
+                <w:szCs w:val="18"/>
+                <w:rtl/>
+              </w:rPr>
+              <w:t xml:space="preserve">ناجح</w:t>
+            </w:r>
+          </w:p>
+        </w:tc>
+      </w:tr>
+      <w:tr>
+        <w:trPr>
+          <w:cantSplit/>
+        </w:trPr>
+        <w:tc>
+          <w:tcPr>
+            <w:tcW w:type="dxa" w:w="974"/>
+            <w:tcBorders>
+              <w:top w:val="single" w:color="BFC9D6" w:sz="4"/>
+              <w:left w:val="single" w:color="BFC9D6" w:sz="4"/>
+              <w:bottom w:val="single" w:color="BFC9D6" w:sz="4"/>
+              <w:right w:val="single" w:color="BFC9D6" w:sz="4"/>
+            </w:tcBorders>
+            <w:shd w:fill="F5F8FC" w:color="auto" w:val="clear"/>
+            <w:tcMar>
+              <w:top w:type="dxa" w:w="50"/>
+              <w:left w:type="dxa" w:w="90"/>
+              <w:bottom w:type="dxa" w:w="50"/>
+              <w:right w:type="dxa" w:w="90"/>
+            </w:tcMar>
+            <w:vAlign w:val="top"/>
+          </w:tcPr>
+          <w:p>
+            <w:pPr>
+              <w:keepNext w:val="false"/>
+              <w:bidi/>
+              <w:spacing w:after="30" w:before="30" w:line="264"/>
+            </w:pPr>
+            <w:r>
+              <w:rPr>
+                <w:rFonts w:ascii="Arial" w:cs="Arial" w:eastAsia="Arial" w:hAnsi="Arial"/>
+                <w:b w:val="false"/>
+                <w:bCs w:val="false"/>
+                <w:sz w:val="18"/>
+                <w:szCs w:val="18"/>
+                <w:rtl/>
+              </w:rPr>
+              <w:t xml:space="preserve">AC-ACC-6</w:t>
+            </w:r>
+          </w:p>
+        </w:tc>
+        <w:tc>
+          <w:tcPr>
+            <w:tcW w:type="dxa" w:w="2600"/>
+            <w:tcBorders>
+              <w:top w:val="single" w:color="BFC9D6" w:sz="4"/>
+              <w:left w:val="single" w:color="BFC9D6" w:sz="4"/>
+              <w:bottom w:val="single" w:color="BFC9D6" w:sz="4"/>
+              <w:right w:val="single" w:color="BFC9D6" w:sz="4"/>
+            </w:tcBorders>
+            <w:shd w:fill="F5F8FC" w:color="auto" w:val="clear"/>
+            <w:tcMar>
+              <w:top w:type="dxa" w:w="50"/>
+              <w:left w:type="dxa" w:w="90"/>
+              <w:bottom w:type="dxa" w:w="50"/>
+              <w:right w:type="dxa" w:w="90"/>
+            </w:tcMar>
+            <w:vAlign w:val="top"/>
+          </w:tcPr>
+          <w:p>
+            <w:pPr>
+              <w:keepNext w:val="false"/>
+              <w:bidi/>
+              <w:spacing w:after="30" w:before="30" w:line="264"/>
+            </w:pPr>
+            <w:r>
+              <w:rPr>
+                <w:rFonts w:ascii="Arial" w:cs="Arial" w:eastAsia="Arial" w:hAnsi="Arial"/>
+                <w:b w:val="false"/>
+                <w:bCs w:val="false"/>
+                <w:sz w:val="18"/>
+                <w:szCs w:val="18"/>
+                <w:rtl/>
+              </w:rPr>
+              <w:t xml:space="preserve">نموذج التوقيع: رفض لموظف الخزينة مع سجل، وفتح للمسؤول المالي مع سجل</w:t>
+            </w:r>
+          </w:p>
+        </w:tc>
+        <w:tc>
+          <w:tcPr>
+            <w:tcW w:type="dxa" w:w="5316"/>
+            <w:tcBorders>
+              <w:top w:val="single" w:color="BFC9D6" w:sz="4"/>
+              <w:left w:val="single" w:color="BFC9D6" w:sz="4"/>
+              <w:bottom w:val="single" w:color="BFC9D6" w:sz="4"/>
+              <w:right w:val="single" w:color="BFC9D6" w:sz="4"/>
+            </w:tcBorders>
+            <w:shd w:fill="F5F8FC" w:color="auto" w:val="clear"/>
+            <w:tcMar>
+              <w:top w:type="dxa" w:w="50"/>
+              <w:left w:type="dxa" w:w="90"/>
+              <w:bottom w:type="dxa" w:w="50"/>
+              <w:right w:type="dxa" w:w="90"/>
+            </w:tcMar>
+            <w:vAlign w:val="top"/>
+          </w:tcPr>
+          <w:p>
+            <w:pPr>
+              <w:keepNext w:val="false"/>
+              <w:bidi/>
+              <w:spacing w:after="30" w:before="30" w:line="264"/>
+            </w:pPr>
+            <w:r>
+              <w:rPr>
+                <w:rFonts w:ascii="Courier New" w:cs="Courier New" w:eastAsia="Courier New" w:hAnsi="Courier New"/>
+                <w:b w:val="false"/>
+                <w:bCs w:val="false"/>
+                <w:color w:val="1F2937"/>
+                <w:sz w:val="16"/>
+                <w:szCs w:val="16"/>
+                <w:shd w:fill="F1F3F5" w:color="auto" w:val="clear"/>
+                <w:rtl/>
+              </w:rPr>
+              <w:t xml:space="preserve">‎SignatoryTests.AC_ACC_6_*‎</w:t>
+            </w:r>
+          </w:p>
+        </w:tc>
+        <w:tc>
+          <w:tcPr>
+            <w:tcW w:type="dxa" w:w="974"/>
+            <w:tcBorders>
+              <w:top w:val="single" w:color="BFC9D6" w:sz="4"/>
+              <w:left w:val="single" w:color="BFC9D6" w:sz="4"/>
+              <w:bottom w:val="single" w:color="BFC9D6" w:sz="4"/>
+              <w:right w:val="single" w:color="BFC9D6" w:sz="4"/>
+            </w:tcBorders>
+            <w:shd w:fill="F5F8FC" w:color="auto" w:val="clear"/>
+            <w:tcMar>
+              <w:top w:type="dxa" w:w="50"/>
+              <w:left w:type="dxa" w:w="90"/>
+              <w:bottom w:type="dxa" w:w="50"/>
+              <w:right w:type="dxa" w:w="90"/>
+            </w:tcMar>
+            <w:vAlign w:val="top"/>
+          </w:tcPr>
+          <w:p>
+            <w:pPr>
+              <w:keepNext w:val="false"/>
+              <w:bidi/>
+              <w:spacing w:after="30" w:before="30" w:line="264"/>
+            </w:pPr>
+            <w:r>
+              <w:rPr>
+                <w:rFonts w:ascii="Arial" w:cs="Arial" w:eastAsia="Arial" w:hAnsi="Arial"/>
+                <w:b w:val="false"/>
+                <w:bCs w:val="false"/>
+                <w:sz w:val="18"/>
+                <w:szCs w:val="18"/>
+                <w:rtl/>
+              </w:rPr>
+              <w:t xml:space="preserve">ناجح</w:t>
+            </w:r>
+          </w:p>
+        </w:tc>
+      </w:tr>
+      <w:tr>
+        <w:trPr>
+          <w:cantSplit/>
+        </w:trPr>
+        <w:tc>
+          <w:tcPr>
+            <w:tcW w:type="dxa" w:w="974"/>
+            <w:tcBorders>
+              <w:top w:val="single" w:color="BFC9D6" w:sz="4"/>
+              <w:left w:val="single" w:color="BFC9D6" w:sz="4"/>
+              <w:bottom w:val="single" w:color="BFC9D6" w:sz="4"/>
+              <w:right w:val="single" w:color="BFC9D6" w:sz="4"/>
+            </w:tcBorders>
+            <w:tcMar>
+              <w:top w:type="dxa" w:w="50"/>
+              <w:left w:type="dxa" w:w="90"/>
+              <w:bottom w:type="dxa" w:w="50"/>
+              <w:right w:type="dxa" w:w="90"/>
+            </w:tcMar>
+            <w:vAlign w:val="top"/>
+          </w:tcPr>
+          <w:p>
+            <w:pPr>
+              <w:keepNext w:val="false"/>
+              <w:bidi/>
+              <w:spacing w:after="30" w:before="30" w:line="264"/>
+            </w:pPr>
+            <w:r>
+              <w:rPr>
+                <w:rFonts w:ascii="Arial" w:cs="Arial" w:eastAsia="Arial" w:hAnsi="Arial"/>
+                <w:b/>
+                <w:bCs/>
+                <w:sz w:val="18"/>
+                <w:szCs w:val="18"/>
+                <w:rtl/>
+              </w:rPr>
+              <w:t xml:space="preserve">AC-ACC-7 (جديد)</w:t>
+            </w:r>
+          </w:p>
+        </w:tc>
+        <w:tc>
+          <w:tcPr>
+            <w:tcW w:type="dxa" w:w="2600"/>
+            <w:tcBorders>
+              <w:top w:val="single" w:color="BFC9D6" w:sz="4"/>
+              <w:left w:val="single" w:color="BFC9D6" w:sz="4"/>
+              <w:bottom w:val="single" w:color="BFC9D6" w:sz="4"/>
+              <w:right w:val="single" w:color="BFC9D6" w:sz="4"/>
+            </w:tcBorders>
+            <w:tcMar>
+              <w:top w:type="dxa" w:w="50"/>
+              <w:left w:type="dxa" w:w="90"/>
+              <w:bottom w:type="dxa" w:w="50"/>
+              <w:right w:type="dxa" w:w="90"/>
+            </w:tcMar>
+            <w:vAlign w:val="top"/>
+          </w:tcPr>
+          <w:p>
+            <w:pPr>
+              <w:keepNext w:val="false"/>
+              <w:bidi/>
+              <w:spacing w:after="30" w:before="30" w:line="264"/>
+            </w:pPr>
+            <w:r>
+              <w:rPr>
+                <w:rFonts w:ascii="Arial" w:cs="Arial" w:eastAsia="Arial" w:hAnsi="Arial"/>
+                <w:b w:val="false"/>
+                <w:bCs w:val="false"/>
+                <w:sz w:val="18"/>
+                <w:szCs w:val="18"/>
+                <w:rtl/>
+              </w:rPr>
+              <w:t xml:space="preserve">تقرير R-ACC-04 يسرد تعارضات السيناريو بالشركة والرمز؛ يقرؤه المدقق ولا يقرّ؛ الطباعة تُدقَّق؛ تشغيل المقارنة الليلية مرتين لا يضيف شيئًا</w:t>
+            </w:r>
+          </w:p>
+        </w:tc>
+        <w:tc>
+          <w:tcPr>
+            <w:tcW w:type="dxa" w:w="5316"/>
+            <w:tcBorders>
+              <w:top w:val="single" w:color="BFC9D6" w:sz="4"/>
+              <w:left w:val="single" w:color="BFC9D6" w:sz="4"/>
+              <w:bottom w:val="single" w:color="BFC9D6" w:sz="4"/>
+              <w:right w:val="single" w:color="BFC9D6" w:sz="4"/>
+            </w:tcBorders>
+            <w:tcMar>
+              <w:top w:type="dxa" w:w="50"/>
+              <w:left w:type="dxa" w:w="90"/>
+              <w:bottom w:type="dxa" w:w="50"/>
+              <w:right w:type="dxa" w:w="90"/>
+            </w:tcMar>
+            <w:vAlign w:val="top"/>
+          </w:tcPr>
+          <w:p>
+            <w:pPr>
+              <w:keepNext w:val="false"/>
+              <w:bidi/>
+              <w:spacing w:after="30" w:before="30" w:line="264"/>
+            </w:pPr>
+            <w:r>
+              <w:rPr>
+                <w:rFonts w:ascii="Courier New" w:cs="Courier New" w:eastAsia="Courier New" w:hAnsi="Courier New"/>
+                <w:b w:val="false"/>
+                <w:bCs w:val="false"/>
+                <w:color w:val="1F2937"/>
+                <w:sz w:val="16"/>
+                <w:szCs w:val="16"/>
+                <w:shd w:fill="F1F3F5" w:color="auto" w:val="clear"/>
+                <w:rtl/>
+              </w:rPr>
+              <w:t xml:space="preserve">‎GovernanceConflictTests.AC_ACC_3_and_AC_ACC_7_*‎</w:t>
+            </w:r>
+          </w:p>
+        </w:tc>
+        <w:tc>
+          <w:tcPr>
+            <w:tcW w:type="dxa" w:w="974"/>
+            <w:tcBorders>
+              <w:top w:val="single" w:color="BFC9D6" w:sz="4"/>
+              <w:left w:val="single" w:color="BFC9D6" w:sz="4"/>
+              <w:bottom w:val="single" w:color="BFC9D6" w:sz="4"/>
+              <w:right w:val="single" w:color="BFC9D6" w:sz="4"/>
+            </w:tcBorders>
+            <w:tcMar>
+              <w:top w:type="dxa" w:w="50"/>
+              <w:left w:type="dxa" w:w="90"/>
+              <w:bottom w:type="dxa" w:w="50"/>
+              <w:right w:type="dxa" w:w="90"/>
+            </w:tcMar>
+            <w:vAlign w:val="top"/>
+          </w:tcPr>
+          <w:p>
+            <w:pPr>
+              <w:keepNext w:val="false"/>
+              <w:bidi/>
+              <w:spacing w:after="30" w:before="30" w:line="264"/>
+            </w:pPr>
+            <w:r>
+              <w:rPr>
+                <w:rFonts w:ascii="Arial" w:cs="Arial" w:eastAsia="Arial" w:hAnsi="Arial"/>
+                <w:b w:val="false"/>
+                <w:bCs w:val="false"/>
+                <w:sz w:val="18"/>
+                <w:szCs w:val="18"/>
+                <w:rtl/>
+              </w:rPr>
+              <w:t xml:space="preserve">ناجح</w:t>
+            </w:r>
+          </w:p>
+        </w:tc>
+      </w:tr>
+    </w:tbl>
+    <w:p>
+      <w:pPr>
+        <w:bidi/>
+        <w:spacing w:after="120" w:before="0"/>
+      </w:pPr>
+    </w:p>
+    <w:p>
+      <w:pPr>
+        <w:bidi/>
+        <w:spacing w:after="110" w:before="0" w:line="312"/>
+      </w:pPr>
+      <w:r>
+        <w:rPr>
+          <w:rFonts w:ascii="Arial" w:cs="Arial" w:eastAsia="Arial" w:hAnsi="Arial"/>
+          <w:b w:val="false"/>
+          <w:bCs w:val="false"/>
+          <w:sz w:val="21"/>
+          <w:szCs w:val="21"/>
+          <w:rtl/>
+        </w:rPr>
+        <w:t xml:space="preserve">تصحيحان لنص المعايير بقرارات الموجز:</w:t>
+      </w:r>
+    </w:p>
+    <w:p>
+      <w:pPr>
+        <w:pStyle w:val="ListParagraph"/>
+        <w:numPr>
+          <w:ilvl w:val="0"/>
+          <w:numId w:val="2"/>
+        </w:numPr>
+        <w:bidi/>
+        <w:spacing w:after="70" w:before="0" w:line="300"/>
+      </w:pPr>
+      <w:r>
+        <w:rPr>
+          <w:rFonts w:ascii="Arial" w:cs="Arial" w:eastAsia="Arial" w:hAnsi="Arial"/>
+          <w:b/>
+          <w:bCs/>
+          <w:sz w:val="21"/>
+          <w:szCs w:val="21"/>
+          <w:rtl/>
+        </w:rPr>
+        <w:t xml:space="preserve">AC-ACC-4 (OQ-13):</w:t>
+      </w:r>
+      <w:r>
+        <w:rPr>
+          <w:rFonts w:ascii="Arial" w:cs="Arial" w:eastAsia="Arial" w:hAnsi="Arial"/>
+          <w:b w:val="false"/>
+          <w:bCs w:val="false"/>
+          <w:sz w:val="21"/>
+          <w:szCs w:val="21"/>
+          <w:rtl/>
+        </w:rPr>
+        <w:t xml:space="preserve"> «وثيقة تفويض بلا انتهاء» تُقرأ قرارَ مجلس الإدارة (BOARD_RESOLUTION)، لأن البذور تجعل للوكالة ولتفويض المفوَّضين تاريخ انتهاء إلزاميًا.</w:t>
+      </w:r>
+    </w:p>
+    <w:p>
+      <w:pPr>
+        <w:pStyle w:val="ListParagraph"/>
+        <w:numPr>
+          <w:ilvl w:val="0"/>
+          <w:numId w:val="2"/>
+        </w:numPr>
+        <w:bidi/>
+        <w:spacing w:after="70" w:before="0" w:line="300"/>
+      </w:pPr>
+      <w:r>
+        <w:rPr>
+          <w:rFonts w:ascii="Arial" w:cs="Arial" w:eastAsia="Arial" w:hAnsi="Arial"/>
+          <w:b/>
+          <w:bCs/>
+          <w:sz w:val="21"/>
+          <w:szCs w:val="21"/>
+          <w:rtl/>
+        </w:rPr>
+        <w:t xml:space="preserve">AC-ACC-3 (OQ-6):</w:t>
+      </w:r>
+      <w:r>
+        <w:rPr>
+          <w:rFonts w:ascii="Arial" w:cs="Arial" w:eastAsia="Arial" w:hAnsi="Arial"/>
+          <w:b w:val="false"/>
+          <w:bCs w:val="false"/>
+          <w:sz w:val="21"/>
+          <w:szCs w:val="21"/>
+          <w:rtl/>
+        </w:rPr>
+        <w:t xml:space="preserve"> رفع المنحة إلى 3,500,000 منحة جديدة يوافق عليها مستخدم آخر، ثم يُحلّ التعارض.</w:t>
+      </w:r>
+    </w:p>
+    <w:p>
+      <w:pPr>
+        <w:bidi/>
+        <w:spacing w:after="60" w:before="0"/>
       </w:pPr>
     </w:p>
     <w:sectPr>
@@ -38059,7 +39483,7 @@
         <w:szCs w:val="17"/>
         <w:rtl/>
       </w:rPr>
-      <w:t xml:space="preserve">DOC-B02 · BankFas · مستندات الجاهزية P0 · 0.1 مسودة</w:t>
+      <w:t xml:space="preserve">BankFas — DOC-B02</w:t>
     </w:r>
   </w:p>
 </w:hdr>

--- a/treasury-platform/docs/30-readiness/word/DOC-B02-acceptance-criteria-register-s0-s1.docx
+++ b/treasury-platform/docs/30-readiness/word/DOC-B02-acceptance-criteria-register-s0-s1.docx
@@ -886,6 +886,27 @@
       </w:hyperlink>
     </w:p>
     <w:p>
+      <w:pPr>
+        <w:bidi/>
+        <w:spacing w:after="50" w:before="0"/>
+        <w:ind w:left="0"/>
+      </w:pPr>
+      <w:hyperlink w:history="1" w:anchor="_sec26">
+        <w:r>
+          <w:rPr>
+            <w:rFonts w:ascii="Arial" w:cs="Arial" w:eastAsia="Arial" w:hAnsi="Arial"/>
+            <w:b/>
+            <w:bCs/>
+            <w:color w:val="1F3A5F"/>
+            <w:sz w:val="20"/>
+            <w:szCs w:val="20"/>
+            <w:rtl/>
+          </w:rPr>
+          <w:t xml:space="preserve">10. ملحق S2 (2026-10-22)</w:t>
+        </w:r>
+      </w:hyperlink>
+    </w:p>
+    <w:p>
       <w:r>
         <w:br w:type="page"/>
       </w:r>
@@ -39316,6 +39337,2156 @@
         <w:bidi/>
         <w:spacing w:after="60" w:before="0"/>
       </w:pPr>
+    </w:p>
+    <w:p>
+      <w:pPr>
+        <w:pStyle w:val="Heading1"/>
+        <w:bidi/>
+      </w:pPr>
+      <w:bookmarkStart w:name="_sec26" w:id="26"/>
+      <w:r>
+        <w:rPr>
+          <w:rFonts w:ascii="Arial" w:cs="Arial" w:eastAsia="Arial" w:hAnsi="Arial"/>
+          <w:b/>
+          <w:bCs/>
+          <w:color w:val="1F3A5F"/>
+          <w:sz w:val="32"/>
+          <w:szCs w:val="32"/>
+          <w:rtl/>
+        </w:rPr>
+        <w:t xml:space="preserve">10. ملحق S2 (2026-10-22)</w:t>
+      </w:r>
+      <w:bookmarkEnd w:id="26"/>
+    </w:p>
+    <w:p>
+      <w:pPr>
+        <w:bidi/>
+        <w:spacing w:after="110" w:before="0" w:line="312"/>
+      </w:pPr>
+      <w:r>
+        <w:rPr>
+          <w:rFonts w:ascii="Arial" w:cs="Arial" w:eastAsia="Arial" w:hAnsi="Arial"/>
+          <w:b w:val="false"/>
+          <w:bCs w:val="false"/>
+          <w:sz w:val="21"/>
+          <w:szCs w:val="21"/>
+          <w:rtl/>
+        </w:rPr>
+        <w:t xml:space="preserve">كتبه وكيل ذكاء اصطناعي مع بناء S2 (</w:t>
+      </w:r>
+      <w:r>
+        <w:rPr>
+          <w:rFonts w:ascii="Courier New" w:cs="Courier New" w:eastAsia="Courier New" w:hAnsi="Courier New"/>
+          <w:b w:val="false"/>
+          <w:bCs w:val="false"/>
+          <w:color w:val="1F2937"/>
+          <w:sz w:val="18"/>
+          <w:szCs w:val="18"/>
+          <w:shd w:fill="F1F3F5" w:color="auto" w:val="clear"/>
+          <w:rtl/>
+        </w:rPr>
+        <w:t xml:space="preserve">‎docs/45‎</w:t>
+      </w:r>
+      <w:r>
+        <w:rPr>
+          <w:rFonts w:ascii="Arial" w:cs="Arial" w:eastAsia="Arial" w:hAnsi="Arial"/>
+          <w:b w:val="false"/>
+          <w:bCs w:val="false"/>
+          <w:sz w:val="21"/>
+          <w:szCs w:val="21"/>
+          <w:rtl/>
+        </w:rPr>
+        <w:t xml:space="preserve">، ADR 0043). مسار الخروج بالافتراض OQ-17: AC-FAC-1 وAC-FAC-4 وAC-FAC-5 وAC-FAC-6 وAC-FAC-8 وAC-FAC-10، وجزء S2 من AC-FAC-2، والمعياران الجديدان AC-FAC-11 وAC-FAC-12، وNFR-PERF-01 على بطاقة تسهيل بمئة حد وخط. أما AC-FAC-3 وAC-FAC-9 فلـ S3، وAC-FAC-7 لـ S2-ب. ويُعامَل AC-FAC-11 وAC-FAC-12 معياري خروج إلزاميين حين يعتمد المالك OQ-1 وOQ-17.</w:t>
+      </w:r>
+    </w:p>
+    <w:tbl>
+      <w:tblPr>
+        <w:bidiVisual/>
+        <w:tblW w:type="dxa" w:w="9864"/>
+        <w:tblBorders>
+          <w:top w:val="single" w:color="auto" w:sz="4"/>
+          <w:left w:val="single" w:color="auto" w:sz="4"/>
+          <w:bottom w:val="single" w:color="auto" w:sz="4"/>
+          <w:right w:val="single" w:color="auto" w:sz="4"/>
+          <w:insideH w:val="single" w:color="auto" w:sz="4"/>
+          <w:insideV w:val="single" w:color="auto" w:sz="4"/>
+        </w:tblBorders>
+      </w:tblPr>
+      <w:tblGrid>
+        <w:gridCol w:w="1400"/>
+        <w:gridCol w:w="3034"/>
+        <w:gridCol w:w="4437"/>
+        <w:gridCol w:w="993"/>
+      </w:tblGrid>
+      <w:tr>
+        <w:trPr>
+          <w:cantSplit/>
+          <w:tblHeader/>
+        </w:trPr>
+        <w:tc>
+          <w:tcPr>
+            <w:tcW w:type="dxa" w:w="1400"/>
+            <w:tcBorders>
+              <w:top w:val="single" w:color="BFC9D6" w:sz="4"/>
+              <w:left w:val="single" w:color="BFC9D6" w:sz="4"/>
+              <w:bottom w:val="single" w:color="BFC9D6" w:sz="4"/>
+              <w:right w:val="single" w:color="BFC9D6" w:sz="4"/>
+            </w:tcBorders>
+            <w:shd w:fill="1F3A5F" w:color="auto" w:val="clear"/>
+            <w:tcMar>
+              <w:top w:type="dxa" w:w="50"/>
+              <w:left w:type="dxa" w:w="90"/>
+              <w:bottom w:type="dxa" w:w="50"/>
+              <w:right w:type="dxa" w:w="90"/>
+            </w:tcMar>
+            <w:vAlign w:val="center"/>
+          </w:tcPr>
+          <w:p>
+            <w:pPr>
+              <w:keepNext w:val="false"/>
+              <w:bidi/>
+              <w:spacing w:after="30" w:before="30" w:line="264"/>
+            </w:pPr>
+            <w:r>
+              <w:rPr>
+                <w:rFonts w:ascii="Arial" w:cs="Arial" w:eastAsia="Arial" w:hAnsi="Arial"/>
+                <w:b/>
+                <w:bCs/>
+                <w:color w:val="FFFFFF"/>
+                <w:sz w:val="18"/>
+                <w:szCs w:val="18"/>
+                <w:rtl/>
+              </w:rPr>
+              <w:t xml:space="preserve">المعيار</w:t>
+            </w:r>
+          </w:p>
+        </w:tc>
+        <w:tc>
+          <w:tcPr>
+            <w:tcW w:type="dxa" w:w="3034"/>
+            <w:tcBorders>
+              <w:top w:val="single" w:color="BFC9D6" w:sz="4"/>
+              <w:left w:val="single" w:color="BFC9D6" w:sz="4"/>
+              <w:bottom w:val="single" w:color="BFC9D6" w:sz="4"/>
+              <w:right w:val="single" w:color="BFC9D6" w:sz="4"/>
+            </w:tcBorders>
+            <w:shd w:fill="1F3A5F" w:color="auto" w:val="clear"/>
+            <w:tcMar>
+              <w:top w:type="dxa" w:w="50"/>
+              <w:left w:type="dxa" w:w="90"/>
+              <w:bottom w:type="dxa" w:w="50"/>
+              <w:right w:type="dxa" w:w="90"/>
+            </w:tcMar>
+            <w:vAlign w:val="center"/>
+          </w:tcPr>
+          <w:p>
+            <w:pPr>
+              <w:keepNext w:val="false"/>
+              <w:bidi/>
+              <w:spacing w:after="30" w:before="30" w:line="264"/>
+            </w:pPr>
+            <w:r>
+              <w:rPr>
+                <w:rFonts w:ascii="Arial" w:cs="Arial" w:eastAsia="Arial" w:hAnsi="Arial"/>
+                <w:b/>
+                <w:bCs/>
+                <w:color w:val="FFFFFF"/>
+                <w:sz w:val="18"/>
+                <w:szCs w:val="18"/>
+                <w:rtl/>
+              </w:rPr>
+              <w:t xml:space="preserve">ما يثبته</w:t>
+            </w:r>
+          </w:p>
+        </w:tc>
+        <w:tc>
+          <w:tcPr>
+            <w:tcW w:type="dxa" w:w="4437"/>
+            <w:tcBorders>
+              <w:top w:val="single" w:color="BFC9D6" w:sz="4"/>
+              <w:left w:val="single" w:color="BFC9D6" w:sz="4"/>
+              <w:bottom w:val="single" w:color="BFC9D6" w:sz="4"/>
+              <w:right w:val="single" w:color="BFC9D6" w:sz="4"/>
+            </w:tcBorders>
+            <w:shd w:fill="1F3A5F" w:color="auto" w:val="clear"/>
+            <w:tcMar>
+              <w:top w:type="dxa" w:w="50"/>
+              <w:left w:type="dxa" w:w="90"/>
+              <w:bottom w:type="dxa" w:w="50"/>
+              <w:right w:type="dxa" w:w="90"/>
+            </w:tcMar>
+            <w:vAlign w:val="center"/>
+          </w:tcPr>
+          <w:p>
+            <w:pPr>
+              <w:keepNext w:val="false"/>
+              <w:bidi/>
+              <w:spacing w:after="30" w:before="30" w:line="264"/>
+            </w:pPr>
+            <w:r>
+              <w:rPr>
+                <w:rFonts w:ascii="Arial" w:cs="Arial" w:eastAsia="Arial" w:hAnsi="Arial"/>
+                <w:b/>
+                <w:bCs/>
+                <w:color w:val="FFFFFF"/>
+                <w:sz w:val="18"/>
+                <w:szCs w:val="18"/>
+                <w:rtl/>
+              </w:rPr>
+              <w:t xml:space="preserve">الاختبار</w:t>
+            </w:r>
+          </w:p>
+        </w:tc>
+        <w:tc>
+          <w:tcPr>
+            <w:tcW w:type="dxa" w:w="993"/>
+            <w:tcBorders>
+              <w:top w:val="single" w:color="BFC9D6" w:sz="4"/>
+              <w:left w:val="single" w:color="BFC9D6" w:sz="4"/>
+              <w:bottom w:val="single" w:color="BFC9D6" w:sz="4"/>
+              <w:right w:val="single" w:color="BFC9D6" w:sz="4"/>
+            </w:tcBorders>
+            <w:shd w:fill="1F3A5F" w:color="auto" w:val="clear"/>
+            <w:tcMar>
+              <w:top w:type="dxa" w:w="50"/>
+              <w:left w:type="dxa" w:w="90"/>
+              <w:bottom w:type="dxa" w:w="50"/>
+              <w:right w:type="dxa" w:w="90"/>
+            </w:tcMar>
+            <w:vAlign w:val="center"/>
+          </w:tcPr>
+          <w:p>
+            <w:pPr>
+              <w:keepNext w:val="false"/>
+              <w:bidi/>
+              <w:spacing w:after="30" w:before="30" w:line="264"/>
+            </w:pPr>
+            <w:r>
+              <w:rPr>
+                <w:rFonts w:ascii="Arial" w:cs="Arial" w:eastAsia="Arial" w:hAnsi="Arial"/>
+                <w:b/>
+                <w:bCs/>
+                <w:color w:val="FFFFFF"/>
+                <w:sz w:val="18"/>
+                <w:szCs w:val="18"/>
+                <w:rtl/>
+              </w:rPr>
+              <w:t xml:space="preserve">الحالة</w:t>
+            </w:r>
+          </w:p>
+        </w:tc>
+      </w:tr>
+      <w:tr>
+        <w:trPr>
+          <w:cantSplit/>
+        </w:trPr>
+        <w:tc>
+          <w:tcPr>
+            <w:tcW w:type="dxa" w:w="1400"/>
+            <w:tcBorders>
+              <w:top w:val="single" w:color="BFC9D6" w:sz="4"/>
+              <w:left w:val="single" w:color="BFC9D6" w:sz="4"/>
+              <w:bottom w:val="single" w:color="BFC9D6" w:sz="4"/>
+              <w:right w:val="single" w:color="BFC9D6" w:sz="4"/>
+            </w:tcBorders>
+            <w:tcMar>
+              <w:top w:type="dxa" w:w="50"/>
+              <w:left w:type="dxa" w:w="90"/>
+              <w:bottom w:type="dxa" w:w="50"/>
+              <w:right w:type="dxa" w:w="90"/>
+            </w:tcMar>
+            <w:vAlign w:val="top"/>
+          </w:tcPr>
+          <w:p>
+            <w:pPr>
+              <w:keepNext w:val="false"/>
+              <w:bidi/>
+              <w:spacing w:after="30" w:before="30" w:line="264"/>
+            </w:pPr>
+            <w:r>
+              <w:rPr>
+                <w:rFonts w:ascii="Arial" w:cs="Arial" w:eastAsia="Arial" w:hAnsi="Arial"/>
+                <w:b w:val="false"/>
+                <w:bCs w:val="false"/>
+                <w:sz w:val="18"/>
+                <w:szCs w:val="18"/>
+                <w:rtl/>
+              </w:rPr>
+              <w:t xml:space="preserve">AC-FAC-1</w:t>
+            </w:r>
+          </w:p>
+        </w:tc>
+        <w:tc>
+          <w:tcPr>
+            <w:tcW w:type="dxa" w:w="3034"/>
+            <w:tcBorders>
+              <w:top w:val="single" w:color="BFC9D6" w:sz="4"/>
+              <w:left w:val="single" w:color="BFC9D6" w:sz="4"/>
+              <w:bottom w:val="single" w:color="BFC9D6" w:sz="4"/>
+              <w:right w:val="single" w:color="BFC9D6" w:sz="4"/>
+            </w:tcBorders>
+            <w:tcMar>
+              <w:top w:type="dxa" w:w="50"/>
+              <w:left w:type="dxa" w:w="90"/>
+              <w:bottom w:type="dxa" w:w="50"/>
+              <w:right w:type="dxa" w:w="90"/>
+            </w:tcMar>
+            <w:vAlign w:val="top"/>
+          </w:tcPr>
+          <w:p>
+            <w:pPr>
+              <w:keepNext w:val="false"/>
+              <w:bidi/>
+              <w:spacing w:after="30" w:before="30" w:line="264"/>
+            </w:pPr>
+            <w:r>
+              <w:rPr>
+                <w:rFonts w:ascii="Arial" w:cs="Arial" w:eastAsia="Arial" w:hAnsi="Arial"/>
+                <w:b w:val="false"/>
+                <w:bCs w:val="false"/>
+                <w:sz w:val="18"/>
+                <w:szCs w:val="18"/>
+                <w:rtl/>
+              </w:rPr>
+              <w:t xml:space="preserve">السقف المشترك 95% (42.75M)، وحد خارج المجموع، وخمسة عشر خطًا، ورفض 46M فوق الأب، والتجزئة 30/10 بتحذير و30/20 مرفوضة؛ واعتماد يغيّر الشجرة ينقل الاستخدام</w:t>
+            </w:r>
+          </w:p>
+        </w:tc>
+        <w:tc>
+          <w:tcPr>
+            <w:tcW w:type="dxa" w:w="4437"/>
+            <w:tcBorders>
+              <w:top w:val="single" w:color="BFC9D6" w:sz="4"/>
+              <w:left w:val="single" w:color="BFC9D6" w:sz="4"/>
+              <w:bottom w:val="single" w:color="BFC9D6" w:sz="4"/>
+              <w:right w:val="single" w:color="BFC9D6" w:sz="4"/>
+            </w:tcBorders>
+            <w:tcMar>
+              <w:top w:type="dxa" w:w="50"/>
+              <w:left w:type="dxa" w:w="90"/>
+              <w:bottom w:type="dxa" w:w="50"/>
+              <w:right w:type="dxa" w:w="90"/>
+            </w:tcMar>
+            <w:vAlign w:val="top"/>
+          </w:tcPr>
+          <w:p>
+            <w:pPr>
+              <w:keepNext w:val="false"/>
+              <w:bidi/>
+              <w:spacing w:after="30" w:before="30" w:line="264"/>
+            </w:pPr>
+            <w:r>
+              <w:rPr>
+                <w:rFonts w:ascii="Courier New" w:cs="Courier New" w:eastAsia="Courier New" w:hAnsi="Courier New"/>
+                <w:b w:val="false"/>
+                <w:bCs w:val="false"/>
+                <w:color w:val="1F2937"/>
+                <w:sz w:val="16"/>
+                <w:szCs w:val="16"/>
+                <w:shd w:fill="F1F3F5" w:color="auto" w:val="clear"/>
+                <w:rtl/>
+              </w:rPr>
+              <w:t xml:space="preserve">‎LimitTests.AC_FAC_1_*‎</w:t>
+            </w:r>
+          </w:p>
+        </w:tc>
+        <w:tc>
+          <w:tcPr>
+            <w:tcW w:type="dxa" w:w="993"/>
+            <w:tcBorders>
+              <w:top w:val="single" w:color="BFC9D6" w:sz="4"/>
+              <w:left w:val="single" w:color="BFC9D6" w:sz="4"/>
+              <w:bottom w:val="single" w:color="BFC9D6" w:sz="4"/>
+              <w:right w:val="single" w:color="BFC9D6" w:sz="4"/>
+            </w:tcBorders>
+            <w:tcMar>
+              <w:top w:type="dxa" w:w="50"/>
+              <w:left w:type="dxa" w:w="90"/>
+              <w:bottom w:type="dxa" w:w="50"/>
+              <w:right w:type="dxa" w:w="90"/>
+            </w:tcMar>
+            <w:vAlign w:val="top"/>
+          </w:tcPr>
+          <w:p>
+            <w:pPr>
+              <w:keepNext w:val="false"/>
+              <w:bidi/>
+              <w:spacing w:after="30" w:before="30" w:line="264"/>
+            </w:pPr>
+            <w:r>
+              <w:rPr>
+                <w:rFonts w:ascii="Arial" w:cs="Arial" w:eastAsia="Arial" w:hAnsi="Arial"/>
+                <w:b w:val="false"/>
+                <w:bCs w:val="false"/>
+                <w:sz w:val="18"/>
+                <w:szCs w:val="18"/>
+                <w:rtl/>
+              </w:rPr>
+              <w:t xml:space="preserve">ناجح</w:t>
+            </w:r>
+          </w:p>
+        </w:tc>
+      </w:tr>
+      <w:tr>
+        <w:trPr>
+          <w:cantSplit/>
+        </w:trPr>
+        <w:tc>
+          <w:tcPr>
+            <w:tcW w:type="dxa" w:w="1400"/>
+            <w:tcBorders>
+              <w:top w:val="single" w:color="BFC9D6" w:sz="4"/>
+              <w:left w:val="single" w:color="BFC9D6" w:sz="4"/>
+              <w:bottom w:val="single" w:color="BFC9D6" w:sz="4"/>
+              <w:right w:val="single" w:color="BFC9D6" w:sz="4"/>
+            </w:tcBorders>
+            <w:shd w:fill="F5F8FC" w:color="auto" w:val="clear"/>
+            <w:tcMar>
+              <w:top w:type="dxa" w:w="50"/>
+              <w:left w:type="dxa" w:w="90"/>
+              <w:bottom w:type="dxa" w:w="50"/>
+              <w:right w:type="dxa" w:w="90"/>
+            </w:tcMar>
+            <w:vAlign w:val="top"/>
+          </w:tcPr>
+          <w:p>
+            <w:pPr>
+              <w:keepNext w:val="false"/>
+              <w:bidi/>
+              <w:spacing w:after="30" w:before="30" w:line="264"/>
+            </w:pPr>
+            <w:r>
+              <w:rPr>
+                <w:rFonts w:ascii="Arial" w:cs="Arial" w:eastAsia="Arial" w:hAnsi="Arial"/>
+                <w:b w:val="false"/>
+                <w:bCs w:val="false"/>
+                <w:sz w:val="18"/>
+                <w:szCs w:val="18"/>
+                <w:rtl/>
+              </w:rPr>
+              <w:t xml:space="preserve">AC-FAC-2 (جزء S2)</w:t>
+            </w:r>
+          </w:p>
+        </w:tc>
+        <w:tc>
+          <w:tcPr>
+            <w:tcW w:type="dxa" w:w="3034"/>
+            <w:tcBorders>
+              <w:top w:val="single" w:color="BFC9D6" w:sz="4"/>
+              <w:left w:val="single" w:color="BFC9D6" w:sz="4"/>
+              <w:bottom w:val="single" w:color="BFC9D6" w:sz="4"/>
+              <w:right w:val="single" w:color="BFC9D6" w:sz="4"/>
+            </w:tcBorders>
+            <w:shd w:fill="F5F8FC" w:color="auto" w:val="clear"/>
+            <w:tcMar>
+              <w:top w:type="dxa" w:w="50"/>
+              <w:left w:type="dxa" w:w="90"/>
+              <w:bottom w:type="dxa" w:w="50"/>
+              <w:right w:type="dxa" w:w="90"/>
+            </w:tcMar>
+            <w:vAlign w:val="top"/>
+          </w:tcPr>
+          <w:p>
+            <w:pPr>
+              <w:keepNext w:val="false"/>
+              <w:bidi/>
+              <w:spacing w:after="30" w:before="30" w:line="264"/>
+            </w:pPr>
+            <w:r>
+              <w:rPr>
+                <w:rFonts w:ascii="Arial" w:cs="Arial" w:eastAsia="Arial" w:hAnsi="Arial"/>
+                <w:b w:val="false"/>
+                <w:bCs w:val="false"/>
+                <w:sz w:val="18"/>
+                <w:szCs w:val="18"/>
+                <w:rtl/>
+              </w:rPr>
+              <w:t xml:space="preserve">10M ناقص 6M يعطي 4M؛ حجز 3M يترك 1M؛ 2M ترفض؛ P/C1/C2 بالعقدة الحاكمة؛ طلبان متزامنان بـ 3M على 4M ينجح أحدهما؛ والطلب نفسه مرتين حجز واحد</w:t>
+            </w:r>
+          </w:p>
+        </w:tc>
+        <w:tc>
+          <w:tcPr>
+            <w:tcW w:type="dxa" w:w="4437"/>
+            <w:tcBorders>
+              <w:top w:val="single" w:color="BFC9D6" w:sz="4"/>
+              <w:left w:val="single" w:color="BFC9D6" w:sz="4"/>
+              <w:bottom w:val="single" w:color="BFC9D6" w:sz="4"/>
+              <w:right w:val="single" w:color="BFC9D6" w:sz="4"/>
+            </w:tcBorders>
+            <w:shd w:fill="F5F8FC" w:color="auto" w:val="clear"/>
+            <w:tcMar>
+              <w:top w:type="dxa" w:w="50"/>
+              <w:left w:type="dxa" w:w="90"/>
+              <w:bottom w:type="dxa" w:w="50"/>
+              <w:right w:type="dxa" w:w="90"/>
+            </w:tcMar>
+            <w:vAlign w:val="top"/>
+          </w:tcPr>
+          <w:p>
+            <w:pPr>
+              <w:keepNext w:val="false"/>
+              <w:bidi/>
+              <w:spacing w:after="30" w:before="30" w:line="264"/>
+            </w:pPr>
+            <w:r>
+              <w:rPr>
+                <w:rFonts w:ascii="Courier New" w:cs="Courier New" w:eastAsia="Courier New" w:hAnsi="Courier New"/>
+                <w:b w:val="false"/>
+                <w:bCs w:val="false"/>
+                <w:color w:val="1F2937"/>
+                <w:sz w:val="16"/>
+                <w:szCs w:val="16"/>
+                <w:shd w:fill="F1F3F5" w:color="auto" w:val="clear"/>
+                <w:rtl/>
+              </w:rPr>
+              <w:t xml:space="preserve">‎LimitTests.AC_FAC_2_*‎</w:t>
+            </w:r>
+            <w:r>
+              <w:rPr>
+                <w:rFonts w:ascii="Arial" w:cs="Arial" w:eastAsia="Arial" w:hAnsi="Arial"/>
+                <w:b w:val="false"/>
+                <w:bCs w:val="false"/>
+                <w:sz w:val="18"/>
+                <w:szCs w:val="18"/>
+                <w:rtl/>
+              </w:rPr>
+              <w:t xml:space="preserve"> (اثنان)</w:t>
+            </w:r>
+          </w:p>
+        </w:tc>
+        <w:tc>
+          <w:tcPr>
+            <w:tcW w:type="dxa" w:w="993"/>
+            <w:tcBorders>
+              <w:top w:val="single" w:color="BFC9D6" w:sz="4"/>
+              <w:left w:val="single" w:color="BFC9D6" w:sz="4"/>
+              <w:bottom w:val="single" w:color="BFC9D6" w:sz="4"/>
+              <w:right w:val="single" w:color="BFC9D6" w:sz="4"/>
+            </w:tcBorders>
+            <w:shd w:fill="F5F8FC" w:color="auto" w:val="clear"/>
+            <w:tcMar>
+              <w:top w:type="dxa" w:w="50"/>
+              <w:left w:type="dxa" w:w="90"/>
+              <w:bottom w:type="dxa" w:w="50"/>
+              <w:right w:type="dxa" w:w="90"/>
+            </w:tcMar>
+            <w:vAlign w:val="top"/>
+          </w:tcPr>
+          <w:p>
+            <w:pPr>
+              <w:keepNext w:val="false"/>
+              <w:bidi/>
+              <w:spacing w:after="30" w:before="30" w:line="264"/>
+            </w:pPr>
+            <w:r>
+              <w:rPr>
+                <w:rFonts w:ascii="Arial" w:cs="Arial" w:eastAsia="Arial" w:hAnsi="Arial"/>
+                <w:b w:val="false"/>
+                <w:bCs w:val="false"/>
+                <w:sz w:val="18"/>
+                <w:szCs w:val="18"/>
+                <w:rtl/>
+              </w:rPr>
+              <w:t xml:space="preserve">ناجح؛ الخطافات والتحويل في S3</w:t>
+            </w:r>
+          </w:p>
+        </w:tc>
+      </w:tr>
+      <w:tr>
+        <w:trPr>
+          <w:cantSplit/>
+        </w:trPr>
+        <w:tc>
+          <w:tcPr>
+            <w:tcW w:type="dxa" w:w="1400"/>
+            <w:tcBorders>
+              <w:top w:val="single" w:color="BFC9D6" w:sz="4"/>
+              <w:left w:val="single" w:color="BFC9D6" w:sz="4"/>
+              <w:bottom w:val="single" w:color="BFC9D6" w:sz="4"/>
+              <w:right w:val="single" w:color="BFC9D6" w:sz="4"/>
+            </w:tcBorders>
+            <w:tcMar>
+              <w:top w:type="dxa" w:w="50"/>
+              <w:left w:type="dxa" w:w="90"/>
+              <w:bottom w:type="dxa" w:w="50"/>
+              <w:right w:type="dxa" w:w="90"/>
+            </w:tcMar>
+            <w:vAlign w:val="top"/>
+          </w:tcPr>
+          <w:p>
+            <w:pPr>
+              <w:keepNext w:val="false"/>
+              <w:bidi/>
+              <w:spacing w:after="30" w:before="30" w:line="264"/>
+            </w:pPr>
+            <w:r>
+              <w:rPr>
+                <w:rFonts w:ascii="Arial" w:cs="Arial" w:eastAsia="Arial" w:hAnsi="Arial"/>
+                <w:b w:val="false"/>
+                <w:bCs w:val="false"/>
+                <w:sz w:val="18"/>
+                <w:szCs w:val="18"/>
+                <w:rtl/>
+              </w:rPr>
+              <w:t xml:space="preserve">AC-FAC-4</w:t>
+            </w:r>
+          </w:p>
+        </w:tc>
+        <w:tc>
+          <w:tcPr>
+            <w:tcW w:type="dxa" w:w="3034"/>
+            <w:tcBorders>
+              <w:top w:val="single" w:color="BFC9D6" w:sz="4"/>
+              <w:left w:val="single" w:color="BFC9D6" w:sz="4"/>
+              <w:bottom w:val="single" w:color="BFC9D6" w:sz="4"/>
+              <w:right w:val="single" w:color="BFC9D6" w:sz="4"/>
+            </w:tcBorders>
+            <w:tcMar>
+              <w:top w:type="dxa" w:w="50"/>
+              <w:left w:type="dxa" w:w="90"/>
+              <w:bottom w:type="dxa" w:w="50"/>
+              <w:right w:type="dxa" w:w="90"/>
+            </w:tcMar>
+            <w:vAlign w:val="top"/>
+          </w:tcPr>
+          <w:p>
+            <w:pPr>
+              <w:keepNext w:val="false"/>
+              <w:bidi/>
+              <w:spacing w:after="30" w:before="30" w:line="264"/>
+            </w:pPr>
+            <w:r>
+              <w:rPr>
+                <w:rFonts w:ascii="Arial" w:cs="Arial" w:eastAsia="Arial" w:hAnsi="Arial"/>
+                <w:b w:val="false"/>
+                <w:bCs w:val="false"/>
+                <w:sz w:val="18"/>
+                <w:szCs w:val="18"/>
+                <w:rtl/>
+              </w:rPr>
+              <w:t xml:space="preserve">الرسوم 20,000 و15,000 و25,000 و40,000 والحد الأدنى 500 وNO_RULE والضريبة 3,000؛ ثم 1.00% في 2026-06-30 و1.15% في 2026-07-01</w:t>
+            </w:r>
+          </w:p>
+        </w:tc>
+        <w:tc>
+          <w:tcPr>
+            <w:tcW w:type="dxa" w:w="4437"/>
+            <w:tcBorders>
+              <w:top w:val="single" w:color="BFC9D6" w:sz="4"/>
+              <w:left w:val="single" w:color="BFC9D6" w:sz="4"/>
+              <w:bottom w:val="single" w:color="BFC9D6" w:sz="4"/>
+              <w:right w:val="single" w:color="BFC9D6" w:sz="4"/>
+            </w:tcBorders>
+            <w:tcMar>
+              <w:top w:type="dxa" w:w="50"/>
+              <w:left w:type="dxa" w:w="90"/>
+              <w:bottom w:type="dxa" w:w="50"/>
+              <w:right w:type="dxa" w:w="90"/>
+            </w:tcMar>
+            <w:vAlign w:val="top"/>
+          </w:tcPr>
+          <w:p>
+            <w:pPr>
+              <w:keepNext w:val="false"/>
+              <w:bidi/>
+              <w:spacing w:after="30" w:before="30" w:line="264"/>
+            </w:pPr>
+            <w:r>
+              <w:rPr>
+                <w:rFonts w:ascii="Courier New" w:cs="Courier New" w:eastAsia="Courier New" w:hAnsi="Courier New"/>
+                <w:b w:val="false"/>
+                <w:bCs w:val="false"/>
+                <w:color w:val="1F2937"/>
+                <w:sz w:val="16"/>
+                <w:szCs w:val="16"/>
+                <w:shd w:fill="F1F3F5" w:color="auto" w:val="clear"/>
+                <w:rtl/>
+              </w:rPr>
+              <w:t xml:space="preserve">‎PricingTests.Tariff_*‎</w:t>
+            </w:r>
+          </w:p>
+        </w:tc>
+        <w:tc>
+          <w:tcPr>
+            <w:tcW w:type="dxa" w:w="993"/>
+            <w:tcBorders>
+              <w:top w:val="single" w:color="BFC9D6" w:sz="4"/>
+              <w:left w:val="single" w:color="BFC9D6" w:sz="4"/>
+              <w:bottom w:val="single" w:color="BFC9D6" w:sz="4"/>
+              <w:right w:val="single" w:color="BFC9D6" w:sz="4"/>
+            </w:tcBorders>
+            <w:tcMar>
+              <w:top w:type="dxa" w:w="50"/>
+              <w:left w:type="dxa" w:w="90"/>
+              <w:bottom w:type="dxa" w:w="50"/>
+              <w:right w:type="dxa" w:w="90"/>
+            </w:tcMar>
+            <w:vAlign w:val="top"/>
+          </w:tcPr>
+          <w:p>
+            <w:pPr>
+              <w:keepNext w:val="false"/>
+              <w:bidi/>
+              <w:spacing w:after="30" w:before="30" w:line="264"/>
+            </w:pPr>
+            <w:r>
+              <w:rPr>
+                <w:rFonts w:ascii="Arial" w:cs="Arial" w:eastAsia="Arial" w:hAnsi="Arial"/>
+                <w:b w:val="false"/>
+                <w:bCs w:val="false"/>
+                <w:sz w:val="18"/>
+                <w:szCs w:val="18"/>
+                <w:rtl/>
+              </w:rPr>
+              <w:t xml:space="preserve">ناجح</w:t>
+            </w:r>
+          </w:p>
+        </w:tc>
+      </w:tr>
+      <w:tr>
+        <w:trPr>
+          <w:cantSplit/>
+        </w:trPr>
+        <w:tc>
+          <w:tcPr>
+            <w:tcW w:type="dxa" w:w="1400"/>
+            <w:tcBorders>
+              <w:top w:val="single" w:color="BFC9D6" w:sz="4"/>
+              <w:left w:val="single" w:color="BFC9D6" w:sz="4"/>
+              <w:bottom w:val="single" w:color="BFC9D6" w:sz="4"/>
+              <w:right w:val="single" w:color="BFC9D6" w:sz="4"/>
+            </w:tcBorders>
+            <w:shd w:fill="F5F8FC" w:color="auto" w:val="clear"/>
+            <w:tcMar>
+              <w:top w:type="dxa" w:w="50"/>
+              <w:left w:type="dxa" w:w="90"/>
+              <w:bottom w:type="dxa" w:w="50"/>
+              <w:right w:type="dxa" w:w="90"/>
+            </w:tcMar>
+            <w:vAlign w:val="top"/>
+          </w:tcPr>
+          <w:p>
+            <w:pPr>
+              <w:keepNext w:val="false"/>
+              <w:bidi/>
+              <w:spacing w:after="30" w:before="30" w:line="264"/>
+            </w:pPr>
+            <w:r>
+              <w:rPr>
+                <w:rFonts w:ascii="Arial" w:cs="Arial" w:eastAsia="Arial" w:hAnsi="Arial"/>
+                <w:b w:val="false"/>
+                <w:bCs w:val="false"/>
+                <w:sz w:val="18"/>
+                <w:szCs w:val="18"/>
+                <w:rtl/>
+              </w:rPr>
+              <w:t xml:space="preserve">AC-FAC-5</w:t>
+            </w:r>
+          </w:p>
+        </w:tc>
+        <w:tc>
+          <w:tcPr>
+            <w:tcW w:type="dxa" w:w="3034"/>
+            <w:tcBorders>
+              <w:top w:val="single" w:color="BFC9D6" w:sz="4"/>
+              <w:left w:val="single" w:color="BFC9D6" w:sz="4"/>
+              <w:bottom w:val="single" w:color="BFC9D6" w:sz="4"/>
+              <w:right w:val="single" w:color="BFC9D6" w:sz="4"/>
+            </w:tcBorders>
+            <w:shd w:fill="F5F8FC" w:color="auto" w:val="clear"/>
+            <w:tcMar>
+              <w:top w:type="dxa" w:w="50"/>
+              <w:left w:type="dxa" w:w="90"/>
+              <w:bottom w:type="dxa" w:w="50"/>
+              <w:right w:type="dxa" w:w="90"/>
+            </w:tcMar>
+            <w:vAlign w:val="top"/>
+          </w:tcPr>
+          <w:p>
+            <w:pPr>
+              <w:keepNext w:val="false"/>
+              <w:bidi/>
+              <w:spacing w:after="30" w:before="30" w:line="264"/>
+            </w:pPr>
+            <w:r>
+              <w:rPr>
+                <w:rFonts w:ascii="Arial" w:cs="Arial" w:eastAsia="Arial" w:hAnsi="Arial"/>
+                <w:b w:val="false"/>
+                <w:bCs w:val="false"/>
+                <w:sz w:val="18"/>
+                <w:szCs w:val="18"/>
+                <w:rtl/>
+              </w:rPr>
+              <w:t xml:space="preserve">7.15% و35,750.00؛ 7.30% و36,500.00؛ INCOMPLETE بلا قيمة أساس؛ الأرضية 8,750.00؛ الغرامة 4,444.44 ليست دخلًا</w:t>
+            </w:r>
+          </w:p>
+        </w:tc>
+        <w:tc>
+          <w:tcPr>
+            <w:tcW w:type="dxa" w:w="4437"/>
+            <w:tcBorders>
+              <w:top w:val="single" w:color="BFC9D6" w:sz="4"/>
+              <w:left w:val="single" w:color="BFC9D6" w:sz="4"/>
+              <w:bottom w:val="single" w:color="BFC9D6" w:sz="4"/>
+              <w:right w:val="single" w:color="BFC9D6" w:sz="4"/>
+            </w:tcBorders>
+            <w:shd w:fill="F5F8FC" w:color="auto" w:val="clear"/>
+            <w:tcMar>
+              <w:top w:type="dxa" w:w="50"/>
+              <w:left w:type="dxa" w:w="90"/>
+              <w:bottom w:type="dxa" w:w="50"/>
+              <w:right w:type="dxa" w:w="90"/>
+            </w:tcMar>
+            <w:vAlign w:val="top"/>
+          </w:tcPr>
+          <w:p>
+            <w:pPr>
+              <w:keepNext w:val="false"/>
+              <w:bidi/>
+              <w:spacing w:after="30" w:before="30" w:line="264"/>
+            </w:pPr>
+            <w:r>
+              <w:rPr>
+                <w:rFonts w:ascii="Courier New" w:cs="Courier New" w:eastAsia="Courier New" w:hAnsi="Courier New"/>
+                <w:b w:val="false"/>
+                <w:bCs w:val="false"/>
+                <w:color w:val="1F2937"/>
+                <w:sz w:val="16"/>
+                <w:szCs w:val="16"/>
+                <w:shd w:fill="F1F3F5" w:color="auto" w:val="clear"/>
+                <w:rtl/>
+              </w:rPr>
+              <w:t xml:space="preserve">‎PricingTests.Tariff_*‎</w:t>
+            </w:r>
+          </w:p>
+        </w:tc>
+        <w:tc>
+          <w:tcPr>
+            <w:tcW w:type="dxa" w:w="993"/>
+            <w:tcBorders>
+              <w:top w:val="single" w:color="BFC9D6" w:sz="4"/>
+              <w:left w:val="single" w:color="BFC9D6" w:sz="4"/>
+              <w:bottom w:val="single" w:color="BFC9D6" w:sz="4"/>
+              <w:right w:val="single" w:color="BFC9D6" w:sz="4"/>
+            </w:tcBorders>
+            <w:shd w:fill="F5F8FC" w:color="auto" w:val="clear"/>
+            <w:tcMar>
+              <w:top w:type="dxa" w:w="50"/>
+              <w:left w:type="dxa" w:w="90"/>
+              <w:bottom w:type="dxa" w:w="50"/>
+              <w:right w:type="dxa" w:w="90"/>
+            </w:tcMar>
+            <w:vAlign w:val="top"/>
+          </w:tcPr>
+          <w:p>
+            <w:pPr>
+              <w:keepNext w:val="false"/>
+              <w:bidi/>
+              <w:spacing w:after="30" w:before="30" w:line="264"/>
+            </w:pPr>
+            <w:r>
+              <w:rPr>
+                <w:rFonts w:ascii="Arial" w:cs="Arial" w:eastAsia="Arial" w:hAnsi="Arial"/>
+                <w:b w:val="false"/>
+                <w:bCs w:val="false"/>
+                <w:sz w:val="18"/>
+                <w:szCs w:val="18"/>
+                <w:rtl/>
+              </w:rPr>
+              <w:t xml:space="preserve">ناجح</w:t>
+            </w:r>
+          </w:p>
+        </w:tc>
+      </w:tr>
+      <w:tr>
+        <w:trPr>
+          <w:cantSplit/>
+        </w:trPr>
+        <w:tc>
+          <w:tcPr>
+            <w:tcW w:type="dxa" w:w="1400"/>
+            <w:tcBorders>
+              <w:top w:val="single" w:color="BFC9D6" w:sz="4"/>
+              <w:left w:val="single" w:color="BFC9D6" w:sz="4"/>
+              <w:bottom w:val="single" w:color="BFC9D6" w:sz="4"/>
+              <w:right w:val="single" w:color="BFC9D6" w:sz="4"/>
+            </w:tcBorders>
+            <w:tcMar>
+              <w:top w:type="dxa" w:w="50"/>
+              <w:left w:type="dxa" w:w="90"/>
+              <w:bottom w:type="dxa" w:w="50"/>
+              <w:right w:type="dxa" w:w="90"/>
+            </w:tcMar>
+            <w:vAlign w:val="top"/>
+          </w:tcPr>
+          <w:p>
+            <w:pPr>
+              <w:keepNext w:val="false"/>
+              <w:bidi/>
+              <w:spacing w:after="30" w:before="30" w:line="264"/>
+            </w:pPr>
+            <w:r>
+              <w:rPr>
+                <w:rFonts w:ascii="Arial" w:cs="Arial" w:eastAsia="Arial" w:hAnsi="Arial"/>
+                <w:b w:val="false"/>
+                <w:bCs w:val="false"/>
+                <w:sz w:val="18"/>
+                <w:szCs w:val="18"/>
+                <w:rtl/>
+              </w:rPr>
+              <w:t xml:space="preserve">AC-FAC-6 (الجزء الأول)</w:t>
+            </w:r>
+          </w:p>
+        </w:tc>
+        <w:tc>
+          <w:tcPr>
+            <w:tcW w:type="dxa" w:w="3034"/>
+            <w:tcBorders>
+              <w:top w:val="single" w:color="BFC9D6" w:sz="4"/>
+              <w:left w:val="single" w:color="BFC9D6" w:sz="4"/>
+              <w:bottom w:val="single" w:color="BFC9D6" w:sz="4"/>
+              <w:right w:val="single" w:color="BFC9D6" w:sz="4"/>
+            </w:tcBorders>
+            <w:tcMar>
+              <w:top w:type="dxa" w:w="50"/>
+              <w:left w:type="dxa" w:w="90"/>
+              <w:bottom w:type="dxa" w:w="50"/>
+              <w:right w:type="dxa" w:w="90"/>
+            </w:tcMar>
+            <w:vAlign w:val="top"/>
+          </w:tcPr>
+          <w:p>
+            <w:pPr>
+              <w:keepNext w:val="false"/>
+              <w:bidi/>
+              <w:spacing w:after="30" w:before="30" w:line="264"/>
+            </w:pPr>
+            <w:r>
+              <w:rPr>
+                <w:rFonts w:ascii="Arial" w:cs="Arial" w:eastAsia="Arial" w:hAnsi="Arial"/>
+                <w:b w:val="false"/>
+                <w:bCs w:val="false"/>
+                <w:sz w:val="18"/>
+                <w:szCs w:val="18"/>
+                <w:rtl/>
+              </w:rPr>
+              <w:t xml:space="preserve">تسهيل ينتهي بعد 51 يومًا «يقترب» مع تنبيهي 90 و60؛ والمنتهي بلا لاحق «غير مؤكد» مع تذكير أسبوعي؛ والتمديد والتجديد</w:t>
+            </w:r>
+          </w:p>
+        </w:tc>
+        <w:tc>
+          <w:tcPr>
+            <w:tcW w:type="dxa" w:w="4437"/>
+            <w:tcBorders>
+              <w:top w:val="single" w:color="BFC9D6" w:sz="4"/>
+              <w:left w:val="single" w:color="BFC9D6" w:sz="4"/>
+              <w:bottom w:val="single" w:color="BFC9D6" w:sz="4"/>
+              <w:right w:val="single" w:color="BFC9D6" w:sz="4"/>
+            </w:tcBorders>
+            <w:tcMar>
+              <w:top w:type="dxa" w:w="50"/>
+              <w:left w:type="dxa" w:w="90"/>
+              <w:bottom w:type="dxa" w:w="50"/>
+              <w:right w:type="dxa" w:w="90"/>
+            </w:tcMar>
+            <w:vAlign w:val="top"/>
+          </w:tcPr>
+          <w:p>
+            <w:pPr>
+              <w:keepNext w:val="false"/>
+              <w:bidi/>
+              <w:spacing w:after="30" w:before="30" w:line="264"/>
+            </w:pPr>
+            <w:r>
+              <w:rPr>
+                <w:rFonts w:ascii="Courier New" w:cs="Courier New" w:eastAsia="Courier New" w:hAnsi="Courier New"/>
+                <w:b w:val="false"/>
+                <w:bCs w:val="false"/>
+                <w:color w:val="1F2937"/>
+                <w:sz w:val="16"/>
+                <w:szCs w:val="16"/>
+                <w:shd w:fill="F1F3F5" w:color="auto" w:val="clear"/>
+                <w:rtl/>
+              </w:rPr>
+              <w:t xml:space="preserve">‎FacilityTests.AC_FAC_6_*‎</w:t>
+            </w:r>
+          </w:p>
+        </w:tc>
+        <w:tc>
+          <w:tcPr>
+            <w:tcW w:type="dxa" w:w="993"/>
+            <w:tcBorders>
+              <w:top w:val="single" w:color="BFC9D6" w:sz="4"/>
+              <w:left w:val="single" w:color="BFC9D6" w:sz="4"/>
+              <w:bottom w:val="single" w:color="BFC9D6" w:sz="4"/>
+              <w:right w:val="single" w:color="BFC9D6" w:sz="4"/>
+            </w:tcBorders>
+            <w:tcMar>
+              <w:top w:type="dxa" w:w="50"/>
+              <w:left w:type="dxa" w:w="90"/>
+              <w:bottom w:type="dxa" w:w="50"/>
+              <w:right w:type="dxa" w:w="90"/>
+            </w:tcMar>
+            <w:vAlign w:val="top"/>
+          </w:tcPr>
+          <w:p>
+            <w:pPr>
+              <w:keepNext w:val="false"/>
+              <w:bidi/>
+              <w:spacing w:after="30" w:before="30" w:line="264"/>
+            </w:pPr>
+            <w:r>
+              <w:rPr>
+                <w:rFonts w:ascii="Arial" w:cs="Arial" w:eastAsia="Arial" w:hAnsi="Arial"/>
+                <w:b w:val="false"/>
+                <w:bCs w:val="false"/>
+                <w:sz w:val="18"/>
+                <w:szCs w:val="18"/>
+                <w:rtl/>
+              </w:rPr>
+              <w:t xml:space="preserve">ناجح</w:t>
+            </w:r>
+          </w:p>
+        </w:tc>
+      </w:tr>
+      <w:tr>
+        <w:trPr>
+          <w:cantSplit/>
+        </w:trPr>
+        <w:tc>
+          <w:tcPr>
+            <w:tcW w:type="dxa" w:w="1400"/>
+            <w:tcBorders>
+              <w:top w:val="single" w:color="BFC9D6" w:sz="4"/>
+              <w:left w:val="single" w:color="BFC9D6" w:sz="4"/>
+              <w:bottom w:val="single" w:color="BFC9D6" w:sz="4"/>
+              <w:right w:val="single" w:color="BFC9D6" w:sz="4"/>
+            </w:tcBorders>
+            <w:shd w:fill="F5F8FC" w:color="auto" w:val="clear"/>
+            <w:tcMar>
+              <w:top w:type="dxa" w:w="50"/>
+              <w:left w:type="dxa" w:w="90"/>
+              <w:bottom w:type="dxa" w:w="50"/>
+              <w:right w:type="dxa" w:w="90"/>
+            </w:tcMar>
+            <w:vAlign w:val="top"/>
+          </w:tcPr>
+          <w:p>
+            <w:pPr>
+              <w:keepNext w:val="false"/>
+              <w:bidi/>
+              <w:spacing w:after="30" w:before="30" w:line="264"/>
+            </w:pPr>
+            <w:r>
+              <w:rPr>
+                <w:rFonts w:ascii="Arial" w:cs="Arial" w:eastAsia="Arial" w:hAnsi="Arial"/>
+                <w:b w:val="false"/>
+                <w:bCs w:val="false"/>
+                <w:sz w:val="18"/>
+                <w:szCs w:val="18"/>
+                <w:rtl/>
+              </w:rPr>
+              <w:t xml:space="preserve">AC-FAC-6 (الجزء الثاني)</w:t>
+            </w:r>
+          </w:p>
+        </w:tc>
+        <w:tc>
+          <w:tcPr>
+            <w:tcW w:type="dxa" w:w="3034"/>
+            <w:tcBorders>
+              <w:top w:val="single" w:color="BFC9D6" w:sz="4"/>
+              <w:left w:val="single" w:color="BFC9D6" w:sz="4"/>
+              <w:bottom w:val="single" w:color="BFC9D6" w:sz="4"/>
+              <w:right w:val="single" w:color="BFC9D6" w:sz="4"/>
+            </w:tcBorders>
+            <w:shd w:fill="F5F8FC" w:color="auto" w:val="clear"/>
+            <w:tcMar>
+              <w:top w:type="dxa" w:w="50"/>
+              <w:left w:type="dxa" w:w="90"/>
+              <w:bottom w:type="dxa" w:w="50"/>
+              <w:right w:type="dxa" w:w="90"/>
+            </w:tcMar>
+            <w:vAlign w:val="top"/>
+          </w:tcPr>
+          <w:p>
+            <w:pPr>
+              <w:keepNext w:val="false"/>
+              <w:bidi/>
+              <w:spacing w:after="30" w:before="30" w:line="264"/>
+            </w:pPr>
+            <w:r>
+              <w:rPr>
+                <w:rFonts w:ascii="Arial" w:cs="Arial" w:eastAsia="Arial" w:hAnsi="Arial"/>
+                <w:b w:val="false"/>
+                <w:bCs w:val="false"/>
+                <w:sz w:val="18"/>
+                <w:szCs w:val="18"/>
+                <w:rtl/>
+              </w:rPr>
+              <w:t xml:space="preserve">الأجندة 2026-07-29 و2026-08-14 و2026-11-08 (أيام عمل)؛ التقديم في 2026-08-02 متأخر 4 أيام فيفتح LATE_REPORT ويصل CMP.BREACH؛ تغيير 210 إلى 180 يعيد توليد البنود المستقبلية وحدها</w:t>
+            </w:r>
+          </w:p>
+        </w:tc>
+        <w:tc>
+          <w:tcPr>
+            <w:tcW w:type="dxa" w:w="4437"/>
+            <w:tcBorders>
+              <w:top w:val="single" w:color="BFC9D6" w:sz="4"/>
+              <w:left w:val="single" w:color="BFC9D6" w:sz="4"/>
+              <w:bottom w:val="single" w:color="BFC9D6" w:sz="4"/>
+              <w:right w:val="single" w:color="BFC9D6" w:sz="4"/>
+            </w:tcBorders>
+            <w:shd w:fill="F5F8FC" w:color="auto" w:val="clear"/>
+            <w:tcMar>
+              <w:top w:type="dxa" w:w="50"/>
+              <w:left w:type="dxa" w:w="90"/>
+              <w:bottom w:type="dxa" w:w="50"/>
+              <w:right w:type="dxa" w:w="90"/>
+            </w:tcMar>
+            <w:vAlign w:val="top"/>
+          </w:tcPr>
+          <w:p>
+            <w:pPr>
+              <w:keepNext w:val="false"/>
+              <w:bidi/>
+              <w:spacing w:after="30" w:before="30" w:line="264"/>
+            </w:pPr>
+            <w:r>
+              <w:rPr>
+                <w:rFonts w:ascii="Courier New" w:cs="Courier New" w:eastAsia="Courier New" w:hAnsi="Courier New"/>
+                <w:b w:val="false"/>
+                <w:bCs w:val="false"/>
+                <w:color w:val="1F2937"/>
+                <w:sz w:val="16"/>
+                <w:szCs w:val="16"/>
+                <w:shd w:fill="F1F3F5" w:color="auto" w:val="clear"/>
+                <w:rtl/>
+              </w:rPr>
+              <w:t xml:space="preserve">‎ObligationTests.AC_FAC_6_second_part_*‎</w:t>
+            </w:r>
+          </w:p>
+        </w:tc>
+        <w:tc>
+          <w:tcPr>
+            <w:tcW w:type="dxa" w:w="993"/>
+            <w:tcBorders>
+              <w:top w:val="single" w:color="BFC9D6" w:sz="4"/>
+              <w:left w:val="single" w:color="BFC9D6" w:sz="4"/>
+              <w:bottom w:val="single" w:color="BFC9D6" w:sz="4"/>
+              <w:right w:val="single" w:color="BFC9D6" w:sz="4"/>
+            </w:tcBorders>
+            <w:shd w:fill="F5F8FC" w:color="auto" w:val="clear"/>
+            <w:tcMar>
+              <w:top w:type="dxa" w:w="50"/>
+              <w:left w:type="dxa" w:w="90"/>
+              <w:bottom w:type="dxa" w:w="50"/>
+              <w:right w:type="dxa" w:w="90"/>
+            </w:tcMar>
+            <w:vAlign w:val="top"/>
+          </w:tcPr>
+          <w:p>
+            <w:pPr>
+              <w:keepNext w:val="false"/>
+              <w:bidi/>
+              <w:spacing w:after="30" w:before="30" w:line="264"/>
+            </w:pPr>
+            <w:r>
+              <w:rPr>
+                <w:rFonts w:ascii="Arial" w:cs="Arial" w:eastAsia="Arial" w:hAnsi="Arial"/>
+                <w:b w:val="false"/>
+                <w:bCs w:val="false"/>
+                <w:sz w:val="18"/>
+                <w:szCs w:val="18"/>
+                <w:rtl/>
+              </w:rPr>
+              <w:t xml:space="preserve">ناجح</w:t>
+            </w:r>
+          </w:p>
+        </w:tc>
+      </w:tr>
+      <w:tr>
+        <w:trPr>
+          <w:cantSplit/>
+        </w:trPr>
+        <w:tc>
+          <w:tcPr>
+            <w:tcW w:type="dxa" w:w="1400"/>
+            <w:tcBorders>
+              <w:top w:val="single" w:color="BFC9D6" w:sz="4"/>
+              <w:left w:val="single" w:color="BFC9D6" w:sz="4"/>
+              <w:bottom w:val="single" w:color="BFC9D6" w:sz="4"/>
+              <w:right w:val="single" w:color="BFC9D6" w:sz="4"/>
+            </w:tcBorders>
+            <w:tcMar>
+              <w:top w:type="dxa" w:w="50"/>
+              <w:left w:type="dxa" w:w="90"/>
+              <w:bottom w:type="dxa" w:w="50"/>
+              <w:right w:type="dxa" w:w="90"/>
+            </w:tcMar>
+            <w:vAlign w:val="top"/>
+          </w:tcPr>
+          <w:p>
+            <w:pPr>
+              <w:keepNext w:val="false"/>
+              <w:bidi/>
+              <w:spacing w:after="30" w:before="30" w:line="264"/>
+            </w:pPr>
+            <w:r>
+              <w:rPr>
+                <w:rFonts w:ascii="Arial" w:cs="Arial" w:eastAsia="Arial" w:hAnsi="Arial"/>
+                <w:b w:val="false"/>
+                <w:bCs w:val="false"/>
+                <w:sz w:val="18"/>
+                <w:szCs w:val="18"/>
+                <w:rtl/>
+              </w:rPr>
+              <w:t xml:space="preserve">AC-FAC-8</w:t>
+            </w:r>
+          </w:p>
+        </w:tc>
+        <w:tc>
+          <w:tcPr>
+            <w:tcW w:type="dxa" w:w="3034"/>
+            <w:tcBorders>
+              <w:top w:val="single" w:color="BFC9D6" w:sz="4"/>
+              <w:left w:val="single" w:color="BFC9D6" w:sz="4"/>
+              <w:bottom w:val="single" w:color="BFC9D6" w:sz="4"/>
+              <w:right w:val="single" w:color="BFC9D6" w:sz="4"/>
+            </w:tcBorders>
+            <w:tcMar>
+              <w:top w:type="dxa" w:w="50"/>
+              <w:left w:type="dxa" w:w="90"/>
+              <w:bottom w:type="dxa" w:w="50"/>
+              <w:right w:type="dxa" w:w="90"/>
+            </w:tcMar>
+            <w:vAlign w:val="top"/>
+          </w:tcPr>
+          <w:p>
+            <w:pPr>
+              <w:keepNext w:val="false"/>
+              <w:bidi/>
+              <w:spacing w:after="30" w:before="30" w:line="264"/>
+            </w:pPr>
+            <w:r>
+              <w:rPr>
+                <w:rFonts w:ascii="Arial" w:cs="Arial" w:eastAsia="Arial" w:hAnsi="Arial"/>
+                <w:b w:val="false"/>
+                <w:bCs w:val="false"/>
+                <w:sz w:val="18"/>
+                <w:szCs w:val="18"/>
+                <w:rtl/>
+              </w:rPr>
+              <w:t xml:space="preserve">السند 110% وتجديده 2027-03-01؛ ضمانات 80M مع ضمان غير محدد لا تُجمع؛ التأمين 75% والنقص 10M؛ الإفراج يُخرج البند من تاريخه؛ ولا مجموع كلي؛ والشروط المُسقَطة COL.PN_PCT_OF_LIMIT = 110 وCOL.GUARANTORS_INDIVIDUAL = 2</w:t>
+            </w:r>
+          </w:p>
+        </w:tc>
+        <w:tc>
+          <w:tcPr>
+            <w:tcW w:type="dxa" w:w="4437"/>
+            <w:tcBorders>
+              <w:top w:val="single" w:color="BFC9D6" w:sz="4"/>
+              <w:left w:val="single" w:color="BFC9D6" w:sz="4"/>
+              <w:bottom w:val="single" w:color="BFC9D6" w:sz="4"/>
+              <w:right w:val="single" w:color="BFC9D6" w:sz="4"/>
+            </w:tcBorders>
+            <w:tcMar>
+              <w:top w:type="dxa" w:w="50"/>
+              <w:left w:type="dxa" w:w="90"/>
+              <w:bottom w:type="dxa" w:w="50"/>
+              <w:right w:type="dxa" w:w="90"/>
+            </w:tcMar>
+            <w:vAlign w:val="top"/>
+          </w:tcPr>
+          <w:p>
+            <w:pPr>
+              <w:keepNext w:val="false"/>
+              <w:bidi/>
+              <w:spacing w:after="30" w:before="30" w:line="264"/>
+            </w:pPr>
+            <w:r>
+              <w:rPr>
+                <w:rFonts w:ascii="Courier New" w:cs="Courier New" w:eastAsia="Courier New" w:hAnsi="Courier New"/>
+                <w:b w:val="false"/>
+                <w:bCs w:val="false"/>
+                <w:color w:val="1F2937"/>
+                <w:sz w:val="16"/>
+                <w:szCs w:val="16"/>
+                <w:shd w:fill="F1F3F5" w:color="auto" w:val="clear"/>
+                <w:rtl/>
+              </w:rPr>
+              <w:t xml:space="preserve">‎CollateralTests.AC_FAC_8_*‎</w:t>
+            </w:r>
+          </w:p>
+        </w:tc>
+        <w:tc>
+          <w:tcPr>
+            <w:tcW w:type="dxa" w:w="993"/>
+            <w:tcBorders>
+              <w:top w:val="single" w:color="BFC9D6" w:sz="4"/>
+              <w:left w:val="single" w:color="BFC9D6" w:sz="4"/>
+              <w:bottom w:val="single" w:color="BFC9D6" w:sz="4"/>
+              <w:right w:val="single" w:color="BFC9D6" w:sz="4"/>
+            </w:tcBorders>
+            <w:tcMar>
+              <w:top w:type="dxa" w:w="50"/>
+              <w:left w:type="dxa" w:w="90"/>
+              <w:bottom w:type="dxa" w:w="50"/>
+              <w:right w:type="dxa" w:w="90"/>
+            </w:tcMar>
+            <w:vAlign w:val="top"/>
+          </w:tcPr>
+          <w:p>
+            <w:pPr>
+              <w:keepNext w:val="false"/>
+              <w:bidi/>
+              <w:spacing w:after="30" w:before="30" w:line="264"/>
+            </w:pPr>
+            <w:r>
+              <w:rPr>
+                <w:rFonts w:ascii="Arial" w:cs="Arial" w:eastAsia="Arial" w:hAnsi="Arial"/>
+                <w:b w:val="false"/>
+                <w:bCs w:val="false"/>
+                <w:sz w:val="18"/>
+                <w:szCs w:val="18"/>
+                <w:rtl/>
+              </w:rPr>
+              <w:t xml:space="preserve">ناجح</w:t>
+            </w:r>
+          </w:p>
+        </w:tc>
+      </w:tr>
+      <w:tr>
+        <w:trPr>
+          <w:cantSplit/>
+        </w:trPr>
+        <w:tc>
+          <w:tcPr>
+            <w:tcW w:type="dxa" w:w="1400"/>
+            <w:tcBorders>
+              <w:top w:val="single" w:color="BFC9D6" w:sz="4"/>
+              <w:left w:val="single" w:color="BFC9D6" w:sz="4"/>
+              <w:bottom w:val="single" w:color="BFC9D6" w:sz="4"/>
+              <w:right w:val="single" w:color="BFC9D6" w:sz="4"/>
+            </w:tcBorders>
+            <w:shd w:fill="F5F8FC" w:color="auto" w:val="clear"/>
+            <w:tcMar>
+              <w:top w:type="dxa" w:w="50"/>
+              <w:left w:type="dxa" w:w="90"/>
+              <w:bottom w:type="dxa" w:w="50"/>
+              <w:right w:type="dxa" w:w="90"/>
+            </w:tcMar>
+            <w:vAlign w:val="top"/>
+          </w:tcPr>
+          <w:p>
+            <w:pPr>
+              <w:keepNext w:val="false"/>
+              <w:bidi/>
+              <w:spacing w:after="30" w:before="30" w:line="264"/>
+            </w:pPr>
+            <w:r>
+              <w:rPr>
+                <w:rFonts w:ascii="Arial" w:cs="Arial" w:eastAsia="Arial" w:hAnsi="Arial"/>
+                <w:b w:val="false"/>
+                <w:bCs w:val="false"/>
+                <w:sz w:val="18"/>
+                <w:szCs w:val="18"/>
+                <w:rtl/>
+              </w:rPr>
+              <w:t xml:space="preserve">AC-FAC-10</w:t>
+            </w:r>
+          </w:p>
+        </w:tc>
+        <w:tc>
+          <w:tcPr>
+            <w:tcW w:type="dxa" w:w="3034"/>
+            <w:tcBorders>
+              <w:top w:val="single" w:color="BFC9D6" w:sz="4"/>
+              <w:left w:val="single" w:color="BFC9D6" w:sz="4"/>
+              <w:bottom w:val="single" w:color="BFC9D6" w:sz="4"/>
+              <w:right w:val="single" w:color="BFC9D6" w:sz="4"/>
+            </w:tcBorders>
+            <w:shd w:fill="F5F8FC" w:color="auto" w:val="clear"/>
+            <w:tcMar>
+              <w:top w:type="dxa" w:w="50"/>
+              <w:left w:type="dxa" w:w="90"/>
+              <w:bottom w:type="dxa" w:w="50"/>
+              <w:right w:type="dxa" w:w="90"/>
+            </w:tcMar>
+            <w:vAlign w:val="top"/>
+          </w:tcPr>
+          <w:p>
+            <w:pPr>
+              <w:keepNext w:val="false"/>
+              <w:bidi/>
+              <w:spacing w:after="30" w:before="30" w:line="264"/>
+            </w:pPr>
+            <w:r>
+              <w:rPr>
+                <w:rFonts w:ascii="Arial" w:cs="Arial" w:eastAsia="Arial" w:hAnsi="Arial"/>
+                <w:b w:val="false"/>
+                <w:bCs w:val="false"/>
+                <w:sz w:val="18"/>
+                <w:szCs w:val="18"/>
+                <w:rtl/>
+              </w:rPr>
+              <w:t xml:space="preserve">رسم ترتيب بنسبة فارغة يُحفظ INCOMPLETE ولا يُحتسب، و0% مرفوضة، ونسخة SET لاحقة تعطي 50,000؛ والقيمة المُسقَطة NOT_SPECIFIED خارج الترتيب في المقارنة</w:t>
+            </w:r>
+          </w:p>
+        </w:tc>
+        <w:tc>
+          <w:tcPr>
+            <w:tcW w:type="dxa" w:w="4437"/>
+            <w:tcBorders>
+              <w:top w:val="single" w:color="BFC9D6" w:sz="4"/>
+              <w:left w:val="single" w:color="BFC9D6" w:sz="4"/>
+              <w:bottom w:val="single" w:color="BFC9D6" w:sz="4"/>
+              <w:right w:val="single" w:color="BFC9D6" w:sz="4"/>
+            </w:tcBorders>
+            <w:shd w:fill="F5F8FC" w:color="auto" w:val="clear"/>
+            <w:tcMar>
+              <w:top w:type="dxa" w:w="50"/>
+              <w:left w:type="dxa" w:w="90"/>
+              <w:bottom w:type="dxa" w:w="50"/>
+              <w:right w:type="dxa" w:w="90"/>
+            </w:tcMar>
+            <w:vAlign w:val="top"/>
+          </w:tcPr>
+          <w:p>
+            <w:pPr>
+              <w:keepNext w:val="false"/>
+              <w:bidi/>
+              <w:spacing w:after="30" w:before="30" w:line="264"/>
+            </w:pPr>
+            <w:r>
+              <w:rPr>
+                <w:rFonts w:ascii="Courier New" w:cs="Courier New" w:eastAsia="Courier New" w:hAnsi="Courier New"/>
+                <w:b w:val="false"/>
+                <w:bCs w:val="false"/>
+                <w:color w:val="1F2937"/>
+                <w:sz w:val="16"/>
+                <w:szCs w:val="16"/>
+                <w:shd w:fill="F1F3F5" w:color="auto" w:val="clear"/>
+                <w:rtl/>
+              </w:rPr>
+              <w:t xml:space="preserve">‎PricingTests.Tariff_*‎</w:t>
+            </w:r>
+          </w:p>
+        </w:tc>
+        <w:tc>
+          <w:tcPr>
+            <w:tcW w:type="dxa" w:w="993"/>
+            <w:tcBorders>
+              <w:top w:val="single" w:color="BFC9D6" w:sz="4"/>
+              <w:left w:val="single" w:color="BFC9D6" w:sz="4"/>
+              <w:bottom w:val="single" w:color="BFC9D6" w:sz="4"/>
+              <w:right w:val="single" w:color="BFC9D6" w:sz="4"/>
+            </w:tcBorders>
+            <w:shd w:fill="F5F8FC" w:color="auto" w:val="clear"/>
+            <w:tcMar>
+              <w:top w:type="dxa" w:w="50"/>
+              <w:left w:type="dxa" w:w="90"/>
+              <w:bottom w:type="dxa" w:w="50"/>
+              <w:right w:type="dxa" w:w="90"/>
+            </w:tcMar>
+            <w:vAlign w:val="top"/>
+          </w:tcPr>
+          <w:p>
+            <w:pPr>
+              <w:keepNext w:val="false"/>
+              <w:bidi/>
+              <w:spacing w:after="30" w:before="30" w:line="264"/>
+            </w:pPr>
+            <w:r>
+              <w:rPr>
+                <w:rFonts w:ascii="Arial" w:cs="Arial" w:eastAsia="Arial" w:hAnsi="Arial"/>
+                <w:b w:val="false"/>
+                <w:bCs w:val="false"/>
+                <w:sz w:val="18"/>
+                <w:szCs w:val="18"/>
+                <w:rtl/>
+              </w:rPr>
+              <w:t xml:space="preserve">ناجح</w:t>
+            </w:r>
+          </w:p>
+        </w:tc>
+      </w:tr>
+      <w:tr>
+        <w:trPr>
+          <w:cantSplit/>
+        </w:trPr>
+        <w:tc>
+          <w:tcPr>
+            <w:tcW w:type="dxa" w:w="1400"/>
+            <w:tcBorders>
+              <w:top w:val="single" w:color="BFC9D6" w:sz="4"/>
+              <w:left w:val="single" w:color="BFC9D6" w:sz="4"/>
+              <w:bottom w:val="single" w:color="BFC9D6" w:sz="4"/>
+              <w:right w:val="single" w:color="BFC9D6" w:sz="4"/>
+            </w:tcBorders>
+            <w:tcMar>
+              <w:top w:type="dxa" w:w="50"/>
+              <w:left w:type="dxa" w:w="90"/>
+              <w:bottom w:type="dxa" w:w="50"/>
+              <w:right w:type="dxa" w:w="90"/>
+            </w:tcMar>
+            <w:vAlign w:val="top"/>
+          </w:tcPr>
+          <w:p>
+            <w:pPr>
+              <w:keepNext w:val="false"/>
+              <w:bidi/>
+              <w:spacing w:after="30" w:before="30" w:line="264"/>
+            </w:pPr>
+            <w:r>
+              <w:rPr>
+                <w:rFonts w:ascii="Arial" w:cs="Arial" w:eastAsia="Arial" w:hAnsi="Arial"/>
+                <w:b/>
+                <w:bCs/>
+                <w:sz w:val="18"/>
+                <w:szCs w:val="18"/>
+                <w:rtl/>
+              </w:rPr>
+              <w:t xml:space="preserve">AC-FAC-11 (جديد)</w:t>
+            </w:r>
+          </w:p>
+        </w:tc>
+        <w:tc>
+          <w:tcPr>
+            <w:tcW w:type="dxa" w:w="3034"/>
+            <w:tcBorders>
+              <w:top w:val="single" w:color="BFC9D6" w:sz="4"/>
+              <w:left w:val="single" w:color="BFC9D6" w:sz="4"/>
+              <w:bottom w:val="single" w:color="BFC9D6" w:sz="4"/>
+              <w:right w:val="single" w:color="BFC9D6" w:sz="4"/>
+            </w:tcBorders>
+            <w:tcMar>
+              <w:top w:type="dxa" w:w="50"/>
+              <w:left w:type="dxa" w:w="90"/>
+              <w:bottom w:type="dxa" w:w="50"/>
+              <w:right w:type="dxa" w:w="90"/>
+            </w:tcMar>
+            <w:vAlign w:val="top"/>
+          </w:tcPr>
+          <w:p>
+            <w:pPr>
+              <w:keepNext w:val="false"/>
+              <w:bidi/>
+              <w:spacing w:after="30" w:before="30" w:line="264"/>
+            </w:pPr>
+            <w:r>
+              <w:rPr>
+                <w:rFonts w:ascii="Arial" w:cs="Arial" w:eastAsia="Arial" w:hAnsi="Arial"/>
+                <w:b w:val="false"/>
+                <w:bCs w:val="false"/>
+                <w:sz w:val="18"/>
+                <w:szCs w:val="18"/>
+                <w:rtl/>
+              </w:rPr>
+              <w:t xml:space="preserve">الاتفاقيات الأربع (DS-AGR من A إلى D، اصطناعية) تُحمَّل عبر الواجهة مراجعةً، وتُقدَّم بلا خطأ، ويعتمدها مستخدم آخر، فتُسقَط شروطها وتتولد أجندتها؛ وكل صف في ملخص الحزمة يطابق ما في المنصة (A: السقف المشترك والأجندة؛ B: السلسلة والابن المساوي لأبيه؛ C: حد الصرف خارج المجموع وتعهد الإيراد والتمديد بإرادة البنك؛ D: الأبناء 95% وقيم التعهدات الفارغة NOT_SPECIFIED). وبصمات الحزم تطابق بيانها. ثم تنبيه الانتهاء بساعة مُحقَنة: FAC.EXPIRY_DUE مرة واحدة لـ A، وFAC.VALIDITY_UNCONFIRMED مرة لكل من B وC، وتشغيل ثانٍ في اليوم لا يرسل شيئًا</w:t>
+            </w:r>
+          </w:p>
+        </w:tc>
+        <w:tc>
+          <w:tcPr>
+            <w:tcW w:type="dxa" w:w="4437"/>
+            <w:tcBorders>
+              <w:top w:val="single" w:color="BFC9D6" w:sz="4"/>
+              <w:left w:val="single" w:color="BFC9D6" w:sz="4"/>
+              <w:bottom w:val="single" w:color="BFC9D6" w:sz="4"/>
+              <w:right w:val="single" w:color="BFC9D6" w:sz="4"/>
+            </w:tcBorders>
+            <w:tcMar>
+              <w:top w:type="dxa" w:w="50"/>
+              <w:left w:type="dxa" w:w="90"/>
+              <w:bottom w:type="dxa" w:w="50"/>
+              <w:right w:type="dxa" w:w="90"/>
+            </w:tcMar>
+            <w:vAlign w:val="top"/>
+          </w:tcPr>
+          <w:p>
+            <w:pPr>
+              <w:keepNext w:val="false"/>
+              <w:bidi/>
+              <w:spacing w:after="30" w:before="30" w:line="264"/>
+            </w:pPr>
+            <w:r>
+              <w:rPr>
+                <w:rFonts w:ascii="Courier New" w:cs="Courier New" w:eastAsia="Courier New" w:hAnsi="Courier New"/>
+                <w:b w:val="false"/>
+                <w:bCs w:val="false"/>
+                <w:color w:val="1F2937"/>
+                <w:sz w:val="16"/>
+                <w:szCs w:val="16"/>
+                <w:shd w:fill="F1F3F5" w:color="auto" w:val="clear"/>
+                <w:rtl/>
+              </w:rPr>
+              <w:t xml:space="preserve">‎AgreementPackTests.AC_FAC_11_*‎</w:t>
+            </w:r>
+          </w:p>
+        </w:tc>
+        <w:tc>
+          <w:tcPr>
+            <w:tcW w:type="dxa" w:w="993"/>
+            <w:tcBorders>
+              <w:top w:val="single" w:color="BFC9D6" w:sz="4"/>
+              <w:left w:val="single" w:color="BFC9D6" w:sz="4"/>
+              <w:bottom w:val="single" w:color="BFC9D6" w:sz="4"/>
+              <w:right w:val="single" w:color="BFC9D6" w:sz="4"/>
+            </w:tcBorders>
+            <w:tcMar>
+              <w:top w:type="dxa" w:w="50"/>
+              <w:left w:type="dxa" w:w="90"/>
+              <w:bottom w:type="dxa" w:w="50"/>
+              <w:right w:type="dxa" w:w="90"/>
+            </w:tcMar>
+            <w:vAlign w:val="top"/>
+          </w:tcPr>
+          <w:p>
+            <w:pPr>
+              <w:keepNext w:val="false"/>
+              <w:bidi/>
+              <w:spacing w:after="30" w:before="30" w:line="264"/>
+            </w:pPr>
+            <w:r>
+              <w:rPr>
+                <w:rFonts w:ascii="Arial" w:cs="Arial" w:eastAsia="Arial" w:hAnsi="Arial"/>
+                <w:b w:val="false"/>
+                <w:bCs w:val="false"/>
+                <w:sz w:val="18"/>
+                <w:szCs w:val="18"/>
+                <w:rtl/>
+              </w:rPr>
+              <w:t xml:space="preserve">ناجح</w:t>
+            </w:r>
+          </w:p>
+        </w:tc>
+      </w:tr>
+      <w:tr>
+        <w:trPr>
+          <w:cantSplit/>
+        </w:trPr>
+        <w:tc>
+          <w:tcPr>
+            <w:tcW w:type="dxa" w:w="1400"/>
+            <w:tcBorders>
+              <w:top w:val="single" w:color="BFC9D6" w:sz="4"/>
+              <w:left w:val="single" w:color="BFC9D6" w:sz="4"/>
+              <w:bottom w:val="single" w:color="BFC9D6" w:sz="4"/>
+              <w:right w:val="single" w:color="BFC9D6" w:sz="4"/>
+            </w:tcBorders>
+            <w:shd w:fill="F5F8FC" w:color="auto" w:val="clear"/>
+            <w:tcMar>
+              <w:top w:type="dxa" w:w="50"/>
+              <w:left w:type="dxa" w:w="90"/>
+              <w:bottom w:type="dxa" w:w="50"/>
+              <w:right w:type="dxa" w:w="90"/>
+            </w:tcMar>
+            <w:vAlign w:val="top"/>
+          </w:tcPr>
+          <w:p>
+            <w:pPr>
+              <w:keepNext w:val="false"/>
+              <w:bidi/>
+              <w:spacing w:after="30" w:before="30" w:line="264"/>
+            </w:pPr>
+            <w:r>
+              <w:rPr>
+                <w:rFonts w:ascii="Arial" w:cs="Arial" w:eastAsia="Arial" w:hAnsi="Arial"/>
+                <w:b/>
+                <w:bCs/>
+                <w:sz w:val="18"/>
+                <w:szCs w:val="18"/>
+                <w:rtl/>
+              </w:rPr>
+              <w:t xml:space="preserve">AC-FAC-12 (جديد، NFR-PERF-03)</w:t>
+            </w:r>
+          </w:p>
+        </w:tc>
+        <w:tc>
+          <w:tcPr>
+            <w:tcW w:type="dxa" w:w="3034"/>
+            <w:tcBorders>
+              <w:top w:val="single" w:color="BFC9D6" w:sz="4"/>
+              <w:left w:val="single" w:color="BFC9D6" w:sz="4"/>
+              <w:bottom w:val="single" w:color="BFC9D6" w:sz="4"/>
+              <w:right w:val="single" w:color="BFC9D6" w:sz="4"/>
+            </w:tcBorders>
+            <w:shd w:fill="F5F8FC" w:color="auto" w:val="clear"/>
+            <w:tcMar>
+              <w:top w:type="dxa" w:w="50"/>
+              <w:left w:type="dxa" w:w="90"/>
+              <w:bottom w:type="dxa" w:w="50"/>
+              <w:right w:type="dxa" w:w="90"/>
+            </w:tcMar>
+            <w:vAlign w:val="top"/>
+          </w:tcPr>
+          <w:p>
+            <w:pPr>
+              <w:keepNext w:val="false"/>
+              <w:bidi/>
+              <w:spacing w:after="30" w:before="30" w:line="264"/>
+            </w:pPr>
+            <w:r>
+              <w:rPr>
+                <w:rFonts w:ascii="Arial" w:cs="Arial" w:eastAsia="Arial" w:hAnsi="Arial"/>
+                <w:b w:val="false"/>
+                <w:bCs w:val="false"/>
+                <w:sz w:val="18"/>
+                <w:szCs w:val="18"/>
+                <w:rtl/>
+              </w:rPr>
+              <w:t xml:space="preserve">مئة حجز متزامن بـ 100,000 على متاح 4,000,000: أربعون ACTIVE وستون INSUFFICIENT_AVAILABLE ومجموعها 4,000,000، وإعادة التشغيل بالمفاتيح نفسها لا تغير شيئًا</w:t>
+            </w:r>
+          </w:p>
+        </w:tc>
+        <w:tc>
+          <w:tcPr>
+            <w:tcW w:type="dxa" w:w="4437"/>
+            <w:tcBorders>
+              <w:top w:val="single" w:color="BFC9D6" w:sz="4"/>
+              <w:left w:val="single" w:color="BFC9D6" w:sz="4"/>
+              <w:bottom w:val="single" w:color="BFC9D6" w:sz="4"/>
+              <w:right w:val="single" w:color="BFC9D6" w:sz="4"/>
+            </w:tcBorders>
+            <w:shd w:fill="F5F8FC" w:color="auto" w:val="clear"/>
+            <w:tcMar>
+              <w:top w:type="dxa" w:w="50"/>
+              <w:left w:type="dxa" w:w="90"/>
+              <w:bottom w:type="dxa" w:w="50"/>
+              <w:right w:type="dxa" w:w="90"/>
+            </w:tcMar>
+            <w:vAlign w:val="top"/>
+          </w:tcPr>
+          <w:p>
+            <w:pPr>
+              <w:keepNext w:val="false"/>
+              <w:bidi/>
+              <w:spacing w:after="30" w:before="30" w:line="264"/>
+            </w:pPr>
+            <w:r>
+              <w:rPr>
+                <w:rFonts w:ascii="Courier New" w:cs="Courier New" w:eastAsia="Courier New" w:hAnsi="Courier New"/>
+                <w:b w:val="false"/>
+                <w:bCs w:val="false"/>
+                <w:color w:val="1F2937"/>
+                <w:sz w:val="16"/>
+                <w:szCs w:val="16"/>
+                <w:shd w:fill="F1F3F5" w:color="auto" w:val="clear"/>
+                <w:rtl/>
+              </w:rPr>
+              <w:t xml:space="preserve">‎LimitTests.AC_FAC_12_*‎</w:t>
+            </w:r>
+          </w:p>
+        </w:tc>
+        <w:tc>
+          <w:tcPr>
+            <w:tcW w:type="dxa" w:w="993"/>
+            <w:tcBorders>
+              <w:top w:val="single" w:color="BFC9D6" w:sz="4"/>
+              <w:left w:val="single" w:color="BFC9D6" w:sz="4"/>
+              <w:bottom w:val="single" w:color="BFC9D6" w:sz="4"/>
+              <w:right w:val="single" w:color="BFC9D6" w:sz="4"/>
+            </w:tcBorders>
+            <w:shd w:fill="F5F8FC" w:color="auto" w:val="clear"/>
+            <w:tcMar>
+              <w:top w:type="dxa" w:w="50"/>
+              <w:left w:type="dxa" w:w="90"/>
+              <w:bottom w:type="dxa" w:w="50"/>
+              <w:right w:type="dxa" w:w="90"/>
+            </w:tcMar>
+            <w:vAlign w:val="top"/>
+          </w:tcPr>
+          <w:p>
+            <w:pPr>
+              <w:keepNext w:val="false"/>
+              <w:bidi/>
+              <w:spacing w:after="30" w:before="30" w:line="264"/>
+            </w:pPr>
+            <w:r>
+              <w:rPr>
+                <w:rFonts w:ascii="Arial" w:cs="Arial" w:eastAsia="Arial" w:hAnsi="Arial"/>
+                <w:b w:val="false"/>
+                <w:bCs w:val="false"/>
+                <w:sz w:val="18"/>
+                <w:szCs w:val="18"/>
+                <w:rtl/>
+              </w:rPr>
+              <w:t xml:space="preserve">ناجح؛ يُعاد عبر الخطافات في S3</w:t>
+            </w:r>
+          </w:p>
+        </w:tc>
+      </w:tr>
+      <w:tr>
+        <w:trPr>
+          <w:cantSplit/>
+        </w:trPr>
+        <w:tc>
+          <w:tcPr>
+            <w:tcW w:type="dxa" w:w="1400"/>
+            <w:tcBorders>
+              <w:top w:val="single" w:color="BFC9D6" w:sz="4"/>
+              <w:left w:val="single" w:color="BFC9D6" w:sz="4"/>
+              <w:bottom w:val="single" w:color="BFC9D6" w:sz="4"/>
+              <w:right w:val="single" w:color="BFC9D6" w:sz="4"/>
+            </w:tcBorders>
+            <w:tcMar>
+              <w:top w:type="dxa" w:w="50"/>
+              <w:left w:type="dxa" w:w="90"/>
+              <w:bottom w:type="dxa" w:w="50"/>
+              <w:right w:type="dxa" w:w="90"/>
+            </w:tcMar>
+            <w:vAlign w:val="top"/>
+          </w:tcPr>
+          <w:p>
+            <w:pPr>
+              <w:keepNext w:val="false"/>
+              <w:bidi/>
+              <w:spacing w:after="30" w:before="30" w:line="264"/>
+            </w:pPr>
+            <w:r>
+              <w:rPr>
+                <w:rFonts w:ascii="Arial" w:cs="Arial" w:eastAsia="Arial" w:hAnsi="Arial"/>
+                <w:b w:val="false"/>
+                <w:bCs w:val="false"/>
+                <w:sz w:val="18"/>
+                <w:szCs w:val="18"/>
+                <w:rtl/>
+              </w:rPr>
+              <w:t xml:space="preserve">NFR-PERF-01 (FR-FAC-028)</w:t>
+            </w:r>
+          </w:p>
+        </w:tc>
+        <w:tc>
+          <w:tcPr>
+            <w:tcW w:type="dxa" w:w="3034"/>
+            <w:tcBorders>
+              <w:top w:val="single" w:color="BFC9D6" w:sz="4"/>
+              <w:left w:val="single" w:color="BFC9D6" w:sz="4"/>
+              <w:bottom w:val="single" w:color="BFC9D6" w:sz="4"/>
+              <w:right w:val="single" w:color="BFC9D6" w:sz="4"/>
+            </w:tcBorders>
+            <w:tcMar>
+              <w:top w:type="dxa" w:w="50"/>
+              <w:left w:type="dxa" w:w="90"/>
+              <w:bottom w:type="dxa" w:w="50"/>
+              <w:right w:type="dxa" w:w="90"/>
+            </w:tcMar>
+            <w:vAlign w:val="top"/>
+          </w:tcPr>
+          <w:p>
+            <w:pPr>
+              <w:keepNext w:val="false"/>
+              <w:bidi/>
+              <w:spacing w:after="30" w:before="30" w:line="264"/>
+            </w:pPr>
+            <w:r>
+              <w:rPr>
+                <w:rFonts w:ascii="Arial" w:cs="Arial" w:eastAsia="Arial" w:hAnsi="Arial"/>
+                <w:b w:val="false"/>
+                <w:bCs w:val="false"/>
+                <w:sz w:val="18"/>
+                <w:szCs w:val="18"/>
+                <w:rtl/>
+              </w:rPr>
+              <w:t xml:space="preserve">بطاقة تسهيل بعشرين حدًا وثمانين خطًا: كل قراءة من قراءات البطاقة (الرأس، الحدود، التسعير، الالتزامات، الأجندة، الشروط، الضمانات، الامتثال) أسوأ زمن من عشر دون ثانيتين</w:t>
+            </w:r>
+          </w:p>
+        </w:tc>
+        <w:tc>
+          <w:tcPr>
+            <w:tcW w:type="dxa" w:w="4437"/>
+            <w:tcBorders>
+              <w:top w:val="single" w:color="BFC9D6" w:sz="4"/>
+              <w:left w:val="single" w:color="BFC9D6" w:sz="4"/>
+              <w:bottom w:val="single" w:color="BFC9D6" w:sz="4"/>
+              <w:right w:val="single" w:color="BFC9D6" w:sz="4"/>
+            </w:tcBorders>
+            <w:tcMar>
+              <w:top w:type="dxa" w:w="50"/>
+              <w:left w:type="dxa" w:w="90"/>
+              <w:bottom w:type="dxa" w:w="50"/>
+              <w:right w:type="dxa" w:w="90"/>
+            </w:tcMar>
+            <w:vAlign w:val="top"/>
+          </w:tcPr>
+          <w:p>
+            <w:pPr>
+              <w:keepNext w:val="false"/>
+              <w:bidi/>
+              <w:spacing w:after="30" w:before="30" w:line="264"/>
+            </w:pPr>
+            <w:r>
+              <w:rPr>
+                <w:rFonts w:ascii="Courier New" w:cs="Courier New" w:eastAsia="Courier New" w:hAnsi="Courier New"/>
+                <w:b w:val="false"/>
+                <w:bCs w:val="false"/>
+                <w:color w:val="1F2937"/>
+                <w:sz w:val="16"/>
+                <w:szCs w:val="16"/>
+                <w:shd w:fill="F1F3F5" w:color="auto" w:val="clear"/>
+                <w:rtl/>
+              </w:rPr>
+              <w:t xml:space="preserve">‎LimitTests.NFR_PERF_01_*‎</w:t>
+            </w:r>
+          </w:p>
+        </w:tc>
+        <w:tc>
+          <w:tcPr>
+            <w:tcW w:type="dxa" w:w="993"/>
+            <w:tcBorders>
+              <w:top w:val="single" w:color="BFC9D6" w:sz="4"/>
+              <w:left w:val="single" w:color="BFC9D6" w:sz="4"/>
+              <w:bottom w:val="single" w:color="BFC9D6" w:sz="4"/>
+              <w:right w:val="single" w:color="BFC9D6" w:sz="4"/>
+            </w:tcBorders>
+            <w:tcMar>
+              <w:top w:type="dxa" w:w="50"/>
+              <w:left w:type="dxa" w:w="90"/>
+              <w:bottom w:type="dxa" w:w="50"/>
+              <w:right w:type="dxa" w:w="90"/>
+            </w:tcMar>
+            <w:vAlign w:val="top"/>
+          </w:tcPr>
+          <w:p>
+            <w:pPr>
+              <w:keepNext w:val="false"/>
+              <w:bidi/>
+              <w:spacing w:after="30" w:before="30" w:line="264"/>
+            </w:pPr>
+            <w:r>
+              <w:rPr>
+                <w:rFonts w:ascii="Arial" w:cs="Arial" w:eastAsia="Arial" w:hAnsi="Arial"/>
+                <w:b w:val="false"/>
+                <w:bCs w:val="false"/>
+                <w:sz w:val="18"/>
+                <w:szCs w:val="18"/>
+                <w:rtl/>
+              </w:rPr>
+              <w:t xml:space="preserve">ناجح؛ الأسوأ 62 مللي ثانية على خادم الاختبار</w:t>
+            </w:r>
+          </w:p>
+        </w:tc>
+      </w:tr>
+      <w:tr>
+        <w:trPr>
+          <w:cantSplit/>
+        </w:trPr>
+        <w:tc>
+          <w:tcPr>
+            <w:tcW w:type="dxa" w:w="1400"/>
+            <w:tcBorders>
+              <w:top w:val="single" w:color="BFC9D6" w:sz="4"/>
+              <w:left w:val="single" w:color="BFC9D6" w:sz="4"/>
+              <w:bottom w:val="single" w:color="BFC9D6" w:sz="4"/>
+              <w:right w:val="single" w:color="BFC9D6" w:sz="4"/>
+            </w:tcBorders>
+            <w:shd w:fill="F5F8FC" w:color="auto" w:val="clear"/>
+            <w:tcMar>
+              <w:top w:type="dxa" w:w="50"/>
+              <w:left w:type="dxa" w:w="90"/>
+              <w:bottom w:type="dxa" w:w="50"/>
+              <w:right w:type="dxa" w:w="90"/>
+            </w:tcMar>
+            <w:vAlign w:val="top"/>
+          </w:tcPr>
+          <w:p>
+            <w:pPr>
+              <w:keepNext w:val="false"/>
+              <w:bidi/>
+              <w:spacing w:after="30" w:before="30" w:line="264"/>
+            </w:pPr>
+            <w:r>
+              <w:rPr>
+                <w:rFonts w:ascii="Arial" w:cs="Arial" w:eastAsia="Arial" w:hAnsi="Arial"/>
+                <w:b w:val="false"/>
+                <w:bCs w:val="false"/>
+                <w:sz w:val="18"/>
+                <w:szCs w:val="18"/>
+                <w:rtl/>
+              </w:rPr>
+              <w:t xml:space="preserve">AC-PTY-3 (جزء الاكتمال)</w:t>
+            </w:r>
+          </w:p>
+        </w:tc>
+        <w:tc>
+          <w:tcPr>
+            <w:tcW w:type="dxa" w:w="3034"/>
+            <w:tcBorders>
+              <w:top w:val="single" w:color="BFC9D6" w:sz="4"/>
+              <w:left w:val="single" w:color="BFC9D6" w:sz="4"/>
+              <w:bottom w:val="single" w:color="BFC9D6" w:sz="4"/>
+              <w:right w:val="single" w:color="BFC9D6" w:sz="4"/>
+            </w:tcBorders>
+            <w:shd w:fill="F5F8FC" w:color="auto" w:val="clear"/>
+            <w:tcMar>
+              <w:top w:type="dxa" w:w="50"/>
+              <w:left w:type="dxa" w:w="90"/>
+              <w:bottom w:type="dxa" w:w="50"/>
+              <w:right w:type="dxa" w:w="90"/>
+            </w:tcMar>
+            <w:vAlign w:val="top"/>
+          </w:tcPr>
+          <w:p>
+            <w:pPr>
+              <w:keepNext w:val="false"/>
+              <w:bidi/>
+              <w:spacing w:after="30" w:before="30" w:line="264"/>
+            </w:pPr>
+            <w:r>
+              <w:rPr>
+                <w:rFonts w:ascii="Arial" w:cs="Arial" w:eastAsia="Arial" w:hAnsi="Arial"/>
+                <w:b w:val="false"/>
+                <w:bCs w:val="false"/>
+                <w:sz w:val="18"/>
+                <w:szCs w:val="18"/>
+                <w:rtl/>
+              </w:rPr>
+              <w:t xml:space="preserve">اكتمال الكفيل مقابل ملف البنك ولوحة التسهيل وحزمة الكفيل المقنّعة المدقَّقة</w:t>
+            </w:r>
+          </w:p>
+        </w:tc>
+        <w:tc>
+          <w:tcPr>
+            <w:tcW w:type="dxa" w:w="4437"/>
+            <w:tcBorders>
+              <w:top w:val="single" w:color="BFC9D6" w:sz="4"/>
+              <w:left w:val="single" w:color="BFC9D6" w:sz="4"/>
+              <w:bottom w:val="single" w:color="BFC9D6" w:sz="4"/>
+              <w:right w:val="single" w:color="BFC9D6" w:sz="4"/>
+            </w:tcBorders>
+            <w:shd w:fill="F5F8FC" w:color="auto" w:val="clear"/>
+            <w:tcMar>
+              <w:top w:type="dxa" w:w="50"/>
+              <w:left w:type="dxa" w:w="90"/>
+              <w:bottom w:type="dxa" w:w="50"/>
+              <w:right w:type="dxa" w:w="90"/>
+            </w:tcMar>
+            <w:vAlign w:val="top"/>
+          </w:tcPr>
+          <w:p>
+            <w:pPr>
+              <w:keepNext w:val="false"/>
+              <w:bidi/>
+              <w:spacing w:after="30" w:before="30" w:line="264"/>
+            </w:pPr>
+            <w:r>
+              <w:rPr>
+                <w:rFonts w:ascii="Courier New" w:cs="Courier New" w:eastAsia="Courier New" w:hAnsi="Courier New"/>
+                <w:b w:val="false"/>
+                <w:bCs w:val="false"/>
+                <w:color w:val="1F2937"/>
+                <w:sz w:val="16"/>
+                <w:szCs w:val="16"/>
+                <w:shd w:fill="F1F3F5" w:color="auto" w:val="clear"/>
+                <w:rtl/>
+              </w:rPr>
+              <w:t xml:space="preserve">‎CollateralTests.AC_PTY_3_*‎</w:t>
+            </w:r>
+          </w:p>
+        </w:tc>
+        <w:tc>
+          <w:tcPr>
+            <w:tcW w:type="dxa" w:w="993"/>
+            <w:tcBorders>
+              <w:top w:val="single" w:color="BFC9D6" w:sz="4"/>
+              <w:left w:val="single" w:color="BFC9D6" w:sz="4"/>
+              <w:bottom w:val="single" w:color="BFC9D6" w:sz="4"/>
+              <w:right w:val="single" w:color="BFC9D6" w:sz="4"/>
+            </w:tcBorders>
+            <w:shd w:fill="F5F8FC" w:color="auto" w:val="clear"/>
+            <w:tcMar>
+              <w:top w:type="dxa" w:w="50"/>
+              <w:left w:type="dxa" w:w="90"/>
+              <w:bottom w:type="dxa" w:w="50"/>
+              <w:right w:type="dxa" w:w="90"/>
+            </w:tcMar>
+            <w:vAlign w:val="top"/>
+          </w:tcPr>
+          <w:p>
+            <w:pPr>
+              <w:keepNext w:val="false"/>
+              <w:bidi/>
+              <w:spacing w:after="30" w:before="30" w:line="264"/>
+            </w:pPr>
+            <w:r>
+              <w:rPr>
+                <w:rFonts w:ascii="Arial" w:cs="Arial" w:eastAsia="Arial" w:hAnsi="Arial"/>
+                <w:b w:val="false"/>
+                <w:bCs w:val="false"/>
+                <w:sz w:val="18"/>
+                <w:szCs w:val="18"/>
+                <w:rtl/>
+              </w:rPr>
+              <w:t xml:space="preserve">ناجح</w:t>
+            </w:r>
+          </w:p>
+        </w:tc>
+      </w:tr>
+    </w:tbl>
+    <w:p>
+      <w:pPr>
+        <w:bidi/>
+        <w:spacing w:after="120" w:before="0"/>
+      </w:pPr>
+    </w:p>
+    <w:p>
+      <w:pPr>
+        <w:bidi/>
+        <w:spacing w:after="110" w:before="0" w:line="312"/>
+      </w:pPr>
+      <w:r>
+        <w:rPr>
+          <w:rFonts w:ascii="Arial" w:cs="Arial" w:eastAsia="Arial" w:hAnsi="Arial"/>
+          <w:b w:val="false"/>
+          <w:bCs w:val="false"/>
+          <w:sz w:val="21"/>
+          <w:szCs w:val="21"/>
+          <w:rtl/>
+        </w:rPr>
+        <w:t xml:space="preserve">تصحيح في نص AC-FAC-11 بقرار الموجز: «بلا قيد خارج النموذج» يعني ألا تضيع قيمة ولا تُدفع قيمة إلى نص حر. والقيمة التي لم تحددها الاتفاقية تبقى NOT_SPECIFIED_IN_AGREEMENT، ولا تُكتب صفرًا.</w:t>
+      </w:r>
+    </w:p>
+    <w:p>
+      <w:pPr>
+        <w:bidi/>
+        <w:spacing w:after="110" w:before="0" w:line="312"/>
+      </w:pPr>
+      <w:r>
+        <w:rPr>
+          <w:rFonts w:ascii="Arial" w:cs="Arial" w:eastAsia="Arial" w:hAnsi="Arial"/>
+          <w:b w:val="false"/>
+          <w:bCs w:val="false"/>
+          <w:sz w:val="21"/>
+          <w:szCs w:val="21"/>
+          <w:rtl/>
+        </w:rPr>
+        <w:t xml:space="preserve">تنبيه على الحزم: كتبها وكيل ذكاء اصطناعي من بنية الاتفاقيات في </w:t>
+      </w:r>
+      <w:r>
+        <w:rPr>
+          <w:rFonts w:ascii="Courier New" w:cs="Courier New" w:eastAsia="Courier New" w:hAnsi="Courier New"/>
+          <w:b w:val="false"/>
+          <w:bCs w:val="false"/>
+          <w:color w:val="1F2937"/>
+          <w:sz w:val="18"/>
+          <w:szCs w:val="18"/>
+          <w:shd w:fill="F1F3F5" w:color="auto" w:val="clear"/>
+          <w:rtl/>
+        </w:rPr>
+        <w:t xml:space="preserve">‎docs/04‎</w:t>
+      </w:r>
+      <w:r>
+        <w:rPr>
+          <w:rFonts w:ascii="Arial" w:cs="Arial" w:eastAsia="Arial" w:hAnsi="Arial"/>
+          <w:b w:val="false"/>
+          <w:bCs w:val="false"/>
+          <w:sz w:val="21"/>
+          <w:szCs w:val="21"/>
+          <w:rtl/>
+        </w:rPr>
+        <w:t xml:space="preserve">، وهي اصطناعية بالكامل. أدوار المُعِدّ والمراجع والمعتمِد في DOC-B06 §6.2 تُوقَّع قبل UAT، وحالتها في البيان PROPOSED.</w:t>
+      </w:r>
     </w:p>
     <w:sectPr>
       <w:headerReference w:type="default" r:id="rId7"/>
@@ -39483,7 +41654,7 @@
         <w:szCs w:val="17"/>
         <w:rtl/>
       </w:rPr>
-      <w:t xml:space="preserve">BankFas — DOC-B02</w:t>
+      <w:t xml:space="preserve">DOC-B02 · BankFas · مستندات الجاهزية P0 · 0.1 مسودة</w:t>
     </w:r>
   </w:p>
 </w:hdr>

--- a/treasury-platform/docs/30-readiness/word/DOC-B02-acceptance-criteria-register-s0-s1.docx
+++ b/treasury-platform/docs/30-readiness/word/DOC-B02-acceptance-criteria-register-s0-s1.docx
@@ -39396,7 +39396,7 @@
           <w:szCs w:val="21"/>
           <w:rtl/>
         </w:rPr>
-        <w:t xml:space="preserve">، ADR 0043). مسار الخروج بالافتراض OQ-17: AC-FAC-1 وAC-FAC-4 وAC-FAC-5 وAC-FAC-6 وAC-FAC-8 وAC-FAC-10، وجزء S2 من AC-FAC-2، والمعياران الجديدان AC-FAC-11 وAC-FAC-12، وNFR-PERF-01 على بطاقة تسهيل بمئة حد وخط. أما AC-FAC-3 وAC-FAC-9 فلـ S3، وAC-FAC-7 لـ S2-ب. ويُعامَل AC-FAC-11 وAC-FAC-12 معياري خروج إلزاميين حين يعتمد المالك OQ-1 وOQ-17.</w:t>
+        <w:t xml:space="preserve">، ADR 0043). مسار الخروج بالافتراض OQ-17: AC-FAC-1 وAC-FAC-4 وAC-FAC-5 وAC-FAC-6 وAC-FAC-8 وAC-FAC-10، وجزء S2 من AC-FAC-2، والمعياران الجديدان AC-FAC-11 وAC-FAC-12، وNFR-PERF-01 على بطاقة تسهيل بمئة حد وخط. أما AC-FAC-3 وAC-FAC-9 فلـ S3، وAC-FAC-7 لـ S2-ب. وAC-FAC-11 وAC-FAC-12 معياران إلزاميان للخروج، بعد أن اعتمد المالك OQ-1 وOQ-17 في 2026-10-23.</w:t>
       </w:r>
     </w:p>
     <w:tbl>

--- a/treasury-platform/docs/30-readiness/word/DOC-B02-acceptance-criteria-register-s0-s1.docx
+++ b/treasury-platform/docs/30-readiness/word/DOC-B02-acceptance-criteria-register-s0-s1.docx
@@ -907,6 +907,27 @@
       </w:hyperlink>
     </w:p>
     <w:p>
+      <w:pPr>
+        <w:bidi/>
+        <w:spacing w:after="50" w:before="0"/>
+        <w:ind w:left="0"/>
+      </w:pPr>
+      <w:hyperlink w:history="1" w:anchor="_sec27">
+        <w:r>
+          <w:rPr>
+            <w:rFonts w:ascii="Arial" w:cs="Arial" w:eastAsia="Arial" w:hAnsi="Arial"/>
+            <w:b/>
+            <w:bCs/>
+            <w:color w:val="1F3A5F"/>
+            <w:sz w:val="20"/>
+            <w:szCs w:val="20"/>
+            <w:rtl/>
+          </w:rPr>
+          <w:t xml:space="preserve">11. ملحق S2-ب (2026-10-23)</w:t>
+        </w:r>
+      </w:hyperlink>
+    </w:p>
+    <w:p>
       <w:r>
         <w:br w:type="page"/>
       </w:r>
@@ -41486,6 +41507,3177 @@
           <w:rtl/>
         </w:rPr>
         <w:t xml:space="preserve">، وهي اصطناعية بالكامل. أدوار المُعِدّ والمراجع والمعتمِد في DOC-B06 §6.2 تُوقَّع قبل UAT، وحالتها في البيان PROPOSED.</w:t>
+      </w:r>
+    </w:p>
+    <w:p>
+      <w:pPr>
+        <w:pStyle w:val="Heading1"/>
+        <w:bidi/>
+      </w:pPr>
+      <w:bookmarkStart w:name="_sec27" w:id="27"/>
+      <w:r>
+        <w:rPr>
+          <w:rFonts w:ascii="Arial" w:cs="Arial" w:eastAsia="Arial" w:hAnsi="Arial"/>
+          <w:b/>
+          <w:bCs/>
+          <w:color w:val="1F3A5F"/>
+          <w:sz w:val="32"/>
+          <w:szCs w:val="32"/>
+          <w:rtl/>
+        </w:rPr>
+        <w:t xml:space="preserve">11. ملحق S2-ب (2026-10-23)</w:t>
+      </w:r>
+      <w:bookmarkEnd w:id="27"/>
+    </w:p>
+    <w:p>
+      <w:pPr>
+        <w:bidi/>
+        <w:spacing w:after="110" w:before="0" w:line="312"/>
+      </w:pPr>
+      <w:r>
+        <w:rPr>
+          <w:rFonts w:ascii="Arial" w:cs="Arial" w:eastAsia="Arial" w:hAnsi="Arial"/>
+          <w:b w:val="false"/>
+          <w:bCs w:val="false"/>
+          <w:sz w:val="21"/>
+          <w:szCs w:val="21"/>
+          <w:rtl/>
+        </w:rPr>
+        <w:t xml:space="preserve">كتبه وكيل ذكاء اصطناعي مع بناء S2-ب (</w:t>
+      </w:r>
+      <w:r>
+        <w:rPr>
+          <w:rFonts w:ascii="Courier New" w:cs="Courier New" w:eastAsia="Courier New" w:hAnsi="Courier New"/>
+          <w:b w:val="false"/>
+          <w:bCs w:val="false"/>
+          <w:color w:val="1F2937"/>
+          <w:sz w:val="18"/>
+          <w:szCs w:val="18"/>
+          <w:shd w:fill="F1F3F5" w:color="auto" w:val="clear"/>
+          <w:rtl/>
+        </w:rPr>
+        <w:t xml:space="preserve">‎docs/46‎</w:t>
+      </w:r>
+      <w:r>
+        <w:rPr>
+          <w:rFonts w:ascii="Arial" w:cs="Arial" w:eastAsia="Arial" w:hAnsi="Arial"/>
+          <w:b w:val="false"/>
+          <w:bCs w:val="false"/>
+          <w:sz w:val="21"/>
+          <w:szCs w:val="21"/>
+          <w:rtl/>
+        </w:rPr>
+        <w:t xml:space="preserve">، ADR 0044). الخروج بالافتراضين OQ-11 وOQ-17، وقد اعتمدهما المالك في 2026-10-23: </w:t>
+      </w:r>
+      <w:r>
+        <w:rPr>
+          <w:rFonts w:ascii="Arial" w:cs="Arial" w:eastAsia="Arial" w:hAnsi="Arial"/>
+          <w:b/>
+          <w:bCs/>
+          <w:sz w:val="21"/>
+          <w:szCs w:val="21"/>
+          <w:rtl/>
+        </w:rPr>
+        <w:t xml:space="preserve">AC-FAC-7</w:t>
+      </w:r>
+      <w:r>
+        <w:rPr>
+          <w:rFonts w:ascii="Arial" w:cs="Arial" w:eastAsia="Arial" w:hAnsi="Arial"/>
+          <w:b w:val="false"/>
+          <w:bCs w:val="false"/>
+          <w:sz w:val="21"/>
+          <w:szCs w:val="21"/>
+          <w:rtl/>
+        </w:rPr>
+        <w:t xml:space="preserve"> مقسومًا على معطياته، و</w:t>
+      </w:r>
+      <w:r>
+        <w:rPr>
+          <w:rFonts w:ascii="Arial" w:cs="Arial" w:eastAsia="Arial" w:hAnsi="Arial"/>
+          <w:b/>
+          <w:bCs/>
+          <w:sz w:val="21"/>
+          <w:szCs w:val="21"/>
+          <w:rtl/>
+        </w:rPr>
+        <w:t xml:space="preserve">AC-FAC-13</w:t>
+      </w:r>
+      <w:r>
+        <w:rPr>
+          <w:rFonts w:ascii="Arial" w:cs="Arial" w:eastAsia="Arial" w:hAnsi="Arial"/>
+          <w:b w:val="false"/>
+          <w:bCs w:val="false"/>
+          <w:sz w:val="21"/>
+          <w:szCs w:val="21"/>
+          <w:rtl/>
+        </w:rPr>
+        <w:t xml:space="preserve"> الجديد، ومعهما AC-FIN-1 إلى 9، وهي اختبارات الدفعات من B إلى G.</w:t>
+      </w:r>
+    </w:p>
+    <w:tbl>
+      <w:tblPr>
+        <w:bidiVisual/>
+        <w:tblW w:type="dxa" w:w="9864"/>
+        <w:tblBorders>
+          <w:top w:val="single" w:color="auto" w:sz="4"/>
+          <w:left w:val="single" w:color="auto" w:sz="4"/>
+          <w:bottom w:val="single" w:color="auto" w:sz="4"/>
+          <w:right w:val="single" w:color="auto" w:sz="4"/>
+          <w:insideH w:val="single" w:color="auto" w:sz="4"/>
+          <w:insideV w:val="single" w:color="auto" w:sz="4"/>
+        </w:tblBorders>
+      </w:tblPr>
+      <w:tblGrid>
+        <w:gridCol w:w="1052"/>
+        <w:gridCol w:w="3041"/>
+        <w:gridCol w:w="4799"/>
+        <w:gridCol w:w="972"/>
+      </w:tblGrid>
+      <w:tr>
+        <w:trPr>
+          <w:cantSplit/>
+          <w:tblHeader/>
+        </w:trPr>
+        <w:tc>
+          <w:tcPr>
+            <w:tcW w:type="dxa" w:w="1052"/>
+            <w:tcBorders>
+              <w:top w:val="single" w:color="BFC9D6" w:sz="4"/>
+              <w:left w:val="single" w:color="BFC9D6" w:sz="4"/>
+              <w:bottom w:val="single" w:color="BFC9D6" w:sz="4"/>
+              <w:right w:val="single" w:color="BFC9D6" w:sz="4"/>
+            </w:tcBorders>
+            <w:shd w:fill="1F3A5F" w:color="auto" w:val="clear"/>
+            <w:tcMar>
+              <w:top w:type="dxa" w:w="50"/>
+              <w:left w:type="dxa" w:w="90"/>
+              <w:bottom w:type="dxa" w:w="50"/>
+              <w:right w:type="dxa" w:w="90"/>
+            </w:tcMar>
+            <w:vAlign w:val="center"/>
+          </w:tcPr>
+          <w:p>
+            <w:pPr>
+              <w:keepNext w:val="false"/>
+              <w:bidi/>
+              <w:spacing w:after="30" w:before="30" w:line="264"/>
+            </w:pPr>
+            <w:r>
+              <w:rPr>
+                <w:rFonts w:ascii="Arial" w:cs="Arial" w:eastAsia="Arial" w:hAnsi="Arial"/>
+                <w:b/>
+                <w:bCs/>
+                <w:color w:val="FFFFFF"/>
+                <w:sz w:val="18"/>
+                <w:szCs w:val="18"/>
+                <w:rtl/>
+              </w:rPr>
+              <w:t xml:space="preserve">المعيار</w:t>
+            </w:r>
+          </w:p>
+        </w:tc>
+        <w:tc>
+          <w:tcPr>
+            <w:tcW w:type="dxa" w:w="3041"/>
+            <w:tcBorders>
+              <w:top w:val="single" w:color="BFC9D6" w:sz="4"/>
+              <w:left w:val="single" w:color="BFC9D6" w:sz="4"/>
+              <w:bottom w:val="single" w:color="BFC9D6" w:sz="4"/>
+              <w:right w:val="single" w:color="BFC9D6" w:sz="4"/>
+            </w:tcBorders>
+            <w:shd w:fill="1F3A5F" w:color="auto" w:val="clear"/>
+            <w:tcMar>
+              <w:top w:type="dxa" w:w="50"/>
+              <w:left w:type="dxa" w:w="90"/>
+              <w:bottom w:type="dxa" w:w="50"/>
+              <w:right w:type="dxa" w:w="90"/>
+            </w:tcMar>
+            <w:vAlign w:val="center"/>
+          </w:tcPr>
+          <w:p>
+            <w:pPr>
+              <w:keepNext w:val="false"/>
+              <w:bidi/>
+              <w:spacing w:after="30" w:before="30" w:line="264"/>
+            </w:pPr>
+            <w:r>
+              <w:rPr>
+                <w:rFonts w:ascii="Arial" w:cs="Arial" w:eastAsia="Arial" w:hAnsi="Arial"/>
+                <w:b/>
+                <w:bCs/>
+                <w:color w:val="FFFFFF"/>
+                <w:sz w:val="18"/>
+                <w:szCs w:val="18"/>
+                <w:rtl/>
+              </w:rPr>
+              <w:t xml:space="preserve">ما يثبته</w:t>
+            </w:r>
+          </w:p>
+        </w:tc>
+        <w:tc>
+          <w:tcPr>
+            <w:tcW w:type="dxa" w:w="4799"/>
+            <w:tcBorders>
+              <w:top w:val="single" w:color="BFC9D6" w:sz="4"/>
+              <w:left w:val="single" w:color="BFC9D6" w:sz="4"/>
+              <w:bottom w:val="single" w:color="BFC9D6" w:sz="4"/>
+              <w:right w:val="single" w:color="BFC9D6" w:sz="4"/>
+            </w:tcBorders>
+            <w:shd w:fill="1F3A5F" w:color="auto" w:val="clear"/>
+            <w:tcMar>
+              <w:top w:type="dxa" w:w="50"/>
+              <w:left w:type="dxa" w:w="90"/>
+              <w:bottom w:type="dxa" w:w="50"/>
+              <w:right w:type="dxa" w:w="90"/>
+            </w:tcMar>
+            <w:vAlign w:val="center"/>
+          </w:tcPr>
+          <w:p>
+            <w:pPr>
+              <w:keepNext w:val="false"/>
+              <w:bidi/>
+              <w:spacing w:after="30" w:before="30" w:line="264"/>
+            </w:pPr>
+            <w:r>
+              <w:rPr>
+                <w:rFonts w:ascii="Arial" w:cs="Arial" w:eastAsia="Arial" w:hAnsi="Arial"/>
+                <w:b/>
+                <w:bCs/>
+                <w:color w:val="FFFFFF"/>
+                <w:sz w:val="18"/>
+                <w:szCs w:val="18"/>
+                <w:rtl/>
+              </w:rPr>
+              <w:t xml:space="preserve">الاختبار</w:t>
+            </w:r>
+          </w:p>
+        </w:tc>
+        <w:tc>
+          <w:tcPr>
+            <w:tcW w:type="dxa" w:w="972"/>
+            <w:tcBorders>
+              <w:top w:val="single" w:color="BFC9D6" w:sz="4"/>
+              <w:left w:val="single" w:color="BFC9D6" w:sz="4"/>
+              <w:bottom w:val="single" w:color="BFC9D6" w:sz="4"/>
+              <w:right w:val="single" w:color="BFC9D6" w:sz="4"/>
+            </w:tcBorders>
+            <w:shd w:fill="1F3A5F" w:color="auto" w:val="clear"/>
+            <w:tcMar>
+              <w:top w:type="dxa" w:w="50"/>
+              <w:left w:type="dxa" w:w="90"/>
+              <w:bottom w:type="dxa" w:w="50"/>
+              <w:right w:type="dxa" w:w="90"/>
+            </w:tcMar>
+            <w:vAlign w:val="center"/>
+          </w:tcPr>
+          <w:p>
+            <w:pPr>
+              <w:keepNext w:val="false"/>
+              <w:bidi/>
+              <w:spacing w:after="30" w:before="30" w:line="264"/>
+            </w:pPr>
+            <w:r>
+              <w:rPr>
+                <w:rFonts w:ascii="Arial" w:cs="Arial" w:eastAsia="Arial" w:hAnsi="Arial"/>
+                <w:b/>
+                <w:bCs/>
+                <w:color w:val="FFFFFF"/>
+                <w:sz w:val="18"/>
+                <w:szCs w:val="18"/>
+                <w:rtl/>
+              </w:rPr>
+              <w:t xml:space="preserve">الحالة</w:t>
+            </w:r>
+          </w:p>
+        </w:tc>
+      </w:tr>
+      <w:tr>
+        <w:trPr>
+          <w:cantSplit/>
+        </w:trPr>
+        <w:tc>
+          <w:tcPr>
+            <w:tcW w:type="dxa" w:w="1052"/>
+            <w:tcBorders>
+              <w:top w:val="single" w:color="BFC9D6" w:sz="4"/>
+              <w:left w:val="single" w:color="BFC9D6" w:sz="4"/>
+              <w:bottom w:val="single" w:color="BFC9D6" w:sz="4"/>
+              <w:right w:val="single" w:color="BFC9D6" w:sz="4"/>
+            </w:tcBorders>
+            <w:tcMar>
+              <w:top w:type="dxa" w:w="50"/>
+              <w:left w:type="dxa" w:w="90"/>
+              <w:bottom w:type="dxa" w:w="50"/>
+              <w:right w:type="dxa" w:w="90"/>
+            </w:tcMar>
+            <w:vAlign w:val="top"/>
+          </w:tcPr>
+          <w:p>
+            <w:pPr>
+              <w:keepNext w:val="false"/>
+              <w:bidi/>
+              <w:spacing w:after="30" w:before="30" w:line="264"/>
+            </w:pPr>
+            <w:r>
+              <w:rPr>
+                <w:rFonts w:ascii="Arial" w:cs="Arial" w:eastAsia="Arial" w:hAnsi="Arial"/>
+                <w:b w:val="false"/>
+                <w:bCs w:val="false"/>
+                <w:sz w:val="18"/>
+                <w:szCs w:val="18"/>
+                <w:rtl/>
+              </w:rPr>
+              <w:t xml:space="preserve">AC-FAC-7 (1)</w:t>
+            </w:r>
+          </w:p>
+        </w:tc>
+        <w:tc>
+          <w:tcPr>
+            <w:tcW w:type="dxa" w:w="3041"/>
+            <w:tcBorders>
+              <w:top w:val="single" w:color="BFC9D6" w:sz="4"/>
+              <w:left w:val="single" w:color="BFC9D6" w:sz="4"/>
+              <w:bottom w:val="single" w:color="BFC9D6" w:sz="4"/>
+              <w:right w:val="single" w:color="BFC9D6" w:sz="4"/>
+            </w:tcBorders>
+            <w:tcMar>
+              <w:top w:type="dxa" w:w="50"/>
+              <w:left w:type="dxa" w:w="90"/>
+              <w:bottom w:type="dxa" w:w="50"/>
+              <w:right w:type="dxa" w:w="90"/>
+            </w:tcMar>
+            <w:vAlign w:val="top"/>
+          </w:tcPr>
+          <w:p>
+            <w:pPr>
+              <w:keepNext w:val="false"/>
+              <w:bidi/>
+              <w:spacing w:after="30" w:before="30" w:line="264"/>
+            </w:pPr>
+            <w:r>
+              <w:rPr>
+                <w:rFonts w:ascii="Arial" w:cs="Arial" w:eastAsia="Arial" w:hAnsi="Arial"/>
+                <w:b w:val="false"/>
+                <w:bCs w:val="false"/>
+                <w:sz w:val="18"/>
+                <w:szCs w:val="18"/>
+                <w:rtl/>
+              </w:rPr>
+              <w:t xml:space="preserve">نسبة التداول على قائمة مدققة منفردة: 12,000,000 ÷ 10,500,000 = 1.142857، مخالفة بهامش ‎−0.057143 (‎−4.76%‎)، وتُفتح مخالفة</w:t>
+            </w:r>
+          </w:p>
+        </w:tc>
+        <w:tc>
+          <w:tcPr>
+            <w:tcW w:type="dxa" w:w="4799"/>
+            <w:tcBorders>
+              <w:top w:val="single" w:color="BFC9D6" w:sz="4"/>
+              <w:left w:val="single" w:color="BFC9D6" w:sz="4"/>
+              <w:bottom w:val="single" w:color="BFC9D6" w:sz="4"/>
+              <w:right w:val="single" w:color="BFC9D6" w:sz="4"/>
+            </w:tcBorders>
+            <w:tcMar>
+              <w:top w:type="dxa" w:w="50"/>
+              <w:left w:type="dxa" w:w="90"/>
+              <w:bottom w:type="dxa" w:w="50"/>
+              <w:right w:type="dxa" w:w="90"/>
+            </w:tcMar>
+            <w:vAlign w:val="top"/>
+          </w:tcPr>
+          <w:p>
+            <w:pPr>
+              <w:keepNext w:val="false"/>
+              <w:bidi/>
+              <w:spacing w:after="30" w:before="30" w:line="264"/>
+            </w:pPr>
+            <w:r>
+              <w:rPr>
+                <w:rFonts w:ascii="Courier New" w:cs="Courier New" w:eastAsia="Courier New" w:hAnsi="Courier New"/>
+                <w:b w:val="false"/>
+                <w:bCs w:val="false"/>
+                <w:color w:val="1F2937"/>
+                <w:sz w:val="16"/>
+                <w:szCs w:val="16"/>
+                <w:shd w:fill="F1F3F5" w:color="auto" w:val="clear"/>
+                <w:rtl/>
+              </w:rPr>
+              <w:t xml:space="preserve">‎AcFac7Tests.Given_a_current_ratio_below_*‎</w:t>
+            </w:r>
+          </w:p>
+        </w:tc>
+        <w:tc>
+          <w:tcPr>
+            <w:tcW w:type="dxa" w:w="972"/>
+            <w:tcBorders>
+              <w:top w:val="single" w:color="BFC9D6" w:sz="4"/>
+              <w:left w:val="single" w:color="BFC9D6" w:sz="4"/>
+              <w:bottom w:val="single" w:color="BFC9D6" w:sz="4"/>
+              <w:right w:val="single" w:color="BFC9D6" w:sz="4"/>
+            </w:tcBorders>
+            <w:tcMar>
+              <w:top w:type="dxa" w:w="50"/>
+              <w:left w:type="dxa" w:w="90"/>
+              <w:bottom w:type="dxa" w:w="50"/>
+              <w:right w:type="dxa" w:w="90"/>
+            </w:tcMar>
+            <w:vAlign w:val="top"/>
+          </w:tcPr>
+          <w:p>
+            <w:pPr>
+              <w:keepNext w:val="false"/>
+              <w:bidi/>
+              <w:spacing w:after="30" w:before="30" w:line="264"/>
+            </w:pPr>
+            <w:r>
+              <w:rPr>
+                <w:rFonts w:ascii="Arial" w:cs="Arial" w:eastAsia="Arial" w:hAnsi="Arial"/>
+                <w:b w:val="false"/>
+                <w:bCs w:val="false"/>
+                <w:sz w:val="18"/>
+                <w:szCs w:val="18"/>
+                <w:rtl/>
+              </w:rPr>
+              <w:t xml:space="preserve">ناجح</w:t>
+            </w:r>
+          </w:p>
+        </w:tc>
+      </w:tr>
+      <w:tr>
+        <w:trPr>
+          <w:cantSplit/>
+        </w:trPr>
+        <w:tc>
+          <w:tcPr>
+            <w:tcW w:type="dxa" w:w="1052"/>
+            <w:tcBorders>
+              <w:top w:val="single" w:color="BFC9D6" w:sz="4"/>
+              <w:left w:val="single" w:color="BFC9D6" w:sz="4"/>
+              <w:bottom w:val="single" w:color="BFC9D6" w:sz="4"/>
+              <w:right w:val="single" w:color="BFC9D6" w:sz="4"/>
+            </w:tcBorders>
+            <w:shd w:fill="F5F8FC" w:color="auto" w:val="clear"/>
+            <w:tcMar>
+              <w:top w:type="dxa" w:w="50"/>
+              <w:left w:type="dxa" w:w="90"/>
+              <w:bottom w:type="dxa" w:w="50"/>
+              <w:right w:type="dxa" w:w="90"/>
+            </w:tcMar>
+            <w:vAlign w:val="top"/>
+          </w:tcPr>
+          <w:p>
+            <w:pPr>
+              <w:keepNext w:val="false"/>
+              <w:bidi/>
+              <w:spacing w:after="30" w:before="30" w:line="264"/>
+            </w:pPr>
+            <w:r>
+              <w:rPr>
+                <w:rFonts w:ascii="Arial" w:cs="Arial" w:eastAsia="Arial" w:hAnsi="Arial"/>
+                <w:b w:val="false"/>
+                <w:bCs w:val="false"/>
+                <w:sz w:val="18"/>
+                <w:szCs w:val="18"/>
+                <w:rtl/>
+              </w:rPr>
+              <w:t xml:space="preserve">AC-FAC-7 (2)</w:t>
+            </w:r>
+          </w:p>
+        </w:tc>
+        <w:tc>
+          <w:tcPr>
+            <w:tcW w:type="dxa" w:w="3041"/>
+            <w:tcBorders>
+              <w:top w:val="single" w:color="BFC9D6" w:sz="4"/>
+              <w:left w:val="single" w:color="BFC9D6" w:sz="4"/>
+              <w:bottom w:val="single" w:color="BFC9D6" w:sz="4"/>
+              <w:right w:val="single" w:color="BFC9D6" w:sz="4"/>
+            </w:tcBorders>
+            <w:shd w:fill="F5F8FC" w:color="auto" w:val="clear"/>
+            <w:tcMar>
+              <w:top w:type="dxa" w:w="50"/>
+              <w:left w:type="dxa" w:w="90"/>
+              <w:bottom w:type="dxa" w:w="50"/>
+              <w:right w:type="dxa" w:w="90"/>
+            </w:tcMar>
+            <w:vAlign w:val="top"/>
+          </w:tcPr>
+          <w:p>
+            <w:pPr>
+              <w:keepNext w:val="false"/>
+              <w:bidi/>
+              <w:spacing w:after="30" w:before="30" w:line="264"/>
+            </w:pPr>
+            <w:r>
+              <w:rPr>
+                <w:rFonts w:ascii="Arial" w:cs="Arial" w:eastAsia="Arial" w:hAnsi="Arial"/>
+                <w:b w:val="false"/>
+                <w:bCs w:val="false"/>
+                <w:sz w:val="18"/>
+                <w:szCs w:val="18"/>
+                <w:rtl/>
+              </w:rPr>
+              <w:t xml:space="preserve">التنازل من مدير الخزينة يجعل المخالفة WAIVED، ويبقى الاختبار BREACH، ويزول سبب الأحمر</w:t>
+            </w:r>
+          </w:p>
+        </w:tc>
+        <w:tc>
+          <w:tcPr>
+            <w:tcW w:type="dxa" w:w="4799"/>
+            <w:tcBorders>
+              <w:top w:val="single" w:color="BFC9D6" w:sz="4"/>
+              <w:left w:val="single" w:color="BFC9D6" w:sz="4"/>
+              <w:bottom w:val="single" w:color="BFC9D6" w:sz="4"/>
+              <w:right w:val="single" w:color="BFC9D6" w:sz="4"/>
+            </w:tcBorders>
+            <w:shd w:fill="F5F8FC" w:color="auto" w:val="clear"/>
+            <w:tcMar>
+              <w:top w:type="dxa" w:w="50"/>
+              <w:left w:type="dxa" w:w="90"/>
+              <w:bottom w:type="dxa" w:w="50"/>
+              <w:right w:type="dxa" w:w="90"/>
+            </w:tcMar>
+            <w:vAlign w:val="top"/>
+          </w:tcPr>
+          <w:p>
+            <w:pPr>
+              <w:keepNext w:val="false"/>
+              <w:bidi/>
+              <w:spacing w:after="30" w:before="30" w:line="264"/>
+            </w:pPr>
+            <w:r>
+              <w:rPr>
+                <w:rFonts w:ascii="Courier New" w:cs="Courier New" w:eastAsia="Courier New" w:hAnsi="Courier New"/>
+                <w:b w:val="false"/>
+                <w:bCs w:val="false"/>
+                <w:color w:val="1F2937"/>
+                <w:sz w:val="16"/>
+                <w:szCs w:val="16"/>
+                <w:shd w:fill="F1F3F5" w:color="auto" w:val="clear"/>
+                <w:rtl/>
+              </w:rPr>
+              <w:t xml:space="preserve">‎AcFac7Tests.Given_a_waiver_*‎</w:t>
+            </w:r>
+          </w:p>
+        </w:tc>
+        <w:tc>
+          <w:tcPr>
+            <w:tcW w:type="dxa" w:w="972"/>
+            <w:tcBorders>
+              <w:top w:val="single" w:color="BFC9D6" w:sz="4"/>
+              <w:left w:val="single" w:color="BFC9D6" w:sz="4"/>
+              <w:bottom w:val="single" w:color="BFC9D6" w:sz="4"/>
+              <w:right w:val="single" w:color="BFC9D6" w:sz="4"/>
+            </w:tcBorders>
+            <w:shd w:fill="F5F8FC" w:color="auto" w:val="clear"/>
+            <w:tcMar>
+              <w:top w:type="dxa" w:w="50"/>
+              <w:left w:type="dxa" w:w="90"/>
+              <w:bottom w:type="dxa" w:w="50"/>
+              <w:right w:type="dxa" w:w="90"/>
+            </w:tcMar>
+            <w:vAlign w:val="top"/>
+          </w:tcPr>
+          <w:p>
+            <w:pPr>
+              <w:keepNext w:val="false"/>
+              <w:bidi/>
+              <w:spacing w:after="30" w:before="30" w:line="264"/>
+            </w:pPr>
+            <w:r>
+              <w:rPr>
+                <w:rFonts w:ascii="Arial" w:cs="Arial" w:eastAsia="Arial" w:hAnsi="Arial"/>
+                <w:b w:val="false"/>
+                <w:bCs w:val="false"/>
+                <w:sz w:val="18"/>
+                <w:szCs w:val="18"/>
+                <w:rtl/>
+              </w:rPr>
+              <w:t xml:space="preserve">ناجح</w:t>
+            </w:r>
+          </w:p>
+        </w:tc>
+      </w:tr>
+      <w:tr>
+        <w:trPr>
+          <w:cantSplit/>
+        </w:trPr>
+        <w:tc>
+          <w:tcPr>
+            <w:tcW w:type="dxa" w:w="1052"/>
+            <w:tcBorders>
+              <w:top w:val="single" w:color="BFC9D6" w:sz="4"/>
+              <w:left w:val="single" w:color="BFC9D6" w:sz="4"/>
+              <w:bottom w:val="single" w:color="BFC9D6" w:sz="4"/>
+              <w:right w:val="single" w:color="BFC9D6" w:sz="4"/>
+            </w:tcBorders>
+            <w:tcMar>
+              <w:top w:type="dxa" w:w="50"/>
+              <w:left w:type="dxa" w:w="90"/>
+              <w:bottom w:type="dxa" w:w="50"/>
+              <w:right w:type="dxa" w:w="90"/>
+            </w:tcMar>
+            <w:vAlign w:val="top"/>
+          </w:tcPr>
+          <w:p>
+            <w:pPr>
+              <w:keepNext w:val="false"/>
+              <w:bidi/>
+              <w:spacing w:after="30" w:before="30" w:line="264"/>
+            </w:pPr>
+            <w:r>
+              <w:rPr>
+                <w:rFonts w:ascii="Arial" w:cs="Arial" w:eastAsia="Arial" w:hAnsi="Arial"/>
+                <w:b w:val="false"/>
+                <w:bCs w:val="false"/>
+                <w:sz w:val="18"/>
+                <w:szCs w:val="18"/>
+                <w:rtl/>
+              </w:rPr>
+              <w:t xml:space="preserve">AC-FAC-7 (3)</w:t>
+            </w:r>
+          </w:p>
+        </w:tc>
+        <w:tc>
+          <w:tcPr>
+            <w:tcW w:type="dxa" w:w="3041"/>
+            <w:tcBorders>
+              <w:top w:val="single" w:color="BFC9D6" w:sz="4"/>
+              <w:left w:val="single" w:color="BFC9D6" w:sz="4"/>
+              <w:bottom w:val="single" w:color="BFC9D6" w:sz="4"/>
+              <w:right w:val="single" w:color="BFC9D6" w:sz="4"/>
+            </w:tcBorders>
+            <w:tcMar>
+              <w:top w:type="dxa" w:w="50"/>
+              <w:left w:type="dxa" w:w="90"/>
+              <w:bottom w:type="dxa" w:w="50"/>
+              <w:right w:type="dxa" w:w="90"/>
+            </w:tcMar>
+            <w:vAlign w:val="top"/>
+          </w:tcPr>
+          <w:p>
+            <w:pPr>
+              <w:keepNext w:val="false"/>
+              <w:bidi/>
+              <w:spacing w:after="30" w:before="30" w:line="264"/>
+            </w:pPr>
+            <w:r>
+              <w:rPr>
+                <w:rFonts w:ascii="Arial" w:cs="Arial" w:eastAsia="Arial" w:hAnsi="Arial"/>
+                <w:b w:val="false"/>
+                <w:bCs w:val="false"/>
+                <w:sz w:val="18"/>
+                <w:szCs w:val="18"/>
+                <w:rtl/>
+              </w:rPr>
+              <w:t xml:space="preserve">إعادة العرض بأصول متداولة 12,800,000: التقييم 2 بقيمة 1.219048 وإنذار (1.59%)، وNeedsReview، ولا إغلاق</w:t>
+            </w:r>
+          </w:p>
+        </w:tc>
+        <w:tc>
+          <w:tcPr>
+            <w:tcW w:type="dxa" w:w="4799"/>
+            <w:tcBorders>
+              <w:top w:val="single" w:color="BFC9D6" w:sz="4"/>
+              <w:left w:val="single" w:color="BFC9D6" w:sz="4"/>
+              <w:bottom w:val="single" w:color="BFC9D6" w:sz="4"/>
+              <w:right w:val="single" w:color="BFC9D6" w:sz="4"/>
+            </w:tcBorders>
+            <w:tcMar>
+              <w:top w:type="dxa" w:w="50"/>
+              <w:left w:type="dxa" w:w="90"/>
+              <w:bottom w:type="dxa" w:w="50"/>
+              <w:right w:type="dxa" w:w="90"/>
+            </w:tcMar>
+            <w:vAlign w:val="top"/>
+          </w:tcPr>
+          <w:p>
+            <w:pPr>
+              <w:keepNext w:val="false"/>
+              <w:bidi/>
+              <w:spacing w:after="30" w:before="30" w:line="264"/>
+            </w:pPr>
+            <w:r>
+              <w:rPr>
+                <w:rFonts w:ascii="Courier New" w:cs="Courier New" w:eastAsia="Courier New" w:hAnsi="Courier New"/>
+                <w:b w:val="false"/>
+                <w:bCs w:val="false"/>
+                <w:color w:val="1F2937"/>
+                <w:sz w:val="16"/>
+                <w:szCs w:val="16"/>
+                <w:shd w:fill="F1F3F5" w:color="auto" w:val="clear"/>
+                <w:rtl/>
+              </w:rPr>
+              <w:t xml:space="preserve">‎AcFac7Tests.Given_a_restatement_*‎</w:t>
+            </w:r>
+          </w:p>
+        </w:tc>
+        <w:tc>
+          <w:tcPr>
+            <w:tcW w:type="dxa" w:w="972"/>
+            <w:tcBorders>
+              <w:top w:val="single" w:color="BFC9D6" w:sz="4"/>
+              <w:left w:val="single" w:color="BFC9D6" w:sz="4"/>
+              <w:bottom w:val="single" w:color="BFC9D6" w:sz="4"/>
+              <w:right w:val="single" w:color="BFC9D6" w:sz="4"/>
+            </w:tcBorders>
+            <w:tcMar>
+              <w:top w:type="dxa" w:w="50"/>
+              <w:left w:type="dxa" w:w="90"/>
+              <w:bottom w:type="dxa" w:w="50"/>
+              <w:right w:type="dxa" w:w="90"/>
+            </w:tcMar>
+            <w:vAlign w:val="top"/>
+          </w:tcPr>
+          <w:p>
+            <w:pPr>
+              <w:keepNext w:val="false"/>
+              <w:bidi/>
+              <w:spacing w:after="30" w:before="30" w:line="264"/>
+            </w:pPr>
+            <w:r>
+              <w:rPr>
+                <w:rFonts w:ascii="Arial" w:cs="Arial" w:eastAsia="Arial" w:hAnsi="Arial"/>
+                <w:b w:val="false"/>
+                <w:bCs w:val="false"/>
+                <w:sz w:val="18"/>
+                <w:szCs w:val="18"/>
+                <w:rtl/>
+              </w:rPr>
+              <w:t xml:space="preserve">ناجح</w:t>
+            </w:r>
+          </w:p>
+        </w:tc>
+      </w:tr>
+      <w:tr>
+        <w:trPr>
+          <w:cantSplit/>
+        </w:trPr>
+        <w:tc>
+          <w:tcPr>
+            <w:tcW w:type="dxa" w:w="1052"/>
+            <w:tcBorders>
+              <w:top w:val="single" w:color="BFC9D6" w:sz="4"/>
+              <w:left w:val="single" w:color="BFC9D6" w:sz="4"/>
+              <w:bottom w:val="single" w:color="BFC9D6" w:sz="4"/>
+              <w:right w:val="single" w:color="BFC9D6" w:sz="4"/>
+            </w:tcBorders>
+            <w:shd w:fill="F5F8FC" w:color="auto" w:val="clear"/>
+            <w:tcMar>
+              <w:top w:type="dxa" w:w="50"/>
+              <w:left w:type="dxa" w:w="90"/>
+              <w:bottom w:type="dxa" w:w="50"/>
+              <w:right w:type="dxa" w:w="90"/>
+            </w:tcMar>
+            <w:vAlign w:val="top"/>
+          </w:tcPr>
+          <w:p>
+            <w:pPr>
+              <w:keepNext w:val="false"/>
+              <w:bidi/>
+              <w:spacing w:after="30" w:before="30" w:line="264"/>
+            </w:pPr>
+            <w:r>
+              <w:rPr>
+                <w:rFonts w:ascii="Arial" w:cs="Arial" w:eastAsia="Arial" w:hAnsi="Arial"/>
+                <w:b w:val="false"/>
+                <w:bCs w:val="false"/>
+                <w:sz w:val="18"/>
+                <w:szCs w:val="18"/>
+                <w:rtl/>
+              </w:rPr>
+              <w:t xml:space="preserve">AC-FAC-7 (4)</w:t>
+            </w:r>
+          </w:p>
+        </w:tc>
+        <w:tc>
+          <w:tcPr>
+            <w:tcW w:type="dxa" w:w="3041"/>
+            <w:tcBorders>
+              <w:top w:val="single" w:color="BFC9D6" w:sz="4"/>
+              <w:left w:val="single" w:color="BFC9D6" w:sz="4"/>
+              <w:bottom w:val="single" w:color="BFC9D6" w:sz="4"/>
+              <w:right w:val="single" w:color="BFC9D6" w:sz="4"/>
+            </w:tcBorders>
+            <w:shd w:fill="F5F8FC" w:color="auto" w:val="clear"/>
+            <w:tcMar>
+              <w:top w:type="dxa" w:w="50"/>
+              <w:left w:type="dxa" w:w="90"/>
+              <w:bottom w:type="dxa" w:w="50"/>
+              <w:right w:type="dxa" w:w="90"/>
+            </w:tcMar>
+            <w:vAlign w:val="top"/>
+          </w:tcPr>
+          <w:p>
+            <w:pPr>
+              <w:keepNext w:val="false"/>
+              <w:bidi/>
+              <w:spacing w:after="30" w:before="30" w:line="264"/>
+            </w:pPr>
+            <w:r>
+              <w:rPr>
+                <w:rFonts w:ascii="Arial" w:cs="Arial" w:eastAsia="Arial" w:hAnsi="Arial"/>
+                <w:b w:val="false"/>
+                <w:bCs w:val="false"/>
+                <w:sz w:val="18"/>
+                <w:szCs w:val="18"/>
+                <w:rtl/>
+              </w:rPr>
+              <w:t xml:space="preserve">متوسط الرصيد على 620,000 و480,000 و700,000: «كل شهر» 480,000 مخالفة (‎−4%‎)، و«متوسط الفترة» 600,000 ممتثل (‎+20%‎)</w:t>
+            </w:r>
+          </w:p>
+        </w:tc>
+        <w:tc>
+          <w:tcPr>
+            <w:tcW w:type="dxa" w:w="4799"/>
+            <w:tcBorders>
+              <w:top w:val="single" w:color="BFC9D6" w:sz="4"/>
+              <w:left w:val="single" w:color="BFC9D6" w:sz="4"/>
+              <w:bottom w:val="single" w:color="BFC9D6" w:sz="4"/>
+              <w:right w:val="single" w:color="BFC9D6" w:sz="4"/>
+            </w:tcBorders>
+            <w:shd w:fill="F5F8FC" w:color="auto" w:val="clear"/>
+            <w:tcMar>
+              <w:top w:type="dxa" w:w="50"/>
+              <w:left w:type="dxa" w:w="90"/>
+              <w:bottom w:type="dxa" w:w="50"/>
+              <w:right w:type="dxa" w:w="90"/>
+            </w:tcMar>
+            <w:vAlign w:val="top"/>
+          </w:tcPr>
+          <w:p>
+            <w:pPr>
+              <w:keepNext w:val="false"/>
+              <w:bidi/>
+              <w:spacing w:after="30" w:before="30" w:line="264"/>
+            </w:pPr>
+            <w:r>
+              <w:rPr>
+                <w:rFonts w:ascii="Courier New" w:cs="Courier New" w:eastAsia="Courier New" w:hAnsi="Courier New"/>
+                <w:b w:val="false"/>
+                <w:bCs w:val="false"/>
+                <w:color w:val="1F2937"/>
+                <w:sz w:val="16"/>
+                <w:szCs w:val="16"/>
+                <w:shd w:fill="F1F3F5" w:color="auto" w:val="clear"/>
+                <w:rtl/>
+              </w:rPr>
+              <w:t xml:space="preserve">‎AcFac7Tests.Given_monthly_balances_*‎</w:t>
+            </w:r>
+          </w:p>
+        </w:tc>
+        <w:tc>
+          <w:tcPr>
+            <w:tcW w:type="dxa" w:w="972"/>
+            <w:tcBorders>
+              <w:top w:val="single" w:color="BFC9D6" w:sz="4"/>
+              <w:left w:val="single" w:color="BFC9D6" w:sz="4"/>
+              <w:bottom w:val="single" w:color="BFC9D6" w:sz="4"/>
+              <w:right w:val="single" w:color="BFC9D6" w:sz="4"/>
+            </w:tcBorders>
+            <w:shd w:fill="F5F8FC" w:color="auto" w:val="clear"/>
+            <w:tcMar>
+              <w:top w:type="dxa" w:w="50"/>
+              <w:left w:type="dxa" w:w="90"/>
+              <w:bottom w:type="dxa" w:w="50"/>
+              <w:right w:type="dxa" w:w="90"/>
+            </w:tcMar>
+            <w:vAlign w:val="top"/>
+          </w:tcPr>
+          <w:p>
+            <w:pPr>
+              <w:keepNext w:val="false"/>
+              <w:bidi/>
+              <w:spacing w:after="30" w:before="30" w:line="264"/>
+            </w:pPr>
+            <w:r>
+              <w:rPr>
+                <w:rFonts w:ascii="Arial" w:cs="Arial" w:eastAsia="Arial" w:hAnsi="Arial"/>
+                <w:b w:val="false"/>
+                <w:bCs w:val="false"/>
+                <w:sz w:val="18"/>
+                <w:szCs w:val="18"/>
+                <w:rtl/>
+              </w:rPr>
+              <w:t xml:space="preserve">ناجح</w:t>
+            </w:r>
+          </w:p>
+        </w:tc>
+      </w:tr>
+      <w:tr>
+        <w:trPr>
+          <w:cantSplit/>
+        </w:trPr>
+        <w:tc>
+          <w:tcPr>
+            <w:tcW w:type="dxa" w:w="1052"/>
+            <w:tcBorders>
+              <w:top w:val="single" w:color="BFC9D6" w:sz="4"/>
+              <w:left w:val="single" w:color="BFC9D6" w:sz="4"/>
+              <w:bottom w:val="single" w:color="BFC9D6" w:sz="4"/>
+              <w:right w:val="single" w:color="BFC9D6" w:sz="4"/>
+            </w:tcBorders>
+            <w:tcMar>
+              <w:top w:type="dxa" w:w="50"/>
+              <w:left w:type="dxa" w:w="90"/>
+              <w:bottom w:type="dxa" w:w="50"/>
+              <w:right w:type="dxa" w:w="90"/>
+            </w:tcMar>
+            <w:vAlign w:val="top"/>
+          </w:tcPr>
+          <w:p>
+            <w:pPr>
+              <w:keepNext w:val="false"/>
+              <w:bidi/>
+              <w:spacing w:after="30" w:before="30" w:line="264"/>
+            </w:pPr>
+            <w:r>
+              <w:rPr>
+                <w:rFonts w:ascii="Arial" w:cs="Arial" w:eastAsia="Arial" w:hAnsi="Arial"/>
+                <w:b w:val="false"/>
+                <w:bCs w:val="false"/>
+                <w:sz w:val="18"/>
+                <w:szCs w:val="18"/>
+                <w:rtl/>
+              </w:rPr>
+              <w:t xml:space="preserve">AC-FAC-7 (5)</w:t>
+            </w:r>
+          </w:p>
+        </w:tc>
+        <w:tc>
+          <w:tcPr>
+            <w:tcW w:type="dxa" w:w="3041"/>
+            <w:tcBorders>
+              <w:top w:val="single" w:color="BFC9D6" w:sz="4"/>
+              <w:left w:val="single" w:color="BFC9D6" w:sz="4"/>
+              <w:bottom w:val="single" w:color="BFC9D6" w:sz="4"/>
+              <w:right w:val="single" w:color="BFC9D6" w:sz="4"/>
+            </w:tcBorders>
+            <w:tcMar>
+              <w:top w:type="dxa" w:w="50"/>
+              <w:left w:type="dxa" w:w="90"/>
+              <w:bottom w:type="dxa" w:w="50"/>
+              <w:right w:type="dxa" w:w="90"/>
+            </w:tcMar>
+            <w:vAlign w:val="top"/>
+          </w:tcPr>
+          <w:p>
+            <w:pPr>
+              <w:keepNext w:val="false"/>
+              <w:bidi/>
+              <w:spacing w:after="30" w:before="30" w:line="264"/>
+            </w:pPr>
+            <w:r>
+              <w:rPr>
+                <w:rFonts w:ascii="Arial" w:cs="Arial" w:eastAsia="Arial" w:hAnsi="Arial"/>
+                <w:b w:val="false"/>
+                <w:bCs w:val="false"/>
+                <w:sz w:val="18"/>
+                <w:szCs w:val="18"/>
+                <w:rtl/>
+              </w:rPr>
+              <w:t xml:space="preserve">15% من إيراد 100,000,000: تحويل 14,200,000 يعطي 14.2% مخالفة ويبقى 800,000، و15,900,000 يعطي 15.9% إنذارًا (6%)</w:t>
+            </w:r>
+          </w:p>
+        </w:tc>
+        <w:tc>
+          <w:tcPr>
+            <w:tcW w:type="dxa" w:w="4799"/>
+            <w:tcBorders>
+              <w:top w:val="single" w:color="BFC9D6" w:sz="4"/>
+              <w:left w:val="single" w:color="BFC9D6" w:sz="4"/>
+              <w:bottom w:val="single" w:color="BFC9D6" w:sz="4"/>
+              <w:right w:val="single" w:color="BFC9D6" w:sz="4"/>
+            </w:tcBorders>
+            <w:tcMar>
+              <w:top w:type="dxa" w:w="50"/>
+              <w:left w:type="dxa" w:w="90"/>
+              <w:bottom w:type="dxa" w:w="50"/>
+              <w:right w:type="dxa" w:w="90"/>
+            </w:tcMar>
+            <w:vAlign w:val="top"/>
+          </w:tcPr>
+          <w:p>
+            <w:pPr>
+              <w:keepNext w:val="false"/>
+              <w:bidi/>
+              <w:spacing w:after="30" w:before="30" w:line="264"/>
+            </w:pPr>
+            <w:r>
+              <w:rPr>
+                <w:rFonts w:ascii="Courier New" w:cs="Courier New" w:eastAsia="Courier New" w:hAnsi="Courier New"/>
+                <w:b w:val="false"/>
+                <w:bCs w:val="false"/>
+                <w:color w:val="1F2937"/>
+                <w:sz w:val="16"/>
+                <w:szCs w:val="16"/>
+                <w:shd w:fill="F1F3F5" w:color="auto" w:val="clear"/>
+                <w:rtl/>
+              </w:rPr>
+              <w:t xml:space="preserve">‎AcFac7Tests.Given_a_share_of_revenue_*‎</w:t>
+            </w:r>
+          </w:p>
+        </w:tc>
+        <w:tc>
+          <w:tcPr>
+            <w:tcW w:type="dxa" w:w="972"/>
+            <w:tcBorders>
+              <w:top w:val="single" w:color="BFC9D6" w:sz="4"/>
+              <w:left w:val="single" w:color="BFC9D6" w:sz="4"/>
+              <w:bottom w:val="single" w:color="BFC9D6" w:sz="4"/>
+              <w:right w:val="single" w:color="BFC9D6" w:sz="4"/>
+            </w:tcBorders>
+            <w:tcMar>
+              <w:top w:type="dxa" w:w="50"/>
+              <w:left w:type="dxa" w:w="90"/>
+              <w:bottom w:type="dxa" w:w="50"/>
+              <w:right w:type="dxa" w:w="90"/>
+            </w:tcMar>
+            <w:vAlign w:val="top"/>
+          </w:tcPr>
+          <w:p>
+            <w:pPr>
+              <w:keepNext w:val="false"/>
+              <w:bidi/>
+              <w:spacing w:after="30" w:before="30" w:line="264"/>
+            </w:pPr>
+            <w:r>
+              <w:rPr>
+                <w:rFonts w:ascii="Arial" w:cs="Arial" w:eastAsia="Arial" w:hAnsi="Arial"/>
+                <w:b w:val="false"/>
+                <w:bCs w:val="false"/>
+                <w:sz w:val="18"/>
+                <w:szCs w:val="18"/>
+                <w:rtl/>
+              </w:rPr>
+              <w:t xml:space="preserve">ناجح</w:t>
+            </w:r>
+          </w:p>
+        </w:tc>
+      </w:tr>
+      <w:tr>
+        <w:trPr>
+          <w:cantSplit/>
+        </w:trPr>
+        <w:tc>
+          <w:tcPr>
+            <w:tcW w:type="dxa" w:w="1052"/>
+            <w:tcBorders>
+              <w:top w:val="single" w:color="BFC9D6" w:sz="4"/>
+              <w:left w:val="single" w:color="BFC9D6" w:sz="4"/>
+              <w:bottom w:val="single" w:color="BFC9D6" w:sz="4"/>
+              <w:right w:val="single" w:color="BFC9D6" w:sz="4"/>
+            </w:tcBorders>
+            <w:shd w:fill="F5F8FC" w:color="auto" w:val="clear"/>
+            <w:tcMar>
+              <w:top w:type="dxa" w:w="50"/>
+              <w:left w:type="dxa" w:w="90"/>
+              <w:bottom w:type="dxa" w:w="50"/>
+              <w:right w:type="dxa" w:w="90"/>
+            </w:tcMar>
+            <w:vAlign w:val="top"/>
+          </w:tcPr>
+          <w:p>
+            <w:pPr>
+              <w:keepNext w:val="false"/>
+              <w:bidi/>
+              <w:spacing w:after="30" w:before="30" w:line="264"/>
+            </w:pPr>
+            <w:r>
+              <w:rPr>
+                <w:rFonts w:ascii="Arial" w:cs="Arial" w:eastAsia="Arial" w:hAnsi="Arial"/>
+                <w:b w:val="false"/>
+                <w:bCs w:val="false"/>
+                <w:sz w:val="18"/>
+                <w:szCs w:val="18"/>
+                <w:rtl/>
+              </w:rPr>
+              <w:t xml:space="preserve">AC-FAC-7 (6)</w:t>
+            </w:r>
+          </w:p>
+        </w:tc>
+        <w:tc>
+          <w:tcPr>
+            <w:tcW w:type="dxa" w:w="3041"/>
+            <w:tcBorders>
+              <w:top w:val="single" w:color="BFC9D6" w:sz="4"/>
+              <w:left w:val="single" w:color="BFC9D6" w:sz="4"/>
+              <w:bottom w:val="single" w:color="BFC9D6" w:sz="4"/>
+              <w:right w:val="single" w:color="BFC9D6" w:sz="4"/>
+            </w:tcBorders>
+            <w:shd w:fill="F5F8FC" w:color="auto" w:val="clear"/>
+            <w:tcMar>
+              <w:top w:type="dxa" w:w="50"/>
+              <w:left w:type="dxa" w:w="90"/>
+              <w:bottom w:type="dxa" w:w="50"/>
+              <w:right w:type="dxa" w:w="90"/>
+            </w:tcMar>
+            <w:vAlign w:val="top"/>
+          </w:tcPr>
+          <w:p>
+            <w:pPr>
+              <w:keepNext w:val="false"/>
+              <w:bidi/>
+              <w:spacing w:after="30" w:before="30" w:line="264"/>
+            </w:pPr>
+            <w:r>
+              <w:rPr>
+                <w:rFonts w:ascii="Arial" w:cs="Arial" w:eastAsia="Arial" w:hAnsi="Arial"/>
+                <w:b w:val="false"/>
+                <w:bCs w:val="false"/>
+                <w:sz w:val="18"/>
+                <w:szCs w:val="18"/>
+                <w:rtl/>
+              </w:rPr>
+              <w:t xml:space="preserve">D/E بلا حد وقيمته 2.0: النتيجة NOT_ASSESSED_NO_THRESHOLD، لا «ممتثل»، واللون لا يتغير</w:t>
+            </w:r>
+          </w:p>
+        </w:tc>
+        <w:tc>
+          <w:tcPr>
+            <w:tcW w:type="dxa" w:w="4799"/>
+            <w:tcBorders>
+              <w:top w:val="single" w:color="BFC9D6" w:sz="4"/>
+              <w:left w:val="single" w:color="BFC9D6" w:sz="4"/>
+              <w:bottom w:val="single" w:color="BFC9D6" w:sz="4"/>
+              <w:right w:val="single" w:color="BFC9D6" w:sz="4"/>
+            </w:tcBorders>
+            <w:shd w:fill="F5F8FC" w:color="auto" w:val="clear"/>
+            <w:tcMar>
+              <w:top w:type="dxa" w:w="50"/>
+              <w:left w:type="dxa" w:w="90"/>
+              <w:bottom w:type="dxa" w:w="50"/>
+              <w:right w:type="dxa" w:w="90"/>
+            </w:tcMar>
+            <w:vAlign w:val="top"/>
+          </w:tcPr>
+          <w:p>
+            <w:pPr>
+              <w:keepNext w:val="false"/>
+              <w:bidi/>
+              <w:spacing w:after="30" w:before="30" w:line="264"/>
+            </w:pPr>
+            <w:r>
+              <w:rPr>
+                <w:rFonts w:ascii="Courier New" w:cs="Courier New" w:eastAsia="Courier New" w:hAnsi="Courier New"/>
+                <w:b w:val="false"/>
+                <w:bCs w:val="false"/>
+                <w:color w:val="1F2937"/>
+                <w:sz w:val="16"/>
+                <w:szCs w:val="16"/>
+                <w:shd w:fill="F1F3F5" w:color="auto" w:val="clear"/>
+                <w:rtl/>
+              </w:rPr>
+              <w:t xml:space="preserve">‎AcFac7Tests.Given_no_threshold_*‎</w:t>
+            </w:r>
+          </w:p>
+        </w:tc>
+        <w:tc>
+          <w:tcPr>
+            <w:tcW w:type="dxa" w:w="972"/>
+            <w:tcBorders>
+              <w:top w:val="single" w:color="BFC9D6" w:sz="4"/>
+              <w:left w:val="single" w:color="BFC9D6" w:sz="4"/>
+              <w:bottom w:val="single" w:color="BFC9D6" w:sz="4"/>
+              <w:right w:val="single" w:color="BFC9D6" w:sz="4"/>
+            </w:tcBorders>
+            <w:shd w:fill="F5F8FC" w:color="auto" w:val="clear"/>
+            <w:tcMar>
+              <w:top w:type="dxa" w:w="50"/>
+              <w:left w:type="dxa" w:w="90"/>
+              <w:bottom w:type="dxa" w:w="50"/>
+              <w:right w:type="dxa" w:w="90"/>
+            </w:tcMar>
+            <w:vAlign w:val="top"/>
+          </w:tcPr>
+          <w:p>
+            <w:pPr>
+              <w:keepNext w:val="false"/>
+              <w:bidi/>
+              <w:spacing w:after="30" w:before="30" w:line="264"/>
+            </w:pPr>
+            <w:r>
+              <w:rPr>
+                <w:rFonts w:ascii="Arial" w:cs="Arial" w:eastAsia="Arial" w:hAnsi="Arial"/>
+                <w:b w:val="false"/>
+                <w:bCs w:val="false"/>
+                <w:sz w:val="18"/>
+                <w:szCs w:val="18"/>
+                <w:rtl/>
+              </w:rPr>
+              <w:t xml:space="preserve">ناجح</w:t>
+            </w:r>
+          </w:p>
+        </w:tc>
+      </w:tr>
+      <w:tr>
+        <w:trPr>
+          <w:cantSplit/>
+        </w:trPr>
+        <w:tc>
+          <w:tcPr>
+            <w:tcW w:type="dxa" w:w="1052"/>
+            <w:tcBorders>
+              <w:top w:val="single" w:color="BFC9D6" w:sz="4"/>
+              <w:left w:val="single" w:color="BFC9D6" w:sz="4"/>
+              <w:bottom w:val="single" w:color="BFC9D6" w:sz="4"/>
+              <w:right w:val="single" w:color="BFC9D6" w:sz="4"/>
+            </w:tcBorders>
+            <w:tcMar>
+              <w:top w:type="dxa" w:w="50"/>
+              <w:left w:type="dxa" w:w="90"/>
+              <w:bottom w:type="dxa" w:w="50"/>
+              <w:right w:type="dxa" w:w="90"/>
+            </w:tcMar>
+            <w:vAlign w:val="top"/>
+          </w:tcPr>
+          <w:p>
+            <w:pPr>
+              <w:keepNext w:val="false"/>
+              <w:bidi/>
+              <w:spacing w:after="30" w:before="30" w:line="264"/>
+            </w:pPr>
+            <w:r>
+              <w:rPr>
+                <w:rFonts w:ascii="Arial" w:cs="Arial" w:eastAsia="Arial" w:hAnsi="Arial"/>
+                <w:b w:val="false"/>
+                <w:bCs w:val="false"/>
+                <w:sz w:val="18"/>
+                <w:szCs w:val="18"/>
+                <w:rtl/>
+              </w:rPr>
+              <w:t xml:space="preserve">AC-FAC-7 (7)</w:t>
+            </w:r>
+          </w:p>
+        </w:tc>
+        <w:tc>
+          <w:tcPr>
+            <w:tcW w:type="dxa" w:w="3041"/>
+            <w:tcBorders>
+              <w:top w:val="single" w:color="BFC9D6" w:sz="4"/>
+              <w:left w:val="single" w:color="BFC9D6" w:sz="4"/>
+              <w:bottom w:val="single" w:color="BFC9D6" w:sz="4"/>
+              <w:right w:val="single" w:color="BFC9D6" w:sz="4"/>
+            </w:tcBorders>
+            <w:tcMar>
+              <w:top w:type="dxa" w:w="50"/>
+              <w:left w:type="dxa" w:w="90"/>
+              <w:bottom w:type="dxa" w:w="50"/>
+              <w:right w:type="dxa" w:w="90"/>
+            </w:tcMar>
+            <w:vAlign w:val="top"/>
+          </w:tcPr>
+          <w:p>
+            <w:pPr>
+              <w:keepNext w:val="false"/>
+              <w:bidi/>
+              <w:spacing w:after="30" w:before="30" w:line="264"/>
+            </w:pPr>
+            <w:r>
+              <w:rPr>
+                <w:rFonts w:ascii="Arial" w:cs="Arial" w:eastAsia="Arial" w:hAnsi="Arial"/>
+                <w:b w:val="false"/>
+                <w:bCs w:val="false"/>
+                <w:sz w:val="18"/>
+                <w:szCs w:val="18"/>
+                <w:rtl/>
+              </w:rPr>
+              <w:t xml:space="preserve">فترة تنتهي 2026-09-30 بمهلة 30 يومًا بلا أرصدة: PENDING_DATA حتى 2026-10-30، ثم MISSING_DATA وFIN.DATA_MISSING في 2026-10-31 (ساعة مُحقَنة)</w:t>
+            </w:r>
+          </w:p>
+        </w:tc>
+        <w:tc>
+          <w:tcPr>
+            <w:tcW w:type="dxa" w:w="4799"/>
+            <w:tcBorders>
+              <w:top w:val="single" w:color="BFC9D6" w:sz="4"/>
+              <w:left w:val="single" w:color="BFC9D6" w:sz="4"/>
+              <w:bottom w:val="single" w:color="BFC9D6" w:sz="4"/>
+              <w:right w:val="single" w:color="BFC9D6" w:sz="4"/>
+            </w:tcBorders>
+            <w:tcMar>
+              <w:top w:type="dxa" w:w="50"/>
+              <w:left w:type="dxa" w:w="90"/>
+              <w:bottom w:type="dxa" w:w="50"/>
+              <w:right w:type="dxa" w:w="90"/>
+            </w:tcMar>
+            <w:vAlign w:val="top"/>
+          </w:tcPr>
+          <w:p>
+            <w:pPr>
+              <w:keepNext w:val="false"/>
+              <w:bidi/>
+              <w:spacing w:after="30" w:before="30" w:line="264"/>
+            </w:pPr>
+            <w:r>
+              <w:rPr>
+                <w:rFonts w:ascii="Courier New" w:cs="Courier New" w:eastAsia="Courier New" w:hAnsi="Courier New"/>
+                <w:b w:val="false"/>
+                <w:bCs w:val="false"/>
+                <w:color w:val="1F2937"/>
+                <w:sz w:val="16"/>
+                <w:szCs w:val="16"/>
+                <w:shd w:fill="F1F3F5" w:color="auto" w:val="clear"/>
+                <w:rtl/>
+              </w:rPr>
+              <w:t xml:space="preserve">‎AcFac7Tests.Given_no_balances_*‎</w:t>
+            </w:r>
+          </w:p>
+        </w:tc>
+        <w:tc>
+          <w:tcPr>
+            <w:tcW w:type="dxa" w:w="972"/>
+            <w:tcBorders>
+              <w:top w:val="single" w:color="BFC9D6" w:sz="4"/>
+              <w:left w:val="single" w:color="BFC9D6" w:sz="4"/>
+              <w:bottom w:val="single" w:color="BFC9D6" w:sz="4"/>
+              <w:right w:val="single" w:color="BFC9D6" w:sz="4"/>
+            </w:tcBorders>
+            <w:tcMar>
+              <w:top w:type="dxa" w:w="50"/>
+              <w:left w:type="dxa" w:w="90"/>
+              <w:bottom w:type="dxa" w:w="50"/>
+              <w:right w:type="dxa" w:w="90"/>
+            </w:tcMar>
+            <w:vAlign w:val="top"/>
+          </w:tcPr>
+          <w:p>
+            <w:pPr>
+              <w:keepNext w:val="false"/>
+              <w:bidi/>
+              <w:spacing w:after="30" w:before="30" w:line="264"/>
+            </w:pPr>
+            <w:r>
+              <w:rPr>
+                <w:rFonts w:ascii="Arial" w:cs="Arial" w:eastAsia="Arial" w:hAnsi="Arial"/>
+                <w:b w:val="false"/>
+                <w:bCs w:val="false"/>
+                <w:sz w:val="18"/>
+                <w:szCs w:val="18"/>
+                <w:rtl/>
+              </w:rPr>
+              <w:t xml:space="preserve">ناجح</w:t>
+            </w:r>
+          </w:p>
+        </w:tc>
+      </w:tr>
+      <w:tr>
+        <w:trPr>
+          <w:cantSplit/>
+        </w:trPr>
+        <w:tc>
+          <w:tcPr>
+            <w:tcW w:type="dxa" w:w="1052"/>
+            <w:tcBorders>
+              <w:top w:val="single" w:color="BFC9D6" w:sz="4"/>
+              <w:left w:val="single" w:color="BFC9D6" w:sz="4"/>
+              <w:bottom w:val="single" w:color="BFC9D6" w:sz="4"/>
+              <w:right w:val="single" w:color="BFC9D6" w:sz="4"/>
+            </w:tcBorders>
+            <w:shd w:fill="F5F8FC" w:color="auto" w:val="clear"/>
+            <w:tcMar>
+              <w:top w:type="dxa" w:w="50"/>
+              <w:left w:type="dxa" w:w="90"/>
+              <w:bottom w:type="dxa" w:w="50"/>
+              <w:right w:type="dxa" w:w="90"/>
+            </w:tcMar>
+            <w:vAlign w:val="top"/>
+          </w:tcPr>
+          <w:p>
+            <w:pPr>
+              <w:keepNext w:val="false"/>
+              <w:bidi/>
+              <w:spacing w:after="30" w:before="30" w:line="264"/>
+            </w:pPr>
+            <w:r>
+              <w:rPr>
+                <w:rFonts w:ascii="Arial" w:cs="Arial" w:eastAsia="Arial" w:hAnsi="Arial"/>
+                <w:b w:val="false"/>
+                <w:bCs w:val="false"/>
+                <w:sz w:val="18"/>
+                <w:szCs w:val="18"/>
+                <w:rtl/>
+              </w:rPr>
+              <w:t xml:space="preserve">AC-FAC-7 (8)</w:t>
+            </w:r>
+          </w:p>
+        </w:tc>
+        <w:tc>
+          <w:tcPr>
+            <w:tcW w:type="dxa" w:w="3041"/>
+            <w:tcBorders>
+              <w:top w:val="single" w:color="BFC9D6" w:sz="4"/>
+              <w:left w:val="single" w:color="BFC9D6" w:sz="4"/>
+              <w:bottom w:val="single" w:color="BFC9D6" w:sz="4"/>
+              <w:right w:val="single" w:color="BFC9D6" w:sz="4"/>
+            </w:tcBorders>
+            <w:shd w:fill="F5F8FC" w:color="auto" w:val="clear"/>
+            <w:tcMar>
+              <w:top w:type="dxa" w:w="50"/>
+              <w:left w:type="dxa" w:w="90"/>
+              <w:bottom w:type="dxa" w:w="50"/>
+              <w:right w:type="dxa" w:w="90"/>
+            </w:tcMar>
+            <w:vAlign w:val="top"/>
+          </w:tcPr>
+          <w:p>
+            <w:pPr>
+              <w:keepNext w:val="false"/>
+              <w:bidi/>
+              <w:spacing w:after="30" w:before="30" w:line="264"/>
+            </w:pPr>
+            <w:r>
+              <w:rPr>
+                <w:rFonts w:ascii="Arial" w:cs="Arial" w:eastAsia="Arial" w:hAnsi="Arial"/>
+                <w:b w:val="false"/>
+                <w:bCs w:val="false"/>
+                <w:sz w:val="18"/>
+                <w:szCs w:val="18"/>
+                <w:rtl/>
+              </w:rPr>
+              <w:t xml:space="preserve">المُعِدّ لا يعتمد قائمته وإن حمل الصلاحيتين</w:t>
+            </w:r>
+          </w:p>
+        </w:tc>
+        <w:tc>
+          <w:tcPr>
+            <w:tcW w:type="dxa" w:w="4799"/>
+            <w:tcBorders>
+              <w:top w:val="single" w:color="BFC9D6" w:sz="4"/>
+              <w:left w:val="single" w:color="BFC9D6" w:sz="4"/>
+              <w:bottom w:val="single" w:color="BFC9D6" w:sz="4"/>
+              <w:right w:val="single" w:color="BFC9D6" w:sz="4"/>
+            </w:tcBorders>
+            <w:shd w:fill="F5F8FC" w:color="auto" w:val="clear"/>
+            <w:tcMar>
+              <w:top w:type="dxa" w:w="50"/>
+              <w:left w:type="dxa" w:w="90"/>
+              <w:bottom w:type="dxa" w:w="50"/>
+              <w:right w:type="dxa" w:w="90"/>
+            </w:tcMar>
+            <w:vAlign w:val="top"/>
+          </w:tcPr>
+          <w:p>
+            <w:pPr>
+              <w:keepNext w:val="false"/>
+              <w:bidi/>
+              <w:spacing w:after="30" w:before="30" w:line="264"/>
+            </w:pPr>
+            <w:r>
+              <w:rPr>
+                <w:rFonts w:ascii="Courier New" w:cs="Courier New" w:eastAsia="Courier New" w:hAnsi="Courier New"/>
+                <w:b w:val="false"/>
+                <w:bCs w:val="false"/>
+                <w:color w:val="1F2937"/>
+                <w:sz w:val="16"/>
+                <w:szCs w:val="16"/>
+                <w:shd w:fill="F1F3F5" w:color="auto" w:val="clear"/>
+                <w:rtl/>
+              </w:rPr>
+              <w:t xml:space="preserve">‎AcFac7Tests.Given_one_user_with_both_*‎</w:t>
+            </w:r>
+          </w:p>
+        </w:tc>
+        <w:tc>
+          <w:tcPr>
+            <w:tcW w:type="dxa" w:w="972"/>
+            <w:tcBorders>
+              <w:top w:val="single" w:color="BFC9D6" w:sz="4"/>
+              <w:left w:val="single" w:color="BFC9D6" w:sz="4"/>
+              <w:bottom w:val="single" w:color="BFC9D6" w:sz="4"/>
+              <w:right w:val="single" w:color="BFC9D6" w:sz="4"/>
+            </w:tcBorders>
+            <w:shd w:fill="F5F8FC" w:color="auto" w:val="clear"/>
+            <w:tcMar>
+              <w:top w:type="dxa" w:w="50"/>
+              <w:left w:type="dxa" w:w="90"/>
+              <w:bottom w:type="dxa" w:w="50"/>
+              <w:right w:type="dxa" w:w="90"/>
+            </w:tcMar>
+            <w:vAlign w:val="top"/>
+          </w:tcPr>
+          <w:p>
+            <w:pPr>
+              <w:keepNext w:val="false"/>
+              <w:bidi/>
+              <w:spacing w:after="30" w:before="30" w:line="264"/>
+            </w:pPr>
+            <w:r>
+              <w:rPr>
+                <w:rFonts w:ascii="Arial" w:cs="Arial" w:eastAsia="Arial" w:hAnsi="Arial"/>
+                <w:b w:val="false"/>
+                <w:bCs w:val="false"/>
+                <w:sz w:val="18"/>
+                <w:szCs w:val="18"/>
+                <w:rtl/>
+              </w:rPr>
+              <w:t xml:space="preserve">ناجح</w:t>
+            </w:r>
+          </w:p>
+        </w:tc>
+      </w:tr>
+      <w:tr>
+        <w:trPr>
+          <w:cantSplit/>
+        </w:trPr>
+        <w:tc>
+          <w:tcPr>
+            <w:tcW w:type="dxa" w:w="1052"/>
+            <w:tcBorders>
+              <w:top w:val="single" w:color="BFC9D6" w:sz="4"/>
+              <w:left w:val="single" w:color="BFC9D6" w:sz="4"/>
+              <w:bottom w:val="single" w:color="BFC9D6" w:sz="4"/>
+              <w:right w:val="single" w:color="BFC9D6" w:sz="4"/>
+            </w:tcBorders>
+            <w:tcMar>
+              <w:top w:type="dxa" w:w="50"/>
+              <w:left w:type="dxa" w:w="90"/>
+              <w:bottom w:type="dxa" w:w="50"/>
+              <w:right w:type="dxa" w:w="90"/>
+            </w:tcMar>
+            <w:vAlign w:val="top"/>
+          </w:tcPr>
+          <w:p>
+            <w:pPr>
+              <w:keepNext w:val="false"/>
+              <w:bidi/>
+              <w:spacing w:after="30" w:before="30" w:line="264"/>
+            </w:pPr>
+            <w:r>
+              <w:rPr>
+                <w:rFonts w:ascii="Arial" w:cs="Arial" w:eastAsia="Arial" w:hAnsi="Arial"/>
+                <w:b/>
+                <w:bCs/>
+                <w:sz w:val="18"/>
+                <w:szCs w:val="18"/>
+                <w:rtl/>
+              </w:rPr>
+              <w:t xml:space="preserve">AC-FAC-13 (جديد)</w:t>
+            </w:r>
+          </w:p>
+        </w:tc>
+        <w:tc>
+          <w:tcPr>
+            <w:tcW w:type="dxa" w:w="3041"/>
+            <w:tcBorders>
+              <w:top w:val="single" w:color="BFC9D6" w:sz="4"/>
+              <w:left w:val="single" w:color="BFC9D6" w:sz="4"/>
+              <w:bottom w:val="single" w:color="BFC9D6" w:sz="4"/>
+              <w:right w:val="single" w:color="BFC9D6" w:sz="4"/>
+            </w:tcBorders>
+            <w:tcMar>
+              <w:top w:type="dxa" w:w="50"/>
+              <w:left w:type="dxa" w:w="90"/>
+              <w:bottom w:type="dxa" w:w="50"/>
+              <w:right w:type="dxa" w:w="90"/>
+            </w:tcMar>
+            <w:vAlign w:val="top"/>
+          </w:tcPr>
+          <w:p>
+            <w:pPr>
+              <w:keepNext w:val="false"/>
+              <w:bidi/>
+              <w:spacing w:after="30" w:before="30" w:line="264"/>
+            </w:pPr>
+            <w:r>
+              <w:rPr>
+                <w:rFonts w:ascii="Arial" w:cs="Arial" w:eastAsia="Arial" w:hAnsi="Arial"/>
+                <w:b w:val="false"/>
+                <w:bCs w:val="false"/>
+                <w:sz w:val="18"/>
+                <w:szCs w:val="18"/>
+                <w:rtl/>
+              </w:rPr>
+              <w:t xml:space="preserve">الاتفاقيتان C وD من DS-AGR مع حزمة DS-FIN-C الاصطناعية عبر الواجهة. لوحة C في 2028-02-15: كل تعهد مقيس بآخر نتيجة وهامش؛ ولون أحمر بأسبابه (مخالفة غير متنازل عنها، ومخالفة مفتوحة، وسريان غير مؤكد)؛ وصافي القيمة الملموسة أعيد تقييمه بعد إعادة العرض بالتقييم 2 ممتثلًا، ومخالفته معلَّمة للمراجعة؛ وعدادات العائلات؛ والنزول إلى مدخلات الاختبار. وتعهدات D الثلاثة بلا حد عدّاد لا لون. والتسهيل بلا التزامات رمادي. وصف R-OBL-05 يطابق R-OBL-04. والزمن دون ثانيتين</w:t>
+            </w:r>
+          </w:p>
+        </w:tc>
+        <w:tc>
+          <w:tcPr>
+            <w:tcW w:type="dxa" w:w="4799"/>
+            <w:tcBorders>
+              <w:top w:val="single" w:color="BFC9D6" w:sz="4"/>
+              <w:left w:val="single" w:color="BFC9D6" w:sz="4"/>
+              <w:bottom w:val="single" w:color="BFC9D6" w:sz="4"/>
+              <w:right w:val="single" w:color="BFC9D6" w:sz="4"/>
+            </w:tcBorders>
+            <w:tcMar>
+              <w:top w:type="dxa" w:w="50"/>
+              <w:left w:type="dxa" w:w="90"/>
+              <w:bottom w:type="dxa" w:w="50"/>
+              <w:right w:type="dxa" w:w="90"/>
+            </w:tcMar>
+            <w:vAlign w:val="top"/>
+          </w:tcPr>
+          <w:p>
+            <w:pPr>
+              <w:keepNext w:val="false"/>
+              <w:bidi/>
+              <w:spacing w:after="30" w:before="30" w:line="264"/>
+            </w:pPr>
+            <w:r>
+              <w:rPr>
+                <w:rFonts w:ascii="Courier New" w:cs="Courier New" w:eastAsia="Courier New" w:hAnsi="Courier New"/>
+                <w:b w:val="false"/>
+                <w:bCs w:val="false"/>
+                <w:color w:val="1F2937"/>
+                <w:sz w:val="16"/>
+                <w:szCs w:val="16"/>
+                <w:shd w:fill="F1F3F5" w:color="auto" w:val="clear"/>
+                <w:rtl/>
+              </w:rPr>
+              <w:t xml:space="preserve">‎S2bExitTests.AC_FAC_13_*‎</w:t>
+            </w:r>
+          </w:p>
+        </w:tc>
+        <w:tc>
+          <w:tcPr>
+            <w:tcW w:type="dxa" w:w="972"/>
+            <w:tcBorders>
+              <w:top w:val="single" w:color="BFC9D6" w:sz="4"/>
+              <w:left w:val="single" w:color="BFC9D6" w:sz="4"/>
+              <w:bottom w:val="single" w:color="BFC9D6" w:sz="4"/>
+              <w:right w:val="single" w:color="BFC9D6" w:sz="4"/>
+            </w:tcBorders>
+            <w:tcMar>
+              <w:top w:type="dxa" w:w="50"/>
+              <w:left w:type="dxa" w:w="90"/>
+              <w:bottom w:type="dxa" w:w="50"/>
+              <w:right w:type="dxa" w:w="90"/>
+            </w:tcMar>
+            <w:vAlign w:val="top"/>
+          </w:tcPr>
+          <w:p>
+            <w:pPr>
+              <w:keepNext w:val="false"/>
+              <w:bidi/>
+              <w:spacing w:after="30" w:before="30" w:line="264"/>
+            </w:pPr>
+            <w:r>
+              <w:rPr>
+                <w:rFonts w:ascii="Arial" w:cs="Arial" w:eastAsia="Arial" w:hAnsi="Arial"/>
+                <w:b w:val="false"/>
+                <w:bCs w:val="false"/>
+                <w:sz w:val="18"/>
+                <w:szCs w:val="18"/>
+                <w:rtl/>
+              </w:rPr>
+              <w:t xml:space="preserve">ناجح</w:t>
+            </w:r>
+          </w:p>
+        </w:tc>
+      </w:tr>
+      <w:tr>
+        <w:trPr>
+          <w:cantSplit/>
+        </w:trPr>
+        <w:tc>
+          <w:tcPr>
+            <w:tcW w:type="dxa" w:w="1052"/>
+            <w:tcBorders>
+              <w:top w:val="single" w:color="BFC9D6" w:sz="4"/>
+              <w:left w:val="single" w:color="BFC9D6" w:sz="4"/>
+              <w:bottom w:val="single" w:color="BFC9D6" w:sz="4"/>
+              <w:right w:val="single" w:color="BFC9D6" w:sz="4"/>
+            </w:tcBorders>
+            <w:shd w:fill="F5F8FC" w:color="auto" w:val="clear"/>
+            <w:tcMar>
+              <w:top w:type="dxa" w:w="50"/>
+              <w:left w:type="dxa" w:w="90"/>
+              <w:bottom w:type="dxa" w:w="50"/>
+              <w:right w:type="dxa" w:w="90"/>
+            </w:tcMar>
+            <w:vAlign w:val="top"/>
+          </w:tcPr>
+          <w:p>
+            <w:pPr>
+              <w:keepNext w:val="false"/>
+              <w:bidi/>
+              <w:spacing w:after="30" w:before="30" w:line="264"/>
+            </w:pPr>
+            <w:r>
+              <w:rPr>
+                <w:rFonts w:ascii="Arial" w:cs="Arial" w:eastAsia="Arial" w:hAnsi="Arial"/>
+                <w:b w:val="false"/>
+                <w:bCs w:val="false"/>
+                <w:sz w:val="18"/>
+                <w:szCs w:val="18"/>
+                <w:rtl/>
+              </w:rPr>
+              <w:t xml:space="preserve">AC-FIN-1</w:t>
+            </w:r>
+          </w:p>
+        </w:tc>
+        <w:tc>
+          <w:tcPr>
+            <w:tcW w:type="dxa" w:w="3041"/>
+            <w:tcBorders>
+              <w:top w:val="single" w:color="BFC9D6" w:sz="4"/>
+              <w:left w:val="single" w:color="BFC9D6" w:sz="4"/>
+              <w:bottom w:val="single" w:color="BFC9D6" w:sz="4"/>
+              <w:right w:val="single" w:color="BFC9D6" w:sz="4"/>
+            </w:tcBorders>
+            <w:shd w:fill="F5F8FC" w:color="auto" w:val="clear"/>
+            <w:tcMar>
+              <w:top w:type="dxa" w:w="50"/>
+              <w:left w:type="dxa" w:w="90"/>
+              <w:bottom w:type="dxa" w:w="50"/>
+              <w:right w:type="dxa" w:w="90"/>
+            </w:tcMar>
+            <w:vAlign w:val="top"/>
+          </w:tcPr>
+          <w:p>
+            <w:pPr>
+              <w:keepNext w:val="false"/>
+              <w:bidi/>
+              <w:spacing w:after="30" w:before="30" w:line="264"/>
+            </w:pPr>
+            <w:r>
+              <w:rPr>
+                <w:rFonts w:ascii="Arial" w:cs="Arial" w:eastAsia="Arial" w:hAnsi="Arial"/>
+                <w:b w:val="false"/>
+                <w:bCs w:val="false"/>
+                <w:sz w:val="18"/>
+                <w:szCs w:val="18"/>
+                <w:rtl/>
+              </w:rPr>
+              <w:t xml:space="preserve">حزم S2-ب وإعداداتها في حساب جديد، وحراسات 063</w:t>
+            </w:r>
+          </w:p>
+        </w:tc>
+        <w:tc>
+          <w:tcPr>
+            <w:tcW w:type="dxa" w:w="4799"/>
+            <w:tcBorders>
+              <w:top w:val="single" w:color="BFC9D6" w:sz="4"/>
+              <w:left w:val="single" w:color="BFC9D6" w:sz="4"/>
+              <w:bottom w:val="single" w:color="BFC9D6" w:sz="4"/>
+              <w:right w:val="single" w:color="BFC9D6" w:sz="4"/>
+            </w:tcBorders>
+            <w:shd w:fill="F5F8FC" w:color="auto" w:val="clear"/>
+            <w:tcMar>
+              <w:top w:type="dxa" w:w="50"/>
+              <w:left w:type="dxa" w:w="90"/>
+              <w:bottom w:type="dxa" w:w="50"/>
+              <w:right w:type="dxa" w:w="90"/>
+            </w:tcMar>
+            <w:vAlign w:val="top"/>
+          </w:tcPr>
+          <w:p>
+            <w:pPr>
+              <w:keepNext w:val="false"/>
+              <w:bidi/>
+              <w:spacing w:after="30" w:before="30" w:line="264"/>
+            </w:pPr>
+            <w:r>
+              <w:rPr>
+                <w:rFonts w:ascii="Courier New" w:cs="Courier New" w:eastAsia="Courier New" w:hAnsi="Courier New"/>
+                <w:b w:val="false"/>
+                <w:bCs w:val="false"/>
+                <w:color w:val="1F2937"/>
+                <w:sz w:val="16"/>
+                <w:szCs w:val="16"/>
+                <w:shd w:fill="F1F3F5" w:color="auto" w:val="clear"/>
+                <w:rtl/>
+              </w:rPr>
+              <w:t xml:space="preserve">‎FinanceFoundationTests‎</w:t>
+            </w:r>
+            <w:r>
+              <w:rPr>
+                <w:rFonts w:ascii="Arial" w:cs="Arial" w:eastAsia="Arial" w:hAnsi="Arial"/>
+                <w:b w:val="false"/>
+                <w:bCs w:val="false"/>
+                <w:sz w:val="18"/>
+                <w:szCs w:val="18"/>
+                <w:rtl/>
+              </w:rPr>
+              <w:t xml:space="preserve"> (اثنان)</w:t>
+            </w:r>
+          </w:p>
+        </w:tc>
+        <w:tc>
+          <w:tcPr>
+            <w:tcW w:type="dxa" w:w="972"/>
+            <w:tcBorders>
+              <w:top w:val="single" w:color="BFC9D6" w:sz="4"/>
+              <w:left w:val="single" w:color="BFC9D6" w:sz="4"/>
+              <w:bottom w:val="single" w:color="BFC9D6" w:sz="4"/>
+              <w:right w:val="single" w:color="BFC9D6" w:sz="4"/>
+            </w:tcBorders>
+            <w:shd w:fill="F5F8FC" w:color="auto" w:val="clear"/>
+            <w:tcMar>
+              <w:top w:type="dxa" w:w="50"/>
+              <w:left w:type="dxa" w:w="90"/>
+              <w:bottom w:type="dxa" w:w="50"/>
+              <w:right w:type="dxa" w:w="90"/>
+            </w:tcMar>
+            <w:vAlign w:val="top"/>
+          </w:tcPr>
+          <w:p>
+            <w:pPr>
+              <w:keepNext w:val="false"/>
+              <w:bidi/>
+              <w:spacing w:after="30" w:before="30" w:line="264"/>
+            </w:pPr>
+            <w:r>
+              <w:rPr>
+                <w:rFonts w:ascii="Arial" w:cs="Arial" w:eastAsia="Arial" w:hAnsi="Arial"/>
+                <w:b w:val="false"/>
+                <w:bCs w:val="false"/>
+                <w:sz w:val="18"/>
+                <w:szCs w:val="18"/>
+                <w:rtl/>
+              </w:rPr>
+              <w:t xml:space="preserve">ناجح</w:t>
+            </w:r>
+          </w:p>
+        </w:tc>
+      </w:tr>
+      <w:tr>
+        <w:trPr>
+          <w:cantSplit/>
+        </w:trPr>
+        <w:tc>
+          <w:tcPr>
+            <w:tcW w:type="dxa" w:w="1052"/>
+            <w:tcBorders>
+              <w:top w:val="single" w:color="BFC9D6" w:sz="4"/>
+              <w:left w:val="single" w:color="BFC9D6" w:sz="4"/>
+              <w:bottom w:val="single" w:color="BFC9D6" w:sz="4"/>
+              <w:right w:val="single" w:color="BFC9D6" w:sz="4"/>
+            </w:tcBorders>
+            <w:tcMar>
+              <w:top w:type="dxa" w:w="50"/>
+              <w:left w:type="dxa" w:w="90"/>
+              <w:bottom w:type="dxa" w:w="50"/>
+              <w:right w:type="dxa" w:w="90"/>
+            </w:tcMar>
+            <w:vAlign w:val="top"/>
+          </w:tcPr>
+          <w:p>
+            <w:pPr>
+              <w:keepNext w:val="false"/>
+              <w:bidi/>
+              <w:spacing w:after="30" w:before="30" w:line="264"/>
+            </w:pPr>
+            <w:r>
+              <w:rPr>
+                <w:rFonts w:ascii="Arial" w:cs="Arial" w:eastAsia="Arial" w:hAnsi="Arial"/>
+                <w:b w:val="false"/>
+                <w:bCs w:val="false"/>
+                <w:sz w:val="18"/>
+                <w:szCs w:val="18"/>
+                <w:rtl/>
+              </w:rPr>
+              <w:t xml:space="preserve">AC-FIN-2</w:t>
+            </w:r>
+          </w:p>
+        </w:tc>
+        <w:tc>
+          <w:tcPr>
+            <w:tcW w:type="dxa" w:w="3041"/>
+            <w:tcBorders>
+              <w:top w:val="single" w:color="BFC9D6" w:sz="4"/>
+              <w:left w:val="single" w:color="BFC9D6" w:sz="4"/>
+              <w:bottom w:val="single" w:color="BFC9D6" w:sz="4"/>
+              <w:right w:val="single" w:color="BFC9D6" w:sz="4"/>
+            </w:tcBorders>
+            <w:tcMar>
+              <w:top w:type="dxa" w:w="50"/>
+              <w:left w:type="dxa" w:w="90"/>
+              <w:bottom w:type="dxa" w:w="50"/>
+              <w:right w:type="dxa" w:w="90"/>
+            </w:tcMar>
+            <w:vAlign w:val="top"/>
+          </w:tcPr>
+          <w:p>
+            <w:pPr>
+              <w:keepNext w:val="false"/>
+              <w:bidi/>
+              <w:spacing w:after="30" w:before="30" w:line="264"/>
+            </w:pPr>
+            <w:r>
+              <w:rPr>
+                <w:rFonts w:ascii="Arial" w:cs="Arial" w:eastAsia="Arial" w:hAnsi="Arial"/>
+                <w:b w:val="false"/>
+                <w:bCs w:val="false"/>
+                <w:sz w:val="18"/>
+                <w:szCs w:val="18"/>
+                <w:rtl/>
+              </w:rPr>
+              <w:t xml:space="preserve">القائمة: الإدخال والتوازن والتقديم والاعتماد من غير المُعِدّ والإصدارات</w:t>
+            </w:r>
+          </w:p>
+        </w:tc>
+        <w:tc>
+          <w:tcPr>
+            <w:tcW w:type="dxa" w:w="4799"/>
+            <w:tcBorders>
+              <w:top w:val="single" w:color="BFC9D6" w:sz="4"/>
+              <w:left w:val="single" w:color="BFC9D6" w:sz="4"/>
+              <w:bottom w:val="single" w:color="BFC9D6" w:sz="4"/>
+              <w:right w:val="single" w:color="BFC9D6" w:sz="4"/>
+            </w:tcBorders>
+            <w:tcMar>
+              <w:top w:type="dxa" w:w="50"/>
+              <w:left w:type="dxa" w:w="90"/>
+              <w:bottom w:type="dxa" w:w="50"/>
+              <w:right w:type="dxa" w:w="90"/>
+            </w:tcMar>
+            <w:vAlign w:val="top"/>
+          </w:tcPr>
+          <w:p>
+            <w:pPr>
+              <w:keepNext w:val="false"/>
+              <w:bidi/>
+              <w:spacing w:after="30" w:before="30" w:line="264"/>
+            </w:pPr>
+            <w:r>
+              <w:rPr>
+                <w:rFonts w:ascii="Courier New" w:cs="Courier New" w:eastAsia="Courier New" w:hAnsi="Courier New"/>
+                <w:b w:val="false"/>
+                <w:bCs w:val="false"/>
+                <w:color w:val="1F2937"/>
+                <w:sz w:val="16"/>
+                <w:szCs w:val="16"/>
+                <w:shd w:fill="F1F3F5" w:color="auto" w:val="clear"/>
+                <w:rtl/>
+              </w:rPr>
+              <w:t xml:space="preserve">‎StatementTests.Statement_entry_*‎</w:t>
+            </w:r>
+          </w:p>
+        </w:tc>
+        <w:tc>
+          <w:tcPr>
+            <w:tcW w:type="dxa" w:w="972"/>
+            <w:tcBorders>
+              <w:top w:val="single" w:color="BFC9D6" w:sz="4"/>
+              <w:left w:val="single" w:color="BFC9D6" w:sz="4"/>
+              <w:bottom w:val="single" w:color="BFC9D6" w:sz="4"/>
+              <w:right w:val="single" w:color="BFC9D6" w:sz="4"/>
+            </w:tcBorders>
+            <w:tcMar>
+              <w:top w:type="dxa" w:w="50"/>
+              <w:left w:type="dxa" w:w="90"/>
+              <w:bottom w:type="dxa" w:w="50"/>
+              <w:right w:type="dxa" w:w="90"/>
+            </w:tcMar>
+            <w:vAlign w:val="top"/>
+          </w:tcPr>
+          <w:p>
+            <w:pPr>
+              <w:keepNext w:val="false"/>
+              <w:bidi/>
+              <w:spacing w:after="30" w:before="30" w:line="264"/>
+            </w:pPr>
+            <w:r>
+              <w:rPr>
+                <w:rFonts w:ascii="Arial" w:cs="Arial" w:eastAsia="Arial" w:hAnsi="Arial"/>
+                <w:b w:val="false"/>
+                <w:bCs w:val="false"/>
+                <w:sz w:val="18"/>
+                <w:szCs w:val="18"/>
+                <w:rtl/>
+              </w:rPr>
+              <w:t xml:space="preserve">ناجح</w:t>
+            </w:r>
+          </w:p>
+        </w:tc>
+      </w:tr>
+      <w:tr>
+        <w:trPr>
+          <w:cantSplit/>
+        </w:trPr>
+        <w:tc>
+          <w:tcPr>
+            <w:tcW w:type="dxa" w:w="1052"/>
+            <w:tcBorders>
+              <w:top w:val="single" w:color="BFC9D6" w:sz="4"/>
+              <w:left w:val="single" w:color="BFC9D6" w:sz="4"/>
+              <w:bottom w:val="single" w:color="BFC9D6" w:sz="4"/>
+              <w:right w:val="single" w:color="BFC9D6" w:sz="4"/>
+            </w:tcBorders>
+            <w:shd w:fill="F5F8FC" w:color="auto" w:val="clear"/>
+            <w:tcMar>
+              <w:top w:type="dxa" w:w="50"/>
+              <w:left w:type="dxa" w:w="90"/>
+              <w:bottom w:type="dxa" w:w="50"/>
+              <w:right w:type="dxa" w:w="90"/>
+            </w:tcMar>
+            <w:vAlign w:val="top"/>
+          </w:tcPr>
+          <w:p>
+            <w:pPr>
+              <w:keepNext w:val="false"/>
+              <w:bidi/>
+              <w:spacing w:after="30" w:before="30" w:line="264"/>
+            </w:pPr>
+            <w:r>
+              <w:rPr>
+                <w:rFonts w:ascii="Arial" w:cs="Arial" w:eastAsia="Arial" w:hAnsi="Arial"/>
+                <w:b w:val="false"/>
+                <w:bCs w:val="false"/>
+                <w:sz w:val="18"/>
+                <w:szCs w:val="18"/>
+                <w:rtl/>
+              </w:rPr>
+              <w:t xml:space="preserve">AC-FIN-3</w:t>
+            </w:r>
+          </w:p>
+        </w:tc>
+        <w:tc>
+          <w:tcPr>
+            <w:tcW w:type="dxa" w:w="3041"/>
+            <w:tcBorders>
+              <w:top w:val="single" w:color="BFC9D6" w:sz="4"/>
+              <w:left w:val="single" w:color="BFC9D6" w:sz="4"/>
+              <w:bottom w:val="single" w:color="BFC9D6" w:sz="4"/>
+              <w:right w:val="single" w:color="BFC9D6" w:sz="4"/>
+            </w:tcBorders>
+            <w:shd w:fill="F5F8FC" w:color="auto" w:val="clear"/>
+            <w:tcMar>
+              <w:top w:type="dxa" w:w="50"/>
+              <w:left w:type="dxa" w:w="90"/>
+              <w:bottom w:type="dxa" w:w="50"/>
+              <w:right w:type="dxa" w:w="90"/>
+            </w:tcMar>
+            <w:vAlign w:val="top"/>
+          </w:tcPr>
+          <w:p>
+            <w:pPr>
+              <w:keepNext w:val="false"/>
+              <w:bidi/>
+              <w:spacing w:after="30" w:before="30" w:line="264"/>
+            </w:pPr>
+            <w:r>
+              <w:rPr>
+                <w:rFonts w:ascii="Arial" w:cs="Arial" w:eastAsia="Arial" w:hAnsi="Arial"/>
+                <w:b w:val="false"/>
+                <w:bCs w:val="false"/>
+                <w:sz w:val="18"/>
+                <w:szCs w:val="18"/>
+                <w:rtl/>
+              </w:rPr>
+              <w:t xml:space="preserve">الموحدة ووحداتها، وتقديرات الإيراد، والكتالوج، واللصق بمعاينة</w:t>
+            </w:r>
+          </w:p>
+        </w:tc>
+        <w:tc>
+          <w:tcPr>
+            <w:tcW w:type="dxa" w:w="4799"/>
+            <w:tcBorders>
+              <w:top w:val="single" w:color="BFC9D6" w:sz="4"/>
+              <w:left w:val="single" w:color="BFC9D6" w:sz="4"/>
+              <w:bottom w:val="single" w:color="BFC9D6" w:sz="4"/>
+              <w:right w:val="single" w:color="BFC9D6" w:sz="4"/>
+            </w:tcBorders>
+            <w:shd w:fill="F5F8FC" w:color="auto" w:val="clear"/>
+            <w:tcMar>
+              <w:top w:type="dxa" w:w="50"/>
+              <w:left w:type="dxa" w:w="90"/>
+              <w:bottom w:type="dxa" w:w="50"/>
+              <w:right w:type="dxa" w:w="90"/>
+            </w:tcMar>
+            <w:vAlign w:val="top"/>
+          </w:tcPr>
+          <w:p>
+            <w:pPr>
+              <w:keepNext w:val="false"/>
+              <w:bidi/>
+              <w:spacing w:after="30" w:before="30" w:line="264"/>
+            </w:pPr>
+            <w:r>
+              <w:rPr>
+                <w:rFonts w:ascii="Courier New" w:cs="Courier New" w:eastAsia="Courier New" w:hAnsi="Courier New"/>
+                <w:b w:val="false"/>
+                <w:bCs w:val="false"/>
+                <w:color w:val="1F2937"/>
+                <w:sz w:val="16"/>
+                <w:szCs w:val="16"/>
+                <w:shd w:fill="F1F3F5" w:color="auto" w:val="clear"/>
+                <w:rtl/>
+              </w:rPr>
+              <w:t xml:space="preserve">‎StatementTests.Consolidation_*‎</w:t>
+            </w:r>
+          </w:p>
+        </w:tc>
+        <w:tc>
+          <w:tcPr>
+            <w:tcW w:type="dxa" w:w="972"/>
+            <w:tcBorders>
+              <w:top w:val="single" w:color="BFC9D6" w:sz="4"/>
+              <w:left w:val="single" w:color="BFC9D6" w:sz="4"/>
+              <w:bottom w:val="single" w:color="BFC9D6" w:sz="4"/>
+              <w:right w:val="single" w:color="BFC9D6" w:sz="4"/>
+            </w:tcBorders>
+            <w:shd w:fill="F5F8FC" w:color="auto" w:val="clear"/>
+            <w:tcMar>
+              <w:top w:type="dxa" w:w="50"/>
+              <w:left w:type="dxa" w:w="90"/>
+              <w:bottom w:type="dxa" w:w="50"/>
+              <w:right w:type="dxa" w:w="90"/>
+            </w:tcMar>
+            <w:vAlign w:val="top"/>
+          </w:tcPr>
+          <w:p>
+            <w:pPr>
+              <w:keepNext w:val="false"/>
+              <w:bidi/>
+              <w:spacing w:after="30" w:before="30" w:line="264"/>
+            </w:pPr>
+            <w:r>
+              <w:rPr>
+                <w:rFonts w:ascii="Arial" w:cs="Arial" w:eastAsia="Arial" w:hAnsi="Arial"/>
+                <w:b w:val="false"/>
+                <w:bCs w:val="false"/>
+                <w:sz w:val="18"/>
+                <w:szCs w:val="18"/>
+                <w:rtl/>
+              </w:rPr>
+              <w:t xml:space="preserve">ناجح</w:t>
+            </w:r>
+          </w:p>
+        </w:tc>
+      </w:tr>
+      <w:tr>
+        <w:trPr>
+          <w:cantSplit/>
+        </w:trPr>
+        <w:tc>
+          <w:tcPr>
+            <w:tcW w:type="dxa" w:w="1052"/>
+            <w:tcBorders>
+              <w:top w:val="single" w:color="BFC9D6" w:sz="4"/>
+              <w:left w:val="single" w:color="BFC9D6" w:sz="4"/>
+              <w:bottom w:val="single" w:color="BFC9D6" w:sz="4"/>
+              <w:right w:val="single" w:color="BFC9D6" w:sz="4"/>
+            </w:tcBorders>
+            <w:tcMar>
+              <w:top w:type="dxa" w:w="50"/>
+              <w:left w:type="dxa" w:w="90"/>
+              <w:bottom w:type="dxa" w:w="50"/>
+              <w:right w:type="dxa" w:w="90"/>
+            </w:tcMar>
+            <w:vAlign w:val="top"/>
+          </w:tcPr>
+          <w:p>
+            <w:pPr>
+              <w:keepNext w:val="false"/>
+              <w:bidi/>
+              <w:spacing w:after="30" w:before="30" w:line="264"/>
+            </w:pPr>
+            <w:r>
+              <w:rPr>
+                <w:rFonts w:ascii="Arial" w:cs="Arial" w:eastAsia="Arial" w:hAnsi="Arial"/>
+                <w:b w:val="false"/>
+                <w:bCs w:val="false"/>
+                <w:sz w:val="18"/>
+                <w:szCs w:val="18"/>
+                <w:rtl/>
+              </w:rPr>
+              <w:t xml:space="preserve">AC-FIN-4</w:t>
+            </w:r>
+          </w:p>
+        </w:tc>
+        <w:tc>
+          <w:tcPr>
+            <w:tcW w:type="dxa" w:w="3041"/>
+            <w:tcBorders>
+              <w:top w:val="single" w:color="BFC9D6" w:sz="4"/>
+              <w:left w:val="single" w:color="BFC9D6" w:sz="4"/>
+              <w:bottom w:val="single" w:color="BFC9D6" w:sz="4"/>
+              <w:right w:val="single" w:color="BFC9D6" w:sz="4"/>
+            </w:tcBorders>
+            <w:tcMar>
+              <w:top w:type="dxa" w:w="50"/>
+              <w:left w:type="dxa" w:w="90"/>
+              <w:bottom w:type="dxa" w:w="50"/>
+              <w:right w:type="dxa" w:w="90"/>
+            </w:tcMar>
+            <w:vAlign w:val="top"/>
+          </w:tcPr>
+          <w:p>
+            <w:pPr>
+              <w:keepNext w:val="false"/>
+              <w:bidi/>
+              <w:spacing w:after="30" w:before="30" w:line="264"/>
+            </w:pPr>
+            <w:r>
+              <w:rPr>
+                <w:rFonts w:ascii="Arial" w:cs="Arial" w:eastAsia="Arial" w:hAnsi="Arial"/>
+                <w:b w:val="false"/>
+                <w:bCs w:val="false"/>
+                <w:sz w:val="18"/>
+                <w:szCs w:val="18"/>
+                <w:rtl/>
+              </w:rPr>
+              <w:t xml:space="preserve">الأرصدة الشهرية: إدخال وتأكيد وإعادة فتح بمستخدمين مختلفين</w:t>
+            </w:r>
+          </w:p>
+        </w:tc>
+        <w:tc>
+          <w:tcPr>
+            <w:tcW w:type="dxa" w:w="4799"/>
+            <w:tcBorders>
+              <w:top w:val="single" w:color="BFC9D6" w:sz="4"/>
+              <w:left w:val="single" w:color="BFC9D6" w:sz="4"/>
+              <w:bottom w:val="single" w:color="BFC9D6" w:sz="4"/>
+              <w:right w:val="single" w:color="BFC9D6" w:sz="4"/>
+            </w:tcBorders>
+            <w:tcMar>
+              <w:top w:type="dxa" w:w="50"/>
+              <w:left w:type="dxa" w:w="90"/>
+              <w:bottom w:type="dxa" w:w="50"/>
+              <w:right w:type="dxa" w:w="90"/>
+            </w:tcMar>
+            <w:vAlign w:val="top"/>
+          </w:tcPr>
+          <w:p>
+            <w:pPr>
+              <w:keepNext w:val="false"/>
+              <w:bidi/>
+              <w:spacing w:after="30" w:before="30" w:line="264"/>
+            </w:pPr>
+            <w:r>
+              <w:rPr>
+                <w:rFonts w:ascii="Courier New" w:cs="Courier New" w:eastAsia="Courier New" w:hAnsi="Courier New"/>
+                <w:b w:val="false"/>
+                <w:bCs w:val="false"/>
+                <w:color w:val="1F2937"/>
+                <w:sz w:val="16"/>
+                <w:szCs w:val="16"/>
+                <w:shd w:fill="F1F3F5" w:color="auto" w:val="clear"/>
+                <w:rtl/>
+              </w:rPr>
+              <w:t xml:space="preserve">‎MonthlyFigureTests.Monthly_balances_*‎</w:t>
+            </w:r>
+          </w:p>
+        </w:tc>
+        <w:tc>
+          <w:tcPr>
+            <w:tcW w:type="dxa" w:w="972"/>
+            <w:tcBorders>
+              <w:top w:val="single" w:color="BFC9D6" w:sz="4"/>
+              <w:left w:val="single" w:color="BFC9D6" w:sz="4"/>
+              <w:bottom w:val="single" w:color="BFC9D6" w:sz="4"/>
+              <w:right w:val="single" w:color="BFC9D6" w:sz="4"/>
+            </w:tcBorders>
+            <w:tcMar>
+              <w:top w:type="dxa" w:w="50"/>
+              <w:left w:type="dxa" w:w="90"/>
+              <w:bottom w:type="dxa" w:w="50"/>
+              <w:right w:type="dxa" w:w="90"/>
+            </w:tcMar>
+            <w:vAlign w:val="top"/>
+          </w:tcPr>
+          <w:p>
+            <w:pPr>
+              <w:keepNext w:val="false"/>
+              <w:bidi/>
+              <w:spacing w:after="30" w:before="30" w:line="264"/>
+            </w:pPr>
+            <w:r>
+              <w:rPr>
+                <w:rFonts w:ascii="Arial" w:cs="Arial" w:eastAsia="Arial" w:hAnsi="Arial"/>
+                <w:b w:val="false"/>
+                <w:bCs w:val="false"/>
+                <w:sz w:val="18"/>
+                <w:szCs w:val="18"/>
+                <w:rtl/>
+              </w:rPr>
+              <w:t xml:space="preserve">ناجح</w:t>
+            </w:r>
+          </w:p>
+        </w:tc>
+      </w:tr>
+      <w:tr>
+        <w:trPr>
+          <w:cantSplit/>
+        </w:trPr>
+        <w:tc>
+          <w:tcPr>
+            <w:tcW w:type="dxa" w:w="1052"/>
+            <w:tcBorders>
+              <w:top w:val="single" w:color="BFC9D6" w:sz="4"/>
+              <w:left w:val="single" w:color="BFC9D6" w:sz="4"/>
+              <w:bottom w:val="single" w:color="BFC9D6" w:sz="4"/>
+              <w:right w:val="single" w:color="BFC9D6" w:sz="4"/>
+            </w:tcBorders>
+            <w:shd w:fill="F5F8FC" w:color="auto" w:val="clear"/>
+            <w:tcMar>
+              <w:top w:type="dxa" w:w="50"/>
+              <w:left w:type="dxa" w:w="90"/>
+              <w:bottom w:type="dxa" w:w="50"/>
+              <w:right w:type="dxa" w:w="90"/>
+            </w:tcMar>
+            <w:vAlign w:val="top"/>
+          </w:tcPr>
+          <w:p>
+            <w:pPr>
+              <w:keepNext w:val="false"/>
+              <w:bidi/>
+              <w:spacing w:after="30" w:before="30" w:line="264"/>
+            </w:pPr>
+            <w:r>
+              <w:rPr>
+                <w:rFonts w:ascii="Arial" w:cs="Arial" w:eastAsia="Arial" w:hAnsi="Arial"/>
+                <w:b w:val="false"/>
+                <w:bCs w:val="false"/>
+                <w:sz w:val="18"/>
+                <w:szCs w:val="18"/>
+                <w:rtl/>
+              </w:rPr>
+              <w:t xml:space="preserve">AC-FIN-5</w:t>
+            </w:r>
+          </w:p>
+        </w:tc>
+        <w:tc>
+          <w:tcPr>
+            <w:tcW w:type="dxa" w:w="3041"/>
+            <w:tcBorders>
+              <w:top w:val="single" w:color="BFC9D6" w:sz="4"/>
+              <w:left w:val="single" w:color="BFC9D6" w:sz="4"/>
+              <w:bottom w:val="single" w:color="BFC9D6" w:sz="4"/>
+              <w:right w:val="single" w:color="BFC9D6" w:sz="4"/>
+            </w:tcBorders>
+            <w:shd w:fill="F5F8FC" w:color="auto" w:val="clear"/>
+            <w:tcMar>
+              <w:top w:type="dxa" w:w="50"/>
+              <w:left w:type="dxa" w:w="90"/>
+              <w:bottom w:type="dxa" w:w="50"/>
+              <w:right w:type="dxa" w:w="90"/>
+            </w:tcMar>
+            <w:vAlign w:val="top"/>
+          </w:tcPr>
+          <w:p>
+            <w:pPr>
+              <w:keepNext w:val="false"/>
+              <w:bidi/>
+              <w:spacing w:after="30" w:before="30" w:line="264"/>
+            </w:pPr>
+            <w:r>
+              <w:rPr>
+                <w:rFonts w:ascii="Arial" w:cs="Arial" w:eastAsia="Arial" w:hAnsi="Arial"/>
+                <w:b w:val="false"/>
+                <w:bCs w:val="false"/>
+                <w:sz w:val="18"/>
+                <w:szCs w:val="18"/>
+                <w:rtl/>
+              </w:rPr>
+              <w:t xml:space="preserve">التحويلات بمستوى واحد، والأداء في تاريخ (BR-FIN-017)، وإغلاق الفترة</w:t>
+            </w:r>
+          </w:p>
+        </w:tc>
+        <w:tc>
+          <w:tcPr>
+            <w:tcW w:type="dxa" w:w="4799"/>
+            <w:tcBorders>
+              <w:top w:val="single" w:color="BFC9D6" w:sz="4"/>
+              <w:left w:val="single" w:color="BFC9D6" w:sz="4"/>
+              <w:bottom w:val="single" w:color="BFC9D6" w:sz="4"/>
+              <w:right w:val="single" w:color="BFC9D6" w:sz="4"/>
+            </w:tcBorders>
+            <w:shd w:fill="F5F8FC" w:color="auto" w:val="clear"/>
+            <w:tcMar>
+              <w:top w:type="dxa" w:w="50"/>
+              <w:left w:type="dxa" w:w="90"/>
+              <w:bottom w:type="dxa" w:w="50"/>
+              <w:right w:type="dxa" w:w="90"/>
+            </w:tcMar>
+            <w:vAlign w:val="top"/>
+          </w:tcPr>
+          <w:p>
+            <w:pPr>
+              <w:keepNext w:val="false"/>
+              <w:bidi/>
+              <w:spacing w:after="30" w:before="30" w:line="264"/>
+            </w:pPr>
+            <w:r>
+              <w:rPr>
+                <w:rFonts w:ascii="Courier New" w:cs="Courier New" w:eastAsia="Courier New" w:hAnsi="Courier New"/>
+                <w:b w:val="false"/>
+                <w:bCs w:val="false"/>
+                <w:color w:val="1F2937"/>
+                <w:sz w:val="16"/>
+                <w:szCs w:val="16"/>
+                <w:shd w:fill="F1F3F5" w:color="auto" w:val="clear"/>
+                <w:rtl/>
+              </w:rPr>
+              <w:t xml:space="preserve">‎MonthlyFigureTests.Bank_flows_*‎</w:t>
+            </w:r>
+          </w:p>
+        </w:tc>
+        <w:tc>
+          <w:tcPr>
+            <w:tcW w:type="dxa" w:w="972"/>
+            <w:tcBorders>
+              <w:top w:val="single" w:color="BFC9D6" w:sz="4"/>
+              <w:left w:val="single" w:color="BFC9D6" w:sz="4"/>
+              <w:bottom w:val="single" w:color="BFC9D6" w:sz="4"/>
+              <w:right w:val="single" w:color="BFC9D6" w:sz="4"/>
+            </w:tcBorders>
+            <w:shd w:fill="F5F8FC" w:color="auto" w:val="clear"/>
+            <w:tcMar>
+              <w:top w:type="dxa" w:w="50"/>
+              <w:left w:type="dxa" w:w="90"/>
+              <w:bottom w:type="dxa" w:w="50"/>
+              <w:right w:type="dxa" w:w="90"/>
+            </w:tcMar>
+            <w:vAlign w:val="top"/>
+          </w:tcPr>
+          <w:p>
+            <w:pPr>
+              <w:keepNext w:val="false"/>
+              <w:bidi/>
+              <w:spacing w:after="30" w:before="30" w:line="264"/>
+            </w:pPr>
+            <w:r>
+              <w:rPr>
+                <w:rFonts w:ascii="Arial" w:cs="Arial" w:eastAsia="Arial" w:hAnsi="Arial"/>
+                <w:b w:val="false"/>
+                <w:bCs w:val="false"/>
+                <w:sz w:val="18"/>
+                <w:szCs w:val="18"/>
+                <w:rtl/>
+              </w:rPr>
+              <w:t xml:space="preserve">ناجح</w:t>
+            </w:r>
+          </w:p>
+        </w:tc>
+      </w:tr>
+      <w:tr>
+        <w:trPr>
+          <w:cantSplit/>
+        </w:trPr>
+        <w:tc>
+          <w:tcPr>
+            <w:tcW w:type="dxa" w:w="1052"/>
+            <w:tcBorders>
+              <w:top w:val="single" w:color="BFC9D6" w:sz="4"/>
+              <w:left w:val="single" w:color="BFC9D6" w:sz="4"/>
+              <w:bottom w:val="single" w:color="BFC9D6" w:sz="4"/>
+              <w:right w:val="single" w:color="BFC9D6" w:sz="4"/>
+            </w:tcBorders>
+            <w:tcMar>
+              <w:top w:type="dxa" w:w="50"/>
+              <w:left w:type="dxa" w:w="90"/>
+              <w:bottom w:type="dxa" w:w="50"/>
+              <w:right w:type="dxa" w:w="90"/>
+            </w:tcMar>
+            <w:vAlign w:val="top"/>
+          </w:tcPr>
+          <w:p>
+            <w:pPr>
+              <w:keepNext w:val="false"/>
+              <w:bidi/>
+              <w:spacing w:after="30" w:before="30" w:line="264"/>
+            </w:pPr>
+            <w:r>
+              <w:rPr>
+                <w:rFonts w:ascii="Arial" w:cs="Arial" w:eastAsia="Arial" w:hAnsi="Arial"/>
+                <w:b w:val="false"/>
+                <w:bCs w:val="false"/>
+                <w:sz w:val="18"/>
+                <w:szCs w:val="18"/>
+                <w:rtl/>
+              </w:rPr>
+              <w:t xml:space="preserve">AC-FIN-6</w:t>
+            </w:r>
+          </w:p>
+        </w:tc>
+        <w:tc>
+          <w:tcPr>
+            <w:tcW w:type="dxa" w:w="3041"/>
+            <w:tcBorders>
+              <w:top w:val="single" w:color="BFC9D6" w:sz="4"/>
+              <w:left w:val="single" w:color="BFC9D6" w:sz="4"/>
+              <w:bottom w:val="single" w:color="BFC9D6" w:sz="4"/>
+              <w:right w:val="single" w:color="BFC9D6" w:sz="4"/>
+            </w:tcBorders>
+            <w:tcMar>
+              <w:top w:type="dxa" w:w="50"/>
+              <w:left w:type="dxa" w:w="90"/>
+              <w:bottom w:type="dxa" w:w="50"/>
+              <w:right w:type="dxa" w:w="90"/>
+            </w:tcMar>
+            <w:vAlign w:val="top"/>
+          </w:tcPr>
+          <w:p>
+            <w:pPr>
+              <w:keepNext w:val="false"/>
+              <w:bidi/>
+              <w:spacing w:after="30" w:before="30" w:line="264"/>
+            </w:pPr>
+            <w:r>
+              <w:rPr>
+                <w:rFonts w:ascii="Arial" w:cs="Arial" w:eastAsia="Arial" w:hAnsi="Arial"/>
+                <w:b w:val="false"/>
+                <w:bCs w:val="false"/>
+                <w:sz w:val="18"/>
+                <w:szCs w:val="18"/>
+                <w:rtl/>
+              </w:rPr>
+              <w:t xml:space="preserve">الصيغ: الرفض عند الحفظ بالموضع، والإصدار والاعتماد، والحساب على قائمة. ومحلل Core بكل قالب</w:t>
+            </w:r>
+          </w:p>
+        </w:tc>
+        <w:tc>
+          <w:tcPr>
+            <w:tcW w:type="dxa" w:w="4799"/>
+            <w:tcBorders>
+              <w:top w:val="single" w:color="BFC9D6" w:sz="4"/>
+              <w:left w:val="single" w:color="BFC9D6" w:sz="4"/>
+              <w:bottom w:val="single" w:color="BFC9D6" w:sz="4"/>
+              <w:right w:val="single" w:color="BFC9D6" w:sz="4"/>
+            </w:tcBorders>
+            <w:tcMar>
+              <w:top w:type="dxa" w:w="50"/>
+              <w:left w:type="dxa" w:w="90"/>
+              <w:bottom w:type="dxa" w:w="50"/>
+              <w:right w:type="dxa" w:w="90"/>
+            </w:tcMar>
+            <w:vAlign w:val="top"/>
+          </w:tcPr>
+          <w:p>
+            <w:pPr>
+              <w:keepNext w:val="false"/>
+              <w:bidi/>
+              <w:spacing w:after="30" w:before="30" w:line="264"/>
+            </w:pPr>
+            <w:r>
+              <w:rPr>
+                <w:rFonts w:ascii="Courier New" w:cs="Courier New" w:eastAsia="Courier New" w:hAnsi="Courier New"/>
+                <w:b w:val="false"/>
+                <w:bCs w:val="false"/>
+                <w:color w:val="1F2937"/>
+                <w:sz w:val="16"/>
+                <w:szCs w:val="16"/>
+                <w:shd w:fill="F1F3F5" w:color="auto" w:val="clear"/>
+                <w:rtl/>
+              </w:rPr>
+              <w:t xml:space="preserve">‎FormulaTests‎</w:t>
+            </w:r>
+            <w:r>
+              <w:rPr>
+                <w:rFonts w:ascii="Arial" w:cs="Arial" w:eastAsia="Arial" w:hAnsi="Arial"/>
+                <w:b w:val="false"/>
+                <w:bCs w:val="false"/>
+                <w:sz w:val="18"/>
+                <w:szCs w:val="18"/>
+                <w:rtl/>
+              </w:rPr>
+              <w:t xml:space="preserve"> (تكامل ووحدة)</w:t>
+            </w:r>
+          </w:p>
+        </w:tc>
+        <w:tc>
+          <w:tcPr>
+            <w:tcW w:type="dxa" w:w="972"/>
+            <w:tcBorders>
+              <w:top w:val="single" w:color="BFC9D6" w:sz="4"/>
+              <w:left w:val="single" w:color="BFC9D6" w:sz="4"/>
+              <w:bottom w:val="single" w:color="BFC9D6" w:sz="4"/>
+              <w:right w:val="single" w:color="BFC9D6" w:sz="4"/>
+            </w:tcBorders>
+            <w:tcMar>
+              <w:top w:type="dxa" w:w="50"/>
+              <w:left w:type="dxa" w:w="90"/>
+              <w:bottom w:type="dxa" w:w="50"/>
+              <w:right w:type="dxa" w:w="90"/>
+            </w:tcMar>
+            <w:vAlign w:val="top"/>
+          </w:tcPr>
+          <w:p>
+            <w:pPr>
+              <w:keepNext w:val="false"/>
+              <w:bidi/>
+              <w:spacing w:after="30" w:before="30" w:line="264"/>
+            </w:pPr>
+            <w:r>
+              <w:rPr>
+                <w:rFonts w:ascii="Arial" w:cs="Arial" w:eastAsia="Arial" w:hAnsi="Arial"/>
+                <w:b w:val="false"/>
+                <w:bCs w:val="false"/>
+                <w:sz w:val="18"/>
+                <w:szCs w:val="18"/>
+                <w:rtl/>
+              </w:rPr>
+              <w:t xml:space="preserve">ناجح</w:t>
+            </w:r>
+          </w:p>
+        </w:tc>
+      </w:tr>
+      <w:tr>
+        <w:trPr>
+          <w:cantSplit/>
+        </w:trPr>
+        <w:tc>
+          <w:tcPr>
+            <w:tcW w:type="dxa" w:w="1052"/>
+            <w:tcBorders>
+              <w:top w:val="single" w:color="BFC9D6" w:sz="4"/>
+              <w:left w:val="single" w:color="BFC9D6" w:sz="4"/>
+              <w:bottom w:val="single" w:color="BFC9D6" w:sz="4"/>
+              <w:right w:val="single" w:color="BFC9D6" w:sz="4"/>
+            </w:tcBorders>
+            <w:shd w:fill="F5F8FC" w:color="auto" w:val="clear"/>
+            <w:tcMar>
+              <w:top w:type="dxa" w:w="50"/>
+              <w:left w:type="dxa" w:w="90"/>
+              <w:bottom w:type="dxa" w:w="50"/>
+              <w:right w:type="dxa" w:w="90"/>
+            </w:tcMar>
+            <w:vAlign w:val="top"/>
+          </w:tcPr>
+          <w:p>
+            <w:pPr>
+              <w:keepNext w:val="false"/>
+              <w:bidi/>
+              <w:spacing w:after="30" w:before="30" w:line="264"/>
+            </w:pPr>
+            <w:r>
+              <w:rPr>
+                <w:rFonts w:ascii="Arial" w:cs="Arial" w:eastAsia="Arial" w:hAnsi="Arial"/>
+                <w:b w:val="false"/>
+                <w:bCs w:val="false"/>
+                <w:sz w:val="18"/>
+                <w:szCs w:val="18"/>
+                <w:rtl/>
+              </w:rPr>
+              <w:t xml:space="preserve">AC-FIN-7</w:t>
+            </w:r>
+          </w:p>
+        </w:tc>
+        <w:tc>
+          <w:tcPr>
+            <w:tcW w:type="dxa" w:w="3041"/>
+            <w:tcBorders>
+              <w:top w:val="single" w:color="BFC9D6" w:sz="4"/>
+              <w:left w:val="single" w:color="BFC9D6" w:sz="4"/>
+              <w:bottom w:val="single" w:color="BFC9D6" w:sz="4"/>
+              <w:right w:val="single" w:color="BFC9D6" w:sz="4"/>
+            </w:tcBorders>
+            <w:shd w:fill="F5F8FC" w:color="auto" w:val="clear"/>
+            <w:tcMar>
+              <w:top w:type="dxa" w:w="50"/>
+              <w:left w:type="dxa" w:w="90"/>
+              <w:bottom w:type="dxa" w:w="50"/>
+              <w:right w:type="dxa" w:w="90"/>
+            </w:tcMar>
+            <w:vAlign w:val="top"/>
+          </w:tcPr>
+          <w:p>
+            <w:pPr>
+              <w:keepNext w:val="false"/>
+              <w:bidi/>
+              <w:spacing w:after="30" w:before="30" w:line="264"/>
+            </w:pPr>
+            <w:r>
+              <w:rPr>
+                <w:rFonts w:ascii="Arial" w:cs="Arial" w:eastAsia="Arial" w:hAnsi="Arial"/>
+                <w:b w:val="false"/>
+                <w:bCs w:val="false"/>
+                <w:sz w:val="18"/>
+                <w:szCs w:val="18"/>
+                <w:rtl/>
+              </w:rPr>
+              <w:t xml:space="preserve">جدول الاختبارات من نهاية السنة المالية، والمحرك، والمخالفات وNeedsReview، والقيمة اليدوية</w:t>
+            </w:r>
+          </w:p>
+        </w:tc>
+        <w:tc>
+          <w:tcPr>
+            <w:tcW w:type="dxa" w:w="4799"/>
+            <w:tcBorders>
+              <w:top w:val="single" w:color="BFC9D6" w:sz="4"/>
+              <w:left w:val="single" w:color="BFC9D6" w:sz="4"/>
+              <w:bottom w:val="single" w:color="BFC9D6" w:sz="4"/>
+              <w:right w:val="single" w:color="BFC9D6" w:sz="4"/>
+            </w:tcBorders>
+            <w:shd w:fill="F5F8FC" w:color="auto" w:val="clear"/>
+            <w:tcMar>
+              <w:top w:type="dxa" w:w="50"/>
+              <w:left w:type="dxa" w:w="90"/>
+              <w:bottom w:type="dxa" w:w="50"/>
+              <w:right w:type="dxa" w:w="90"/>
+            </w:tcMar>
+            <w:vAlign w:val="top"/>
+          </w:tcPr>
+          <w:p>
+            <w:pPr>
+              <w:keepNext w:val="false"/>
+              <w:bidi/>
+              <w:spacing w:after="30" w:before="30" w:line="264"/>
+            </w:pPr>
+            <w:r>
+              <w:rPr>
+                <w:rFonts w:ascii="Courier New" w:cs="Courier New" w:eastAsia="Courier New" w:hAnsi="Courier New"/>
+                <w:b w:val="false"/>
+                <w:bCs w:val="false"/>
+                <w:color w:val="1F2937"/>
+                <w:sz w:val="16"/>
+                <w:szCs w:val="16"/>
+                <w:shd w:fill="F1F3F5" w:color="auto" w:val="clear"/>
+                <w:rtl/>
+              </w:rPr>
+              <w:t xml:space="preserve">‎CovenantEngineTests‎</w:t>
+            </w:r>
+            <w:r>
+              <w:rPr>
+                <w:rFonts w:ascii="Arial" w:cs="Arial" w:eastAsia="Arial" w:hAnsi="Arial"/>
+                <w:b w:val="false"/>
+                <w:bCs w:val="false"/>
+                <w:sz w:val="18"/>
+                <w:szCs w:val="18"/>
+                <w:rtl/>
+              </w:rPr>
+              <w:t xml:space="preserve"> و</w:t>
+            </w:r>
+            <w:r>
+              <w:rPr>
+                <w:rFonts w:ascii="Courier New" w:cs="Courier New" w:eastAsia="Courier New" w:hAnsi="Courier New"/>
+                <w:b w:val="false"/>
+                <w:bCs w:val="false"/>
+                <w:color w:val="1F2937"/>
+                <w:sz w:val="16"/>
+                <w:szCs w:val="16"/>
+                <w:shd w:fill="F1F3F5" w:color="auto" w:val="clear"/>
+                <w:rtl/>
+              </w:rPr>
+              <w:t xml:space="preserve">‎CovenantPeriodsTests‎</w:t>
+            </w:r>
+            <w:r>
+              <w:rPr>
+                <w:rFonts w:ascii="Arial" w:cs="Arial" w:eastAsia="Arial" w:hAnsi="Arial"/>
+                <w:b w:val="false"/>
+                <w:bCs w:val="false"/>
+                <w:sz w:val="18"/>
+                <w:szCs w:val="18"/>
+                <w:rtl/>
+              </w:rPr>
+              <w:t xml:space="preserve"> و</w:t>
+            </w:r>
+            <w:r>
+              <w:rPr>
+                <w:rFonts w:ascii="Courier New" w:cs="Courier New" w:eastAsia="Courier New" w:hAnsi="Courier New"/>
+                <w:b w:val="false"/>
+                <w:bCs w:val="false"/>
+                <w:color w:val="1F2937"/>
+                <w:sz w:val="16"/>
+                <w:szCs w:val="16"/>
+                <w:shd w:fill="F1F3F5" w:color="auto" w:val="clear"/>
+                <w:rtl/>
+              </w:rPr>
+              <w:t xml:space="preserve">‎CovenantJudgeTests‎</w:t>
+            </w:r>
+          </w:p>
+        </w:tc>
+        <w:tc>
+          <w:tcPr>
+            <w:tcW w:type="dxa" w:w="972"/>
+            <w:tcBorders>
+              <w:top w:val="single" w:color="BFC9D6" w:sz="4"/>
+              <w:left w:val="single" w:color="BFC9D6" w:sz="4"/>
+              <w:bottom w:val="single" w:color="BFC9D6" w:sz="4"/>
+              <w:right w:val="single" w:color="BFC9D6" w:sz="4"/>
+            </w:tcBorders>
+            <w:shd w:fill="F5F8FC" w:color="auto" w:val="clear"/>
+            <w:tcMar>
+              <w:top w:type="dxa" w:w="50"/>
+              <w:left w:type="dxa" w:w="90"/>
+              <w:bottom w:type="dxa" w:w="50"/>
+              <w:right w:type="dxa" w:w="90"/>
+            </w:tcMar>
+            <w:vAlign w:val="top"/>
+          </w:tcPr>
+          <w:p>
+            <w:pPr>
+              <w:keepNext w:val="false"/>
+              <w:bidi/>
+              <w:spacing w:after="30" w:before="30" w:line="264"/>
+            </w:pPr>
+            <w:r>
+              <w:rPr>
+                <w:rFonts w:ascii="Arial" w:cs="Arial" w:eastAsia="Arial" w:hAnsi="Arial"/>
+                <w:b w:val="false"/>
+                <w:bCs w:val="false"/>
+                <w:sz w:val="18"/>
+                <w:szCs w:val="18"/>
+                <w:rtl/>
+              </w:rPr>
+              <w:t xml:space="preserve">ناجح</w:t>
+            </w:r>
+          </w:p>
+        </w:tc>
+      </w:tr>
+      <w:tr>
+        <w:trPr>
+          <w:cantSplit/>
+        </w:trPr>
+        <w:tc>
+          <w:tcPr>
+            <w:tcW w:type="dxa" w:w="1052"/>
+            <w:tcBorders>
+              <w:top w:val="single" w:color="BFC9D6" w:sz="4"/>
+              <w:left w:val="single" w:color="BFC9D6" w:sz="4"/>
+              <w:bottom w:val="single" w:color="BFC9D6" w:sz="4"/>
+              <w:right w:val="single" w:color="BFC9D6" w:sz="4"/>
+            </w:tcBorders>
+            <w:tcMar>
+              <w:top w:type="dxa" w:w="50"/>
+              <w:left w:type="dxa" w:w="90"/>
+              <w:bottom w:type="dxa" w:w="50"/>
+              <w:right w:type="dxa" w:w="90"/>
+            </w:tcMar>
+            <w:vAlign w:val="top"/>
+          </w:tcPr>
+          <w:p>
+            <w:pPr>
+              <w:keepNext w:val="false"/>
+              <w:bidi/>
+              <w:spacing w:after="30" w:before="30" w:line="264"/>
+            </w:pPr>
+            <w:r>
+              <w:rPr>
+                <w:rFonts w:ascii="Arial" w:cs="Arial" w:eastAsia="Arial" w:hAnsi="Arial"/>
+                <w:b w:val="false"/>
+                <w:bCs w:val="false"/>
+                <w:sz w:val="18"/>
+                <w:szCs w:val="18"/>
+                <w:rtl/>
+              </w:rPr>
+              <w:t xml:space="preserve">AC-FIN-8</w:t>
+            </w:r>
+          </w:p>
+        </w:tc>
+        <w:tc>
+          <w:tcPr>
+            <w:tcW w:type="dxa" w:w="3041"/>
+            <w:tcBorders>
+              <w:top w:val="single" w:color="BFC9D6" w:sz="4"/>
+              <w:left w:val="single" w:color="BFC9D6" w:sz="4"/>
+              <w:bottom w:val="single" w:color="BFC9D6" w:sz="4"/>
+              <w:right w:val="single" w:color="BFC9D6" w:sz="4"/>
+            </w:tcBorders>
+            <w:tcMar>
+              <w:top w:type="dxa" w:w="50"/>
+              <w:left w:type="dxa" w:w="90"/>
+              <w:bottom w:type="dxa" w:w="50"/>
+              <w:right w:type="dxa" w:w="90"/>
+            </w:tcMar>
+            <w:vAlign w:val="top"/>
+          </w:tcPr>
+          <w:p>
+            <w:pPr>
+              <w:keepNext w:val="false"/>
+              <w:bidi/>
+              <w:spacing w:after="30" w:before="30" w:line="264"/>
+            </w:pPr>
+            <w:r>
+              <w:rPr>
+                <w:rFonts w:ascii="Arial" w:cs="Arial" w:eastAsia="Arial" w:hAnsi="Arial"/>
+                <w:b w:val="false"/>
+                <w:bCs w:val="false"/>
+                <w:sz w:val="18"/>
+                <w:szCs w:val="18"/>
+                <w:rtl/>
+              </w:rPr>
+              <w:t xml:space="preserve">المثال المحلول CA2 عبر الواجهة بأرقام المرجع، ورفض التقديم بعد تغيّر ما قُرئ، والتجريبي يبقى مسودة</w:t>
+            </w:r>
+          </w:p>
+        </w:tc>
+        <w:tc>
+          <w:tcPr>
+            <w:tcW w:type="dxa" w:w="4799"/>
+            <w:tcBorders>
+              <w:top w:val="single" w:color="BFC9D6" w:sz="4"/>
+              <w:left w:val="single" w:color="BFC9D6" w:sz="4"/>
+              <w:bottom w:val="single" w:color="BFC9D6" w:sz="4"/>
+              <w:right w:val="single" w:color="BFC9D6" w:sz="4"/>
+            </w:tcBorders>
+            <w:tcMar>
+              <w:top w:type="dxa" w:w="50"/>
+              <w:left w:type="dxa" w:w="90"/>
+              <w:bottom w:type="dxa" w:w="50"/>
+              <w:right w:type="dxa" w:w="90"/>
+            </w:tcMar>
+            <w:vAlign w:val="top"/>
+          </w:tcPr>
+          <w:p>
+            <w:pPr>
+              <w:keepNext w:val="false"/>
+              <w:bidi/>
+              <w:spacing w:after="30" w:before="30" w:line="264"/>
+            </w:pPr>
+            <w:r>
+              <w:rPr>
+                <w:rFonts w:ascii="Courier New" w:cs="Courier New" w:eastAsia="Courier New" w:hAnsi="Courier New"/>
+                <w:b w:val="false"/>
+                <w:bCs w:val="false"/>
+                <w:color w:val="1F2937"/>
+                <w:sz w:val="16"/>
+                <w:szCs w:val="16"/>
+                <w:shd w:fill="F1F3F5" w:color="auto" w:val="clear"/>
+                <w:rtl/>
+              </w:rPr>
+              <w:t xml:space="preserve">‎CreditTests.CA2_*‎</w:t>
+            </w:r>
+          </w:p>
+        </w:tc>
+        <w:tc>
+          <w:tcPr>
+            <w:tcW w:type="dxa" w:w="972"/>
+            <w:tcBorders>
+              <w:top w:val="single" w:color="BFC9D6" w:sz="4"/>
+              <w:left w:val="single" w:color="BFC9D6" w:sz="4"/>
+              <w:bottom w:val="single" w:color="BFC9D6" w:sz="4"/>
+              <w:right w:val="single" w:color="BFC9D6" w:sz="4"/>
+            </w:tcBorders>
+            <w:tcMar>
+              <w:top w:type="dxa" w:w="50"/>
+              <w:left w:type="dxa" w:w="90"/>
+              <w:bottom w:type="dxa" w:w="50"/>
+              <w:right w:type="dxa" w:w="90"/>
+            </w:tcMar>
+            <w:vAlign w:val="top"/>
+          </w:tcPr>
+          <w:p>
+            <w:pPr>
+              <w:keepNext w:val="false"/>
+              <w:bidi/>
+              <w:spacing w:after="30" w:before="30" w:line="264"/>
+            </w:pPr>
+            <w:r>
+              <w:rPr>
+                <w:rFonts w:ascii="Arial" w:cs="Arial" w:eastAsia="Arial" w:hAnsi="Arial"/>
+                <w:b w:val="false"/>
+                <w:bCs w:val="false"/>
+                <w:sz w:val="18"/>
+                <w:szCs w:val="18"/>
+                <w:rtl/>
+              </w:rPr>
+              <w:t xml:space="preserve">ناجح</w:t>
+            </w:r>
+          </w:p>
+        </w:tc>
+      </w:tr>
+      <w:tr>
+        <w:trPr>
+          <w:cantSplit/>
+        </w:trPr>
+        <w:tc>
+          <w:tcPr>
+            <w:tcW w:type="dxa" w:w="1052"/>
+            <w:tcBorders>
+              <w:top w:val="single" w:color="BFC9D6" w:sz="4"/>
+              <w:left w:val="single" w:color="BFC9D6" w:sz="4"/>
+              <w:bottom w:val="single" w:color="BFC9D6" w:sz="4"/>
+              <w:right w:val="single" w:color="BFC9D6" w:sz="4"/>
+            </w:tcBorders>
+            <w:shd w:fill="F5F8FC" w:color="auto" w:val="clear"/>
+            <w:tcMar>
+              <w:top w:type="dxa" w:w="50"/>
+              <w:left w:type="dxa" w:w="90"/>
+              <w:bottom w:type="dxa" w:w="50"/>
+              <w:right w:type="dxa" w:w="90"/>
+            </w:tcMar>
+            <w:vAlign w:val="top"/>
+          </w:tcPr>
+          <w:p>
+            <w:pPr>
+              <w:keepNext w:val="false"/>
+              <w:bidi/>
+              <w:spacing w:after="30" w:before="30" w:line="264"/>
+            </w:pPr>
+            <w:r>
+              <w:rPr>
+                <w:rFonts w:ascii="Arial" w:cs="Arial" w:eastAsia="Arial" w:hAnsi="Arial"/>
+                <w:b w:val="false"/>
+                <w:bCs w:val="false"/>
+                <w:sz w:val="18"/>
+                <w:szCs w:val="18"/>
+                <w:rtl/>
+              </w:rPr>
+              <w:t xml:space="preserve">AC-FIN-9</w:t>
+            </w:r>
+          </w:p>
+        </w:tc>
+        <w:tc>
+          <w:tcPr>
+            <w:tcW w:type="dxa" w:w="3041"/>
+            <w:tcBorders>
+              <w:top w:val="single" w:color="BFC9D6" w:sz="4"/>
+              <w:left w:val="single" w:color="BFC9D6" w:sz="4"/>
+              <w:bottom w:val="single" w:color="BFC9D6" w:sz="4"/>
+              <w:right w:val="single" w:color="BFC9D6" w:sz="4"/>
+            </w:tcBorders>
+            <w:shd w:fill="F5F8FC" w:color="auto" w:val="clear"/>
+            <w:tcMar>
+              <w:top w:type="dxa" w:w="50"/>
+              <w:left w:type="dxa" w:w="90"/>
+              <w:bottom w:type="dxa" w:w="50"/>
+              <w:right w:type="dxa" w:w="90"/>
+            </w:tcMar>
+            <w:vAlign w:val="top"/>
+          </w:tcPr>
+          <w:p>
+            <w:pPr>
+              <w:keepNext w:val="false"/>
+              <w:bidi/>
+              <w:spacing w:after="30" w:before="30" w:line="264"/>
+            </w:pPr>
+            <w:r>
+              <w:rPr>
+                <w:rFonts w:ascii="Arial" w:cs="Arial" w:eastAsia="Arial" w:hAnsi="Arial"/>
+                <w:b w:val="false"/>
+                <w:bCs w:val="false"/>
+                <w:sz w:val="18"/>
+                <w:szCs w:val="18"/>
+                <w:rtl/>
+              </w:rPr>
+              <w:t xml:space="preserve">CA23 عبر العامل، والجاهزية، والتصنيفات، والتصديق (AU ينجح وTM يُرفض)، وثبات بصمة حزمة الأدلة، واعتماد نسبة الخسارة من غير مُعِدّها</w:t>
+            </w:r>
+          </w:p>
+        </w:tc>
+        <w:tc>
+          <w:tcPr>
+            <w:tcW w:type="dxa" w:w="4799"/>
+            <w:tcBorders>
+              <w:top w:val="single" w:color="BFC9D6" w:sz="4"/>
+              <w:left w:val="single" w:color="BFC9D6" w:sz="4"/>
+              <w:bottom w:val="single" w:color="BFC9D6" w:sz="4"/>
+              <w:right w:val="single" w:color="BFC9D6" w:sz="4"/>
+            </w:tcBorders>
+            <w:shd w:fill="F5F8FC" w:color="auto" w:val="clear"/>
+            <w:tcMar>
+              <w:top w:type="dxa" w:w="50"/>
+              <w:left w:type="dxa" w:w="90"/>
+              <w:bottom w:type="dxa" w:w="50"/>
+              <w:right w:type="dxa" w:w="90"/>
+            </w:tcMar>
+            <w:vAlign w:val="top"/>
+          </w:tcPr>
+          <w:p>
+            <w:pPr>
+              <w:keepNext w:val="false"/>
+              <w:bidi/>
+              <w:spacing w:after="30" w:before="30" w:line="264"/>
+            </w:pPr>
+            <w:r>
+              <w:rPr>
+                <w:rFonts w:ascii="Courier New" w:cs="Courier New" w:eastAsia="Courier New" w:hAnsi="Courier New"/>
+                <w:b w:val="false"/>
+                <w:bCs w:val="false"/>
+                <w:color w:val="1F2937"/>
+                <w:sz w:val="16"/>
+                <w:szCs w:val="16"/>
+                <w:shd w:fill="F1F3F5" w:color="auto" w:val="clear"/>
+                <w:rtl/>
+              </w:rPr>
+              <w:t xml:space="preserve">‎ReadinessTests‎</w:t>
+            </w:r>
+          </w:p>
+        </w:tc>
+        <w:tc>
+          <w:tcPr>
+            <w:tcW w:type="dxa" w:w="972"/>
+            <w:tcBorders>
+              <w:top w:val="single" w:color="BFC9D6" w:sz="4"/>
+              <w:left w:val="single" w:color="BFC9D6" w:sz="4"/>
+              <w:bottom w:val="single" w:color="BFC9D6" w:sz="4"/>
+              <w:right w:val="single" w:color="BFC9D6" w:sz="4"/>
+            </w:tcBorders>
+            <w:shd w:fill="F5F8FC" w:color="auto" w:val="clear"/>
+            <w:tcMar>
+              <w:top w:type="dxa" w:w="50"/>
+              <w:left w:type="dxa" w:w="90"/>
+              <w:bottom w:type="dxa" w:w="50"/>
+              <w:right w:type="dxa" w:w="90"/>
+            </w:tcMar>
+            <w:vAlign w:val="top"/>
+          </w:tcPr>
+          <w:p>
+            <w:pPr>
+              <w:keepNext w:val="false"/>
+              <w:bidi/>
+              <w:spacing w:after="30" w:before="30" w:line="264"/>
+            </w:pPr>
+            <w:r>
+              <w:rPr>
+                <w:rFonts w:ascii="Arial" w:cs="Arial" w:eastAsia="Arial" w:hAnsi="Arial"/>
+                <w:b w:val="false"/>
+                <w:bCs w:val="false"/>
+                <w:sz w:val="18"/>
+                <w:szCs w:val="18"/>
+                <w:rtl/>
+              </w:rPr>
+              <w:t xml:space="preserve">ناجح</w:t>
+            </w:r>
+          </w:p>
+        </w:tc>
+      </w:tr>
+    </w:tbl>
+    <w:p>
+      <w:pPr>
+        <w:bidi/>
+        <w:spacing w:after="120" w:before="0"/>
+      </w:pPr>
+    </w:p>
+    <w:p>
+      <w:pPr>
+        <w:bidi/>
+        <w:spacing w:after="110" w:before="0" w:line="312"/>
+      </w:pPr>
+      <w:r>
+        <w:rPr>
+          <w:rFonts w:ascii="Arial" w:cs="Arial" w:eastAsia="Arial" w:hAnsi="Arial"/>
+          <w:b w:val="false"/>
+          <w:bCs w:val="false"/>
+          <w:sz w:val="21"/>
+          <w:szCs w:val="21"/>
+          <w:rtl/>
+        </w:rPr>
+        <w:t xml:space="preserve">ما لا يغطيه هذا الملحق مكتوب في </w:t>
+      </w:r>
+      <w:r>
+        <w:rPr>
+          <w:rFonts w:ascii="Courier New" w:cs="Courier New" w:eastAsia="Courier New" w:hAnsi="Courier New"/>
+          <w:b w:val="false"/>
+          <w:bCs w:val="false"/>
+          <w:color w:val="1F2937"/>
+          <w:sz w:val="18"/>
+          <w:szCs w:val="18"/>
+          <w:shd w:fill="F1F3F5" w:color="auto" w:val="clear"/>
+          <w:rtl/>
+        </w:rPr>
+        <w:t xml:space="preserve">‎docs/46‎</w:t>
+      </w:r>
+      <w:r>
+        <w:rPr>
+          <w:rFonts w:ascii="Arial" w:cs="Arial" w:eastAsia="Arial" w:hAnsi="Arial"/>
+          <w:b w:val="false"/>
+          <w:bCs w:val="false"/>
+          <w:sz w:val="21"/>
+          <w:szCs w:val="21"/>
+          <w:rtl/>
+        </w:rPr>
+        <w:t xml:space="preserve"> §5، ومنه: لا اختبار متصفح لـ S2-ب، وتحوّل AMBER إلى RED في CA23 مغطى في اختبار القاعدة وحده.</w:t>
+      </w:r>
+    </w:p>
+    <w:p>
+      <w:pPr>
+        <w:bidi/>
+        <w:spacing w:after="110" w:before="0" w:line="312"/>
+      </w:pPr>
+      <w:r>
+        <w:rPr>
+          <w:rFonts w:ascii="Arial" w:cs="Arial" w:eastAsia="Arial" w:hAnsi="Arial"/>
+          <w:b w:val="false"/>
+          <w:bCs w:val="false"/>
+          <w:sz w:val="21"/>
+          <w:szCs w:val="21"/>
+          <w:rtl/>
+        </w:rPr>
+        <w:t xml:space="preserve">تنبيه على الحزمة DS-FIN-C: كتبها وكيل ذكاء اصطناعي، وأرقامها مخترعة. أدوار المُعِدّ والمراجع والمعتمِد تُوقَّع قبل UAT، وحالتها في البيان PROPOSED.</w:t>
       </w:r>
     </w:p>
     <w:sectPr>

--- a/treasury-platform/docs/30-readiness/word/DOC-B02-acceptance-criteria-register-s0-s1.docx
+++ b/treasury-platform/docs/30-readiness/word/DOC-B02-acceptance-criteria-register-s0-s1.docx
@@ -928,6 +928,27 @@
       </w:hyperlink>
     </w:p>
     <w:p>
+      <w:pPr>
+        <w:bidi/>
+        <w:spacing w:after="50" w:before="0"/>
+        <w:ind w:left="0"/>
+      </w:pPr>
+      <w:hyperlink w:history="1" w:anchor="_sec28">
+        <w:r>
+          <w:rPr>
+            <w:rFonts w:ascii="Arial" w:cs="Arial" w:eastAsia="Arial" w:hAnsi="Arial"/>
+            <w:b/>
+            <w:bCs/>
+            <w:color w:val="1F3A5F"/>
+            <w:sz w:val="20"/>
+            <w:szCs w:val="20"/>
+            <w:rtl/>
+          </w:rPr>
+          <w:t xml:space="preserve">12. ملحق S3 (2026-10-23)</w:t>
+        </w:r>
+      </w:hyperlink>
+    </w:p>
+    <w:p>
       <w:r>
         <w:br w:type="page"/>
       </w:r>
@@ -44678,6 +44699,3029 @@
           <w:rtl/>
         </w:rPr>
         <w:t xml:space="preserve">تنبيه على الحزمة DS-FIN-C: كتبها وكيل ذكاء اصطناعي، وأرقامها مخترعة. أدوار المُعِدّ والمراجع والمعتمِد تُوقَّع قبل UAT، وحالتها في البيان PROPOSED.</w:t>
+      </w:r>
+    </w:p>
+    <w:p>
+      <w:pPr>
+        <w:pStyle w:val="Heading1"/>
+        <w:bidi/>
+      </w:pPr>
+      <w:bookmarkStart w:name="_sec28" w:id="28"/>
+      <w:r>
+        <w:rPr>
+          <w:rFonts w:ascii="Arial" w:cs="Arial" w:eastAsia="Arial" w:hAnsi="Arial"/>
+          <w:b/>
+          <w:bCs/>
+          <w:color w:val="1F3A5F"/>
+          <w:sz w:val="32"/>
+          <w:szCs w:val="32"/>
+          <w:rtl/>
+        </w:rPr>
+        <w:t xml:space="preserve">12. ملحق S3 (2026-10-23)</w:t>
+      </w:r>
+      <w:bookmarkEnd w:id="28"/>
+    </w:p>
+    <w:p>
+      <w:pPr>
+        <w:bidi/>
+        <w:spacing w:after="110" w:before="0" w:line="312"/>
+      </w:pPr>
+      <w:r>
+        <w:rPr>
+          <w:rFonts w:ascii="Arial" w:cs="Arial" w:eastAsia="Arial" w:hAnsi="Arial"/>
+          <w:b w:val="false"/>
+          <w:bCs w:val="false"/>
+          <w:sz w:val="21"/>
+          <w:szCs w:val="21"/>
+          <w:rtl/>
+        </w:rPr>
+        <w:t xml:space="preserve">كتبه وكيل ذكاء اصطناعي مع بناء S3 (</w:t>
+      </w:r>
+      <w:r>
+        <w:rPr>
+          <w:rFonts w:ascii="Courier New" w:cs="Courier New" w:eastAsia="Courier New" w:hAnsi="Courier New"/>
+          <w:b w:val="false"/>
+          <w:bCs w:val="false"/>
+          <w:color w:val="1F2937"/>
+          <w:sz w:val="18"/>
+          <w:szCs w:val="18"/>
+          <w:shd w:fill="F1F3F5" w:color="auto" w:val="clear"/>
+          <w:rtl/>
+        </w:rPr>
+        <w:t xml:space="preserve">‎docs/48‎</w:t>
+      </w:r>
+      <w:r>
+        <w:rPr>
+          <w:rFonts w:ascii="Arial" w:cs="Arial" w:eastAsia="Arial" w:hAnsi="Arial"/>
+          <w:b w:val="false"/>
+          <w:bCs w:val="false"/>
+          <w:sz w:val="21"/>
+          <w:szCs w:val="21"/>
+          <w:rtl/>
+        </w:rPr>
+        <w:t xml:space="preserve">، ADR 0045). بُني S3 على الافتراضات التسعة عشر (OQ-1 إلى OQ-19) في موجزه، وهي </w:t>
+      </w:r>
+      <w:r>
+        <w:rPr>
+          <w:rFonts w:ascii="Arial" w:cs="Arial" w:eastAsia="Arial" w:hAnsi="Arial"/>
+          <w:b/>
+          <w:bCs/>
+          <w:sz w:val="21"/>
+          <w:szCs w:val="21"/>
+          <w:rtl/>
+        </w:rPr>
+        <w:t xml:space="preserve">بانتظار اعتماد المالك</w:t>
+      </w:r>
+      <w:r>
+        <w:rPr>
+          <w:rFonts w:ascii="Arial" w:cs="Arial" w:eastAsia="Arial" w:hAnsi="Arial"/>
+          <w:b w:val="false"/>
+          <w:bCs w:val="false"/>
+          <w:sz w:val="21"/>
+          <w:szCs w:val="21"/>
+          <w:rtl/>
+        </w:rPr>
+        <w:t xml:space="preserve">. مسار الخروج بالافتراض OQ-19: </w:t>
+      </w:r>
+      <w:r>
+        <w:rPr>
+          <w:rFonts w:ascii="Arial" w:cs="Arial" w:eastAsia="Arial" w:hAnsi="Arial"/>
+          <w:b/>
+          <w:bCs/>
+          <w:sz w:val="21"/>
+          <w:szCs w:val="21"/>
+          <w:rtl/>
+        </w:rPr>
+        <w:t xml:space="preserve">AC-REQ-1</w:t>
+      </w:r>
+      <w:r>
+        <w:rPr>
+          <w:rFonts w:ascii="Arial" w:cs="Arial" w:eastAsia="Arial" w:hAnsi="Arial"/>
+          <w:b w:val="false"/>
+          <w:bCs w:val="false"/>
+          <w:sz w:val="21"/>
+          <w:szCs w:val="21"/>
+          <w:rtl/>
+        </w:rPr>
+        <w:t xml:space="preserve"> و</w:t>
+      </w:r>
+      <w:r>
+        <w:rPr>
+          <w:rFonts w:ascii="Arial" w:cs="Arial" w:eastAsia="Arial" w:hAnsi="Arial"/>
+          <w:b/>
+          <w:bCs/>
+          <w:sz w:val="21"/>
+          <w:szCs w:val="21"/>
+          <w:rtl/>
+        </w:rPr>
+        <w:t xml:space="preserve">AC-WFL-3</w:t>
+      </w:r>
+      <w:r>
+        <w:rPr>
+          <w:rFonts w:ascii="Arial" w:cs="Arial" w:eastAsia="Arial" w:hAnsi="Arial"/>
+          <w:b w:val="false"/>
+          <w:bCs w:val="false"/>
+          <w:sz w:val="21"/>
+          <w:szCs w:val="21"/>
+          <w:rtl/>
+        </w:rPr>
+        <w:t xml:space="preserve"> و</w:t>
+      </w:r>
+      <w:r>
+        <w:rPr>
+          <w:rFonts w:ascii="Arial" w:cs="Arial" w:eastAsia="Arial" w:hAnsi="Arial"/>
+          <w:b/>
+          <w:bCs/>
+          <w:sz w:val="21"/>
+          <w:szCs w:val="21"/>
+          <w:rtl/>
+        </w:rPr>
+        <w:t xml:space="preserve">AC-LCI-1</w:t>
+      </w:r>
+      <w:r>
+        <w:rPr>
+          <w:rFonts w:ascii="Arial" w:cs="Arial" w:eastAsia="Arial" w:hAnsi="Arial"/>
+          <w:b w:val="false"/>
+          <w:bCs w:val="false"/>
+          <w:sz w:val="21"/>
+          <w:szCs w:val="21"/>
+          <w:rtl/>
+        </w:rPr>
+        <w:t xml:space="preserve">، ومعها اختبارات التعديلات والطابور والتفويض والمهل، وAC-FAC-12 عبر الخطاف، والخروج على البيانات الاصطناعية بالافتراض OQ-13.</w:t>
+      </w:r>
+    </w:p>
+    <w:p>
+      <w:pPr>
+        <w:bidi/>
+        <w:spacing w:after="110" w:before="0" w:line="312"/>
+      </w:pPr>
+      <w:r>
+        <w:rPr>
+          <w:rFonts w:ascii="Arial" w:cs="Arial" w:eastAsia="Arial" w:hAnsi="Arial"/>
+          <w:b/>
+          <w:bCs/>
+          <w:sz w:val="21"/>
+          <w:szCs w:val="21"/>
+          <w:rtl/>
+        </w:rPr>
+        <w:t xml:space="preserve">الحالة:</w:t>
+      </w:r>
+      <w:r>
+        <w:rPr>
+          <w:rFonts w:ascii="Arial" w:cs="Arial" w:eastAsia="Arial" w:hAnsi="Arial"/>
+          <w:b w:val="false"/>
+          <w:bCs w:val="false"/>
+          <w:sz w:val="21"/>
+          <w:szCs w:val="21"/>
+          <w:rtl/>
+        </w:rPr>
+        <w:t xml:space="preserve"> بطلب المالك («اكمل البناء ليتم الفحص لاحقا بعد اكتمال البناء») كُتبت الاختبارات المعلَّمة «مكتوب» وجُمِّعت دون تشغيل. تُشغَّل كلها في دورة CI واحدة بعد اكتمال البناء، ويُحدَّث هذا الجدول بنتيجتها. «ناجح» معناه أنه نجح في CI على الالتزام f63a30e أو eaff077 أو e4f16c3.</w:t>
+      </w:r>
+    </w:p>
+    <w:tbl>
+      <w:tblPr>
+        <w:bidiVisual/>
+        <w:tblW w:type="dxa" w:w="9864"/>
+        <w:tblBorders>
+          <w:top w:val="single" w:color="auto" w:sz="4"/>
+          <w:left w:val="single" w:color="auto" w:sz="4"/>
+          <w:bottom w:val="single" w:color="auto" w:sz="4"/>
+          <w:right w:val="single" w:color="auto" w:sz="4"/>
+          <w:insideH w:val="single" w:color="auto" w:sz="4"/>
+          <w:insideV w:val="single" w:color="auto" w:sz="4"/>
+        </w:tblBorders>
+      </w:tblPr>
+      <w:tblGrid>
+        <w:gridCol w:w="1440"/>
+        <w:gridCol w:w="2438"/>
+        <w:gridCol w:w="4878"/>
+        <w:gridCol w:w="1108"/>
+      </w:tblGrid>
+      <w:tr>
+        <w:trPr>
+          <w:cantSplit/>
+          <w:tblHeader/>
+        </w:trPr>
+        <w:tc>
+          <w:tcPr>
+            <w:tcW w:type="dxa" w:w="1440"/>
+            <w:tcBorders>
+              <w:top w:val="single" w:color="BFC9D6" w:sz="4"/>
+              <w:left w:val="single" w:color="BFC9D6" w:sz="4"/>
+              <w:bottom w:val="single" w:color="BFC9D6" w:sz="4"/>
+              <w:right w:val="single" w:color="BFC9D6" w:sz="4"/>
+            </w:tcBorders>
+            <w:shd w:fill="1F3A5F" w:color="auto" w:val="clear"/>
+            <w:tcMar>
+              <w:top w:type="dxa" w:w="50"/>
+              <w:left w:type="dxa" w:w="90"/>
+              <w:bottom w:type="dxa" w:w="50"/>
+              <w:right w:type="dxa" w:w="90"/>
+            </w:tcMar>
+            <w:vAlign w:val="center"/>
+          </w:tcPr>
+          <w:p>
+            <w:pPr>
+              <w:keepNext w:val="false"/>
+              <w:bidi/>
+              <w:spacing w:after="30" w:before="30" w:line="264"/>
+            </w:pPr>
+            <w:r>
+              <w:rPr>
+                <w:rFonts w:ascii="Arial" w:cs="Arial" w:eastAsia="Arial" w:hAnsi="Arial"/>
+                <w:b/>
+                <w:bCs/>
+                <w:color w:val="FFFFFF"/>
+                <w:sz w:val="18"/>
+                <w:szCs w:val="18"/>
+                <w:rtl/>
+              </w:rPr>
+              <w:t xml:space="preserve">المعيار</w:t>
+            </w:r>
+          </w:p>
+        </w:tc>
+        <w:tc>
+          <w:tcPr>
+            <w:tcW w:type="dxa" w:w="2438"/>
+            <w:tcBorders>
+              <w:top w:val="single" w:color="BFC9D6" w:sz="4"/>
+              <w:left w:val="single" w:color="BFC9D6" w:sz="4"/>
+              <w:bottom w:val="single" w:color="BFC9D6" w:sz="4"/>
+              <w:right w:val="single" w:color="BFC9D6" w:sz="4"/>
+            </w:tcBorders>
+            <w:shd w:fill="1F3A5F" w:color="auto" w:val="clear"/>
+            <w:tcMar>
+              <w:top w:type="dxa" w:w="50"/>
+              <w:left w:type="dxa" w:w="90"/>
+              <w:bottom w:type="dxa" w:w="50"/>
+              <w:right w:type="dxa" w:w="90"/>
+            </w:tcMar>
+            <w:vAlign w:val="center"/>
+          </w:tcPr>
+          <w:p>
+            <w:pPr>
+              <w:keepNext w:val="false"/>
+              <w:bidi/>
+              <w:spacing w:after="30" w:before="30" w:line="264"/>
+            </w:pPr>
+            <w:r>
+              <w:rPr>
+                <w:rFonts w:ascii="Arial" w:cs="Arial" w:eastAsia="Arial" w:hAnsi="Arial"/>
+                <w:b/>
+                <w:bCs/>
+                <w:color w:val="FFFFFF"/>
+                <w:sz w:val="18"/>
+                <w:szCs w:val="18"/>
+                <w:rtl/>
+              </w:rPr>
+              <w:t xml:space="preserve">ما يثبته</w:t>
+            </w:r>
+          </w:p>
+        </w:tc>
+        <w:tc>
+          <w:tcPr>
+            <w:tcW w:type="dxa" w:w="4878"/>
+            <w:tcBorders>
+              <w:top w:val="single" w:color="BFC9D6" w:sz="4"/>
+              <w:left w:val="single" w:color="BFC9D6" w:sz="4"/>
+              <w:bottom w:val="single" w:color="BFC9D6" w:sz="4"/>
+              <w:right w:val="single" w:color="BFC9D6" w:sz="4"/>
+            </w:tcBorders>
+            <w:shd w:fill="1F3A5F" w:color="auto" w:val="clear"/>
+            <w:tcMar>
+              <w:top w:type="dxa" w:w="50"/>
+              <w:left w:type="dxa" w:w="90"/>
+              <w:bottom w:type="dxa" w:w="50"/>
+              <w:right w:type="dxa" w:w="90"/>
+            </w:tcMar>
+            <w:vAlign w:val="center"/>
+          </w:tcPr>
+          <w:p>
+            <w:pPr>
+              <w:keepNext w:val="false"/>
+              <w:bidi/>
+              <w:spacing w:after="30" w:before="30" w:line="264"/>
+            </w:pPr>
+            <w:r>
+              <w:rPr>
+                <w:rFonts w:ascii="Arial" w:cs="Arial" w:eastAsia="Arial" w:hAnsi="Arial"/>
+                <w:b/>
+                <w:bCs/>
+                <w:color w:val="FFFFFF"/>
+                <w:sz w:val="18"/>
+                <w:szCs w:val="18"/>
+                <w:rtl/>
+              </w:rPr>
+              <w:t xml:space="preserve">الاختبار</w:t>
+            </w:r>
+          </w:p>
+        </w:tc>
+        <w:tc>
+          <w:tcPr>
+            <w:tcW w:type="dxa" w:w="1108"/>
+            <w:tcBorders>
+              <w:top w:val="single" w:color="BFC9D6" w:sz="4"/>
+              <w:left w:val="single" w:color="BFC9D6" w:sz="4"/>
+              <w:bottom w:val="single" w:color="BFC9D6" w:sz="4"/>
+              <w:right w:val="single" w:color="BFC9D6" w:sz="4"/>
+            </w:tcBorders>
+            <w:shd w:fill="1F3A5F" w:color="auto" w:val="clear"/>
+            <w:tcMar>
+              <w:top w:type="dxa" w:w="50"/>
+              <w:left w:type="dxa" w:w="90"/>
+              <w:bottom w:type="dxa" w:w="50"/>
+              <w:right w:type="dxa" w:w="90"/>
+            </w:tcMar>
+            <w:vAlign w:val="center"/>
+          </w:tcPr>
+          <w:p>
+            <w:pPr>
+              <w:keepNext w:val="false"/>
+              <w:bidi/>
+              <w:spacing w:after="30" w:before="30" w:line="264"/>
+            </w:pPr>
+            <w:r>
+              <w:rPr>
+                <w:rFonts w:ascii="Arial" w:cs="Arial" w:eastAsia="Arial" w:hAnsi="Arial"/>
+                <w:b/>
+                <w:bCs/>
+                <w:color w:val="FFFFFF"/>
+                <w:sz w:val="18"/>
+                <w:szCs w:val="18"/>
+                <w:rtl/>
+              </w:rPr>
+              <w:t xml:space="preserve">الحالة</w:t>
+            </w:r>
+          </w:p>
+        </w:tc>
+      </w:tr>
+      <w:tr>
+        <w:trPr>
+          <w:cantSplit/>
+        </w:trPr>
+        <w:tc>
+          <w:tcPr>
+            <w:tcW w:type="dxa" w:w="1440"/>
+            <w:tcBorders>
+              <w:top w:val="single" w:color="BFC9D6" w:sz="4"/>
+              <w:left w:val="single" w:color="BFC9D6" w:sz="4"/>
+              <w:bottom w:val="single" w:color="BFC9D6" w:sz="4"/>
+              <w:right w:val="single" w:color="BFC9D6" w:sz="4"/>
+            </w:tcBorders>
+            <w:tcMar>
+              <w:top w:type="dxa" w:w="50"/>
+              <w:left w:type="dxa" w:w="90"/>
+              <w:bottom w:type="dxa" w:w="50"/>
+              <w:right w:type="dxa" w:w="90"/>
+            </w:tcMar>
+            <w:vAlign w:val="top"/>
+          </w:tcPr>
+          <w:p>
+            <w:pPr>
+              <w:keepNext w:val="false"/>
+              <w:bidi/>
+              <w:spacing w:after="30" w:before="30" w:line="264"/>
+            </w:pPr>
+            <w:r>
+              <w:rPr>
+                <w:rFonts w:ascii="Arial" w:cs="Arial" w:eastAsia="Arial" w:hAnsi="Arial"/>
+                <w:b/>
+                <w:bCs/>
+                <w:sz w:val="18"/>
+                <w:szCs w:val="18"/>
+                <w:rtl/>
+              </w:rPr>
+              <w:t xml:space="preserve">AC-REQ-1</w:t>
+            </w:r>
+          </w:p>
+        </w:tc>
+        <w:tc>
+          <w:tcPr>
+            <w:tcW w:type="dxa" w:w="2438"/>
+            <w:tcBorders>
+              <w:top w:val="single" w:color="BFC9D6" w:sz="4"/>
+              <w:left w:val="single" w:color="BFC9D6" w:sz="4"/>
+              <w:bottom w:val="single" w:color="BFC9D6" w:sz="4"/>
+              <w:right w:val="single" w:color="BFC9D6" w:sz="4"/>
+            </w:tcBorders>
+            <w:tcMar>
+              <w:top w:type="dxa" w:w="50"/>
+              <w:left w:type="dxa" w:w="90"/>
+              <w:bottom w:type="dxa" w:w="50"/>
+              <w:right w:type="dxa" w:w="90"/>
+            </w:tcMar>
+            <w:vAlign w:val="top"/>
+          </w:tcPr>
+          <w:p>
+            <w:pPr>
+              <w:keepNext w:val="false"/>
+              <w:bidi/>
+              <w:spacing w:after="30" w:before="30" w:line="264"/>
+            </w:pPr>
+            <w:r>
+              <w:rPr>
+                <w:rFonts w:ascii="Arial" w:cs="Arial" w:eastAsia="Arial" w:hAnsi="Arial"/>
+                <w:b w:val="false"/>
+                <w:bCs w:val="false"/>
+                <w:sz w:val="18"/>
+                <w:szCs w:val="18"/>
+                <w:rtl/>
+              </w:rPr>
+              <w:t xml:space="preserve">طلب اعتماد شراء من المسودة إلى الإغلاق: الشروط وفحصها (V-LCT) وقفلها عند التقديم؛ موافقة المدير المباشر؛ الرقم مع الأصل الموقّع؛ اختيار الخط؛ حجز 3,000,000 مع التسامح 5% = 3,150,000 عند موافقة مدير الخزينة؛ مرجع ERP والموافقة الثانية؛ تسجيل التنفيذ بإيصال البنك (V-LCI-RECEIPT دونه)؛ الإصدار يحوّل الحجز إلى استخدام في معاملة واحدة؛ الإغلاق</w:t>
+            </w:r>
+          </w:p>
+        </w:tc>
+        <w:tc>
+          <w:tcPr>
+            <w:tcW w:type="dxa" w:w="4878"/>
+            <w:tcBorders>
+              <w:top w:val="single" w:color="BFC9D6" w:sz="4"/>
+              <w:left w:val="single" w:color="BFC9D6" w:sz="4"/>
+              <w:bottom w:val="single" w:color="BFC9D6" w:sz="4"/>
+              <w:right w:val="single" w:color="BFC9D6" w:sz="4"/>
+            </w:tcBorders>
+            <w:tcMar>
+              <w:top w:type="dxa" w:w="50"/>
+              <w:left w:type="dxa" w:w="90"/>
+              <w:bottom w:type="dxa" w:w="50"/>
+              <w:right w:type="dxa" w:w="90"/>
+            </w:tcMar>
+            <w:vAlign w:val="top"/>
+          </w:tcPr>
+          <w:p>
+            <w:pPr>
+              <w:keepNext w:val="false"/>
+              <w:bidi/>
+              <w:spacing w:after="30" w:before="30" w:line="264"/>
+            </w:pPr>
+            <w:r>
+              <w:rPr>
+                <w:rFonts w:ascii="Courier New" w:cs="Courier New" w:eastAsia="Courier New" w:hAnsi="Courier New"/>
+                <w:b w:val="false"/>
+                <w:bCs w:val="false"/>
+                <w:color w:val="1F2937"/>
+                <w:sz w:val="16"/>
+                <w:szCs w:val="16"/>
+                <w:shd w:fill="F1F3F5" w:color="auto" w:val="clear"/>
+                <w:rtl/>
+              </w:rPr>
+              <w:t xml:space="preserve">‎PurchaseLcTests.AC_REQ_1_*‎</w:t>
+            </w:r>
+          </w:p>
+        </w:tc>
+        <w:tc>
+          <w:tcPr>
+            <w:tcW w:type="dxa" w:w="1108"/>
+            <w:tcBorders>
+              <w:top w:val="single" w:color="BFC9D6" w:sz="4"/>
+              <w:left w:val="single" w:color="BFC9D6" w:sz="4"/>
+              <w:bottom w:val="single" w:color="BFC9D6" w:sz="4"/>
+              <w:right w:val="single" w:color="BFC9D6" w:sz="4"/>
+            </w:tcBorders>
+            <w:tcMar>
+              <w:top w:type="dxa" w:w="50"/>
+              <w:left w:type="dxa" w:w="90"/>
+              <w:bottom w:type="dxa" w:w="50"/>
+              <w:right w:type="dxa" w:w="90"/>
+            </w:tcMar>
+            <w:vAlign w:val="top"/>
+          </w:tcPr>
+          <w:p>
+            <w:pPr>
+              <w:keepNext w:val="false"/>
+              <w:bidi/>
+              <w:spacing w:after="30" w:before="30" w:line="264"/>
+            </w:pPr>
+            <w:r>
+              <w:rPr>
+                <w:rFonts w:ascii="Arial" w:cs="Arial" w:eastAsia="Arial" w:hAnsi="Arial"/>
+                <w:b w:val="false"/>
+                <w:bCs w:val="false"/>
+                <w:sz w:val="18"/>
+                <w:szCs w:val="18"/>
+                <w:rtl/>
+              </w:rPr>
+              <w:t xml:space="preserve">ناجح (eaff077)؛ يُعاد بعد إضافة التنفيذ والإيصال</w:t>
+            </w:r>
+          </w:p>
+        </w:tc>
+      </w:tr>
+      <w:tr>
+        <w:trPr>
+          <w:cantSplit/>
+        </w:trPr>
+        <w:tc>
+          <w:tcPr>
+            <w:tcW w:type="dxa" w:w="1440"/>
+            <w:tcBorders>
+              <w:top w:val="single" w:color="BFC9D6" w:sz="4"/>
+              <w:left w:val="single" w:color="BFC9D6" w:sz="4"/>
+              <w:bottom w:val="single" w:color="BFC9D6" w:sz="4"/>
+              <w:right w:val="single" w:color="BFC9D6" w:sz="4"/>
+            </w:tcBorders>
+            <w:shd w:fill="F5F8FC" w:color="auto" w:val="clear"/>
+            <w:tcMar>
+              <w:top w:type="dxa" w:w="50"/>
+              <w:left w:type="dxa" w:w="90"/>
+              <w:bottom w:type="dxa" w:w="50"/>
+              <w:right w:type="dxa" w:w="90"/>
+            </w:tcMar>
+            <w:vAlign w:val="top"/>
+          </w:tcPr>
+          <w:p>
+            <w:pPr>
+              <w:keepNext w:val="false"/>
+              <w:bidi/>
+              <w:spacing w:after="30" w:before="30" w:line="264"/>
+            </w:pPr>
+            <w:r>
+              <w:rPr>
+                <w:rFonts w:ascii="Arial" w:cs="Arial" w:eastAsia="Arial" w:hAnsi="Arial"/>
+                <w:b w:val="false"/>
+                <w:bCs w:val="false"/>
+                <w:sz w:val="18"/>
+                <w:szCs w:val="18"/>
+                <w:rtl/>
+              </w:rPr>
+              <w:t xml:space="preserve">AC-LCI-1</w:t>
+            </w:r>
+          </w:p>
+        </w:tc>
+        <w:tc>
+          <w:tcPr>
+            <w:tcW w:type="dxa" w:w="2438"/>
+            <w:tcBorders>
+              <w:top w:val="single" w:color="BFC9D6" w:sz="4"/>
+              <w:left w:val="single" w:color="BFC9D6" w:sz="4"/>
+              <w:bottom w:val="single" w:color="BFC9D6" w:sz="4"/>
+              <w:right w:val="single" w:color="BFC9D6" w:sz="4"/>
+            </w:tcBorders>
+            <w:shd w:fill="F5F8FC" w:color="auto" w:val="clear"/>
+            <w:tcMar>
+              <w:top w:type="dxa" w:w="50"/>
+              <w:left w:type="dxa" w:w="90"/>
+              <w:bottom w:type="dxa" w:w="50"/>
+              <w:right w:type="dxa" w:w="90"/>
+            </w:tcMar>
+            <w:vAlign w:val="top"/>
+          </w:tcPr>
+          <w:p>
+            <w:pPr>
+              <w:keepNext w:val="false"/>
+              <w:bidi/>
+              <w:spacing w:after="30" w:before="30" w:line="264"/>
+            </w:pPr>
+            <w:r>
+              <w:rPr>
+                <w:rFonts w:ascii="Arial" w:cs="Arial" w:eastAsia="Arial" w:hAnsi="Arial"/>
+                <w:b w:val="false"/>
+                <w:bCs w:val="false"/>
+                <w:sz w:val="18"/>
+                <w:szCs w:val="18"/>
+                <w:rtl/>
+              </w:rPr>
+              <w:t xml:space="preserve">السجل يجد الاعتماد برقمه مكتوبًا بشكل آخر؛ تقديم ضمن الانكشاف وآخر فوقه مرفوض (V-LCI-05)؛ قبول البنك والسداد يخفضان الاستخدام؛ الإغلاق ينتظر التقديمات المفتوحة؛ والتسوية الليلية لا تجد فرقًا؛ واعتماد بعد انتهائه EXPIRED بالمهمة</w:t>
+            </w:r>
+          </w:p>
+        </w:tc>
+        <w:tc>
+          <w:tcPr>
+            <w:tcW w:type="dxa" w:w="4878"/>
+            <w:tcBorders>
+              <w:top w:val="single" w:color="BFC9D6" w:sz="4"/>
+              <w:left w:val="single" w:color="BFC9D6" w:sz="4"/>
+              <w:bottom w:val="single" w:color="BFC9D6" w:sz="4"/>
+              <w:right w:val="single" w:color="BFC9D6" w:sz="4"/>
+            </w:tcBorders>
+            <w:shd w:fill="F5F8FC" w:color="auto" w:val="clear"/>
+            <w:tcMar>
+              <w:top w:type="dxa" w:w="50"/>
+              <w:left w:type="dxa" w:w="90"/>
+              <w:bottom w:type="dxa" w:w="50"/>
+              <w:right w:type="dxa" w:w="90"/>
+            </w:tcMar>
+            <w:vAlign w:val="top"/>
+          </w:tcPr>
+          <w:p>
+            <w:pPr>
+              <w:keepNext w:val="false"/>
+              <w:bidi/>
+              <w:spacing w:after="30" w:before="30" w:line="264"/>
+            </w:pPr>
+            <w:r>
+              <w:rPr>
+                <w:rFonts w:ascii="Courier New" w:cs="Courier New" w:eastAsia="Courier New" w:hAnsi="Courier New"/>
+                <w:b w:val="false"/>
+                <w:bCs w:val="false"/>
+                <w:color w:val="1F2937"/>
+                <w:sz w:val="16"/>
+                <w:szCs w:val="16"/>
+                <w:shd w:fill="F1F3F5" w:color="auto" w:val="clear"/>
+                <w:rtl/>
+              </w:rPr>
+              <w:t xml:space="preserve">‎PurchaseLcTests.An_issued_credit_*‎</w:t>
+            </w:r>
+          </w:p>
+        </w:tc>
+        <w:tc>
+          <w:tcPr>
+            <w:tcW w:type="dxa" w:w="1108"/>
+            <w:tcBorders>
+              <w:top w:val="single" w:color="BFC9D6" w:sz="4"/>
+              <w:left w:val="single" w:color="BFC9D6" w:sz="4"/>
+              <w:bottom w:val="single" w:color="BFC9D6" w:sz="4"/>
+              <w:right w:val="single" w:color="BFC9D6" w:sz="4"/>
+            </w:tcBorders>
+            <w:shd w:fill="F5F8FC" w:color="auto" w:val="clear"/>
+            <w:tcMar>
+              <w:top w:type="dxa" w:w="50"/>
+              <w:left w:type="dxa" w:w="90"/>
+              <w:bottom w:type="dxa" w:w="50"/>
+              <w:right w:type="dxa" w:w="90"/>
+            </w:tcMar>
+            <w:vAlign w:val="top"/>
+          </w:tcPr>
+          <w:p>
+            <w:pPr>
+              <w:keepNext w:val="false"/>
+              <w:bidi/>
+              <w:spacing w:after="30" w:before="30" w:line="264"/>
+            </w:pPr>
+            <w:r>
+              <w:rPr>
+                <w:rFonts w:ascii="Arial" w:cs="Arial" w:eastAsia="Arial" w:hAnsi="Arial"/>
+                <w:b w:val="false"/>
+                <w:bCs w:val="false"/>
+                <w:sz w:val="18"/>
+                <w:szCs w:val="18"/>
+                <w:rtl/>
+              </w:rPr>
+              <w:t xml:space="preserve">ناجح (eaff077)؛ يُعاد بعد إضافة الإيصال</w:t>
+            </w:r>
+          </w:p>
+        </w:tc>
+      </w:tr>
+      <w:tr>
+        <w:trPr>
+          <w:cantSplit/>
+        </w:trPr>
+        <w:tc>
+          <w:tcPr>
+            <w:tcW w:type="dxa" w:w="1440"/>
+            <w:tcBorders>
+              <w:top w:val="single" w:color="BFC9D6" w:sz="4"/>
+              <w:left w:val="single" w:color="BFC9D6" w:sz="4"/>
+              <w:bottom w:val="single" w:color="BFC9D6" w:sz="4"/>
+              <w:right w:val="single" w:color="BFC9D6" w:sz="4"/>
+            </w:tcBorders>
+            <w:tcMar>
+              <w:top w:type="dxa" w:w="50"/>
+              <w:left w:type="dxa" w:w="90"/>
+              <w:bottom w:type="dxa" w:w="50"/>
+              <w:right w:type="dxa" w:w="90"/>
+            </w:tcMar>
+            <w:vAlign w:val="top"/>
+          </w:tcPr>
+          <w:p>
+            <w:pPr>
+              <w:keepNext w:val="false"/>
+              <w:bidi/>
+              <w:spacing w:after="30" w:before="30" w:line="264"/>
+            </w:pPr>
+            <w:r>
+              <w:rPr>
+                <w:rFonts w:ascii="Arial" w:cs="Arial" w:eastAsia="Arial" w:hAnsi="Arial"/>
+                <w:b w:val="false"/>
+                <w:bCs w:val="false"/>
+                <w:sz w:val="18"/>
+                <w:szCs w:val="18"/>
+                <w:rtl/>
+              </w:rPr>
+              <w:t xml:space="preserve">AC-LCI-2 وAC-WFL-7</w:t>
+            </w:r>
+          </w:p>
+        </w:tc>
+        <w:tc>
+          <w:tcPr>
+            <w:tcW w:type="dxa" w:w="2438"/>
+            <w:tcBorders>
+              <w:top w:val="single" w:color="BFC9D6" w:sz="4"/>
+              <w:left w:val="single" w:color="BFC9D6" w:sz="4"/>
+              <w:bottom w:val="single" w:color="BFC9D6" w:sz="4"/>
+              <w:right w:val="single" w:color="BFC9D6" w:sz="4"/>
+            </w:tcBorders>
+            <w:tcMar>
+              <w:top w:type="dxa" w:w="50"/>
+              <w:left w:type="dxa" w:w="90"/>
+              <w:bottom w:type="dxa" w:w="50"/>
+              <w:right w:type="dxa" w:w="90"/>
+            </w:tcMar>
+            <w:vAlign w:val="top"/>
+          </w:tcPr>
+          <w:p>
+            <w:pPr>
+              <w:keepNext w:val="false"/>
+              <w:bidi/>
+              <w:spacing w:after="30" w:before="30" w:line="264"/>
+            </w:pPr>
+            <w:r>
+              <w:rPr>
+                <w:rFonts w:ascii="Arial" w:cs="Arial" w:eastAsia="Arial" w:hAnsi="Arial"/>
+                <w:b w:val="false"/>
+                <w:bCs w:val="false"/>
+                <w:sz w:val="18"/>
+                <w:szCs w:val="18"/>
+                <w:rtl/>
+              </w:rPr>
+              <w:t xml:space="preserve">زيادة 500,000 تُحجز عند موافقة مدير الخزينة، وتعديل ثانٍ مرفوض وهي مفتوحة (V-LCI-07)، وقبول المستفيد يطبقها؛ وزيادة ثانية مرفوضة INSUFFICIENT_AVAILABLE</w:t>
+            </w:r>
+          </w:p>
+        </w:tc>
+        <w:tc>
+          <w:tcPr>
+            <w:tcW w:type="dxa" w:w="4878"/>
+            <w:tcBorders>
+              <w:top w:val="single" w:color="BFC9D6" w:sz="4"/>
+              <w:left w:val="single" w:color="BFC9D6" w:sz="4"/>
+              <w:bottom w:val="single" w:color="BFC9D6" w:sz="4"/>
+              <w:right w:val="single" w:color="BFC9D6" w:sz="4"/>
+            </w:tcBorders>
+            <w:tcMar>
+              <w:top w:type="dxa" w:w="50"/>
+              <w:left w:type="dxa" w:w="90"/>
+              <w:bottom w:type="dxa" w:w="50"/>
+              <w:right w:type="dxa" w:w="90"/>
+            </w:tcMar>
+            <w:vAlign w:val="top"/>
+          </w:tcPr>
+          <w:p>
+            <w:pPr>
+              <w:keepNext w:val="false"/>
+              <w:bidi/>
+              <w:spacing w:after="30" w:before="30" w:line="264"/>
+            </w:pPr>
+            <w:r>
+              <w:rPr>
+                <w:rFonts w:ascii="Courier New" w:cs="Courier New" w:eastAsia="Courier New" w:hAnsi="Courier New"/>
+                <w:b w:val="false"/>
+                <w:bCs w:val="false"/>
+                <w:color w:val="1F2937"/>
+                <w:sz w:val="16"/>
+                <w:szCs w:val="16"/>
+                <w:shd w:fill="F1F3F5" w:color="auto" w:val="clear"/>
+                <w:rtl/>
+              </w:rPr>
+              <w:t xml:space="preserve">‎PurchaseLcTests.An_increase_*‎</w:t>
+            </w:r>
+          </w:p>
+        </w:tc>
+        <w:tc>
+          <w:tcPr>
+            <w:tcW w:type="dxa" w:w="1108"/>
+            <w:tcBorders>
+              <w:top w:val="single" w:color="BFC9D6" w:sz="4"/>
+              <w:left w:val="single" w:color="BFC9D6" w:sz="4"/>
+              <w:bottom w:val="single" w:color="BFC9D6" w:sz="4"/>
+              <w:right w:val="single" w:color="BFC9D6" w:sz="4"/>
+            </w:tcBorders>
+            <w:tcMar>
+              <w:top w:type="dxa" w:w="50"/>
+              <w:left w:type="dxa" w:w="90"/>
+              <w:bottom w:type="dxa" w:w="50"/>
+              <w:right w:type="dxa" w:w="90"/>
+            </w:tcMar>
+            <w:vAlign w:val="top"/>
+          </w:tcPr>
+          <w:p>
+            <w:pPr>
+              <w:keepNext w:val="false"/>
+              <w:bidi/>
+              <w:spacing w:after="30" w:before="30" w:line="264"/>
+            </w:pPr>
+            <w:r>
+              <w:rPr>
+                <w:rFonts w:ascii="Arial" w:cs="Arial" w:eastAsia="Arial" w:hAnsi="Arial"/>
+                <w:b w:val="false"/>
+                <w:bCs w:val="false"/>
+                <w:sz w:val="18"/>
+                <w:szCs w:val="18"/>
+                <w:rtl/>
+              </w:rPr>
+              <w:t xml:space="preserve">ناجح (eaff077)؛ يُعاد بعد إضافة الإيصال</w:t>
+            </w:r>
+          </w:p>
+        </w:tc>
+      </w:tr>
+      <w:tr>
+        <w:trPr>
+          <w:cantSplit/>
+        </w:trPr>
+        <w:tc>
+          <w:tcPr>
+            <w:tcW w:type="dxa" w:w="1440"/>
+            <w:tcBorders>
+              <w:top w:val="single" w:color="BFC9D6" w:sz="4"/>
+              <w:left w:val="single" w:color="BFC9D6" w:sz="4"/>
+              <w:bottom w:val="single" w:color="BFC9D6" w:sz="4"/>
+              <w:right w:val="single" w:color="BFC9D6" w:sz="4"/>
+            </w:tcBorders>
+            <w:shd w:fill="F5F8FC" w:color="auto" w:val="clear"/>
+            <w:tcMar>
+              <w:top w:type="dxa" w:w="50"/>
+              <w:left w:type="dxa" w:w="90"/>
+              <w:bottom w:type="dxa" w:w="50"/>
+              <w:right w:type="dxa" w:w="90"/>
+            </w:tcMar>
+            <w:vAlign w:val="top"/>
+          </w:tcPr>
+          <w:p>
+            <w:pPr>
+              <w:keepNext w:val="false"/>
+              <w:bidi/>
+              <w:spacing w:after="30" w:before="30" w:line="264"/>
+            </w:pPr>
+            <w:r>
+              <w:rPr>
+                <w:rFonts w:ascii="Arial" w:cs="Arial" w:eastAsia="Arial" w:hAnsi="Arial"/>
+                <w:b w:val="false"/>
+                <w:bCs w:val="false"/>
+                <w:sz w:val="18"/>
+                <w:szCs w:val="18"/>
+                <w:rtl/>
+              </w:rPr>
+              <w:t xml:space="preserve">AC-WFL-3</w:t>
+            </w:r>
+          </w:p>
+        </w:tc>
+        <w:tc>
+          <w:tcPr>
+            <w:tcW w:type="dxa" w:w="2438"/>
+            <w:tcBorders>
+              <w:top w:val="single" w:color="BFC9D6" w:sz="4"/>
+              <w:left w:val="single" w:color="BFC9D6" w:sz="4"/>
+              <w:bottom w:val="single" w:color="BFC9D6" w:sz="4"/>
+              <w:right w:val="single" w:color="BFC9D6" w:sz="4"/>
+            </w:tcBorders>
+            <w:shd w:fill="F5F8FC" w:color="auto" w:val="clear"/>
+            <w:tcMar>
+              <w:top w:type="dxa" w:w="50"/>
+              <w:left w:type="dxa" w:w="90"/>
+              <w:bottom w:type="dxa" w:w="50"/>
+              <w:right w:type="dxa" w:w="90"/>
+            </w:tcMar>
+            <w:vAlign w:val="top"/>
+          </w:tcPr>
+          <w:p>
+            <w:pPr>
+              <w:keepNext w:val="false"/>
+              <w:bidi/>
+              <w:spacing w:after="30" w:before="30" w:line="264"/>
+            </w:pPr>
+            <w:r>
+              <w:rPr>
+                <w:rFonts w:ascii="Arial" w:cs="Arial" w:eastAsia="Arial" w:hAnsi="Arial"/>
+                <w:b w:val="false"/>
+                <w:bCs w:val="false"/>
+                <w:sz w:val="18"/>
+                <w:szCs w:val="18"/>
+                <w:rtl/>
+              </w:rPr>
+              <w:t xml:space="preserve">طلبان على حد واحد: الثاني مرفوض حتى يُلغى الأول</w:t>
+            </w:r>
+          </w:p>
+        </w:tc>
+        <w:tc>
+          <w:tcPr>
+            <w:tcW w:type="dxa" w:w="4878"/>
+            <w:tcBorders>
+              <w:top w:val="single" w:color="BFC9D6" w:sz="4"/>
+              <w:left w:val="single" w:color="BFC9D6" w:sz="4"/>
+              <w:bottom w:val="single" w:color="BFC9D6" w:sz="4"/>
+              <w:right w:val="single" w:color="BFC9D6" w:sz="4"/>
+            </w:tcBorders>
+            <w:shd w:fill="F5F8FC" w:color="auto" w:val="clear"/>
+            <w:tcMar>
+              <w:top w:type="dxa" w:w="50"/>
+              <w:left w:type="dxa" w:w="90"/>
+              <w:bottom w:type="dxa" w:w="50"/>
+              <w:right w:type="dxa" w:w="90"/>
+            </w:tcMar>
+            <w:vAlign w:val="top"/>
+          </w:tcPr>
+          <w:p>
+            <w:pPr>
+              <w:keepNext w:val="false"/>
+              <w:bidi/>
+              <w:spacing w:after="30" w:before="30" w:line="264"/>
+            </w:pPr>
+            <w:r>
+              <w:rPr>
+                <w:rFonts w:ascii="Courier New" w:cs="Courier New" w:eastAsia="Courier New" w:hAnsi="Courier New"/>
+                <w:b w:val="false"/>
+                <w:bCs w:val="false"/>
+                <w:color w:val="1F2937"/>
+                <w:sz w:val="16"/>
+                <w:szCs w:val="16"/>
+                <w:shd w:fill="F1F3F5" w:color="auto" w:val="clear"/>
+                <w:rtl/>
+              </w:rPr>
+              <w:t xml:space="preserve">‎PurchaseLcTests.AC_WFL_3_*‎</w:t>
+            </w:r>
+          </w:p>
+        </w:tc>
+        <w:tc>
+          <w:tcPr>
+            <w:tcW w:type="dxa" w:w="1108"/>
+            <w:tcBorders>
+              <w:top w:val="single" w:color="BFC9D6" w:sz="4"/>
+              <w:left w:val="single" w:color="BFC9D6" w:sz="4"/>
+              <w:bottom w:val="single" w:color="BFC9D6" w:sz="4"/>
+              <w:right w:val="single" w:color="BFC9D6" w:sz="4"/>
+            </w:tcBorders>
+            <w:shd w:fill="F5F8FC" w:color="auto" w:val="clear"/>
+            <w:tcMar>
+              <w:top w:type="dxa" w:w="50"/>
+              <w:left w:type="dxa" w:w="90"/>
+              <w:bottom w:type="dxa" w:w="50"/>
+              <w:right w:type="dxa" w:w="90"/>
+            </w:tcMar>
+            <w:vAlign w:val="top"/>
+          </w:tcPr>
+          <w:p>
+            <w:pPr>
+              <w:keepNext w:val="false"/>
+              <w:bidi/>
+              <w:spacing w:after="30" w:before="30" w:line="264"/>
+            </w:pPr>
+            <w:r>
+              <w:rPr>
+                <w:rFonts w:ascii="Arial" w:cs="Arial" w:eastAsia="Arial" w:hAnsi="Arial"/>
+                <w:b w:val="false"/>
+                <w:bCs w:val="false"/>
+                <w:sz w:val="18"/>
+                <w:szCs w:val="18"/>
+                <w:rtl/>
+              </w:rPr>
+              <w:t xml:space="preserve">ناجح (f63a30e)</w:t>
+            </w:r>
+          </w:p>
+        </w:tc>
+      </w:tr>
+      <w:tr>
+        <w:trPr>
+          <w:cantSplit/>
+        </w:trPr>
+        <w:tc>
+          <w:tcPr>
+            <w:tcW w:type="dxa" w:w="1440"/>
+            <w:tcBorders>
+              <w:top w:val="single" w:color="BFC9D6" w:sz="4"/>
+              <w:left w:val="single" w:color="BFC9D6" w:sz="4"/>
+              <w:bottom w:val="single" w:color="BFC9D6" w:sz="4"/>
+              <w:right w:val="single" w:color="BFC9D6" w:sz="4"/>
+            </w:tcBorders>
+            <w:tcMar>
+              <w:top w:type="dxa" w:w="50"/>
+              <w:left w:type="dxa" w:w="90"/>
+              <w:bottom w:type="dxa" w:w="50"/>
+              <w:right w:type="dxa" w:w="90"/>
+            </w:tcMar>
+            <w:vAlign w:val="top"/>
+          </w:tcPr>
+          <w:p>
+            <w:pPr>
+              <w:keepNext w:val="false"/>
+              <w:bidi/>
+              <w:spacing w:after="30" w:before="30" w:line="264"/>
+            </w:pPr>
+            <w:r>
+              <w:rPr>
+                <w:rFonts w:ascii="Arial" w:cs="Arial" w:eastAsia="Arial" w:hAnsi="Arial"/>
+                <w:b w:val="false"/>
+                <w:bCs w:val="false"/>
+                <w:sz w:val="18"/>
+                <w:szCs w:val="18"/>
+                <w:rtl/>
+              </w:rPr>
+              <w:t xml:space="preserve">OQ-9 (فصل المهام)</w:t>
+            </w:r>
+          </w:p>
+        </w:tc>
+        <w:tc>
+          <w:tcPr>
+            <w:tcW w:type="dxa" w:w="2438"/>
+            <w:tcBorders>
+              <w:top w:val="single" w:color="BFC9D6" w:sz="4"/>
+              <w:left w:val="single" w:color="BFC9D6" w:sz="4"/>
+              <w:bottom w:val="single" w:color="BFC9D6" w:sz="4"/>
+              <w:right w:val="single" w:color="BFC9D6" w:sz="4"/>
+            </w:tcBorders>
+            <w:tcMar>
+              <w:top w:type="dxa" w:w="50"/>
+              <w:left w:type="dxa" w:w="90"/>
+              <w:bottom w:type="dxa" w:w="50"/>
+              <w:right w:type="dxa" w:w="90"/>
+            </w:tcMar>
+            <w:vAlign w:val="top"/>
+          </w:tcPr>
+          <w:p>
+            <w:pPr>
+              <w:keepNext w:val="false"/>
+              <w:bidi/>
+              <w:spacing w:after="30" w:before="30" w:line="264"/>
+            </w:pPr>
+            <w:r>
+              <w:rPr>
+                <w:rFonts w:ascii="Arial" w:cs="Arial" w:eastAsia="Arial" w:hAnsi="Arial"/>
+                <w:b w:val="false"/>
+                <w:bCs w:val="false"/>
+                <w:sz w:val="18"/>
+                <w:szCs w:val="18"/>
+                <w:rtl/>
+              </w:rPr>
+              <w:t xml:space="preserve">من اختار الخط لا يوافق على حجزه</w:t>
+            </w:r>
+          </w:p>
+        </w:tc>
+        <w:tc>
+          <w:tcPr>
+            <w:tcW w:type="dxa" w:w="4878"/>
+            <w:tcBorders>
+              <w:top w:val="single" w:color="BFC9D6" w:sz="4"/>
+              <w:left w:val="single" w:color="BFC9D6" w:sz="4"/>
+              <w:bottom w:val="single" w:color="BFC9D6" w:sz="4"/>
+              <w:right w:val="single" w:color="BFC9D6" w:sz="4"/>
+            </w:tcBorders>
+            <w:tcMar>
+              <w:top w:type="dxa" w:w="50"/>
+              <w:left w:type="dxa" w:w="90"/>
+              <w:bottom w:type="dxa" w:w="50"/>
+              <w:right w:type="dxa" w:w="90"/>
+            </w:tcMar>
+            <w:vAlign w:val="top"/>
+          </w:tcPr>
+          <w:p>
+            <w:pPr>
+              <w:keepNext w:val="false"/>
+              <w:bidi/>
+              <w:spacing w:after="30" w:before="30" w:line="264"/>
+            </w:pPr>
+            <w:r>
+              <w:rPr>
+                <w:rFonts w:ascii="Courier New" w:cs="Courier New" w:eastAsia="Courier New" w:hAnsi="Courier New"/>
+                <w:b w:val="false"/>
+                <w:bCs w:val="false"/>
+                <w:color w:val="1F2937"/>
+                <w:sz w:val="16"/>
+                <w:szCs w:val="16"/>
+                <w:shd w:fill="F1F3F5" w:color="auto" w:val="clear"/>
+                <w:rtl/>
+              </w:rPr>
+              <w:t xml:space="preserve">‎PurchaseLcTests.The_user_who_chose_*‎</w:t>
+            </w:r>
+          </w:p>
+        </w:tc>
+        <w:tc>
+          <w:tcPr>
+            <w:tcW w:type="dxa" w:w="1108"/>
+            <w:tcBorders>
+              <w:top w:val="single" w:color="BFC9D6" w:sz="4"/>
+              <w:left w:val="single" w:color="BFC9D6" w:sz="4"/>
+              <w:bottom w:val="single" w:color="BFC9D6" w:sz="4"/>
+              <w:right w:val="single" w:color="BFC9D6" w:sz="4"/>
+            </w:tcBorders>
+            <w:tcMar>
+              <w:top w:type="dxa" w:w="50"/>
+              <w:left w:type="dxa" w:w="90"/>
+              <w:bottom w:type="dxa" w:w="50"/>
+              <w:right w:type="dxa" w:w="90"/>
+            </w:tcMar>
+            <w:vAlign w:val="top"/>
+          </w:tcPr>
+          <w:p>
+            <w:pPr>
+              <w:keepNext w:val="false"/>
+              <w:bidi/>
+              <w:spacing w:after="30" w:before="30" w:line="264"/>
+            </w:pPr>
+            <w:r>
+              <w:rPr>
+                <w:rFonts w:ascii="Arial" w:cs="Arial" w:eastAsia="Arial" w:hAnsi="Arial"/>
+                <w:b w:val="false"/>
+                <w:bCs w:val="false"/>
+                <w:sz w:val="18"/>
+                <w:szCs w:val="18"/>
+                <w:rtl/>
+              </w:rPr>
+              <w:t xml:space="preserve">ناجح (e4f16c3)</w:t>
+            </w:r>
+          </w:p>
+        </w:tc>
+      </w:tr>
+      <w:tr>
+        <w:trPr>
+          <w:cantSplit/>
+        </w:trPr>
+        <w:tc>
+          <w:tcPr>
+            <w:tcW w:type="dxa" w:w="1440"/>
+            <w:tcBorders>
+              <w:top w:val="single" w:color="BFC9D6" w:sz="4"/>
+              <w:left w:val="single" w:color="BFC9D6" w:sz="4"/>
+              <w:bottom w:val="single" w:color="BFC9D6" w:sz="4"/>
+              <w:right w:val="single" w:color="BFC9D6" w:sz="4"/>
+            </w:tcBorders>
+            <w:shd w:fill="F5F8FC" w:color="auto" w:val="clear"/>
+            <w:tcMar>
+              <w:top w:type="dxa" w:w="50"/>
+              <w:left w:type="dxa" w:w="90"/>
+              <w:bottom w:type="dxa" w:w="50"/>
+              <w:right w:type="dxa" w:w="90"/>
+            </w:tcMar>
+            <w:vAlign w:val="top"/>
+          </w:tcPr>
+          <w:p>
+            <w:pPr>
+              <w:keepNext w:val="false"/>
+              <w:bidi/>
+              <w:spacing w:after="30" w:before="30" w:line="264"/>
+            </w:pPr>
+            <w:r>
+              <w:rPr>
+                <w:rFonts w:ascii="Arial" w:cs="Arial" w:eastAsia="Arial" w:hAnsi="Arial"/>
+                <w:b w:val="false"/>
+                <w:bCs w:val="false"/>
+                <w:sz w:val="18"/>
+                <w:szCs w:val="18"/>
+                <w:rtl/>
+              </w:rPr>
+              <w:t xml:space="preserve">انتهاء الحجز</w:t>
+            </w:r>
+          </w:p>
+        </w:tc>
+        <w:tc>
+          <w:tcPr>
+            <w:tcW w:type="dxa" w:w="2438"/>
+            <w:tcBorders>
+              <w:top w:val="single" w:color="BFC9D6" w:sz="4"/>
+              <w:left w:val="single" w:color="BFC9D6" w:sz="4"/>
+              <w:bottom w:val="single" w:color="BFC9D6" w:sz="4"/>
+              <w:right w:val="single" w:color="BFC9D6" w:sz="4"/>
+            </w:tcBorders>
+            <w:shd w:fill="F5F8FC" w:color="auto" w:val="clear"/>
+            <w:tcMar>
+              <w:top w:type="dxa" w:w="50"/>
+              <w:left w:type="dxa" w:w="90"/>
+              <w:bottom w:type="dxa" w:w="50"/>
+              <w:right w:type="dxa" w:w="90"/>
+            </w:tcMar>
+            <w:vAlign w:val="top"/>
+          </w:tcPr>
+          <w:p>
+            <w:pPr>
+              <w:keepNext w:val="false"/>
+              <w:bidi/>
+              <w:spacing w:after="30" w:before="30" w:line="264"/>
+            </w:pPr>
+            <w:r>
+              <w:rPr>
+                <w:rFonts w:ascii="Arial" w:cs="Arial" w:eastAsia="Arial" w:hAnsi="Arial"/>
+                <w:b w:val="false"/>
+                <w:bCs w:val="false"/>
+                <w:sz w:val="18"/>
+                <w:szCs w:val="18"/>
+                <w:rtl/>
+              </w:rPr>
+              <w:t xml:space="preserve">الحجز المنتهي يُفرج عنه ويفقده الطلب</w:t>
+            </w:r>
+          </w:p>
+        </w:tc>
+        <w:tc>
+          <w:tcPr>
+            <w:tcW w:type="dxa" w:w="4878"/>
+            <w:tcBorders>
+              <w:top w:val="single" w:color="BFC9D6" w:sz="4"/>
+              <w:left w:val="single" w:color="BFC9D6" w:sz="4"/>
+              <w:bottom w:val="single" w:color="BFC9D6" w:sz="4"/>
+              <w:right w:val="single" w:color="BFC9D6" w:sz="4"/>
+            </w:tcBorders>
+            <w:shd w:fill="F5F8FC" w:color="auto" w:val="clear"/>
+            <w:tcMar>
+              <w:top w:type="dxa" w:w="50"/>
+              <w:left w:type="dxa" w:w="90"/>
+              <w:bottom w:type="dxa" w:w="50"/>
+              <w:right w:type="dxa" w:w="90"/>
+            </w:tcMar>
+            <w:vAlign w:val="top"/>
+          </w:tcPr>
+          <w:p>
+            <w:pPr>
+              <w:keepNext w:val="false"/>
+              <w:bidi/>
+              <w:spacing w:after="30" w:before="30" w:line="264"/>
+            </w:pPr>
+            <w:r>
+              <w:rPr>
+                <w:rFonts w:ascii="Courier New" w:cs="Courier New" w:eastAsia="Courier New" w:hAnsi="Courier New"/>
+                <w:b w:val="false"/>
+                <w:bCs w:val="false"/>
+                <w:color w:val="1F2937"/>
+                <w:sz w:val="16"/>
+                <w:szCs w:val="16"/>
+                <w:shd w:fill="F1F3F5" w:color="auto" w:val="clear"/>
+                <w:rtl/>
+              </w:rPr>
+              <w:t xml:space="preserve">‎PurchaseLcTests.An_expired_reservation_*‎</w:t>
+            </w:r>
+          </w:p>
+        </w:tc>
+        <w:tc>
+          <w:tcPr>
+            <w:tcW w:type="dxa" w:w="1108"/>
+            <w:tcBorders>
+              <w:top w:val="single" w:color="BFC9D6" w:sz="4"/>
+              <w:left w:val="single" w:color="BFC9D6" w:sz="4"/>
+              <w:bottom w:val="single" w:color="BFC9D6" w:sz="4"/>
+              <w:right w:val="single" w:color="BFC9D6" w:sz="4"/>
+            </w:tcBorders>
+            <w:shd w:fill="F5F8FC" w:color="auto" w:val="clear"/>
+            <w:tcMar>
+              <w:top w:type="dxa" w:w="50"/>
+              <w:left w:type="dxa" w:w="90"/>
+              <w:bottom w:type="dxa" w:w="50"/>
+              <w:right w:type="dxa" w:w="90"/>
+            </w:tcMar>
+            <w:vAlign w:val="top"/>
+          </w:tcPr>
+          <w:p>
+            <w:pPr>
+              <w:keepNext w:val="false"/>
+              <w:bidi/>
+              <w:spacing w:after="30" w:before="30" w:line="264"/>
+            </w:pPr>
+            <w:r>
+              <w:rPr>
+                <w:rFonts w:ascii="Arial" w:cs="Arial" w:eastAsia="Arial" w:hAnsi="Arial"/>
+                <w:b w:val="false"/>
+                <w:bCs w:val="false"/>
+                <w:sz w:val="18"/>
+                <w:szCs w:val="18"/>
+                <w:rtl/>
+              </w:rPr>
+              <w:t xml:space="preserve">ناجح (f63a30e)</w:t>
+            </w:r>
+          </w:p>
+        </w:tc>
+      </w:tr>
+      <w:tr>
+        <w:trPr>
+          <w:cantSplit/>
+        </w:trPr>
+        <w:tc>
+          <w:tcPr>
+            <w:tcW w:type="dxa" w:w="1440"/>
+            <w:tcBorders>
+              <w:top w:val="single" w:color="BFC9D6" w:sz="4"/>
+              <w:left w:val="single" w:color="BFC9D6" w:sz="4"/>
+              <w:bottom w:val="single" w:color="BFC9D6" w:sz="4"/>
+              <w:right w:val="single" w:color="BFC9D6" w:sz="4"/>
+            </w:tcBorders>
+            <w:tcMar>
+              <w:top w:type="dxa" w:w="50"/>
+              <w:left w:type="dxa" w:w="90"/>
+              <w:bottom w:type="dxa" w:w="50"/>
+              <w:right w:type="dxa" w:w="90"/>
+            </w:tcMar>
+            <w:vAlign w:val="top"/>
+          </w:tcPr>
+          <w:p>
+            <w:pPr>
+              <w:keepNext w:val="false"/>
+              <w:bidi/>
+              <w:spacing w:after="30" w:before="30" w:line="264"/>
+            </w:pPr>
+            <w:r>
+              <w:rPr>
+                <w:rFonts w:ascii="Arial" w:cs="Arial" w:eastAsia="Arial" w:hAnsi="Arial"/>
+                <w:b w:val="false"/>
+                <w:bCs w:val="false"/>
+                <w:sz w:val="18"/>
+                <w:szCs w:val="18"/>
+                <w:rtl/>
+              </w:rPr>
+              <w:t xml:space="preserve">AC-WFL-1</w:t>
+            </w:r>
+          </w:p>
+        </w:tc>
+        <w:tc>
+          <w:tcPr>
+            <w:tcW w:type="dxa" w:w="2438"/>
+            <w:tcBorders>
+              <w:top w:val="single" w:color="BFC9D6" w:sz="4"/>
+              <w:left w:val="single" w:color="BFC9D6" w:sz="4"/>
+              <w:bottom w:val="single" w:color="BFC9D6" w:sz="4"/>
+              <w:right w:val="single" w:color="BFC9D6" w:sz="4"/>
+            </w:tcBorders>
+            <w:tcMar>
+              <w:top w:type="dxa" w:w="50"/>
+              <w:left w:type="dxa" w:w="90"/>
+              <w:bottom w:type="dxa" w:w="50"/>
+              <w:right w:type="dxa" w:w="90"/>
+            </w:tcMar>
+            <w:vAlign w:val="top"/>
+          </w:tcPr>
+          <w:p>
+            <w:pPr>
+              <w:keepNext w:val="false"/>
+              <w:bidi/>
+              <w:spacing w:after="30" w:before="30" w:line="264"/>
+            </w:pPr>
+            <w:r>
+              <w:rPr>
+                <w:rFonts w:ascii="Arial" w:cs="Arial" w:eastAsia="Arial" w:hAnsi="Arial"/>
+                <w:b w:val="false"/>
+                <w:bCs w:val="false"/>
+                <w:sz w:val="18"/>
+                <w:szCs w:val="18"/>
+                <w:rtl/>
+              </w:rPr>
+              <w:t xml:space="preserve">المفوَّض يوافق عن المدير، والتفويض الملغى لا يُظهر شيئًا</w:t>
+            </w:r>
+          </w:p>
+        </w:tc>
+        <w:tc>
+          <w:tcPr>
+            <w:tcW w:type="dxa" w:w="4878"/>
+            <w:tcBorders>
+              <w:top w:val="single" w:color="BFC9D6" w:sz="4"/>
+              <w:left w:val="single" w:color="BFC9D6" w:sz="4"/>
+              <w:bottom w:val="single" w:color="BFC9D6" w:sz="4"/>
+              <w:right w:val="single" w:color="BFC9D6" w:sz="4"/>
+            </w:tcBorders>
+            <w:tcMar>
+              <w:top w:type="dxa" w:w="50"/>
+              <w:left w:type="dxa" w:w="90"/>
+              <w:bottom w:type="dxa" w:w="50"/>
+              <w:right w:type="dxa" w:w="90"/>
+            </w:tcMar>
+            <w:vAlign w:val="top"/>
+          </w:tcPr>
+          <w:p>
+            <w:pPr>
+              <w:keepNext w:val="false"/>
+              <w:bidi/>
+              <w:spacing w:after="30" w:before="30" w:line="264"/>
+            </w:pPr>
+            <w:r>
+              <w:rPr>
+                <w:rFonts w:ascii="Courier New" w:cs="Courier New" w:eastAsia="Courier New" w:hAnsi="Courier New"/>
+                <w:b w:val="false"/>
+                <w:bCs w:val="false"/>
+                <w:color w:val="1F2937"/>
+                <w:sz w:val="16"/>
+                <w:szCs w:val="16"/>
+                <w:shd w:fill="F1F3F5" w:color="auto" w:val="clear"/>
+                <w:rtl/>
+              </w:rPr>
+              <w:t xml:space="preserve">‎WorkflowQueueTests.AC_WFL_1_*‎</w:t>
+            </w:r>
+          </w:p>
+        </w:tc>
+        <w:tc>
+          <w:tcPr>
+            <w:tcW w:type="dxa" w:w="1108"/>
+            <w:tcBorders>
+              <w:top w:val="single" w:color="BFC9D6" w:sz="4"/>
+              <w:left w:val="single" w:color="BFC9D6" w:sz="4"/>
+              <w:bottom w:val="single" w:color="BFC9D6" w:sz="4"/>
+              <w:right w:val="single" w:color="BFC9D6" w:sz="4"/>
+            </w:tcBorders>
+            <w:tcMar>
+              <w:top w:type="dxa" w:w="50"/>
+              <w:left w:type="dxa" w:w="90"/>
+              <w:bottom w:type="dxa" w:w="50"/>
+              <w:right w:type="dxa" w:w="90"/>
+            </w:tcMar>
+            <w:vAlign w:val="top"/>
+          </w:tcPr>
+          <w:p>
+            <w:pPr>
+              <w:keepNext w:val="false"/>
+              <w:bidi/>
+              <w:spacing w:after="30" w:before="30" w:line="264"/>
+            </w:pPr>
+            <w:r>
+              <w:rPr>
+                <w:rFonts w:ascii="Arial" w:cs="Arial" w:eastAsia="Arial" w:hAnsi="Arial"/>
+                <w:b w:val="false"/>
+                <w:bCs w:val="false"/>
+                <w:sz w:val="18"/>
+                <w:szCs w:val="18"/>
+                <w:rtl/>
+              </w:rPr>
+              <w:t xml:space="preserve">ناجح (f63a30e)</w:t>
+            </w:r>
+          </w:p>
+        </w:tc>
+      </w:tr>
+      <w:tr>
+        <w:trPr>
+          <w:cantSplit/>
+        </w:trPr>
+        <w:tc>
+          <w:tcPr>
+            <w:tcW w:type="dxa" w:w="1440"/>
+            <w:tcBorders>
+              <w:top w:val="single" w:color="BFC9D6" w:sz="4"/>
+              <w:left w:val="single" w:color="BFC9D6" w:sz="4"/>
+              <w:bottom w:val="single" w:color="BFC9D6" w:sz="4"/>
+              <w:right w:val="single" w:color="BFC9D6" w:sz="4"/>
+            </w:tcBorders>
+            <w:shd w:fill="F5F8FC" w:color="auto" w:val="clear"/>
+            <w:tcMar>
+              <w:top w:type="dxa" w:w="50"/>
+              <w:left w:type="dxa" w:w="90"/>
+              <w:bottom w:type="dxa" w:w="50"/>
+              <w:right w:type="dxa" w:w="90"/>
+            </w:tcMar>
+            <w:vAlign w:val="top"/>
+          </w:tcPr>
+          <w:p>
+            <w:pPr>
+              <w:keepNext w:val="false"/>
+              <w:bidi/>
+              <w:spacing w:after="30" w:before="30" w:line="264"/>
+            </w:pPr>
+            <w:r>
+              <w:rPr>
+                <w:rFonts w:ascii="Arial" w:cs="Arial" w:eastAsia="Arial" w:hAnsi="Arial"/>
+                <w:b w:val="false"/>
+                <w:bCs w:val="false"/>
+                <w:sz w:val="18"/>
+                <w:szCs w:val="18"/>
+                <w:rtl/>
+              </w:rPr>
+              <w:t xml:space="preserve">AC-WFL-2</w:t>
+            </w:r>
+          </w:p>
+        </w:tc>
+        <w:tc>
+          <w:tcPr>
+            <w:tcW w:type="dxa" w:w="2438"/>
+            <w:tcBorders>
+              <w:top w:val="single" w:color="BFC9D6" w:sz="4"/>
+              <w:left w:val="single" w:color="BFC9D6" w:sz="4"/>
+              <w:bottom w:val="single" w:color="BFC9D6" w:sz="4"/>
+              <w:right w:val="single" w:color="BFC9D6" w:sz="4"/>
+            </w:tcBorders>
+            <w:shd w:fill="F5F8FC" w:color="auto" w:val="clear"/>
+            <w:tcMar>
+              <w:top w:type="dxa" w:w="50"/>
+              <w:left w:type="dxa" w:w="90"/>
+              <w:bottom w:type="dxa" w:w="50"/>
+              <w:right w:type="dxa" w:w="90"/>
+            </w:tcMar>
+            <w:vAlign w:val="top"/>
+          </w:tcPr>
+          <w:p>
+            <w:pPr>
+              <w:keepNext w:val="false"/>
+              <w:bidi/>
+              <w:spacing w:after="30" w:before="30" w:line="264"/>
+            </w:pPr>
+            <w:r>
+              <w:rPr>
+                <w:rFonts w:ascii="Arial" w:cs="Arial" w:eastAsia="Arial" w:hAnsi="Arial"/>
+                <w:b w:val="false"/>
+                <w:bCs w:val="false"/>
+                <w:sz w:val="18"/>
+                <w:szCs w:val="18"/>
+                <w:rtl/>
+              </w:rPr>
+              <w:t xml:space="preserve">سباق الاستلام، والإفراج وإعادة الإسناد، والحالة الفرعية التي توقف المهلة</w:t>
+            </w:r>
+          </w:p>
+        </w:tc>
+        <w:tc>
+          <w:tcPr>
+            <w:tcW w:type="dxa" w:w="4878"/>
+            <w:tcBorders>
+              <w:top w:val="single" w:color="BFC9D6" w:sz="4"/>
+              <w:left w:val="single" w:color="BFC9D6" w:sz="4"/>
+              <w:bottom w:val="single" w:color="BFC9D6" w:sz="4"/>
+              <w:right w:val="single" w:color="BFC9D6" w:sz="4"/>
+            </w:tcBorders>
+            <w:shd w:fill="F5F8FC" w:color="auto" w:val="clear"/>
+            <w:tcMar>
+              <w:top w:type="dxa" w:w="50"/>
+              <w:left w:type="dxa" w:w="90"/>
+              <w:bottom w:type="dxa" w:w="50"/>
+              <w:right w:type="dxa" w:w="90"/>
+            </w:tcMar>
+            <w:vAlign w:val="top"/>
+          </w:tcPr>
+          <w:p>
+            <w:pPr>
+              <w:keepNext w:val="false"/>
+              <w:bidi/>
+              <w:spacing w:after="30" w:before="30" w:line="264"/>
+            </w:pPr>
+            <w:r>
+              <w:rPr>
+                <w:rFonts w:ascii="Courier New" w:cs="Courier New" w:eastAsia="Courier New" w:hAnsi="Courier New"/>
+                <w:b w:val="false"/>
+                <w:bCs w:val="false"/>
+                <w:color w:val="1F2937"/>
+                <w:sz w:val="16"/>
+                <w:szCs w:val="16"/>
+                <w:shd w:fill="F1F3F5" w:color="auto" w:val="clear"/>
+                <w:rtl/>
+              </w:rPr>
+              <w:t xml:space="preserve">‎WorkflowQueueTests.AC_WFL_2_*‎</w:t>
+            </w:r>
+          </w:p>
+        </w:tc>
+        <w:tc>
+          <w:tcPr>
+            <w:tcW w:type="dxa" w:w="1108"/>
+            <w:tcBorders>
+              <w:top w:val="single" w:color="BFC9D6" w:sz="4"/>
+              <w:left w:val="single" w:color="BFC9D6" w:sz="4"/>
+              <w:bottom w:val="single" w:color="BFC9D6" w:sz="4"/>
+              <w:right w:val="single" w:color="BFC9D6" w:sz="4"/>
+            </w:tcBorders>
+            <w:shd w:fill="F5F8FC" w:color="auto" w:val="clear"/>
+            <w:tcMar>
+              <w:top w:type="dxa" w:w="50"/>
+              <w:left w:type="dxa" w:w="90"/>
+              <w:bottom w:type="dxa" w:w="50"/>
+              <w:right w:type="dxa" w:w="90"/>
+            </w:tcMar>
+            <w:vAlign w:val="top"/>
+          </w:tcPr>
+          <w:p>
+            <w:pPr>
+              <w:keepNext w:val="false"/>
+              <w:bidi/>
+              <w:spacing w:after="30" w:before="30" w:line="264"/>
+            </w:pPr>
+            <w:r>
+              <w:rPr>
+                <w:rFonts w:ascii="Arial" w:cs="Arial" w:eastAsia="Arial" w:hAnsi="Arial"/>
+                <w:b w:val="false"/>
+                <w:bCs w:val="false"/>
+                <w:sz w:val="18"/>
+                <w:szCs w:val="18"/>
+                <w:rtl/>
+              </w:rPr>
+              <w:t xml:space="preserve">ناجح (f63a30e)</w:t>
+            </w:r>
+          </w:p>
+        </w:tc>
+      </w:tr>
+      <w:tr>
+        <w:trPr>
+          <w:cantSplit/>
+        </w:trPr>
+        <w:tc>
+          <w:tcPr>
+            <w:tcW w:type="dxa" w:w="1440"/>
+            <w:tcBorders>
+              <w:top w:val="single" w:color="BFC9D6" w:sz="4"/>
+              <w:left w:val="single" w:color="BFC9D6" w:sz="4"/>
+              <w:bottom w:val="single" w:color="BFC9D6" w:sz="4"/>
+              <w:right w:val="single" w:color="BFC9D6" w:sz="4"/>
+            </w:tcBorders>
+            <w:tcMar>
+              <w:top w:type="dxa" w:w="50"/>
+              <w:left w:type="dxa" w:w="90"/>
+              <w:bottom w:type="dxa" w:w="50"/>
+              <w:right w:type="dxa" w:w="90"/>
+            </w:tcMar>
+            <w:vAlign w:val="top"/>
+          </w:tcPr>
+          <w:p>
+            <w:pPr>
+              <w:keepNext w:val="false"/>
+              <w:bidi/>
+              <w:spacing w:after="30" w:before="30" w:line="264"/>
+            </w:pPr>
+            <w:r>
+              <w:rPr>
+                <w:rFonts w:ascii="Arial" w:cs="Arial" w:eastAsia="Arial" w:hAnsi="Arial"/>
+                <w:b w:val="false"/>
+                <w:bCs w:val="false"/>
+                <w:sz w:val="18"/>
+                <w:szCs w:val="18"/>
+                <w:rtl/>
+              </w:rPr>
+              <w:t xml:space="preserve">AC-WFL-5</w:t>
+            </w:r>
+          </w:p>
+        </w:tc>
+        <w:tc>
+          <w:tcPr>
+            <w:tcW w:type="dxa" w:w="2438"/>
+            <w:tcBorders>
+              <w:top w:val="single" w:color="BFC9D6" w:sz="4"/>
+              <w:left w:val="single" w:color="BFC9D6" w:sz="4"/>
+              <w:bottom w:val="single" w:color="BFC9D6" w:sz="4"/>
+              <w:right w:val="single" w:color="BFC9D6" w:sz="4"/>
+            </w:tcBorders>
+            <w:tcMar>
+              <w:top w:type="dxa" w:w="50"/>
+              <w:left w:type="dxa" w:w="90"/>
+              <w:bottom w:type="dxa" w:w="50"/>
+              <w:right w:type="dxa" w:w="90"/>
+            </w:tcMar>
+            <w:vAlign w:val="top"/>
+          </w:tcPr>
+          <w:p>
+            <w:pPr>
+              <w:keepNext w:val="false"/>
+              <w:bidi/>
+              <w:spacing w:after="30" w:before="30" w:line="264"/>
+            </w:pPr>
+            <w:r>
+              <w:rPr>
+                <w:rFonts w:ascii="Arial" w:cs="Arial" w:eastAsia="Arial" w:hAnsi="Arial"/>
+                <w:b w:val="false"/>
+                <w:bCs w:val="false"/>
+                <w:sz w:val="18"/>
+                <w:szCs w:val="18"/>
+                <w:rtl/>
+              </w:rPr>
+              <w:t xml:space="preserve">مهمة المهل: «في خطر» مرة، و«متجاوز» مرة، والتصعيد عند الفتح التالي</w:t>
+            </w:r>
+          </w:p>
+        </w:tc>
+        <w:tc>
+          <w:tcPr>
+            <w:tcW w:type="dxa" w:w="4878"/>
+            <w:tcBorders>
+              <w:top w:val="single" w:color="BFC9D6" w:sz="4"/>
+              <w:left w:val="single" w:color="BFC9D6" w:sz="4"/>
+              <w:bottom w:val="single" w:color="BFC9D6" w:sz="4"/>
+              <w:right w:val="single" w:color="BFC9D6" w:sz="4"/>
+            </w:tcBorders>
+            <w:tcMar>
+              <w:top w:type="dxa" w:w="50"/>
+              <w:left w:type="dxa" w:w="90"/>
+              <w:bottom w:type="dxa" w:w="50"/>
+              <w:right w:type="dxa" w:w="90"/>
+            </w:tcMar>
+            <w:vAlign w:val="top"/>
+          </w:tcPr>
+          <w:p>
+            <w:pPr>
+              <w:keepNext w:val="false"/>
+              <w:bidi/>
+              <w:spacing w:after="30" w:before="30" w:line="264"/>
+            </w:pPr>
+            <w:r>
+              <w:rPr>
+                <w:rFonts w:ascii="Courier New" w:cs="Courier New" w:eastAsia="Courier New" w:hAnsi="Courier New"/>
+                <w:b w:val="false"/>
+                <w:bCs w:val="false"/>
+                <w:color w:val="1F2937"/>
+                <w:sz w:val="16"/>
+                <w:szCs w:val="16"/>
+                <w:shd w:fill="F1F3F5" w:color="auto" w:val="clear"/>
+                <w:rtl/>
+              </w:rPr>
+              <w:t xml:space="preserve">‎WorkflowQueueTests.AC_WFL_5_*‎</w:t>
+            </w:r>
+          </w:p>
+        </w:tc>
+        <w:tc>
+          <w:tcPr>
+            <w:tcW w:type="dxa" w:w="1108"/>
+            <w:tcBorders>
+              <w:top w:val="single" w:color="BFC9D6" w:sz="4"/>
+              <w:left w:val="single" w:color="BFC9D6" w:sz="4"/>
+              <w:bottom w:val="single" w:color="BFC9D6" w:sz="4"/>
+              <w:right w:val="single" w:color="BFC9D6" w:sz="4"/>
+            </w:tcBorders>
+            <w:tcMar>
+              <w:top w:type="dxa" w:w="50"/>
+              <w:left w:type="dxa" w:w="90"/>
+              <w:bottom w:type="dxa" w:w="50"/>
+              <w:right w:type="dxa" w:w="90"/>
+            </w:tcMar>
+            <w:vAlign w:val="top"/>
+          </w:tcPr>
+          <w:p>
+            <w:pPr>
+              <w:keepNext w:val="false"/>
+              <w:bidi/>
+              <w:spacing w:after="30" w:before="30" w:line="264"/>
+            </w:pPr>
+            <w:r>
+              <w:rPr>
+                <w:rFonts w:ascii="Arial" w:cs="Arial" w:eastAsia="Arial" w:hAnsi="Arial"/>
+                <w:b w:val="false"/>
+                <w:bCs w:val="false"/>
+                <w:sz w:val="18"/>
+                <w:szCs w:val="18"/>
+                <w:rtl/>
+              </w:rPr>
+              <w:t xml:space="preserve">ناجح (f63a30e)</w:t>
+            </w:r>
+          </w:p>
+        </w:tc>
+      </w:tr>
+      <w:tr>
+        <w:trPr>
+          <w:cantSplit/>
+        </w:trPr>
+        <w:tc>
+          <w:tcPr>
+            <w:tcW w:type="dxa" w:w="1440"/>
+            <w:tcBorders>
+              <w:top w:val="single" w:color="BFC9D6" w:sz="4"/>
+              <w:left w:val="single" w:color="BFC9D6" w:sz="4"/>
+              <w:bottom w:val="single" w:color="BFC9D6" w:sz="4"/>
+              <w:right w:val="single" w:color="BFC9D6" w:sz="4"/>
+            </w:tcBorders>
+            <w:shd w:fill="F5F8FC" w:color="auto" w:val="clear"/>
+            <w:tcMar>
+              <w:top w:type="dxa" w:w="50"/>
+              <w:left w:type="dxa" w:w="90"/>
+              <w:bottom w:type="dxa" w:w="50"/>
+              <w:right w:type="dxa" w:w="90"/>
+            </w:tcMar>
+            <w:vAlign w:val="top"/>
+          </w:tcPr>
+          <w:p>
+            <w:pPr>
+              <w:keepNext w:val="false"/>
+              <w:bidi/>
+              <w:spacing w:after="30" w:before="30" w:line="264"/>
+            </w:pPr>
+            <w:r>
+              <w:rPr>
+                <w:rFonts w:ascii="Arial" w:cs="Arial" w:eastAsia="Arial" w:hAnsi="Arial"/>
+                <w:b w:val="false"/>
+                <w:bCs w:val="false"/>
+                <w:sz w:val="18"/>
+                <w:szCs w:val="18"/>
+                <w:rtl/>
+              </w:rPr>
+              <w:t xml:space="preserve">AC-WFL-10</w:t>
+            </w:r>
+          </w:p>
+        </w:tc>
+        <w:tc>
+          <w:tcPr>
+            <w:tcW w:type="dxa" w:w="2438"/>
+            <w:tcBorders>
+              <w:top w:val="single" w:color="BFC9D6" w:sz="4"/>
+              <w:left w:val="single" w:color="BFC9D6" w:sz="4"/>
+              <w:bottom w:val="single" w:color="BFC9D6" w:sz="4"/>
+              <w:right w:val="single" w:color="BFC9D6" w:sz="4"/>
+            </w:tcBorders>
+            <w:shd w:fill="F5F8FC" w:color="auto" w:val="clear"/>
+            <w:tcMar>
+              <w:top w:type="dxa" w:w="50"/>
+              <w:left w:type="dxa" w:w="90"/>
+              <w:bottom w:type="dxa" w:w="50"/>
+              <w:right w:type="dxa" w:w="90"/>
+            </w:tcMar>
+            <w:vAlign w:val="top"/>
+          </w:tcPr>
+          <w:p>
+            <w:pPr>
+              <w:keepNext w:val="false"/>
+              <w:bidi/>
+              <w:spacing w:after="30" w:before="30" w:line="264"/>
+            </w:pPr>
+            <w:r>
+              <w:rPr>
+                <w:rFonts w:ascii="Arial" w:cs="Arial" w:eastAsia="Arial" w:hAnsi="Arial"/>
+                <w:b w:val="false"/>
+                <w:bCs w:val="false"/>
+                <w:sz w:val="18"/>
+                <w:szCs w:val="18"/>
+                <w:rtl/>
+              </w:rPr>
+              <w:t xml:space="preserve">التذكير بعد 24 و48 و72 ساعة عمل، والموافقة تنهيه</w:t>
+            </w:r>
+          </w:p>
+        </w:tc>
+        <w:tc>
+          <w:tcPr>
+            <w:tcW w:type="dxa" w:w="4878"/>
+            <w:tcBorders>
+              <w:top w:val="single" w:color="BFC9D6" w:sz="4"/>
+              <w:left w:val="single" w:color="BFC9D6" w:sz="4"/>
+              <w:bottom w:val="single" w:color="BFC9D6" w:sz="4"/>
+              <w:right w:val="single" w:color="BFC9D6" w:sz="4"/>
+            </w:tcBorders>
+            <w:shd w:fill="F5F8FC" w:color="auto" w:val="clear"/>
+            <w:tcMar>
+              <w:top w:type="dxa" w:w="50"/>
+              <w:left w:type="dxa" w:w="90"/>
+              <w:bottom w:type="dxa" w:w="50"/>
+              <w:right w:type="dxa" w:w="90"/>
+            </w:tcMar>
+            <w:vAlign w:val="top"/>
+          </w:tcPr>
+          <w:p>
+            <w:pPr>
+              <w:keepNext w:val="false"/>
+              <w:bidi/>
+              <w:spacing w:after="30" w:before="30" w:line="264"/>
+            </w:pPr>
+            <w:r>
+              <w:rPr>
+                <w:rFonts w:ascii="Courier New" w:cs="Courier New" w:eastAsia="Courier New" w:hAnsi="Courier New"/>
+                <w:b w:val="false"/>
+                <w:bCs w:val="false"/>
+                <w:color w:val="1F2937"/>
+                <w:sz w:val="16"/>
+                <w:szCs w:val="16"/>
+                <w:shd w:fill="F1F3F5" w:color="auto" w:val="clear"/>
+                <w:rtl/>
+              </w:rPr>
+              <w:t xml:space="preserve">‎WorkflowQueueTests.AC_WFL_10_*‎</w:t>
+            </w:r>
+          </w:p>
+        </w:tc>
+        <w:tc>
+          <w:tcPr>
+            <w:tcW w:type="dxa" w:w="1108"/>
+            <w:tcBorders>
+              <w:top w:val="single" w:color="BFC9D6" w:sz="4"/>
+              <w:left w:val="single" w:color="BFC9D6" w:sz="4"/>
+              <w:bottom w:val="single" w:color="BFC9D6" w:sz="4"/>
+              <w:right w:val="single" w:color="BFC9D6" w:sz="4"/>
+            </w:tcBorders>
+            <w:shd w:fill="F5F8FC" w:color="auto" w:val="clear"/>
+            <w:tcMar>
+              <w:top w:type="dxa" w:w="50"/>
+              <w:left w:type="dxa" w:w="90"/>
+              <w:bottom w:type="dxa" w:w="50"/>
+              <w:right w:type="dxa" w:w="90"/>
+            </w:tcMar>
+            <w:vAlign w:val="top"/>
+          </w:tcPr>
+          <w:p>
+            <w:pPr>
+              <w:keepNext w:val="false"/>
+              <w:bidi/>
+              <w:spacing w:after="30" w:before="30" w:line="264"/>
+            </w:pPr>
+            <w:r>
+              <w:rPr>
+                <w:rFonts w:ascii="Arial" w:cs="Arial" w:eastAsia="Arial" w:hAnsi="Arial"/>
+                <w:b w:val="false"/>
+                <w:bCs w:val="false"/>
+                <w:sz w:val="18"/>
+                <w:szCs w:val="18"/>
+                <w:rtl/>
+              </w:rPr>
+              <w:t xml:space="preserve">ناجح (f63a30e)</w:t>
+            </w:r>
+          </w:p>
+        </w:tc>
+      </w:tr>
+      <w:tr>
+        <w:trPr>
+          <w:cantSplit/>
+        </w:trPr>
+        <w:tc>
+          <w:tcPr>
+            <w:tcW w:type="dxa" w:w="1440"/>
+            <w:tcBorders>
+              <w:top w:val="single" w:color="BFC9D6" w:sz="4"/>
+              <w:left w:val="single" w:color="BFC9D6" w:sz="4"/>
+              <w:bottom w:val="single" w:color="BFC9D6" w:sz="4"/>
+              <w:right w:val="single" w:color="BFC9D6" w:sz="4"/>
+            </w:tcBorders>
+            <w:tcMar>
+              <w:top w:type="dxa" w:w="50"/>
+              <w:left w:type="dxa" w:w="90"/>
+              <w:bottom w:type="dxa" w:w="50"/>
+              <w:right w:type="dxa" w:w="90"/>
+            </w:tcMar>
+            <w:vAlign w:val="top"/>
+          </w:tcPr>
+          <w:p>
+            <w:pPr>
+              <w:keepNext w:val="false"/>
+              <w:bidi/>
+              <w:spacing w:after="30" w:before="30" w:line="264"/>
+            </w:pPr>
+            <w:r>
+              <w:rPr>
+                <w:rFonts w:ascii="Arial" w:cs="Arial" w:eastAsia="Arial" w:hAnsi="Arial"/>
+                <w:b w:val="false"/>
+                <w:bCs w:val="false"/>
+                <w:sz w:val="18"/>
+                <w:szCs w:val="18"/>
+                <w:rtl/>
+              </w:rPr>
+              <w:t xml:space="preserve">AC-WFL-6</w:t>
+            </w:r>
+          </w:p>
+        </w:tc>
+        <w:tc>
+          <w:tcPr>
+            <w:tcW w:type="dxa" w:w="2438"/>
+            <w:tcBorders>
+              <w:top w:val="single" w:color="BFC9D6" w:sz="4"/>
+              <w:left w:val="single" w:color="BFC9D6" w:sz="4"/>
+              <w:bottom w:val="single" w:color="BFC9D6" w:sz="4"/>
+              <w:right w:val="single" w:color="BFC9D6" w:sz="4"/>
+            </w:tcBorders>
+            <w:tcMar>
+              <w:top w:type="dxa" w:w="50"/>
+              <w:left w:type="dxa" w:w="90"/>
+              <w:bottom w:type="dxa" w:w="50"/>
+              <w:right w:type="dxa" w:w="90"/>
+            </w:tcMar>
+            <w:vAlign w:val="top"/>
+          </w:tcPr>
+          <w:p>
+            <w:pPr>
+              <w:keepNext w:val="false"/>
+              <w:bidi/>
+              <w:spacing w:after="30" w:before="30" w:line="264"/>
+            </w:pPr>
+            <w:r>
+              <w:rPr>
+                <w:rFonts w:ascii="Arial" w:cs="Arial" w:eastAsia="Arial" w:hAnsi="Arial"/>
+                <w:b w:val="false"/>
+                <w:bCs w:val="false"/>
+                <w:sz w:val="18"/>
+                <w:szCs w:val="18"/>
+                <w:rtl/>
+              </w:rPr>
+              <w:t xml:space="preserve">القوالب الستة منشورة لكل مشترك جديد بخطافاتها، والمنشور لا يُعدّل</w:t>
+            </w:r>
+          </w:p>
+        </w:tc>
+        <w:tc>
+          <w:tcPr>
+            <w:tcW w:type="dxa" w:w="4878"/>
+            <w:tcBorders>
+              <w:top w:val="single" w:color="BFC9D6" w:sz="4"/>
+              <w:left w:val="single" w:color="BFC9D6" w:sz="4"/>
+              <w:bottom w:val="single" w:color="BFC9D6" w:sz="4"/>
+              <w:right w:val="single" w:color="BFC9D6" w:sz="4"/>
+            </w:tcBorders>
+            <w:tcMar>
+              <w:top w:type="dxa" w:w="50"/>
+              <w:left w:type="dxa" w:w="90"/>
+              <w:bottom w:type="dxa" w:w="50"/>
+              <w:right w:type="dxa" w:w="90"/>
+            </w:tcMar>
+            <w:vAlign w:val="top"/>
+          </w:tcPr>
+          <w:p>
+            <w:pPr>
+              <w:keepNext w:val="false"/>
+              <w:bidi/>
+              <w:spacing w:after="30" w:before="30" w:line="264"/>
+            </w:pPr>
+            <w:r>
+              <w:rPr>
+                <w:rFonts w:ascii="Courier New" w:cs="Courier New" w:eastAsia="Courier New" w:hAnsi="Courier New"/>
+                <w:b w:val="false"/>
+                <w:bCs w:val="false"/>
+                <w:color w:val="1F2937"/>
+                <w:sz w:val="16"/>
+                <w:szCs w:val="16"/>
+                <w:shd w:fill="F1F3F5" w:color="auto" w:val="clear"/>
+                <w:rtl/>
+              </w:rPr>
+              <w:t xml:space="preserve">‎WorkflowFoundationTests.A_new_account_*‎</w:t>
+            </w:r>
+          </w:p>
+        </w:tc>
+        <w:tc>
+          <w:tcPr>
+            <w:tcW w:type="dxa" w:w="1108"/>
+            <w:tcBorders>
+              <w:top w:val="single" w:color="BFC9D6" w:sz="4"/>
+              <w:left w:val="single" w:color="BFC9D6" w:sz="4"/>
+              <w:bottom w:val="single" w:color="BFC9D6" w:sz="4"/>
+              <w:right w:val="single" w:color="BFC9D6" w:sz="4"/>
+            </w:tcBorders>
+            <w:tcMar>
+              <w:top w:type="dxa" w:w="50"/>
+              <w:left w:type="dxa" w:w="90"/>
+              <w:bottom w:type="dxa" w:w="50"/>
+              <w:right w:type="dxa" w:w="90"/>
+            </w:tcMar>
+            <w:vAlign w:val="top"/>
+          </w:tcPr>
+          <w:p>
+            <w:pPr>
+              <w:keepNext w:val="false"/>
+              <w:bidi/>
+              <w:spacing w:after="30" w:before="30" w:line="264"/>
+            </w:pPr>
+            <w:r>
+              <w:rPr>
+                <w:rFonts w:ascii="Arial" w:cs="Arial" w:eastAsia="Arial" w:hAnsi="Arial"/>
+                <w:b w:val="false"/>
+                <w:bCs w:val="false"/>
+                <w:sz w:val="18"/>
+                <w:szCs w:val="18"/>
+                <w:rtl/>
+              </w:rPr>
+              <w:t xml:space="preserve">ناجح</w:t>
+            </w:r>
+          </w:p>
+        </w:tc>
+      </w:tr>
+      <w:tr>
+        <w:trPr>
+          <w:cantSplit/>
+        </w:trPr>
+        <w:tc>
+          <w:tcPr>
+            <w:tcW w:type="dxa" w:w="1440"/>
+            <w:tcBorders>
+              <w:top w:val="single" w:color="BFC9D6" w:sz="4"/>
+              <w:left w:val="single" w:color="BFC9D6" w:sz="4"/>
+              <w:bottom w:val="single" w:color="BFC9D6" w:sz="4"/>
+              <w:right w:val="single" w:color="BFC9D6" w:sz="4"/>
+            </w:tcBorders>
+            <w:shd w:fill="F5F8FC" w:color="auto" w:val="clear"/>
+            <w:tcMar>
+              <w:top w:type="dxa" w:w="50"/>
+              <w:left w:type="dxa" w:w="90"/>
+              <w:bottom w:type="dxa" w:w="50"/>
+              <w:right w:type="dxa" w:w="90"/>
+            </w:tcMar>
+            <w:vAlign w:val="top"/>
+          </w:tcPr>
+          <w:p>
+            <w:pPr>
+              <w:keepNext w:val="false"/>
+              <w:bidi/>
+              <w:spacing w:after="30" w:before="30" w:line="264"/>
+            </w:pPr>
+            <w:r>
+              <w:rPr>
+                <w:rFonts w:ascii="Arial" w:cs="Arial" w:eastAsia="Arial" w:hAnsi="Arial"/>
+                <w:b/>
+                <w:bCs/>
+                <w:sz w:val="18"/>
+                <w:szCs w:val="18"/>
+                <w:rtl/>
+              </w:rPr>
+              <w:t xml:space="preserve">AC-FAC-12 عبر الخطاف (NFR-PERF-03)</w:t>
+            </w:r>
+          </w:p>
+        </w:tc>
+        <w:tc>
+          <w:tcPr>
+            <w:tcW w:type="dxa" w:w="2438"/>
+            <w:tcBorders>
+              <w:top w:val="single" w:color="BFC9D6" w:sz="4"/>
+              <w:left w:val="single" w:color="BFC9D6" w:sz="4"/>
+              <w:bottom w:val="single" w:color="BFC9D6" w:sz="4"/>
+              <w:right w:val="single" w:color="BFC9D6" w:sz="4"/>
+            </w:tcBorders>
+            <w:shd w:fill="F5F8FC" w:color="auto" w:val="clear"/>
+            <w:tcMar>
+              <w:top w:type="dxa" w:w="50"/>
+              <w:left w:type="dxa" w:w="90"/>
+              <w:bottom w:type="dxa" w:w="50"/>
+              <w:right w:type="dxa" w:w="90"/>
+            </w:tcMar>
+            <w:vAlign w:val="top"/>
+          </w:tcPr>
+          <w:p>
+            <w:pPr>
+              <w:keepNext w:val="false"/>
+              <w:bidi/>
+              <w:spacing w:after="30" w:before="30" w:line="264"/>
+            </w:pPr>
+            <w:r>
+              <w:rPr>
+                <w:rFonts w:ascii="Arial" w:cs="Arial" w:eastAsia="Arial" w:hAnsi="Arial"/>
+                <w:b w:val="false"/>
+                <w:bCs w:val="false"/>
+                <w:sz w:val="18"/>
+                <w:szCs w:val="18"/>
+                <w:rtl/>
+              </w:rPr>
+              <w:t xml:space="preserve">مئة طلب بـ 100,000 بلا تسامح على خط 4,000,000، ومئة موافقة لمدير الخزينة في آن واحد: أربعون تنجح وتحجز 4,000,000، وستون مرفوضة INSUFFICIENT_AVAILABLE لا تحجز شيئًا؛ وإعادة الإرسال بالمفاتيح نفسها لا تغير شيئًا</w:t>
+            </w:r>
+          </w:p>
+        </w:tc>
+        <w:tc>
+          <w:tcPr>
+            <w:tcW w:type="dxa" w:w="4878"/>
+            <w:tcBorders>
+              <w:top w:val="single" w:color="BFC9D6" w:sz="4"/>
+              <w:left w:val="single" w:color="BFC9D6" w:sz="4"/>
+              <w:bottom w:val="single" w:color="BFC9D6" w:sz="4"/>
+              <w:right w:val="single" w:color="BFC9D6" w:sz="4"/>
+            </w:tcBorders>
+            <w:shd w:fill="F5F8FC" w:color="auto" w:val="clear"/>
+            <w:tcMar>
+              <w:top w:type="dxa" w:w="50"/>
+              <w:left w:type="dxa" w:w="90"/>
+              <w:bottom w:type="dxa" w:w="50"/>
+              <w:right w:type="dxa" w:w="90"/>
+            </w:tcMar>
+            <w:vAlign w:val="top"/>
+          </w:tcPr>
+          <w:p>
+            <w:pPr>
+              <w:keepNext w:val="false"/>
+              <w:bidi/>
+              <w:spacing w:after="30" w:before="30" w:line="264"/>
+            </w:pPr>
+            <w:r>
+              <w:rPr>
+                <w:rFonts w:ascii="Courier New" w:cs="Courier New" w:eastAsia="Courier New" w:hAnsi="Courier New"/>
+                <w:b w:val="false"/>
+                <w:bCs w:val="false"/>
+                <w:color w:val="1F2937"/>
+                <w:sz w:val="16"/>
+                <w:szCs w:val="16"/>
+                <w:shd w:fill="F1F3F5" w:color="auto" w:val="clear"/>
+                <w:rtl/>
+              </w:rPr>
+              <w:t xml:space="preserve">‎PurchaseLcTests.AC_FAC_12_*_over_HTTP‎</w:t>
+            </w:r>
+          </w:p>
+        </w:tc>
+        <w:tc>
+          <w:tcPr>
+            <w:tcW w:type="dxa" w:w="1108"/>
+            <w:tcBorders>
+              <w:top w:val="single" w:color="BFC9D6" w:sz="4"/>
+              <w:left w:val="single" w:color="BFC9D6" w:sz="4"/>
+              <w:bottom w:val="single" w:color="BFC9D6" w:sz="4"/>
+              <w:right w:val="single" w:color="BFC9D6" w:sz="4"/>
+            </w:tcBorders>
+            <w:shd w:fill="F5F8FC" w:color="auto" w:val="clear"/>
+            <w:tcMar>
+              <w:top w:type="dxa" w:w="50"/>
+              <w:left w:type="dxa" w:w="90"/>
+              <w:bottom w:type="dxa" w:w="50"/>
+              <w:right w:type="dxa" w:w="90"/>
+            </w:tcMar>
+            <w:vAlign w:val="top"/>
+          </w:tcPr>
+          <w:p>
+            <w:pPr>
+              <w:keepNext w:val="false"/>
+              <w:bidi/>
+              <w:spacing w:after="30" w:before="30" w:line="264"/>
+            </w:pPr>
+            <w:r>
+              <w:rPr>
+                <w:rFonts w:ascii="Arial" w:cs="Arial" w:eastAsia="Arial" w:hAnsi="Arial"/>
+                <w:b w:val="false"/>
+                <w:bCs w:val="false"/>
+                <w:sz w:val="18"/>
+                <w:szCs w:val="18"/>
+                <w:rtl/>
+              </w:rPr>
+              <w:t xml:space="preserve">مكتوب</w:t>
+            </w:r>
+          </w:p>
+        </w:tc>
+      </w:tr>
+      <w:tr>
+        <w:trPr>
+          <w:cantSplit/>
+        </w:trPr>
+        <w:tc>
+          <w:tcPr>
+            <w:tcW w:type="dxa" w:w="1440"/>
+            <w:tcBorders>
+              <w:top w:val="single" w:color="BFC9D6" w:sz="4"/>
+              <w:left w:val="single" w:color="BFC9D6" w:sz="4"/>
+              <w:bottom w:val="single" w:color="BFC9D6" w:sz="4"/>
+              <w:right w:val="single" w:color="BFC9D6" w:sz="4"/>
+            </w:tcBorders>
+            <w:tcMar>
+              <w:top w:type="dxa" w:w="50"/>
+              <w:left w:type="dxa" w:w="90"/>
+              <w:bottom w:type="dxa" w:w="50"/>
+              <w:right w:type="dxa" w:w="90"/>
+            </w:tcMar>
+            <w:vAlign w:val="top"/>
+          </w:tcPr>
+          <w:p>
+            <w:pPr>
+              <w:keepNext w:val="false"/>
+              <w:bidi/>
+              <w:spacing w:after="30" w:before="30" w:line="264"/>
+            </w:pPr>
+            <w:r>
+              <w:rPr>
+                <w:rFonts w:ascii="Arial" w:cs="Arial" w:eastAsia="Arial" w:hAnsi="Arial"/>
+                <w:b w:val="false"/>
+                <w:bCs w:val="false"/>
+                <w:sz w:val="18"/>
+                <w:szCs w:val="18"/>
+                <w:rtl/>
+              </w:rPr>
+              <w:t xml:space="preserve">رقم IBAN والطباعة ونموذج البنك واللوحات</w:t>
+            </w:r>
+          </w:p>
+        </w:tc>
+        <w:tc>
+          <w:tcPr>
+            <w:tcW w:type="dxa" w:w="2438"/>
+            <w:tcBorders>
+              <w:top w:val="single" w:color="BFC9D6" w:sz="4"/>
+              <w:left w:val="single" w:color="BFC9D6" w:sz="4"/>
+              <w:bottom w:val="single" w:color="BFC9D6" w:sz="4"/>
+              <w:right w:val="single" w:color="BFC9D6" w:sz="4"/>
+            </w:tcBorders>
+            <w:tcMar>
+              <w:top w:type="dxa" w:w="50"/>
+              <w:left w:type="dxa" w:w="90"/>
+              <w:bottom w:type="dxa" w:w="50"/>
+              <w:right w:type="dxa" w:w="90"/>
+            </w:tcMar>
+            <w:vAlign w:val="top"/>
+          </w:tcPr>
+          <w:p>
+            <w:pPr>
+              <w:keepNext w:val="false"/>
+              <w:bidi/>
+              <w:spacing w:after="30" w:before="30" w:line="264"/>
+            </w:pPr>
+            <w:r>
+              <w:rPr>
+                <w:rFonts w:ascii="Arial" w:cs="Arial" w:eastAsia="Arial" w:hAnsi="Arial"/>
+                <w:b w:val="false"/>
+                <w:bCs w:val="false"/>
+                <w:sz w:val="18"/>
+                <w:szCs w:val="18"/>
+                <w:rtl/>
+              </w:rPr>
+              <w:t xml:space="preserve">IBAN مرفوض برقم تحقق خاطئ، ويُختم ويُعرض مقنّعًا، ويُقفل مع الشروط، ولا يُكشف إلا لحامل lc.view.internal بسبب؛ الشروط المطبوعة بسياسة CSP خاصة وحاشية UCP لا تُطفأ ما دامت مادة مستعملة غير محققة؛ نموذج البنك ينتظر قالبًا فعالًا ثم يملأ أهدافه ويعدّ الناقص الإلزامي؛ واللوحات الثلاث بحسب الصلاحية</w:t>
+            </w:r>
+          </w:p>
+        </w:tc>
+        <w:tc>
+          <w:tcPr>
+            <w:tcW w:type="dxa" w:w="4878"/>
+            <w:tcBorders>
+              <w:top w:val="single" w:color="BFC9D6" w:sz="4"/>
+              <w:left w:val="single" w:color="BFC9D6" w:sz="4"/>
+              <w:bottom w:val="single" w:color="BFC9D6" w:sz="4"/>
+              <w:right w:val="single" w:color="BFC9D6" w:sz="4"/>
+            </w:tcBorders>
+            <w:tcMar>
+              <w:top w:type="dxa" w:w="50"/>
+              <w:left w:type="dxa" w:w="90"/>
+              <w:bottom w:type="dxa" w:w="50"/>
+              <w:right w:type="dxa" w:w="90"/>
+            </w:tcMar>
+            <w:vAlign w:val="top"/>
+          </w:tcPr>
+          <w:p>
+            <w:pPr>
+              <w:keepNext w:val="false"/>
+              <w:bidi/>
+              <w:spacing w:after="30" w:before="30" w:line="264"/>
+            </w:pPr>
+            <w:r>
+              <w:rPr>
+                <w:rFonts w:ascii="Courier New" w:cs="Courier New" w:eastAsia="Courier New" w:hAnsi="Courier New"/>
+                <w:b w:val="false"/>
+                <w:bCs w:val="false"/>
+                <w:color w:val="1F2937"/>
+                <w:sz w:val="16"/>
+                <w:szCs w:val="16"/>
+                <w:shd w:fill="F1F3F5" w:color="auto" w:val="clear"/>
+                <w:rtl/>
+              </w:rPr>
+              <w:t xml:space="preserve">‎PurchaseLcTests.The_IBAN_the_printed_terms_*‎</w:t>
+            </w:r>
+          </w:p>
+        </w:tc>
+        <w:tc>
+          <w:tcPr>
+            <w:tcW w:type="dxa" w:w="1108"/>
+            <w:tcBorders>
+              <w:top w:val="single" w:color="BFC9D6" w:sz="4"/>
+              <w:left w:val="single" w:color="BFC9D6" w:sz="4"/>
+              <w:bottom w:val="single" w:color="BFC9D6" w:sz="4"/>
+              <w:right w:val="single" w:color="BFC9D6" w:sz="4"/>
+            </w:tcBorders>
+            <w:tcMar>
+              <w:top w:type="dxa" w:w="50"/>
+              <w:left w:type="dxa" w:w="90"/>
+              <w:bottom w:type="dxa" w:w="50"/>
+              <w:right w:type="dxa" w:w="90"/>
+            </w:tcMar>
+            <w:vAlign w:val="top"/>
+          </w:tcPr>
+          <w:p>
+            <w:pPr>
+              <w:keepNext w:val="false"/>
+              <w:bidi/>
+              <w:spacing w:after="30" w:before="30" w:line="264"/>
+            </w:pPr>
+            <w:r>
+              <w:rPr>
+                <w:rFonts w:ascii="Arial" w:cs="Arial" w:eastAsia="Arial" w:hAnsi="Arial"/>
+                <w:b w:val="false"/>
+                <w:bCs w:val="false"/>
+                <w:sz w:val="18"/>
+                <w:szCs w:val="18"/>
+                <w:rtl/>
+              </w:rPr>
+              <w:t xml:space="preserve">مكتوب</w:t>
+            </w:r>
+          </w:p>
+        </w:tc>
+      </w:tr>
+      <w:tr>
+        <w:trPr>
+          <w:cantSplit/>
+        </w:trPr>
+        <w:tc>
+          <w:tcPr>
+            <w:tcW w:type="dxa" w:w="1440"/>
+            <w:tcBorders>
+              <w:top w:val="single" w:color="BFC9D6" w:sz="4"/>
+              <w:left w:val="single" w:color="BFC9D6" w:sz="4"/>
+              <w:bottom w:val="single" w:color="BFC9D6" w:sz="4"/>
+              <w:right w:val="single" w:color="BFC9D6" w:sz="4"/>
+            </w:tcBorders>
+            <w:shd w:fill="F5F8FC" w:color="auto" w:val="clear"/>
+            <w:tcMar>
+              <w:top w:type="dxa" w:w="50"/>
+              <w:left w:type="dxa" w:w="90"/>
+              <w:bottom w:type="dxa" w:w="50"/>
+              <w:right w:type="dxa" w:w="90"/>
+            </w:tcMar>
+            <w:vAlign w:val="top"/>
+          </w:tcPr>
+          <w:p>
+            <w:pPr>
+              <w:keepNext w:val="false"/>
+              <w:bidi/>
+              <w:spacing w:after="30" w:before="30" w:line="264"/>
+            </w:pPr>
+            <w:r>
+              <w:rPr>
+                <w:rFonts w:ascii="Arial" w:cs="Arial" w:eastAsia="Arial" w:hAnsi="Arial"/>
+                <w:b/>
+                <w:bCs/>
+                <w:sz w:val="18"/>
+                <w:szCs w:val="18"/>
+                <w:rtl/>
+              </w:rPr>
+              <w:t xml:space="preserve">خروج S3 على DS-LC-C (OQ-13)</w:t>
+            </w:r>
+          </w:p>
+        </w:tc>
+        <w:tc>
+          <w:tcPr>
+            <w:tcW w:type="dxa" w:w="2438"/>
+            <w:tcBorders>
+              <w:top w:val="single" w:color="BFC9D6" w:sz="4"/>
+              <w:left w:val="single" w:color="BFC9D6" w:sz="4"/>
+              <w:bottom w:val="single" w:color="BFC9D6" w:sz="4"/>
+              <w:right w:val="single" w:color="BFC9D6" w:sz="4"/>
+            </w:tcBorders>
+            <w:shd w:fill="F5F8FC" w:color="auto" w:val="clear"/>
+            <w:tcMar>
+              <w:top w:type="dxa" w:w="50"/>
+              <w:left w:type="dxa" w:w="90"/>
+              <w:bottom w:type="dxa" w:w="50"/>
+              <w:right w:type="dxa" w:w="90"/>
+            </w:tcMar>
+            <w:vAlign w:val="top"/>
+          </w:tcPr>
+          <w:p>
+            <w:pPr>
+              <w:keepNext w:val="false"/>
+              <w:bidi/>
+              <w:spacing w:after="30" w:before="30" w:line="264"/>
+            </w:pPr>
+            <w:r>
+              <w:rPr>
+                <w:rFonts w:ascii="Arial" w:cs="Arial" w:eastAsia="Arial" w:hAnsi="Arial"/>
+                <w:b w:val="false"/>
+                <w:bCs w:val="false"/>
+                <w:sz w:val="18"/>
+                <w:szCs w:val="18"/>
+                <w:rtl/>
+              </w:rPr>
+              <w:t xml:space="preserve">خط الاعتمادات في الاتفاقية C (50,000,000) مع الاعتمادات الأربعة في الحزمة: اثنان يُصدران (13,200,000 و21,000,000)، والأول يُسحب منه 5,000,000 ويُسدد؛ والثالث يُعتمد ويبقى حجزه 19,800,000؛ والرابع يحتاج 2,000,000 والمتبقي 1,000,000 فتُرفض موافقته. وأرقام الخط بعد كل خطوة كما في الحزمة</w:t>
+            </w:r>
+          </w:p>
+        </w:tc>
+        <w:tc>
+          <w:tcPr>
+            <w:tcW w:type="dxa" w:w="4878"/>
+            <w:tcBorders>
+              <w:top w:val="single" w:color="BFC9D6" w:sz="4"/>
+              <w:left w:val="single" w:color="BFC9D6" w:sz="4"/>
+              <w:bottom w:val="single" w:color="BFC9D6" w:sz="4"/>
+              <w:right w:val="single" w:color="BFC9D6" w:sz="4"/>
+            </w:tcBorders>
+            <w:shd w:fill="F5F8FC" w:color="auto" w:val="clear"/>
+            <w:tcMar>
+              <w:top w:type="dxa" w:w="50"/>
+              <w:left w:type="dxa" w:w="90"/>
+              <w:bottom w:type="dxa" w:w="50"/>
+              <w:right w:type="dxa" w:w="90"/>
+            </w:tcMar>
+            <w:vAlign w:val="top"/>
+          </w:tcPr>
+          <w:p>
+            <w:pPr>
+              <w:keepNext w:val="false"/>
+              <w:bidi/>
+              <w:spacing w:after="30" w:before="30" w:line="264"/>
+            </w:pPr>
+            <w:r>
+              <w:rPr>
+                <w:rFonts w:ascii="Courier New" w:cs="Courier New" w:eastAsia="Courier New" w:hAnsi="Courier New"/>
+                <w:b w:val="false"/>
+                <w:bCs w:val="false"/>
+                <w:color w:val="1F2937"/>
+                <w:sz w:val="16"/>
+                <w:szCs w:val="16"/>
+                <w:shd w:fill="F1F3F5" w:color="auto" w:val="clear"/>
+                <w:rtl/>
+              </w:rPr>
+              <w:t xml:space="preserve">‎PurchaseLcTests.S3_exit_*‎</w:t>
+            </w:r>
+          </w:p>
+        </w:tc>
+        <w:tc>
+          <w:tcPr>
+            <w:tcW w:type="dxa" w:w="1108"/>
+            <w:tcBorders>
+              <w:top w:val="single" w:color="BFC9D6" w:sz="4"/>
+              <w:left w:val="single" w:color="BFC9D6" w:sz="4"/>
+              <w:bottom w:val="single" w:color="BFC9D6" w:sz="4"/>
+              <w:right w:val="single" w:color="BFC9D6" w:sz="4"/>
+            </w:tcBorders>
+            <w:shd w:fill="F5F8FC" w:color="auto" w:val="clear"/>
+            <w:tcMar>
+              <w:top w:type="dxa" w:w="50"/>
+              <w:left w:type="dxa" w:w="90"/>
+              <w:bottom w:type="dxa" w:w="50"/>
+              <w:right w:type="dxa" w:w="90"/>
+            </w:tcMar>
+            <w:vAlign w:val="top"/>
+          </w:tcPr>
+          <w:p>
+            <w:pPr>
+              <w:keepNext w:val="false"/>
+              <w:bidi/>
+              <w:spacing w:after="30" w:before="30" w:line="264"/>
+            </w:pPr>
+            <w:r>
+              <w:rPr>
+                <w:rFonts w:ascii="Arial" w:cs="Arial" w:eastAsia="Arial" w:hAnsi="Arial"/>
+                <w:b w:val="false"/>
+                <w:bCs w:val="false"/>
+                <w:sz w:val="18"/>
+                <w:szCs w:val="18"/>
+                <w:rtl/>
+              </w:rPr>
+              <w:t xml:space="preserve">مكتوب</w:t>
+            </w:r>
+          </w:p>
+        </w:tc>
+      </w:tr>
+      <w:tr>
+        <w:trPr>
+          <w:cantSplit/>
+        </w:trPr>
+        <w:tc>
+          <w:tcPr>
+            <w:tcW w:type="dxa" w:w="1440"/>
+            <w:tcBorders>
+              <w:top w:val="single" w:color="BFC9D6" w:sz="4"/>
+              <w:left w:val="single" w:color="BFC9D6" w:sz="4"/>
+              <w:bottom w:val="single" w:color="BFC9D6" w:sz="4"/>
+              <w:right w:val="single" w:color="BFC9D6" w:sz="4"/>
+            </w:tcBorders>
+            <w:tcMar>
+              <w:top w:type="dxa" w:w="50"/>
+              <w:left w:type="dxa" w:w="90"/>
+              <w:bottom w:type="dxa" w:w="50"/>
+              <w:right w:type="dxa" w:w="90"/>
+            </w:tcMar>
+            <w:vAlign w:val="top"/>
+          </w:tcPr>
+          <w:p>
+            <w:pPr>
+              <w:keepNext w:val="false"/>
+              <w:bidi/>
+              <w:spacing w:after="30" w:before="30" w:line="264"/>
+            </w:pPr>
+            <w:r>
+              <w:rPr>
+                <w:rFonts w:ascii="Arial" w:cs="Arial" w:eastAsia="Arial" w:hAnsi="Arial"/>
+                <w:b w:val="false"/>
+                <w:bCs w:val="false"/>
+                <w:sz w:val="18"/>
+                <w:szCs w:val="18"/>
+                <w:rtl/>
+              </w:rPr>
+              <w:t xml:space="preserve">الطلب العام ومحرك الطلبات</w:t>
+            </w:r>
+          </w:p>
+        </w:tc>
+        <w:tc>
+          <w:tcPr>
+            <w:tcW w:type="dxa" w:w="2438"/>
+            <w:tcBorders>
+              <w:top w:val="single" w:color="BFC9D6" w:sz="4"/>
+              <w:left w:val="single" w:color="BFC9D6" w:sz="4"/>
+              <w:bottom w:val="single" w:color="BFC9D6" w:sz="4"/>
+              <w:right w:val="single" w:color="BFC9D6" w:sz="4"/>
+            </w:tcBorders>
+            <w:tcMar>
+              <w:top w:type="dxa" w:w="50"/>
+              <w:left w:type="dxa" w:w="90"/>
+              <w:bottom w:type="dxa" w:w="50"/>
+              <w:right w:type="dxa" w:w="90"/>
+            </w:tcMar>
+            <w:vAlign w:val="top"/>
+          </w:tcPr>
+          <w:p>
+            <w:pPr>
+              <w:keepNext w:val="false"/>
+              <w:bidi/>
+              <w:spacing w:after="30" w:before="30" w:line="264"/>
+            </w:pPr>
+            <w:r>
+              <w:rPr>
+                <w:rFonts w:ascii="Arial" w:cs="Arial" w:eastAsia="Arial" w:hAnsi="Arial"/>
+                <w:b w:val="false"/>
+                <w:bCs w:val="false"/>
+                <w:sz w:val="18"/>
+                <w:szCs w:val="18"/>
+                <w:rtl/>
+              </w:rPr>
+              <w:t xml:space="preserve">من المسودة إلى الإغلاق، والإعادة دورة جديدة، والتعليقات الداخلية، والاستلامان المتزامنان، والإلغاء</w:t>
+            </w:r>
+          </w:p>
+        </w:tc>
+        <w:tc>
+          <w:tcPr>
+            <w:tcW w:type="dxa" w:w="4878"/>
+            <w:tcBorders>
+              <w:top w:val="single" w:color="BFC9D6" w:sz="4"/>
+              <w:left w:val="single" w:color="BFC9D6" w:sz="4"/>
+              <w:bottom w:val="single" w:color="BFC9D6" w:sz="4"/>
+              <w:right w:val="single" w:color="BFC9D6" w:sz="4"/>
+            </w:tcBorders>
+            <w:tcMar>
+              <w:top w:type="dxa" w:w="50"/>
+              <w:left w:type="dxa" w:w="90"/>
+              <w:bottom w:type="dxa" w:w="50"/>
+              <w:right w:type="dxa" w:w="90"/>
+            </w:tcMar>
+            <w:vAlign w:val="top"/>
+          </w:tcPr>
+          <w:p>
+            <w:pPr>
+              <w:keepNext w:val="false"/>
+              <w:bidi/>
+              <w:spacing w:after="30" w:before="30" w:line="264"/>
+            </w:pPr>
+            <w:r>
+              <w:rPr>
+                <w:rFonts w:ascii="Courier New" w:cs="Courier New" w:eastAsia="Courier New" w:hAnsi="Courier New"/>
+                <w:b w:val="false"/>
+                <w:bCs w:val="false"/>
+                <w:color w:val="1F2937"/>
+                <w:sz w:val="16"/>
+                <w:szCs w:val="16"/>
+                <w:shd w:fill="F1F3F5" w:color="auto" w:val="clear"/>
+                <w:rtl/>
+              </w:rPr>
+              <w:t xml:space="preserve">‎RequestEngineTests‎</w:t>
+            </w:r>
+            <w:r>
+              <w:rPr>
+                <w:rFonts w:ascii="Arial" w:cs="Arial" w:eastAsia="Arial" w:hAnsi="Arial"/>
+                <w:b w:val="false"/>
+                <w:bCs w:val="false"/>
+                <w:sz w:val="18"/>
+                <w:szCs w:val="18"/>
+                <w:rtl/>
+              </w:rPr>
+              <w:t xml:space="preserve"> (أربعة)</w:t>
+            </w:r>
+          </w:p>
+        </w:tc>
+        <w:tc>
+          <w:tcPr>
+            <w:tcW w:type="dxa" w:w="1108"/>
+            <w:tcBorders>
+              <w:top w:val="single" w:color="BFC9D6" w:sz="4"/>
+              <w:left w:val="single" w:color="BFC9D6" w:sz="4"/>
+              <w:bottom w:val="single" w:color="BFC9D6" w:sz="4"/>
+              <w:right w:val="single" w:color="BFC9D6" w:sz="4"/>
+            </w:tcBorders>
+            <w:tcMar>
+              <w:top w:type="dxa" w:w="50"/>
+              <w:left w:type="dxa" w:w="90"/>
+              <w:bottom w:type="dxa" w:w="50"/>
+              <w:right w:type="dxa" w:w="90"/>
+            </w:tcMar>
+            <w:vAlign w:val="top"/>
+          </w:tcPr>
+          <w:p>
+            <w:pPr>
+              <w:keepNext w:val="false"/>
+              <w:bidi/>
+              <w:spacing w:after="30" w:before="30" w:line="264"/>
+            </w:pPr>
+            <w:r>
+              <w:rPr>
+                <w:rFonts w:ascii="Arial" w:cs="Arial" w:eastAsia="Arial" w:hAnsi="Arial"/>
+                <w:b w:val="false"/>
+                <w:bCs w:val="false"/>
+                <w:sz w:val="18"/>
+                <w:szCs w:val="18"/>
+                <w:rtl/>
+              </w:rPr>
+              <w:t xml:space="preserve">ناجح</w:t>
+            </w:r>
+          </w:p>
+        </w:tc>
+      </w:tr>
+      <w:tr>
+        <w:trPr>
+          <w:cantSplit/>
+        </w:trPr>
+        <w:tc>
+          <w:tcPr>
+            <w:tcW w:type="dxa" w:w="1440"/>
+            <w:tcBorders>
+              <w:top w:val="single" w:color="BFC9D6" w:sz="4"/>
+              <w:left w:val="single" w:color="BFC9D6" w:sz="4"/>
+              <w:bottom w:val="single" w:color="BFC9D6" w:sz="4"/>
+              <w:right w:val="single" w:color="BFC9D6" w:sz="4"/>
+            </w:tcBorders>
+            <w:shd w:fill="F5F8FC" w:color="auto" w:val="clear"/>
+            <w:tcMar>
+              <w:top w:type="dxa" w:w="50"/>
+              <w:left w:type="dxa" w:w="90"/>
+              <w:bottom w:type="dxa" w:w="50"/>
+              <w:right w:type="dxa" w:w="90"/>
+            </w:tcMar>
+            <w:vAlign w:val="top"/>
+          </w:tcPr>
+          <w:p>
+            <w:pPr>
+              <w:keepNext w:val="false"/>
+              <w:bidi/>
+              <w:spacing w:after="30" w:before="30" w:line="264"/>
+            </w:pPr>
+            <w:r>
+              <w:rPr>
+                <w:rFonts w:ascii="Arial" w:cs="Arial" w:eastAsia="Arial" w:hAnsi="Arial"/>
+                <w:b w:val="false"/>
+                <w:bCs w:val="false"/>
+                <w:sz w:val="18"/>
+                <w:szCs w:val="18"/>
+                <w:rtl/>
+              </w:rPr>
+              <w:t xml:space="preserve">نص البنود وتحويل الحقول</w:t>
+            </w:r>
+          </w:p>
+        </w:tc>
+        <w:tc>
+          <w:tcPr>
+            <w:tcW w:type="dxa" w:w="2438"/>
+            <w:tcBorders>
+              <w:top w:val="single" w:color="BFC9D6" w:sz="4"/>
+              <w:left w:val="single" w:color="BFC9D6" w:sz="4"/>
+              <w:bottom w:val="single" w:color="BFC9D6" w:sz="4"/>
+              <w:right w:val="single" w:color="BFC9D6" w:sz="4"/>
+            </w:tcBorders>
+            <w:shd w:fill="F5F8FC" w:color="auto" w:val="clear"/>
+            <w:tcMar>
+              <w:top w:type="dxa" w:w="50"/>
+              <w:left w:type="dxa" w:w="90"/>
+              <w:bottom w:type="dxa" w:w="50"/>
+              <w:right w:type="dxa" w:w="90"/>
+            </w:tcMar>
+            <w:vAlign w:val="top"/>
+          </w:tcPr>
+          <w:p>
+            <w:pPr>
+              <w:keepNext w:val="false"/>
+              <w:bidi/>
+              <w:spacing w:after="30" w:before="30" w:line="264"/>
+            </w:pPr>
+            <w:r>
+              <w:rPr>
+                <w:rFonts w:ascii="Arial" w:cs="Arial" w:eastAsia="Arial" w:hAnsi="Arial"/>
+                <w:b w:val="false"/>
+                <w:bCs w:val="false"/>
+                <w:sz w:val="18"/>
+                <w:szCs w:val="18"/>
+                <w:rtl/>
+              </w:rPr>
+              <w:t xml:space="preserve">تعبئة نص البند من المعاملات، ومراجع UCP، وتحويلات النموذج (الحروف الكبيرة والتاريخ والهجري والمربع)</w:t>
+            </w:r>
+          </w:p>
+        </w:tc>
+        <w:tc>
+          <w:tcPr>
+            <w:tcW w:type="dxa" w:w="4878"/>
+            <w:tcBorders>
+              <w:top w:val="single" w:color="BFC9D6" w:sz="4"/>
+              <w:left w:val="single" w:color="BFC9D6" w:sz="4"/>
+              <w:bottom w:val="single" w:color="BFC9D6" w:sz="4"/>
+              <w:right w:val="single" w:color="BFC9D6" w:sz="4"/>
+            </w:tcBorders>
+            <w:shd w:fill="F5F8FC" w:color="auto" w:val="clear"/>
+            <w:tcMar>
+              <w:top w:type="dxa" w:w="50"/>
+              <w:left w:type="dxa" w:w="90"/>
+              <w:bottom w:type="dxa" w:w="50"/>
+              <w:right w:type="dxa" w:w="90"/>
+            </w:tcMar>
+            <w:vAlign w:val="top"/>
+          </w:tcPr>
+          <w:p>
+            <w:pPr>
+              <w:keepNext w:val="false"/>
+              <w:bidi/>
+              <w:spacing w:after="30" w:before="30" w:line="264"/>
+            </w:pPr>
+            <w:r>
+              <w:rPr>
+                <w:rFonts w:ascii="Courier New" w:cs="Courier New" w:eastAsia="Courier New" w:hAnsi="Courier New"/>
+                <w:b w:val="false"/>
+                <w:bCs w:val="false"/>
+                <w:color w:val="1F2937"/>
+                <w:sz w:val="16"/>
+                <w:szCs w:val="16"/>
+                <w:shd w:fill="F1F3F5" w:color="auto" w:val="clear"/>
+                <w:rtl/>
+              </w:rPr>
+              <w:t xml:space="preserve">‎ClauseTextTests‎</w:t>
+            </w:r>
+            <w:r>
+              <w:rPr>
+                <w:rFonts w:ascii="Arial" w:cs="Arial" w:eastAsia="Arial" w:hAnsi="Arial"/>
+                <w:b w:val="false"/>
+                <w:bCs w:val="false"/>
+                <w:sz w:val="18"/>
+                <w:szCs w:val="18"/>
+                <w:rtl/>
+              </w:rPr>
+              <w:t xml:space="preserve"> و</w:t>
+            </w:r>
+            <w:r>
+              <w:rPr>
+                <w:rFonts w:ascii="Courier New" w:cs="Courier New" w:eastAsia="Courier New" w:hAnsi="Courier New"/>
+                <w:b w:val="false"/>
+                <w:bCs w:val="false"/>
+                <w:color w:val="1F2937"/>
+                <w:sz w:val="16"/>
+                <w:szCs w:val="16"/>
+                <w:shd w:fill="F1F3F5" w:color="auto" w:val="clear"/>
+                <w:rtl/>
+              </w:rPr>
+              <w:t xml:space="preserve">‎FormFieldTransformTests‎</w:t>
+            </w:r>
+            <w:r>
+              <w:rPr>
+                <w:rFonts w:ascii="Arial" w:cs="Arial" w:eastAsia="Arial" w:hAnsi="Arial"/>
+                <w:b w:val="false"/>
+                <w:bCs w:val="false"/>
+                <w:sz w:val="18"/>
+                <w:szCs w:val="18"/>
+                <w:rtl/>
+              </w:rPr>
+              <w:t xml:space="preserve"> (وحدة)</w:t>
+            </w:r>
+          </w:p>
+        </w:tc>
+        <w:tc>
+          <w:tcPr>
+            <w:tcW w:type="dxa" w:w="1108"/>
+            <w:tcBorders>
+              <w:top w:val="single" w:color="BFC9D6" w:sz="4"/>
+              <w:left w:val="single" w:color="BFC9D6" w:sz="4"/>
+              <w:bottom w:val="single" w:color="BFC9D6" w:sz="4"/>
+              <w:right w:val="single" w:color="BFC9D6" w:sz="4"/>
+            </w:tcBorders>
+            <w:shd w:fill="F5F8FC" w:color="auto" w:val="clear"/>
+            <w:tcMar>
+              <w:top w:type="dxa" w:w="50"/>
+              <w:left w:type="dxa" w:w="90"/>
+              <w:bottom w:type="dxa" w:w="50"/>
+              <w:right w:type="dxa" w:w="90"/>
+            </w:tcMar>
+            <w:vAlign w:val="top"/>
+          </w:tcPr>
+          <w:p>
+            <w:pPr>
+              <w:keepNext w:val="false"/>
+              <w:bidi/>
+              <w:spacing w:after="30" w:before="30" w:line="264"/>
+            </w:pPr>
+            <w:r>
+              <w:rPr>
+                <w:rFonts w:ascii="Arial" w:cs="Arial" w:eastAsia="Arial" w:hAnsi="Arial"/>
+                <w:b w:val="false"/>
+                <w:bCs w:val="false"/>
+                <w:sz w:val="18"/>
+                <w:szCs w:val="18"/>
+                <w:rtl/>
+              </w:rPr>
+              <w:t xml:space="preserve">ناجح</w:t>
+            </w:r>
+          </w:p>
+        </w:tc>
+      </w:tr>
+      <w:tr>
+        <w:trPr>
+          <w:cantSplit/>
+        </w:trPr>
+        <w:tc>
+          <w:tcPr>
+            <w:tcW w:type="dxa" w:w="1440"/>
+            <w:tcBorders>
+              <w:top w:val="single" w:color="BFC9D6" w:sz="4"/>
+              <w:left w:val="single" w:color="BFC9D6" w:sz="4"/>
+              <w:bottom w:val="single" w:color="BFC9D6" w:sz="4"/>
+              <w:right w:val="single" w:color="BFC9D6" w:sz="4"/>
+            </w:tcBorders>
+            <w:tcMar>
+              <w:top w:type="dxa" w:w="50"/>
+              <w:left w:type="dxa" w:w="90"/>
+              <w:bottom w:type="dxa" w:w="50"/>
+              <w:right w:type="dxa" w:w="90"/>
+            </w:tcMar>
+            <w:vAlign w:val="top"/>
+          </w:tcPr>
+          <w:p>
+            <w:pPr>
+              <w:keepNext w:val="false"/>
+              <w:bidi/>
+              <w:spacing w:after="30" w:before="30" w:line="264"/>
+            </w:pPr>
+            <w:r>
+              <w:rPr>
+                <w:rFonts w:ascii="Arial" w:cs="Arial" w:eastAsia="Arial" w:hAnsi="Arial"/>
+                <w:b w:val="false"/>
+                <w:bCs w:val="false"/>
+                <w:sz w:val="18"/>
+                <w:szCs w:val="18"/>
+                <w:rtl/>
+              </w:rPr>
+              <w:t xml:space="preserve">اختبار المتصفح (مقطع S3)</w:t>
+            </w:r>
+          </w:p>
+        </w:tc>
+        <w:tc>
+          <w:tcPr>
+            <w:tcW w:type="dxa" w:w="2438"/>
+            <w:tcBorders>
+              <w:top w:val="single" w:color="BFC9D6" w:sz="4"/>
+              <w:left w:val="single" w:color="BFC9D6" w:sz="4"/>
+              <w:bottom w:val="single" w:color="BFC9D6" w:sz="4"/>
+              <w:right w:val="single" w:color="BFC9D6" w:sz="4"/>
+            </w:tcBorders>
+            <w:tcMar>
+              <w:top w:type="dxa" w:w="50"/>
+              <w:left w:type="dxa" w:w="90"/>
+              <w:bottom w:type="dxa" w:w="50"/>
+              <w:right w:type="dxa" w:w="90"/>
+            </w:tcMar>
+            <w:vAlign w:val="top"/>
+          </w:tcPr>
+          <w:p>
+            <w:pPr>
+              <w:keepNext w:val="false"/>
+              <w:bidi/>
+              <w:spacing w:after="30" w:before="30" w:line="264"/>
+            </w:pPr>
+            <w:r>
+              <w:rPr>
+                <w:rFonts w:ascii="Arial" w:cs="Arial" w:eastAsia="Arial" w:hAnsi="Arial"/>
+                <w:b w:val="false"/>
+                <w:bCs w:val="false"/>
+                <w:sz w:val="18"/>
+                <w:szCs w:val="18"/>
+                <w:rtl/>
+              </w:rPr>
+              <w:t xml:space="preserve">لوحة المدير، وصندوق المهام، وقوالب نماذج البنوك في بوابة المشترك</w:t>
+            </w:r>
+          </w:p>
+        </w:tc>
+        <w:tc>
+          <w:tcPr>
+            <w:tcW w:type="dxa" w:w="4878"/>
+            <w:tcBorders>
+              <w:top w:val="single" w:color="BFC9D6" w:sz="4"/>
+              <w:left w:val="single" w:color="BFC9D6" w:sz="4"/>
+              <w:bottom w:val="single" w:color="BFC9D6" w:sz="4"/>
+              <w:right w:val="single" w:color="BFC9D6" w:sz="4"/>
+            </w:tcBorders>
+            <w:tcMar>
+              <w:top w:type="dxa" w:w="50"/>
+              <w:left w:type="dxa" w:w="90"/>
+              <w:bottom w:type="dxa" w:w="50"/>
+              <w:right w:type="dxa" w:w="90"/>
+            </w:tcMar>
+            <w:vAlign w:val="top"/>
+          </w:tcPr>
+          <w:p>
+            <w:pPr>
+              <w:keepNext w:val="false"/>
+              <w:bidi/>
+              <w:spacing w:after="30" w:before="30" w:line="264"/>
+            </w:pPr>
+            <w:r>
+              <w:rPr>
+                <w:rFonts w:ascii="Courier New" w:cs="Courier New" w:eastAsia="Courier New" w:hAnsi="Courier New"/>
+                <w:b w:val="false"/>
+                <w:bCs w:val="false"/>
+                <w:color w:val="1F2937"/>
+                <w:sz w:val="16"/>
+                <w:szCs w:val="16"/>
+                <w:shd w:fill="F1F3F5" w:color="auto" w:val="clear"/>
+                <w:rtl/>
+              </w:rPr>
+              <w:t xml:space="preserve">‎e2e/s0.spec.ts‎</w:t>
+            </w:r>
+          </w:p>
+        </w:tc>
+        <w:tc>
+          <w:tcPr>
+            <w:tcW w:type="dxa" w:w="1108"/>
+            <w:tcBorders>
+              <w:top w:val="single" w:color="BFC9D6" w:sz="4"/>
+              <w:left w:val="single" w:color="BFC9D6" w:sz="4"/>
+              <w:bottom w:val="single" w:color="BFC9D6" w:sz="4"/>
+              <w:right w:val="single" w:color="BFC9D6" w:sz="4"/>
+            </w:tcBorders>
+            <w:tcMar>
+              <w:top w:type="dxa" w:w="50"/>
+              <w:left w:type="dxa" w:w="90"/>
+              <w:bottom w:type="dxa" w:w="50"/>
+              <w:right w:type="dxa" w:w="90"/>
+            </w:tcMar>
+            <w:vAlign w:val="top"/>
+          </w:tcPr>
+          <w:p>
+            <w:pPr>
+              <w:keepNext w:val="false"/>
+              <w:bidi/>
+              <w:spacing w:after="30" w:before="30" w:line="264"/>
+            </w:pPr>
+            <w:r>
+              <w:rPr>
+                <w:rFonts w:ascii="Arial" w:cs="Arial" w:eastAsia="Arial" w:hAnsi="Arial"/>
+                <w:b w:val="false"/>
+                <w:bCs w:val="false"/>
+                <w:sz w:val="18"/>
+                <w:szCs w:val="18"/>
+                <w:rtl/>
+              </w:rPr>
+              <w:t xml:space="preserve">مكتوب</w:t>
+            </w:r>
+          </w:p>
+        </w:tc>
+      </w:tr>
+    </w:tbl>
+    <w:p>
+      <w:pPr>
+        <w:bidi/>
+        <w:spacing w:after="120" w:before="0"/>
+      </w:pPr>
+    </w:p>
+    <w:p>
+      <w:pPr>
+        <w:bidi/>
+        <w:spacing w:after="110" w:before="0" w:line="312"/>
+      </w:pPr>
+      <w:r>
+        <w:rPr>
+          <w:rFonts w:ascii="Arial" w:cs="Arial" w:eastAsia="Arial" w:hAnsi="Arial"/>
+          <w:b w:val="false"/>
+          <w:bCs w:val="false"/>
+          <w:sz w:val="21"/>
+          <w:szCs w:val="21"/>
+          <w:rtl/>
+        </w:rPr>
+        <w:t xml:space="preserve">تنبيه على الحزمة DS-LC-C: كتبها وكيل ذكاء اصطناعي، وأرقامها ومورّدوها مخترعون. تُحمَّل الاتفاقية C في الاختبار بعد نقل تواريخها بأشهر كاملة لتكون سارية في يوم التشغيل؛ والملف نفسه لا يتغير وبصمته تُفحص. أدوار المُعِدّ والمراجع والمعتمِد تُوقَّع قبل UAT، وحالتها في البيان PROPOSED.</w:t>
       </w:r>
     </w:p>
     <w:sectPr>
@@ -44846,7 +47890,7 @@
         <w:szCs w:val="17"/>
         <w:rtl/>
       </w:rPr>
-      <w:t xml:space="preserve">DOC-B02 · BankFas · مستندات الجاهزية P0 · 0.1 مسودة</w:t>
+      <w:t xml:space="preserve">DOC-B02 · سجل سيناريوهات القبول · BankFas</w:t>
     </w:r>
   </w:p>
 </w:hdr>

--- a/treasury-platform/docs/30-readiness/word/DOC-B02-acceptance-criteria-register-s0-s1.docx
+++ b/treasury-platform/docs/30-readiness/word/DOC-B02-acceptance-criteria-register-s0-s1.docx
@@ -44875,7 +44875,31 @@
           <w:szCs w:val="21"/>
           <w:rtl/>
         </w:rPr>
-        <w:t xml:space="preserve"> بطلب المالك («اكمل البناء ليتم الفحص لاحقا بعد اكتمال البناء») كُتبت الاختبارات المعلَّمة «مكتوب» وجُمِّعت دون تشغيل. تُشغَّل كلها في دورة CI واحدة بعد اكتمال البناء، ويُحدَّث هذا الجدول بنتيجتها. «ناجح» معناه أنه نجح في CI على الالتزام f63a30e أو eaff077 أو e4f16c3.</w:t>
+        <w:t xml:space="preserve"> كُتبت الاختبارات مع البناء ثم شُغِّلت كلها في الفحص الكامل (</w:t>
+      </w:r>
+      <w:r>
+        <w:rPr>
+          <w:rFonts w:ascii="Courier New" w:cs="Courier New" w:eastAsia="Courier New" w:hAnsi="Courier New"/>
+          <w:b w:val="false"/>
+          <w:bCs w:val="false"/>
+          <w:color w:val="1F2937"/>
+          <w:sz w:val="18"/>
+          <w:szCs w:val="18"/>
+          <w:shd w:fill="F1F3F5" w:color="auto" w:val="clear"/>
+          <w:rtl/>
+        </w:rPr>
+        <w:t xml:space="preserve">‎tools/ci/app_ci.sh‎</w:t>
+      </w:r>
+      <w:r>
+        <w:rPr>
+          <w:rFonts w:ascii="Arial" w:cs="Arial" w:eastAsia="Arial" w:hAnsi="Arial"/>
+          <w:b w:val="false"/>
+          <w:bCs w:val="false"/>
+          <w:sz w:val="21"/>
+          <w:szCs w:val="21"/>
+          <w:rtl/>
+        </w:rPr>
+        <w:t xml:space="preserve">) على الإيداع 5991dad: 157 اختبار وحدة، واختبار المتصفح، و104 اختبارات تكامل، كلها ناجحة. وكشفت الدورات قبله أخطاء أُصلحت (§5 من docs/48): كلمة محجوزة في لوحة المدير، وجمود في قاعدة البيانات تحت التزامن، وساعة التفويض.</w:t>
       </w:r>
     </w:p>
     <w:tbl>
@@ -44892,10 +44916,10 @@
         </w:tblBorders>
       </w:tblPr>
       <w:tblGrid>
-        <w:gridCol w:w="1440"/>
-        <w:gridCol w:w="2438"/>
-        <w:gridCol w:w="4878"/>
-        <w:gridCol w:w="1108"/>
+        <w:gridCol w:w="1463"/>
+        <w:gridCol w:w="2476"/>
+        <w:gridCol w:w="4955"/>
+        <w:gridCol w:w="970"/>
       </w:tblGrid>
       <w:tr>
         <w:trPr>
@@ -44904,7 +44928,7 @@
         </w:trPr>
         <w:tc>
           <w:tcPr>
-            <w:tcW w:type="dxa" w:w="1440"/>
+            <w:tcW w:type="dxa" w:w="1463"/>
             <w:tcBorders>
               <w:top w:val="single" w:color="BFC9D6" w:sz="4"/>
               <w:left w:val="single" w:color="BFC9D6" w:sz="4"/>
@@ -44942,7 +44966,7 @@
         </w:tc>
         <w:tc>
           <w:tcPr>
-            <w:tcW w:type="dxa" w:w="2438"/>
+            <w:tcW w:type="dxa" w:w="2476"/>
             <w:tcBorders>
               <w:top w:val="single" w:color="BFC9D6" w:sz="4"/>
               <w:left w:val="single" w:color="BFC9D6" w:sz="4"/>
@@ -44980,7 +45004,7 @@
         </w:tc>
         <w:tc>
           <w:tcPr>
-            <w:tcW w:type="dxa" w:w="4878"/>
+            <w:tcW w:type="dxa" w:w="4955"/>
             <w:tcBorders>
               <w:top w:val="single" w:color="BFC9D6" w:sz="4"/>
               <w:left w:val="single" w:color="BFC9D6" w:sz="4"/>
@@ -45018,7 +45042,7 @@
         </w:tc>
         <w:tc>
           <w:tcPr>
-            <w:tcW w:type="dxa" w:w="1108"/>
+            <w:tcW w:type="dxa" w:w="970"/>
             <w:tcBorders>
               <w:top w:val="single" w:color="BFC9D6" w:sz="4"/>
               <w:left w:val="single" w:color="BFC9D6" w:sz="4"/>
@@ -45061,7 +45085,7 @@
         </w:trPr>
         <w:tc>
           <w:tcPr>
-            <w:tcW w:type="dxa" w:w="1440"/>
+            <w:tcW w:type="dxa" w:w="1463"/>
             <w:tcBorders>
               <w:top w:val="single" w:color="BFC9D6" w:sz="4"/>
               <w:left w:val="single" w:color="BFC9D6" w:sz="4"/>
@@ -45097,7 +45121,7 @@
         </w:tc>
         <w:tc>
           <w:tcPr>
-            <w:tcW w:type="dxa" w:w="2438"/>
+            <w:tcW w:type="dxa" w:w="2476"/>
             <w:tcBorders>
               <w:top w:val="single" w:color="BFC9D6" w:sz="4"/>
               <w:left w:val="single" w:color="BFC9D6" w:sz="4"/>
@@ -45133,7 +45157,7 @@
         </w:tc>
         <w:tc>
           <w:tcPr>
-            <w:tcW w:type="dxa" w:w="4878"/>
+            <w:tcW w:type="dxa" w:w="4955"/>
             <w:tcBorders>
               <w:top w:val="single" w:color="BFC9D6" w:sz="4"/>
               <w:left w:val="single" w:color="BFC9D6" w:sz="4"/>
@@ -45171,37 +45195,37 @@
         </w:tc>
         <w:tc>
           <w:tcPr>
-            <w:tcW w:type="dxa" w:w="1108"/>
-            <w:tcBorders>
-              <w:top w:val="single" w:color="BFC9D6" w:sz="4"/>
-              <w:left w:val="single" w:color="BFC9D6" w:sz="4"/>
-              <w:bottom w:val="single" w:color="BFC9D6" w:sz="4"/>
-              <w:right w:val="single" w:color="BFC9D6" w:sz="4"/>
-            </w:tcBorders>
-            <w:tcMar>
-              <w:top w:type="dxa" w:w="50"/>
-              <w:left w:type="dxa" w:w="90"/>
-              <w:bottom w:type="dxa" w:w="50"/>
-              <w:right w:type="dxa" w:w="90"/>
-            </w:tcMar>
-            <w:vAlign w:val="top"/>
-          </w:tcPr>
-          <w:p>
-            <w:pPr>
-              <w:keepNext w:val="false"/>
-              <w:bidi/>
-              <w:spacing w:after="30" w:before="30" w:line="264"/>
-            </w:pPr>
-            <w:r>
-              <w:rPr>
-                <w:rFonts w:ascii="Arial" w:cs="Arial" w:eastAsia="Arial" w:hAnsi="Arial"/>
-                <w:b w:val="false"/>
-                <w:bCs w:val="false"/>
-                <w:sz w:val="18"/>
-                <w:szCs w:val="18"/>
-                <w:rtl/>
-              </w:rPr>
-              <w:t xml:space="preserve">ناجح (eaff077)؛ يُعاد بعد إضافة التنفيذ والإيصال</w:t>
+            <w:tcW w:type="dxa" w:w="970"/>
+            <w:tcBorders>
+              <w:top w:val="single" w:color="BFC9D6" w:sz="4"/>
+              <w:left w:val="single" w:color="BFC9D6" w:sz="4"/>
+              <w:bottom w:val="single" w:color="BFC9D6" w:sz="4"/>
+              <w:right w:val="single" w:color="BFC9D6" w:sz="4"/>
+            </w:tcBorders>
+            <w:tcMar>
+              <w:top w:type="dxa" w:w="50"/>
+              <w:left w:type="dxa" w:w="90"/>
+              <w:bottom w:type="dxa" w:w="50"/>
+              <w:right w:type="dxa" w:w="90"/>
+            </w:tcMar>
+            <w:vAlign w:val="top"/>
+          </w:tcPr>
+          <w:p>
+            <w:pPr>
+              <w:keepNext w:val="false"/>
+              <w:bidi/>
+              <w:spacing w:after="30" w:before="30" w:line="264"/>
+            </w:pPr>
+            <w:r>
+              <w:rPr>
+                <w:rFonts w:ascii="Arial" w:cs="Arial" w:eastAsia="Arial" w:hAnsi="Arial"/>
+                <w:b w:val="false"/>
+                <w:bCs w:val="false"/>
+                <w:sz w:val="18"/>
+                <w:szCs w:val="18"/>
+                <w:rtl/>
+              </w:rPr>
+              <w:t xml:space="preserve">ناجح</w:t>
             </w:r>
           </w:p>
         </w:tc>
@@ -45212,7 +45236,7 @@
         </w:trPr>
         <w:tc>
           <w:tcPr>
-            <w:tcW w:type="dxa" w:w="1440"/>
+            <w:tcW w:type="dxa" w:w="1463"/>
             <w:tcBorders>
               <w:top w:val="single" w:color="BFC9D6" w:sz="4"/>
               <w:left w:val="single" w:color="BFC9D6" w:sz="4"/>
@@ -45249,7 +45273,7 @@
         </w:tc>
         <w:tc>
           <w:tcPr>
-            <w:tcW w:type="dxa" w:w="2438"/>
+            <w:tcW w:type="dxa" w:w="2476"/>
             <w:tcBorders>
               <w:top w:val="single" w:color="BFC9D6" w:sz="4"/>
               <w:left w:val="single" w:color="BFC9D6" w:sz="4"/>
@@ -45286,7 +45310,7 @@
         </w:tc>
         <w:tc>
           <w:tcPr>
-            <w:tcW w:type="dxa" w:w="4878"/>
+            <w:tcW w:type="dxa" w:w="4955"/>
             <w:tcBorders>
               <w:top w:val="single" w:color="BFC9D6" w:sz="4"/>
               <w:left w:val="single" w:color="BFC9D6" w:sz="4"/>
@@ -45325,7 +45349,7 @@
         </w:tc>
         <w:tc>
           <w:tcPr>
-            <w:tcW w:type="dxa" w:w="1108"/>
+            <w:tcW w:type="dxa" w:w="970"/>
             <w:tcBorders>
               <w:top w:val="single" w:color="BFC9D6" w:sz="4"/>
               <w:left w:val="single" w:color="BFC9D6" w:sz="4"/>
@@ -45356,7 +45380,7 @@
                 <w:szCs w:val="18"/>
                 <w:rtl/>
               </w:rPr>
-              <w:t xml:space="preserve">ناجح (eaff077)؛ يُعاد بعد إضافة الإيصال</w:t>
+              <w:t xml:space="preserve">ناجح</w:t>
             </w:r>
           </w:p>
         </w:tc>
@@ -45367,7 +45391,7 @@
         </w:trPr>
         <w:tc>
           <w:tcPr>
-            <w:tcW w:type="dxa" w:w="1440"/>
+            <w:tcW w:type="dxa" w:w="1463"/>
             <w:tcBorders>
               <w:top w:val="single" w:color="BFC9D6" w:sz="4"/>
               <w:left w:val="single" w:color="BFC9D6" w:sz="4"/>
@@ -45403,7 +45427,7 @@
         </w:tc>
         <w:tc>
           <w:tcPr>
-            <w:tcW w:type="dxa" w:w="2438"/>
+            <w:tcW w:type="dxa" w:w="2476"/>
             <w:tcBorders>
               <w:top w:val="single" w:color="BFC9D6" w:sz="4"/>
               <w:left w:val="single" w:color="BFC9D6" w:sz="4"/>
@@ -45439,7 +45463,7 @@
         </w:tc>
         <w:tc>
           <w:tcPr>
-            <w:tcW w:type="dxa" w:w="4878"/>
+            <w:tcW w:type="dxa" w:w="4955"/>
             <w:tcBorders>
               <w:top w:val="single" w:color="BFC9D6" w:sz="4"/>
               <w:left w:val="single" w:color="BFC9D6" w:sz="4"/>
@@ -45477,37 +45501,37 @@
         </w:tc>
         <w:tc>
           <w:tcPr>
-            <w:tcW w:type="dxa" w:w="1108"/>
-            <w:tcBorders>
-              <w:top w:val="single" w:color="BFC9D6" w:sz="4"/>
-              <w:left w:val="single" w:color="BFC9D6" w:sz="4"/>
-              <w:bottom w:val="single" w:color="BFC9D6" w:sz="4"/>
-              <w:right w:val="single" w:color="BFC9D6" w:sz="4"/>
-            </w:tcBorders>
-            <w:tcMar>
-              <w:top w:type="dxa" w:w="50"/>
-              <w:left w:type="dxa" w:w="90"/>
-              <w:bottom w:type="dxa" w:w="50"/>
-              <w:right w:type="dxa" w:w="90"/>
-            </w:tcMar>
-            <w:vAlign w:val="top"/>
-          </w:tcPr>
-          <w:p>
-            <w:pPr>
-              <w:keepNext w:val="false"/>
-              <w:bidi/>
-              <w:spacing w:after="30" w:before="30" w:line="264"/>
-            </w:pPr>
-            <w:r>
-              <w:rPr>
-                <w:rFonts w:ascii="Arial" w:cs="Arial" w:eastAsia="Arial" w:hAnsi="Arial"/>
-                <w:b w:val="false"/>
-                <w:bCs w:val="false"/>
-                <w:sz w:val="18"/>
-                <w:szCs w:val="18"/>
-                <w:rtl/>
-              </w:rPr>
-              <w:t xml:space="preserve">ناجح (eaff077)؛ يُعاد بعد إضافة الإيصال</w:t>
+            <w:tcW w:type="dxa" w:w="970"/>
+            <w:tcBorders>
+              <w:top w:val="single" w:color="BFC9D6" w:sz="4"/>
+              <w:left w:val="single" w:color="BFC9D6" w:sz="4"/>
+              <w:bottom w:val="single" w:color="BFC9D6" w:sz="4"/>
+              <w:right w:val="single" w:color="BFC9D6" w:sz="4"/>
+            </w:tcBorders>
+            <w:tcMar>
+              <w:top w:type="dxa" w:w="50"/>
+              <w:left w:type="dxa" w:w="90"/>
+              <w:bottom w:type="dxa" w:w="50"/>
+              <w:right w:type="dxa" w:w="90"/>
+            </w:tcMar>
+            <w:vAlign w:val="top"/>
+          </w:tcPr>
+          <w:p>
+            <w:pPr>
+              <w:keepNext w:val="false"/>
+              <w:bidi/>
+              <w:spacing w:after="30" w:before="30" w:line="264"/>
+            </w:pPr>
+            <w:r>
+              <w:rPr>
+                <w:rFonts w:ascii="Arial" w:cs="Arial" w:eastAsia="Arial" w:hAnsi="Arial"/>
+                <w:b w:val="false"/>
+                <w:bCs w:val="false"/>
+                <w:sz w:val="18"/>
+                <w:szCs w:val="18"/>
+                <w:rtl/>
+              </w:rPr>
+              <w:t xml:space="preserve">ناجح</w:t>
             </w:r>
           </w:p>
         </w:tc>
@@ -45518,7 +45542,7 @@
         </w:trPr>
         <w:tc>
           <w:tcPr>
-            <w:tcW w:type="dxa" w:w="1440"/>
+            <w:tcW w:type="dxa" w:w="1463"/>
             <w:tcBorders>
               <w:top w:val="single" w:color="BFC9D6" w:sz="4"/>
               <w:left w:val="single" w:color="BFC9D6" w:sz="4"/>
@@ -45555,7 +45579,7 @@
         </w:tc>
         <w:tc>
           <w:tcPr>
-            <w:tcW w:type="dxa" w:w="2438"/>
+            <w:tcW w:type="dxa" w:w="2476"/>
             <w:tcBorders>
               <w:top w:val="single" w:color="BFC9D6" w:sz="4"/>
               <w:left w:val="single" w:color="BFC9D6" w:sz="4"/>
@@ -45592,7 +45616,7 @@
         </w:tc>
         <w:tc>
           <w:tcPr>
-            <w:tcW w:type="dxa" w:w="4878"/>
+            <w:tcW w:type="dxa" w:w="4955"/>
             <w:tcBorders>
               <w:top w:val="single" w:color="BFC9D6" w:sz="4"/>
               <w:left w:val="single" w:color="BFC9D6" w:sz="4"/>
@@ -45631,7 +45655,7 @@
         </w:tc>
         <w:tc>
           <w:tcPr>
-            <w:tcW w:type="dxa" w:w="1108"/>
+            <w:tcW w:type="dxa" w:w="970"/>
             <w:tcBorders>
               <w:top w:val="single" w:color="BFC9D6" w:sz="4"/>
               <w:left w:val="single" w:color="BFC9D6" w:sz="4"/>
@@ -45662,7 +45686,7 @@
                 <w:szCs w:val="18"/>
                 <w:rtl/>
               </w:rPr>
-              <w:t xml:space="preserve">ناجح (f63a30e)</w:t>
+              <w:t xml:space="preserve">ناجح</w:t>
             </w:r>
           </w:p>
         </w:tc>
@@ -45673,7 +45697,7 @@
         </w:trPr>
         <w:tc>
           <w:tcPr>
-            <w:tcW w:type="dxa" w:w="1440"/>
+            <w:tcW w:type="dxa" w:w="1463"/>
             <w:tcBorders>
               <w:top w:val="single" w:color="BFC9D6" w:sz="4"/>
               <w:left w:val="single" w:color="BFC9D6" w:sz="4"/>
@@ -45709,7 +45733,7 @@
         </w:tc>
         <w:tc>
           <w:tcPr>
-            <w:tcW w:type="dxa" w:w="2438"/>
+            <w:tcW w:type="dxa" w:w="2476"/>
             <w:tcBorders>
               <w:top w:val="single" w:color="BFC9D6" w:sz="4"/>
               <w:left w:val="single" w:color="BFC9D6" w:sz="4"/>
@@ -45745,7 +45769,7 @@
         </w:tc>
         <w:tc>
           <w:tcPr>
-            <w:tcW w:type="dxa" w:w="4878"/>
+            <w:tcW w:type="dxa" w:w="4955"/>
             <w:tcBorders>
               <w:top w:val="single" w:color="BFC9D6" w:sz="4"/>
               <w:left w:val="single" w:color="BFC9D6" w:sz="4"/>
@@ -45783,37 +45807,37 @@
         </w:tc>
         <w:tc>
           <w:tcPr>
-            <w:tcW w:type="dxa" w:w="1108"/>
-            <w:tcBorders>
-              <w:top w:val="single" w:color="BFC9D6" w:sz="4"/>
-              <w:left w:val="single" w:color="BFC9D6" w:sz="4"/>
-              <w:bottom w:val="single" w:color="BFC9D6" w:sz="4"/>
-              <w:right w:val="single" w:color="BFC9D6" w:sz="4"/>
-            </w:tcBorders>
-            <w:tcMar>
-              <w:top w:type="dxa" w:w="50"/>
-              <w:left w:type="dxa" w:w="90"/>
-              <w:bottom w:type="dxa" w:w="50"/>
-              <w:right w:type="dxa" w:w="90"/>
-            </w:tcMar>
-            <w:vAlign w:val="top"/>
-          </w:tcPr>
-          <w:p>
-            <w:pPr>
-              <w:keepNext w:val="false"/>
-              <w:bidi/>
-              <w:spacing w:after="30" w:before="30" w:line="264"/>
-            </w:pPr>
-            <w:r>
-              <w:rPr>
-                <w:rFonts w:ascii="Arial" w:cs="Arial" w:eastAsia="Arial" w:hAnsi="Arial"/>
-                <w:b w:val="false"/>
-                <w:bCs w:val="false"/>
-                <w:sz w:val="18"/>
-                <w:szCs w:val="18"/>
-                <w:rtl/>
-              </w:rPr>
-              <w:t xml:space="preserve">ناجح (e4f16c3)</w:t>
+            <w:tcW w:type="dxa" w:w="970"/>
+            <w:tcBorders>
+              <w:top w:val="single" w:color="BFC9D6" w:sz="4"/>
+              <w:left w:val="single" w:color="BFC9D6" w:sz="4"/>
+              <w:bottom w:val="single" w:color="BFC9D6" w:sz="4"/>
+              <w:right w:val="single" w:color="BFC9D6" w:sz="4"/>
+            </w:tcBorders>
+            <w:tcMar>
+              <w:top w:type="dxa" w:w="50"/>
+              <w:left w:type="dxa" w:w="90"/>
+              <w:bottom w:type="dxa" w:w="50"/>
+              <w:right w:type="dxa" w:w="90"/>
+            </w:tcMar>
+            <w:vAlign w:val="top"/>
+          </w:tcPr>
+          <w:p>
+            <w:pPr>
+              <w:keepNext w:val="false"/>
+              <w:bidi/>
+              <w:spacing w:after="30" w:before="30" w:line="264"/>
+            </w:pPr>
+            <w:r>
+              <w:rPr>
+                <w:rFonts w:ascii="Arial" w:cs="Arial" w:eastAsia="Arial" w:hAnsi="Arial"/>
+                <w:b w:val="false"/>
+                <w:bCs w:val="false"/>
+                <w:sz w:val="18"/>
+                <w:szCs w:val="18"/>
+                <w:rtl/>
+              </w:rPr>
+              <w:t xml:space="preserve">ناجح</w:t>
             </w:r>
           </w:p>
         </w:tc>
@@ -45824,7 +45848,7 @@
         </w:trPr>
         <w:tc>
           <w:tcPr>
-            <w:tcW w:type="dxa" w:w="1440"/>
+            <w:tcW w:type="dxa" w:w="1463"/>
             <w:tcBorders>
               <w:top w:val="single" w:color="BFC9D6" w:sz="4"/>
               <w:left w:val="single" w:color="BFC9D6" w:sz="4"/>
@@ -45861,7 +45885,7 @@
         </w:tc>
         <w:tc>
           <w:tcPr>
-            <w:tcW w:type="dxa" w:w="2438"/>
+            <w:tcW w:type="dxa" w:w="2476"/>
             <w:tcBorders>
               <w:top w:val="single" w:color="BFC9D6" w:sz="4"/>
               <w:left w:val="single" w:color="BFC9D6" w:sz="4"/>
@@ -45898,7 +45922,7 @@
         </w:tc>
         <w:tc>
           <w:tcPr>
-            <w:tcW w:type="dxa" w:w="4878"/>
+            <w:tcW w:type="dxa" w:w="4955"/>
             <w:tcBorders>
               <w:top w:val="single" w:color="BFC9D6" w:sz="4"/>
               <w:left w:val="single" w:color="BFC9D6" w:sz="4"/>
@@ -45937,7 +45961,7 @@
         </w:tc>
         <w:tc>
           <w:tcPr>
-            <w:tcW w:type="dxa" w:w="1108"/>
+            <w:tcW w:type="dxa" w:w="970"/>
             <w:tcBorders>
               <w:top w:val="single" w:color="BFC9D6" w:sz="4"/>
               <w:left w:val="single" w:color="BFC9D6" w:sz="4"/>
@@ -45968,7 +45992,7 @@
                 <w:szCs w:val="18"/>
                 <w:rtl/>
               </w:rPr>
-              <w:t xml:space="preserve">ناجح (f63a30e)</w:t>
+              <w:t xml:space="preserve">ناجح</w:t>
             </w:r>
           </w:p>
         </w:tc>
@@ -45979,7 +46003,7 @@
         </w:trPr>
         <w:tc>
           <w:tcPr>
-            <w:tcW w:type="dxa" w:w="1440"/>
+            <w:tcW w:type="dxa" w:w="1463"/>
             <w:tcBorders>
               <w:top w:val="single" w:color="BFC9D6" w:sz="4"/>
               <w:left w:val="single" w:color="BFC9D6" w:sz="4"/>
@@ -46015,7 +46039,7 @@
         </w:tc>
         <w:tc>
           <w:tcPr>
-            <w:tcW w:type="dxa" w:w="2438"/>
+            <w:tcW w:type="dxa" w:w="2476"/>
             <w:tcBorders>
               <w:top w:val="single" w:color="BFC9D6" w:sz="4"/>
               <w:left w:val="single" w:color="BFC9D6" w:sz="4"/>
@@ -46051,7 +46075,7 @@
         </w:tc>
         <w:tc>
           <w:tcPr>
-            <w:tcW w:type="dxa" w:w="4878"/>
+            <w:tcW w:type="dxa" w:w="4955"/>
             <w:tcBorders>
               <w:top w:val="single" w:color="BFC9D6" w:sz="4"/>
               <w:left w:val="single" w:color="BFC9D6" w:sz="4"/>
@@ -46089,37 +46113,37 @@
         </w:tc>
         <w:tc>
           <w:tcPr>
-            <w:tcW w:type="dxa" w:w="1108"/>
-            <w:tcBorders>
-              <w:top w:val="single" w:color="BFC9D6" w:sz="4"/>
-              <w:left w:val="single" w:color="BFC9D6" w:sz="4"/>
-              <w:bottom w:val="single" w:color="BFC9D6" w:sz="4"/>
-              <w:right w:val="single" w:color="BFC9D6" w:sz="4"/>
-            </w:tcBorders>
-            <w:tcMar>
-              <w:top w:type="dxa" w:w="50"/>
-              <w:left w:type="dxa" w:w="90"/>
-              <w:bottom w:type="dxa" w:w="50"/>
-              <w:right w:type="dxa" w:w="90"/>
-            </w:tcMar>
-            <w:vAlign w:val="top"/>
-          </w:tcPr>
-          <w:p>
-            <w:pPr>
-              <w:keepNext w:val="false"/>
-              <w:bidi/>
-              <w:spacing w:after="30" w:before="30" w:line="264"/>
-            </w:pPr>
-            <w:r>
-              <w:rPr>
-                <w:rFonts w:ascii="Arial" w:cs="Arial" w:eastAsia="Arial" w:hAnsi="Arial"/>
-                <w:b w:val="false"/>
-                <w:bCs w:val="false"/>
-                <w:sz w:val="18"/>
-                <w:szCs w:val="18"/>
-                <w:rtl/>
-              </w:rPr>
-              <w:t xml:space="preserve">ناجح (f63a30e)</w:t>
+            <w:tcW w:type="dxa" w:w="970"/>
+            <w:tcBorders>
+              <w:top w:val="single" w:color="BFC9D6" w:sz="4"/>
+              <w:left w:val="single" w:color="BFC9D6" w:sz="4"/>
+              <w:bottom w:val="single" w:color="BFC9D6" w:sz="4"/>
+              <w:right w:val="single" w:color="BFC9D6" w:sz="4"/>
+            </w:tcBorders>
+            <w:tcMar>
+              <w:top w:type="dxa" w:w="50"/>
+              <w:left w:type="dxa" w:w="90"/>
+              <w:bottom w:type="dxa" w:w="50"/>
+              <w:right w:type="dxa" w:w="90"/>
+            </w:tcMar>
+            <w:vAlign w:val="top"/>
+          </w:tcPr>
+          <w:p>
+            <w:pPr>
+              <w:keepNext w:val="false"/>
+              <w:bidi/>
+              <w:spacing w:after="30" w:before="30" w:line="264"/>
+            </w:pPr>
+            <w:r>
+              <w:rPr>
+                <w:rFonts w:ascii="Arial" w:cs="Arial" w:eastAsia="Arial" w:hAnsi="Arial"/>
+                <w:b w:val="false"/>
+                <w:bCs w:val="false"/>
+                <w:sz w:val="18"/>
+                <w:szCs w:val="18"/>
+                <w:rtl/>
+              </w:rPr>
+              <w:t xml:space="preserve">ناجح</w:t>
             </w:r>
           </w:p>
         </w:tc>
@@ -46130,7 +46154,7 @@
         </w:trPr>
         <w:tc>
           <w:tcPr>
-            <w:tcW w:type="dxa" w:w="1440"/>
+            <w:tcW w:type="dxa" w:w="1463"/>
             <w:tcBorders>
               <w:top w:val="single" w:color="BFC9D6" w:sz="4"/>
               <w:left w:val="single" w:color="BFC9D6" w:sz="4"/>
@@ -46167,7 +46191,7 @@
         </w:tc>
         <w:tc>
           <w:tcPr>
-            <w:tcW w:type="dxa" w:w="2438"/>
+            <w:tcW w:type="dxa" w:w="2476"/>
             <w:tcBorders>
               <w:top w:val="single" w:color="BFC9D6" w:sz="4"/>
               <w:left w:val="single" w:color="BFC9D6" w:sz="4"/>
@@ -46204,7 +46228,7 @@
         </w:tc>
         <w:tc>
           <w:tcPr>
-            <w:tcW w:type="dxa" w:w="4878"/>
+            <w:tcW w:type="dxa" w:w="4955"/>
             <w:tcBorders>
               <w:top w:val="single" w:color="BFC9D6" w:sz="4"/>
               <w:left w:val="single" w:color="BFC9D6" w:sz="4"/>
@@ -46243,7 +46267,7 @@
         </w:tc>
         <w:tc>
           <w:tcPr>
-            <w:tcW w:type="dxa" w:w="1108"/>
+            <w:tcW w:type="dxa" w:w="970"/>
             <w:tcBorders>
               <w:top w:val="single" w:color="BFC9D6" w:sz="4"/>
               <w:left w:val="single" w:color="BFC9D6" w:sz="4"/>
@@ -46274,7 +46298,7 @@
                 <w:szCs w:val="18"/>
                 <w:rtl/>
               </w:rPr>
-              <w:t xml:space="preserve">ناجح (f63a30e)</w:t>
+              <w:t xml:space="preserve">ناجح</w:t>
             </w:r>
           </w:p>
         </w:tc>
@@ -46285,7 +46309,7 @@
         </w:trPr>
         <w:tc>
           <w:tcPr>
-            <w:tcW w:type="dxa" w:w="1440"/>
+            <w:tcW w:type="dxa" w:w="1463"/>
             <w:tcBorders>
               <w:top w:val="single" w:color="BFC9D6" w:sz="4"/>
               <w:left w:val="single" w:color="BFC9D6" w:sz="4"/>
@@ -46321,7 +46345,7 @@
         </w:tc>
         <w:tc>
           <w:tcPr>
-            <w:tcW w:type="dxa" w:w="2438"/>
+            <w:tcW w:type="dxa" w:w="2476"/>
             <w:tcBorders>
               <w:top w:val="single" w:color="BFC9D6" w:sz="4"/>
               <w:left w:val="single" w:color="BFC9D6" w:sz="4"/>
@@ -46357,7 +46381,7 @@
         </w:tc>
         <w:tc>
           <w:tcPr>
-            <w:tcW w:type="dxa" w:w="4878"/>
+            <w:tcW w:type="dxa" w:w="4955"/>
             <w:tcBorders>
               <w:top w:val="single" w:color="BFC9D6" w:sz="4"/>
               <w:left w:val="single" w:color="BFC9D6" w:sz="4"/>
@@ -46395,37 +46419,37 @@
         </w:tc>
         <w:tc>
           <w:tcPr>
-            <w:tcW w:type="dxa" w:w="1108"/>
-            <w:tcBorders>
-              <w:top w:val="single" w:color="BFC9D6" w:sz="4"/>
-              <w:left w:val="single" w:color="BFC9D6" w:sz="4"/>
-              <w:bottom w:val="single" w:color="BFC9D6" w:sz="4"/>
-              <w:right w:val="single" w:color="BFC9D6" w:sz="4"/>
-            </w:tcBorders>
-            <w:tcMar>
-              <w:top w:type="dxa" w:w="50"/>
-              <w:left w:type="dxa" w:w="90"/>
-              <w:bottom w:type="dxa" w:w="50"/>
-              <w:right w:type="dxa" w:w="90"/>
-            </w:tcMar>
-            <w:vAlign w:val="top"/>
-          </w:tcPr>
-          <w:p>
-            <w:pPr>
-              <w:keepNext w:val="false"/>
-              <w:bidi/>
-              <w:spacing w:after="30" w:before="30" w:line="264"/>
-            </w:pPr>
-            <w:r>
-              <w:rPr>
-                <w:rFonts w:ascii="Arial" w:cs="Arial" w:eastAsia="Arial" w:hAnsi="Arial"/>
-                <w:b w:val="false"/>
-                <w:bCs w:val="false"/>
-                <w:sz w:val="18"/>
-                <w:szCs w:val="18"/>
-                <w:rtl/>
-              </w:rPr>
-              <w:t xml:space="preserve">ناجح (f63a30e)</w:t>
+            <w:tcW w:type="dxa" w:w="970"/>
+            <w:tcBorders>
+              <w:top w:val="single" w:color="BFC9D6" w:sz="4"/>
+              <w:left w:val="single" w:color="BFC9D6" w:sz="4"/>
+              <w:bottom w:val="single" w:color="BFC9D6" w:sz="4"/>
+              <w:right w:val="single" w:color="BFC9D6" w:sz="4"/>
+            </w:tcBorders>
+            <w:tcMar>
+              <w:top w:type="dxa" w:w="50"/>
+              <w:left w:type="dxa" w:w="90"/>
+              <w:bottom w:type="dxa" w:w="50"/>
+              <w:right w:type="dxa" w:w="90"/>
+            </w:tcMar>
+            <w:vAlign w:val="top"/>
+          </w:tcPr>
+          <w:p>
+            <w:pPr>
+              <w:keepNext w:val="false"/>
+              <w:bidi/>
+              <w:spacing w:after="30" w:before="30" w:line="264"/>
+            </w:pPr>
+            <w:r>
+              <w:rPr>
+                <w:rFonts w:ascii="Arial" w:cs="Arial" w:eastAsia="Arial" w:hAnsi="Arial"/>
+                <w:b w:val="false"/>
+                <w:bCs w:val="false"/>
+                <w:sz w:val="18"/>
+                <w:szCs w:val="18"/>
+                <w:rtl/>
+              </w:rPr>
+              <w:t xml:space="preserve">ناجح</w:t>
             </w:r>
           </w:p>
         </w:tc>
@@ -46436,7 +46460,7 @@
         </w:trPr>
         <w:tc>
           <w:tcPr>
-            <w:tcW w:type="dxa" w:w="1440"/>
+            <w:tcW w:type="dxa" w:w="1463"/>
             <w:tcBorders>
               <w:top w:val="single" w:color="BFC9D6" w:sz="4"/>
               <w:left w:val="single" w:color="BFC9D6" w:sz="4"/>
@@ -46473,7 +46497,7 @@
         </w:tc>
         <w:tc>
           <w:tcPr>
-            <w:tcW w:type="dxa" w:w="2438"/>
+            <w:tcW w:type="dxa" w:w="2476"/>
             <w:tcBorders>
               <w:top w:val="single" w:color="BFC9D6" w:sz="4"/>
               <w:left w:val="single" w:color="BFC9D6" w:sz="4"/>
@@ -46510,7 +46534,7 @@
         </w:tc>
         <w:tc>
           <w:tcPr>
-            <w:tcW w:type="dxa" w:w="4878"/>
+            <w:tcW w:type="dxa" w:w="4955"/>
             <w:tcBorders>
               <w:top w:val="single" w:color="BFC9D6" w:sz="4"/>
               <w:left w:val="single" w:color="BFC9D6" w:sz="4"/>
@@ -46549,7 +46573,7 @@
         </w:tc>
         <w:tc>
           <w:tcPr>
-            <w:tcW w:type="dxa" w:w="1108"/>
+            <w:tcW w:type="dxa" w:w="970"/>
             <w:tcBorders>
               <w:top w:val="single" w:color="BFC9D6" w:sz="4"/>
               <w:left w:val="single" w:color="BFC9D6" w:sz="4"/>
@@ -46580,7 +46604,7 @@
                 <w:szCs w:val="18"/>
                 <w:rtl/>
               </w:rPr>
-              <w:t xml:space="preserve">ناجح (f63a30e)</w:t>
+              <w:t xml:space="preserve">ناجح</w:t>
             </w:r>
           </w:p>
         </w:tc>
@@ -46591,7 +46615,7 @@
         </w:trPr>
         <w:tc>
           <w:tcPr>
-            <w:tcW w:type="dxa" w:w="1440"/>
+            <w:tcW w:type="dxa" w:w="1463"/>
             <w:tcBorders>
               <w:top w:val="single" w:color="BFC9D6" w:sz="4"/>
               <w:left w:val="single" w:color="BFC9D6" w:sz="4"/>
@@ -46627,7 +46651,7 @@
         </w:tc>
         <w:tc>
           <w:tcPr>
-            <w:tcW w:type="dxa" w:w="2438"/>
+            <w:tcW w:type="dxa" w:w="2476"/>
             <w:tcBorders>
               <w:top w:val="single" w:color="BFC9D6" w:sz="4"/>
               <w:left w:val="single" w:color="BFC9D6" w:sz="4"/>
@@ -46663,7 +46687,7 @@
         </w:tc>
         <w:tc>
           <w:tcPr>
-            <w:tcW w:type="dxa" w:w="4878"/>
+            <w:tcW w:type="dxa" w:w="4955"/>
             <w:tcBorders>
               <w:top w:val="single" w:color="BFC9D6" w:sz="4"/>
               <w:left w:val="single" w:color="BFC9D6" w:sz="4"/>
@@ -46701,7 +46725,7 @@
         </w:tc>
         <w:tc>
           <w:tcPr>
-            <w:tcW w:type="dxa" w:w="1108"/>
+            <w:tcW w:type="dxa" w:w="970"/>
             <w:tcBorders>
               <w:top w:val="single" w:color="BFC9D6" w:sz="4"/>
               <w:left w:val="single" w:color="BFC9D6" w:sz="4"/>
@@ -46742,7 +46766,7 @@
         </w:trPr>
         <w:tc>
           <w:tcPr>
-            <w:tcW w:type="dxa" w:w="1440"/>
+            <w:tcW w:type="dxa" w:w="1463"/>
             <w:tcBorders>
               <w:top w:val="single" w:color="BFC9D6" w:sz="4"/>
               <w:left w:val="single" w:color="BFC9D6" w:sz="4"/>
@@ -46779,7 +46803,7 @@
         </w:tc>
         <w:tc>
           <w:tcPr>
-            <w:tcW w:type="dxa" w:w="2438"/>
+            <w:tcW w:type="dxa" w:w="2476"/>
             <w:tcBorders>
               <w:top w:val="single" w:color="BFC9D6" w:sz="4"/>
               <w:left w:val="single" w:color="BFC9D6" w:sz="4"/>
@@ -46810,13 +46834,13 @@
                 <w:szCs w:val="18"/>
                 <w:rtl/>
               </w:rPr>
-              <w:t xml:space="preserve">مئة طلب بـ 100,000 بلا تسامح على خط 4,000,000، ومئة موافقة لمدير الخزينة في آن واحد: أربعون تنجح وتحجز 4,000,000، وستون مرفوضة INSUFFICIENT_AVAILABLE لا تحجز شيئًا؛ وإعادة الإرسال بالمفاتيح نفسها لا تغير شيئًا</w:t>
-            </w:r>
-          </w:p>
-        </w:tc>
-        <w:tc>
-          <w:tcPr>
-            <w:tcW w:type="dxa" w:w="4878"/>
+              <w:t xml:space="preserve">مئة طلب بـ 100,000 بلا تسامح على خط 4,000,000، تُعدّ واحدًا بعد واحد، ثم مئة موافقة لمدير الخزينة في آن واحد: أربعون تنجح وتحجز 4,000,000، وستون مرفوضة INSUFFICIENT_AVAILABLE لا تحجز شيئًا؛ وإعادة الإرسال بالمفاتيح نفسها لا تغير شيئًا</w:t>
+            </w:r>
+          </w:p>
+        </w:tc>
+        <w:tc>
+          <w:tcPr>
+            <w:tcW w:type="dxa" w:w="4955"/>
             <w:tcBorders>
               <w:top w:val="single" w:color="BFC9D6" w:sz="4"/>
               <w:left w:val="single" w:color="BFC9D6" w:sz="4"/>
@@ -46855,7 +46879,7 @@
         </w:tc>
         <w:tc>
           <w:tcPr>
-            <w:tcW w:type="dxa" w:w="1108"/>
+            <w:tcW w:type="dxa" w:w="970"/>
             <w:tcBorders>
               <w:top w:val="single" w:color="BFC9D6" w:sz="4"/>
               <w:left w:val="single" w:color="BFC9D6" w:sz="4"/>
@@ -46886,7 +46910,7 @@
                 <w:szCs w:val="18"/>
                 <w:rtl/>
               </w:rPr>
-              <w:t xml:space="preserve">مكتوب</w:t>
+              <w:t xml:space="preserve">ناجح</w:t>
             </w:r>
           </w:p>
         </w:tc>
@@ -46897,7 +46921,7 @@
         </w:trPr>
         <w:tc>
           <w:tcPr>
-            <w:tcW w:type="dxa" w:w="1440"/>
+            <w:tcW w:type="dxa" w:w="1463"/>
             <w:tcBorders>
               <w:top w:val="single" w:color="BFC9D6" w:sz="4"/>
               <w:left w:val="single" w:color="BFC9D6" w:sz="4"/>
@@ -46933,7 +46957,7 @@
         </w:tc>
         <w:tc>
           <w:tcPr>
-            <w:tcW w:type="dxa" w:w="2438"/>
+            <w:tcW w:type="dxa" w:w="2476"/>
             <w:tcBorders>
               <w:top w:val="single" w:color="BFC9D6" w:sz="4"/>
               <w:left w:val="single" w:color="BFC9D6" w:sz="4"/>
@@ -46969,7 +46993,7 @@
         </w:tc>
         <w:tc>
           <w:tcPr>
-            <w:tcW w:type="dxa" w:w="4878"/>
+            <w:tcW w:type="dxa" w:w="4955"/>
             <w:tcBorders>
               <w:top w:val="single" w:color="BFC9D6" w:sz="4"/>
               <w:left w:val="single" w:color="BFC9D6" w:sz="4"/>
@@ -47007,37 +47031,37 @@
         </w:tc>
         <w:tc>
           <w:tcPr>
-            <w:tcW w:type="dxa" w:w="1108"/>
-            <w:tcBorders>
-              <w:top w:val="single" w:color="BFC9D6" w:sz="4"/>
-              <w:left w:val="single" w:color="BFC9D6" w:sz="4"/>
-              <w:bottom w:val="single" w:color="BFC9D6" w:sz="4"/>
-              <w:right w:val="single" w:color="BFC9D6" w:sz="4"/>
-            </w:tcBorders>
-            <w:tcMar>
-              <w:top w:type="dxa" w:w="50"/>
-              <w:left w:type="dxa" w:w="90"/>
-              <w:bottom w:type="dxa" w:w="50"/>
-              <w:right w:type="dxa" w:w="90"/>
-            </w:tcMar>
-            <w:vAlign w:val="top"/>
-          </w:tcPr>
-          <w:p>
-            <w:pPr>
-              <w:keepNext w:val="false"/>
-              <w:bidi/>
-              <w:spacing w:after="30" w:before="30" w:line="264"/>
-            </w:pPr>
-            <w:r>
-              <w:rPr>
-                <w:rFonts w:ascii="Arial" w:cs="Arial" w:eastAsia="Arial" w:hAnsi="Arial"/>
-                <w:b w:val="false"/>
-                <w:bCs w:val="false"/>
-                <w:sz w:val="18"/>
-                <w:szCs w:val="18"/>
-                <w:rtl/>
-              </w:rPr>
-              <w:t xml:space="preserve">مكتوب</w:t>
+            <w:tcW w:type="dxa" w:w="970"/>
+            <w:tcBorders>
+              <w:top w:val="single" w:color="BFC9D6" w:sz="4"/>
+              <w:left w:val="single" w:color="BFC9D6" w:sz="4"/>
+              <w:bottom w:val="single" w:color="BFC9D6" w:sz="4"/>
+              <w:right w:val="single" w:color="BFC9D6" w:sz="4"/>
+            </w:tcBorders>
+            <w:tcMar>
+              <w:top w:type="dxa" w:w="50"/>
+              <w:left w:type="dxa" w:w="90"/>
+              <w:bottom w:type="dxa" w:w="50"/>
+              <w:right w:type="dxa" w:w="90"/>
+            </w:tcMar>
+            <w:vAlign w:val="top"/>
+          </w:tcPr>
+          <w:p>
+            <w:pPr>
+              <w:keepNext w:val="false"/>
+              <w:bidi/>
+              <w:spacing w:after="30" w:before="30" w:line="264"/>
+            </w:pPr>
+            <w:r>
+              <w:rPr>
+                <w:rFonts w:ascii="Arial" w:cs="Arial" w:eastAsia="Arial" w:hAnsi="Arial"/>
+                <w:b w:val="false"/>
+                <w:bCs w:val="false"/>
+                <w:sz w:val="18"/>
+                <w:szCs w:val="18"/>
+                <w:rtl/>
+              </w:rPr>
+              <w:t xml:space="preserve">ناجح</w:t>
             </w:r>
           </w:p>
         </w:tc>
@@ -47048,7 +47072,7 @@
         </w:trPr>
         <w:tc>
           <w:tcPr>
-            <w:tcW w:type="dxa" w:w="1440"/>
+            <w:tcW w:type="dxa" w:w="1463"/>
             <w:tcBorders>
               <w:top w:val="single" w:color="BFC9D6" w:sz="4"/>
               <w:left w:val="single" w:color="BFC9D6" w:sz="4"/>
@@ -47085,7 +47109,7 @@
         </w:tc>
         <w:tc>
           <w:tcPr>
-            <w:tcW w:type="dxa" w:w="2438"/>
+            <w:tcW w:type="dxa" w:w="2476"/>
             <w:tcBorders>
               <w:top w:val="single" w:color="BFC9D6" w:sz="4"/>
               <w:left w:val="single" w:color="BFC9D6" w:sz="4"/>
@@ -47122,7 +47146,7 @@
         </w:tc>
         <w:tc>
           <w:tcPr>
-            <w:tcW w:type="dxa" w:w="4878"/>
+            <w:tcW w:type="dxa" w:w="4955"/>
             <w:tcBorders>
               <w:top w:val="single" w:color="BFC9D6" w:sz="4"/>
               <w:left w:val="single" w:color="BFC9D6" w:sz="4"/>
@@ -47161,7 +47185,7 @@
         </w:tc>
         <w:tc>
           <w:tcPr>
-            <w:tcW w:type="dxa" w:w="1108"/>
+            <w:tcW w:type="dxa" w:w="970"/>
             <w:tcBorders>
               <w:top w:val="single" w:color="BFC9D6" w:sz="4"/>
               <w:left w:val="single" w:color="BFC9D6" w:sz="4"/>
@@ -47192,7 +47216,7 @@
                 <w:szCs w:val="18"/>
                 <w:rtl/>
               </w:rPr>
-              <w:t xml:space="preserve">مكتوب</w:t>
+              <w:t xml:space="preserve">ناجح</w:t>
             </w:r>
           </w:p>
         </w:tc>
@@ -47203,7 +47227,7 @@
         </w:trPr>
         <w:tc>
           <w:tcPr>
-            <w:tcW w:type="dxa" w:w="1440"/>
+            <w:tcW w:type="dxa" w:w="1463"/>
             <w:tcBorders>
               <w:top w:val="single" w:color="BFC9D6" w:sz="4"/>
               <w:left w:val="single" w:color="BFC9D6" w:sz="4"/>
@@ -47239,7 +47263,7 @@
         </w:tc>
         <w:tc>
           <w:tcPr>
-            <w:tcW w:type="dxa" w:w="2438"/>
+            <w:tcW w:type="dxa" w:w="2476"/>
             <w:tcBorders>
               <w:top w:val="single" w:color="BFC9D6" w:sz="4"/>
               <w:left w:val="single" w:color="BFC9D6" w:sz="4"/>
@@ -47275,7 +47299,7 @@
         </w:tc>
         <w:tc>
           <w:tcPr>
-            <w:tcW w:type="dxa" w:w="4878"/>
+            <w:tcW w:type="dxa" w:w="4955"/>
             <w:tcBorders>
               <w:top w:val="single" w:color="BFC9D6" w:sz="4"/>
               <w:left w:val="single" w:color="BFC9D6" w:sz="4"/>
@@ -47324,7 +47348,7 @@
         </w:tc>
         <w:tc>
           <w:tcPr>
-            <w:tcW w:type="dxa" w:w="1108"/>
+            <w:tcW w:type="dxa" w:w="970"/>
             <w:tcBorders>
               <w:top w:val="single" w:color="BFC9D6" w:sz="4"/>
               <w:left w:val="single" w:color="BFC9D6" w:sz="4"/>
@@ -47365,7 +47389,7 @@
         </w:trPr>
         <w:tc>
           <w:tcPr>
-            <w:tcW w:type="dxa" w:w="1440"/>
+            <w:tcW w:type="dxa" w:w="1463"/>
             <w:tcBorders>
               <w:top w:val="single" w:color="BFC9D6" w:sz="4"/>
               <w:left w:val="single" w:color="BFC9D6" w:sz="4"/>
@@ -47402,7 +47426,7 @@
         </w:tc>
         <w:tc>
           <w:tcPr>
-            <w:tcW w:type="dxa" w:w="2438"/>
+            <w:tcW w:type="dxa" w:w="2476"/>
             <w:tcBorders>
               <w:top w:val="single" w:color="BFC9D6" w:sz="4"/>
               <w:left w:val="single" w:color="BFC9D6" w:sz="4"/>
@@ -47439,7 +47463,7 @@
         </w:tc>
         <w:tc>
           <w:tcPr>
-            <w:tcW w:type="dxa" w:w="4878"/>
+            <w:tcW w:type="dxa" w:w="4955"/>
             <w:tcBorders>
               <w:top w:val="single" w:color="BFC9D6" w:sz="4"/>
               <w:left w:val="single" w:color="BFC9D6" w:sz="4"/>
@@ -47513,7 +47537,7 @@
         </w:tc>
         <w:tc>
           <w:tcPr>
-            <w:tcW w:type="dxa" w:w="1108"/>
+            <w:tcW w:type="dxa" w:w="970"/>
             <w:tcBorders>
               <w:top w:val="single" w:color="BFC9D6" w:sz="4"/>
               <w:left w:val="single" w:color="BFC9D6" w:sz="4"/>
@@ -47555,99 +47579,74 @@
         </w:trPr>
         <w:tc>
           <w:tcPr>
-            <w:tcW w:type="dxa" w:w="1440"/>
-            <w:tcBorders>
-              <w:top w:val="single" w:color="BFC9D6" w:sz="4"/>
-              <w:left w:val="single" w:color="BFC9D6" w:sz="4"/>
-              <w:bottom w:val="single" w:color="BFC9D6" w:sz="4"/>
-              <w:right w:val="single" w:color="BFC9D6" w:sz="4"/>
-            </w:tcBorders>
-            <w:tcMar>
-              <w:top w:type="dxa" w:w="50"/>
-              <w:left w:type="dxa" w:w="90"/>
-              <w:bottom w:type="dxa" w:w="50"/>
-              <w:right w:type="dxa" w:w="90"/>
-            </w:tcMar>
-            <w:vAlign w:val="top"/>
-          </w:tcPr>
-          <w:p>
-            <w:pPr>
-              <w:keepNext w:val="false"/>
-              <w:bidi/>
-              <w:spacing w:after="30" w:before="30" w:line="264"/>
-            </w:pPr>
-            <w:r>
-              <w:rPr>
-                <w:rFonts w:ascii="Arial" w:cs="Arial" w:eastAsia="Arial" w:hAnsi="Arial"/>
-                <w:b w:val="false"/>
-                <w:bCs w:val="false"/>
-                <w:sz w:val="18"/>
-                <w:szCs w:val="18"/>
-                <w:rtl/>
-              </w:rPr>
-              <w:t xml:space="preserve">اختبار المتصفح (مقطع S3)</w:t>
-            </w:r>
-          </w:p>
-        </w:tc>
-        <w:tc>
-          <w:tcPr>
-            <w:tcW w:type="dxa" w:w="2438"/>
-            <w:tcBorders>
-              <w:top w:val="single" w:color="BFC9D6" w:sz="4"/>
-              <w:left w:val="single" w:color="BFC9D6" w:sz="4"/>
-              <w:bottom w:val="single" w:color="BFC9D6" w:sz="4"/>
-              <w:right w:val="single" w:color="BFC9D6" w:sz="4"/>
-            </w:tcBorders>
-            <w:tcMar>
-              <w:top w:type="dxa" w:w="50"/>
-              <w:left w:type="dxa" w:w="90"/>
-              <w:bottom w:type="dxa" w:w="50"/>
-              <w:right w:type="dxa" w:w="90"/>
-            </w:tcMar>
-            <w:vAlign w:val="top"/>
-          </w:tcPr>
-          <w:p>
-            <w:pPr>
-              <w:keepNext w:val="false"/>
-              <w:bidi/>
-              <w:spacing w:after="30" w:before="30" w:line="264"/>
-            </w:pPr>
-            <w:r>
-              <w:rPr>
-                <w:rFonts w:ascii="Arial" w:cs="Arial" w:eastAsia="Arial" w:hAnsi="Arial"/>
-                <w:b w:val="false"/>
-                <w:bCs w:val="false"/>
-                <w:sz w:val="18"/>
-                <w:szCs w:val="18"/>
-                <w:rtl/>
-              </w:rPr>
-              <w:t xml:space="preserve">لوحة المدير، وصندوق المهام، وقوالب نماذج البنوك في بوابة المشترك</w:t>
-            </w:r>
-          </w:p>
-        </w:tc>
-        <w:tc>
-          <w:tcPr>
-            <w:tcW w:type="dxa" w:w="4878"/>
-            <w:tcBorders>
-              <w:top w:val="single" w:color="BFC9D6" w:sz="4"/>
-              <w:left w:val="single" w:color="BFC9D6" w:sz="4"/>
-              <w:bottom w:val="single" w:color="BFC9D6" w:sz="4"/>
-              <w:right w:val="single" w:color="BFC9D6" w:sz="4"/>
-            </w:tcBorders>
-            <w:tcMar>
-              <w:top w:type="dxa" w:w="50"/>
-              <w:left w:type="dxa" w:w="90"/>
-              <w:bottom w:type="dxa" w:w="50"/>
-              <w:right w:type="dxa" w:w="90"/>
-            </w:tcMar>
-            <w:vAlign w:val="top"/>
-          </w:tcPr>
-          <w:p>
-            <w:pPr>
-              <w:keepNext w:val="false"/>
-              <w:bidi/>
-              <w:spacing w:after="30" w:before="30" w:line="264"/>
-            </w:pPr>
+            <w:tcW w:type="dxa" w:w="1463"/>
+            <w:tcBorders>
+              <w:top w:val="single" w:color="BFC9D6" w:sz="4"/>
+              <w:left w:val="single" w:color="BFC9D6" w:sz="4"/>
+              <w:bottom w:val="single" w:color="BFC9D6" w:sz="4"/>
+              <w:right w:val="single" w:color="BFC9D6" w:sz="4"/>
+            </w:tcBorders>
+            <w:tcMar>
+              <w:top w:type="dxa" w:w="50"/>
+              <w:left w:type="dxa" w:w="90"/>
+              <w:bottom w:type="dxa" w:w="50"/>
+              <w:right w:type="dxa" w:w="90"/>
+            </w:tcMar>
+            <w:vAlign w:val="top"/>
+          </w:tcPr>
+          <w:p>
+            <w:pPr>
+              <w:keepNext w:val="false"/>
+              <w:bidi/>
+              <w:spacing w:after="30" w:before="30" w:line="264"/>
+            </w:pPr>
+            <w:r>
+              <w:rPr>
+                <w:rFonts w:ascii="Arial" w:cs="Arial" w:eastAsia="Arial" w:hAnsi="Arial"/>
+                <w:b/>
+                <w:bCs/>
+                <w:sz w:val="18"/>
+                <w:szCs w:val="18"/>
+                <w:rtl/>
+              </w:rPr>
+              <w:t xml:space="preserve">BR-FAC-021 مرجع المنصة (طلب المالك)</w:t>
+            </w:r>
+          </w:p>
+        </w:tc>
+        <w:tc>
+          <w:tcPr>
+            <w:tcW w:type="dxa" w:w="2476"/>
+            <w:tcBorders>
+              <w:top w:val="single" w:color="BFC9D6" w:sz="4"/>
+              <w:left w:val="single" w:color="BFC9D6" w:sz="4"/>
+              <w:bottom w:val="single" w:color="BFC9D6" w:sz="4"/>
+              <w:right w:val="single" w:color="BFC9D6" w:sz="4"/>
+            </w:tcBorders>
+            <w:tcMar>
+              <w:top w:type="dxa" w:w="50"/>
+              <w:left w:type="dxa" w:w="90"/>
+              <w:bottom w:type="dxa" w:w="50"/>
+              <w:right w:type="dxa" w:w="90"/>
+            </w:tcMar>
+            <w:vAlign w:val="top"/>
+          </w:tcPr>
+          <w:p>
+            <w:pPr>
+              <w:keepNext w:val="false"/>
+              <w:bidi/>
+              <w:spacing w:after="30" w:before="30" w:line="264"/>
+            </w:pPr>
+            <w:r>
+              <w:rPr>
+                <w:rFonts w:ascii="Arial" w:cs="Arial" w:eastAsia="Arial" w:hAnsi="Arial"/>
+                <w:b w:val="false"/>
+                <w:bCs w:val="false"/>
+                <w:sz w:val="18"/>
+                <w:szCs w:val="18"/>
+                <w:rtl/>
+              </w:rPr>
+              <w:t xml:space="preserve">رمزا الشركة والبنك يؤخذان من رمزيهما، والرمز بشكل آخر مرفوض، ورمز البنك المكرر مرفوض؛ تسهيل بلا فئة لا يُعتمد (V-FAC-REF)؛ الاعتماد الأول يكتب </w:t>
+            </w:r>
             <w:r>
               <w:rPr>
                 <w:rFonts w:ascii="Courier New" w:cs="Courier New" w:eastAsia="Courier New" w:hAnsi="Courier New"/>
@@ -47659,43 +47658,306 @@
                 <w:shd w:fill="F1F3F5" w:color="auto" w:val="clear"/>
                 <w:rtl/>
               </w:rPr>
+              <w:t xml:space="preserve">‎IMP-SNB-CAP-yy‎</w:t>
+            </w:r>
+            <w:r>
+              <w:rPr>
+                <w:rFonts w:ascii="Arial" w:cs="Arial" w:eastAsia="Arial" w:hAnsi="Arial"/>
+                <w:b w:val="false"/>
+                <w:bCs w:val="false"/>
+                <w:sz w:val="18"/>
+                <w:szCs w:val="18"/>
+                <w:rtl/>
+              </w:rPr>
+              <w:t xml:space="preserve">، والفئة لا تتغير بعده، وتغيير رمز الشركة لا يغير المرجع المكتوب؛ تسهيل ثانٍ </w:t>
+            </w:r>
+            <w:r>
+              <w:rPr>
+                <w:rFonts w:ascii="Courier New" w:cs="Courier New" w:eastAsia="Courier New" w:hAnsi="Courier New"/>
+                <w:b w:val="false"/>
+                <w:bCs w:val="false"/>
+                <w:color w:val="1F2937"/>
+                <w:sz w:val="16"/>
+                <w:szCs w:val="16"/>
+                <w:shd w:fill="F1F3F5" w:color="auto" w:val="clear"/>
+                <w:rtl/>
+              </w:rPr>
+              <w:t xml:space="preserve">‎-2‎</w:t>
+            </w:r>
+            <w:r>
+              <w:rPr>
+                <w:rFonts w:ascii="Arial" w:cs="Arial" w:eastAsia="Arial" w:hAnsi="Arial"/>
+                <w:b w:val="false"/>
+                <w:bCs w:val="false"/>
+                <w:sz w:val="18"/>
+                <w:szCs w:val="18"/>
+                <w:rtl/>
+              </w:rPr>
+              <w:t xml:space="preserve">، والبحث يجده؛ والتجديد يرث الجذع بسنته</w:t>
+            </w:r>
+          </w:p>
+        </w:tc>
+        <w:tc>
+          <w:tcPr>
+            <w:tcW w:type="dxa" w:w="4955"/>
+            <w:tcBorders>
+              <w:top w:val="single" w:color="BFC9D6" w:sz="4"/>
+              <w:left w:val="single" w:color="BFC9D6" w:sz="4"/>
+              <w:bottom w:val="single" w:color="BFC9D6" w:sz="4"/>
+              <w:right w:val="single" w:color="BFC9D6" w:sz="4"/>
+            </w:tcBorders>
+            <w:tcMar>
+              <w:top w:type="dxa" w:w="50"/>
+              <w:left w:type="dxa" w:w="90"/>
+              <w:bottom w:type="dxa" w:w="50"/>
+              <w:right w:type="dxa" w:w="90"/>
+            </w:tcMar>
+            <w:vAlign w:val="top"/>
+          </w:tcPr>
+          <w:p>
+            <w:pPr>
+              <w:keepNext w:val="false"/>
+              <w:bidi/>
+              <w:spacing w:after="30" w:before="30" w:line="264"/>
+            </w:pPr>
+            <w:r>
+              <w:rPr>
+                <w:rFonts w:ascii="Courier New" w:cs="Courier New" w:eastAsia="Courier New" w:hAnsi="Courier New"/>
+                <w:b w:val="false"/>
+                <w:bCs w:val="false"/>
+                <w:color w:val="1F2937"/>
+                <w:sz w:val="16"/>
+                <w:szCs w:val="16"/>
+                <w:shd w:fill="F1F3F5" w:color="auto" w:val="clear"/>
+                <w:rtl/>
+              </w:rPr>
+              <w:t xml:space="preserve">‎FacilityTests.BR_FAC_021_*‎</w:t>
+            </w:r>
+            <w:r>
+              <w:rPr>
+                <w:rFonts w:ascii="Arial" w:cs="Arial" w:eastAsia="Arial" w:hAnsi="Arial"/>
+                <w:b w:val="false"/>
+                <w:bCs w:val="false"/>
+                <w:sz w:val="18"/>
+                <w:szCs w:val="18"/>
+                <w:rtl/>
+              </w:rPr>
+              <w:t xml:space="preserve"> و</w:t>
+            </w:r>
+            <w:r>
+              <w:rPr>
+                <w:rFonts w:ascii="Courier New" w:cs="Courier New" w:eastAsia="Courier New" w:hAnsi="Courier New"/>
+                <w:b w:val="false"/>
+                <w:bCs w:val="false"/>
+                <w:color w:val="1F2937"/>
+                <w:sz w:val="16"/>
+                <w:szCs w:val="16"/>
+                <w:shd w:fill="F1F3F5" w:color="auto" w:val="clear"/>
+                <w:rtl/>
+              </w:rPr>
+              <w:t xml:space="preserve">‎FacilityReferenceTests‎</w:t>
+            </w:r>
+            <w:r>
+              <w:rPr>
+                <w:rFonts w:ascii="Arial" w:cs="Arial" w:eastAsia="Arial" w:hAnsi="Arial"/>
+                <w:b w:val="false"/>
+                <w:bCs w:val="false"/>
+                <w:sz w:val="18"/>
+                <w:szCs w:val="18"/>
+                <w:rtl/>
+              </w:rPr>
+              <w:t xml:space="preserve"> (وحدة)</w:t>
+            </w:r>
+          </w:p>
+        </w:tc>
+        <w:tc>
+          <w:tcPr>
+            <w:tcW w:type="dxa" w:w="970"/>
+            <w:tcBorders>
+              <w:top w:val="single" w:color="BFC9D6" w:sz="4"/>
+              <w:left w:val="single" w:color="BFC9D6" w:sz="4"/>
+              <w:bottom w:val="single" w:color="BFC9D6" w:sz="4"/>
+              <w:right w:val="single" w:color="BFC9D6" w:sz="4"/>
+            </w:tcBorders>
+            <w:tcMar>
+              <w:top w:type="dxa" w:w="50"/>
+              <w:left w:type="dxa" w:w="90"/>
+              <w:bottom w:type="dxa" w:w="50"/>
+              <w:right w:type="dxa" w:w="90"/>
+            </w:tcMar>
+            <w:vAlign w:val="top"/>
+          </w:tcPr>
+          <w:p>
+            <w:pPr>
+              <w:keepNext w:val="false"/>
+              <w:bidi/>
+              <w:spacing w:after="30" w:before="30" w:line="264"/>
+            </w:pPr>
+            <w:r>
+              <w:rPr>
+                <w:rFonts w:ascii="Arial" w:cs="Arial" w:eastAsia="Arial" w:hAnsi="Arial"/>
+                <w:b w:val="false"/>
+                <w:bCs w:val="false"/>
+                <w:sz w:val="18"/>
+                <w:szCs w:val="18"/>
+                <w:rtl/>
+              </w:rPr>
+              <w:t xml:space="preserve">ناجح</w:t>
+            </w:r>
+          </w:p>
+        </w:tc>
+      </w:tr>
+      <w:tr>
+        <w:trPr>
+          <w:cantSplit/>
+        </w:trPr>
+        <w:tc>
+          <w:tcPr>
+            <w:tcW w:type="dxa" w:w="1463"/>
+            <w:tcBorders>
+              <w:top w:val="single" w:color="BFC9D6" w:sz="4"/>
+              <w:left w:val="single" w:color="BFC9D6" w:sz="4"/>
+              <w:bottom w:val="single" w:color="BFC9D6" w:sz="4"/>
+              <w:right w:val="single" w:color="BFC9D6" w:sz="4"/>
+            </w:tcBorders>
+            <w:shd w:fill="F5F8FC" w:color="auto" w:val="clear"/>
+            <w:tcMar>
+              <w:top w:type="dxa" w:w="50"/>
+              <w:left w:type="dxa" w:w="90"/>
+              <w:bottom w:type="dxa" w:w="50"/>
+              <w:right w:type="dxa" w:w="90"/>
+            </w:tcMar>
+            <w:vAlign w:val="top"/>
+          </w:tcPr>
+          <w:p>
+            <w:pPr>
+              <w:keepNext w:val="false"/>
+              <w:bidi/>
+              <w:spacing w:after="30" w:before="30" w:line="264"/>
+            </w:pPr>
+            <w:r>
+              <w:rPr>
+                <w:rFonts w:ascii="Arial" w:cs="Arial" w:eastAsia="Arial" w:hAnsi="Arial"/>
+                <w:b w:val="false"/>
+                <w:bCs w:val="false"/>
+                <w:sz w:val="18"/>
+                <w:szCs w:val="18"/>
+                <w:rtl/>
+              </w:rPr>
+              <w:t xml:space="preserve">اختبار المتصفح (مقطع S3)</w:t>
+            </w:r>
+          </w:p>
+        </w:tc>
+        <w:tc>
+          <w:tcPr>
+            <w:tcW w:type="dxa" w:w="2476"/>
+            <w:tcBorders>
+              <w:top w:val="single" w:color="BFC9D6" w:sz="4"/>
+              <w:left w:val="single" w:color="BFC9D6" w:sz="4"/>
+              <w:bottom w:val="single" w:color="BFC9D6" w:sz="4"/>
+              <w:right w:val="single" w:color="BFC9D6" w:sz="4"/>
+            </w:tcBorders>
+            <w:shd w:fill="F5F8FC" w:color="auto" w:val="clear"/>
+            <w:tcMar>
+              <w:top w:type="dxa" w:w="50"/>
+              <w:left w:type="dxa" w:w="90"/>
+              <w:bottom w:type="dxa" w:w="50"/>
+              <w:right w:type="dxa" w:w="90"/>
+            </w:tcMar>
+            <w:vAlign w:val="top"/>
+          </w:tcPr>
+          <w:p>
+            <w:pPr>
+              <w:keepNext w:val="false"/>
+              <w:bidi/>
+              <w:spacing w:after="30" w:before="30" w:line="264"/>
+            </w:pPr>
+            <w:r>
+              <w:rPr>
+                <w:rFonts w:ascii="Arial" w:cs="Arial" w:eastAsia="Arial" w:hAnsi="Arial"/>
+                <w:b w:val="false"/>
+                <w:bCs w:val="false"/>
+                <w:sz w:val="18"/>
+                <w:szCs w:val="18"/>
+                <w:rtl/>
+              </w:rPr>
+              <w:t xml:space="preserve">لوحة المدير، وصندوق المهام، وقوالب نماذج البنوك في بوابة المشترك</w:t>
+            </w:r>
+          </w:p>
+        </w:tc>
+        <w:tc>
+          <w:tcPr>
+            <w:tcW w:type="dxa" w:w="4955"/>
+            <w:tcBorders>
+              <w:top w:val="single" w:color="BFC9D6" w:sz="4"/>
+              <w:left w:val="single" w:color="BFC9D6" w:sz="4"/>
+              <w:bottom w:val="single" w:color="BFC9D6" w:sz="4"/>
+              <w:right w:val="single" w:color="BFC9D6" w:sz="4"/>
+            </w:tcBorders>
+            <w:shd w:fill="F5F8FC" w:color="auto" w:val="clear"/>
+            <w:tcMar>
+              <w:top w:type="dxa" w:w="50"/>
+              <w:left w:type="dxa" w:w="90"/>
+              <w:bottom w:type="dxa" w:w="50"/>
+              <w:right w:type="dxa" w:w="90"/>
+            </w:tcMar>
+            <w:vAlign w:val="top"/>
+          </w:tcPr>
+          <w:p>
+            <w:pPr>
+              <w:keepNext w:val="false"/>
+              <w:bidi/>
+              <w:spacing w:after="30" w:before="30" w:line="264"/>
+            </w:pPr>
+            <w:r>
+              <w:rPr>
+                <w:rFonts w:ascii="Courier New" w:cs="Courier New" w:eastAsia="Courier New" w:hAnsi="Courier New"/>
+                <w:b w:val="false"/>
+                <w:bCs w:val="false"/>
+                <w:color w:val="1F2937"/>
+                <w:sz w:val="16"/>
+                <w:szCs w:val="16"/>
+                <w:shd w:fill="F1F3F5" w:color="auto" w:val="clear"/>
+                <w:rtl/>
+              </w:rPr>
               <w:t xml:space="preserve">‎e2e/s0.spec.ts‎</w:t>
             </w:r>
           </w:p>
         </w:tc>
         <w:tc>
           <w:tcPr>
-            <w:tcW w:type="dxa" w:w="1108"/>
-            <w:tcBorders>
-              <w:top w:val="single" w:color="BFC9D6" w:sz="4"/>
-              <w:left w:val="single" w:color="BFC9D6" w:sz="4"/>
-              <w:bottom w:val="single" w:color="BFC9D6" w:sz="4"/>
-              <w:right w:val="single" w:color="BFC9D6" w:sz="4"/>
-            </w:tcBorders>
-            <w:tcMar>
-              <w:top w:type="dxa" w:w="50"/>
-              <w:left w:type="dxa" w:w="90"/>
-              <w:bottom w:type="dxa" w:w="50"/>
-              <w:right w:type="dxa" w:w="90"/>
-            </w:tcMar>
-            <w:vAlign w:val="top"/>
-          </w:tcPr>
-          <w:p>
-            <w:pPr>
-              <w:keepNext w:val="false"/>
-              <w:bidi/>
-              <w:spacing w:after="30" w:before="30" w:line="264"/>
-            </w:pPr>
-            <w:r>
-              <w:rPr>
-                <w:rFonts w:ascii="Arial" w:cs="Arial" w:eastAsia="Arial" w:hAnsi="Arial"/>
-                <w:b w:val="false"/>
-                <w:bCs w:val="false"/>
-                <w:sz w:val="18"/>
-                <w:szCs w:val="18"/>
-                <w:rtl/>
-              </w:rPr>
-              <w:t xml:space="preserve">مكتوب</w:t>
+            <w:tcW w:type="dxa" w:w="970"/>
+            <w:tcBorders>
+              <w:top w:val="single" w:color="BFC9D6" w:sz="4"/>
+              <w:left w:val="single" w:color="BFC9D6" w:sz="4"/>
+              <w:bottom w:val="single" w:color="BFC9D6" w:sz="4"/>
+              <w:right w:val="single" w:color="BFC9D6" w:sz="4"/>
+            </w:tcBorders>
+            <w:shd w:fill="F5F8FC" w:color="auto" w:val="clear"/>
+            <w:tcMar>
+              <w:top w:type="dxa" w:w="50"/>
+              <w:left w:type="dxa" w:w="90"/>
+              <w:bottom w:type="dxa" w:w="50"/>
+              <w:right w:type="dxa" w:w="90"/>
+            </w:tcMar>
+            <w:vAlign w:val="top"/>
+          </w:tcPr>
+          <w:p>
+            <w:pPr>
+              <w:keepNext w:val="false"/>
+              <w:bidi/>
+              <w:spacing w:after="30" w:before="30" w:line="264"/>
+            </w:pPr>
+            <w:r>
+              <w:rPr>
+                <w:rFonts w:ascii="Arial" w:cs="Arial" w:eastAsia="Arial" w:hAnsi="Arial"/>
+                <w:b w:val="false"/>
+                <w:bCs w:val="false"/>
+                <w:sz w:val="18"/>
+                <w:szCs w:val="18"/>
+                <w:rtl/>
+              </w:rPr>
+              <w:t xml:space="preserve">ناجح</w:t>
             </w:r>
           </w:p>
         </w:tc>

--- a/treasury-platform/docs/30-readiness/word/DOC-B02-acceptance-criteria-register-s0-s1.docx
+++ b/treasury-platform/docs/30-readiness/word/DOC-B02-acceptance-criteria-register-s0-s1.docx
@@ -44899,7 +44899,31 @@
           <w:szCs w:val="21"/>
           <w:rtl/>
         </w:rPr>
-        <w:t xml:space="preserve">) على الإيداع 5991dad: 157 اختبار وحدة، واختبار المتصفح، و104 اختبارات تكامل، كلها ناجحة. وكشفت الدورات قبله أخطاء أُصلحت (§5 من docs/48): كلمة محجوزة في لوحة المدير، وجمود في قاعدة البيانات تحت التزامن، وساعة التفويض.</w:t>
+        <w:t xml:space="preserve">) على الإيداع 5991dad: 157 اختبار وحدة، واختبار المتصفح، و104 اختبارات تكامل، كلها ناجحة. ونجح فحص قاعدة البيانات (</w:t>
+      </w:r>
+      <w:r>
+        <w:rPr>
+          <w:rFonts w:ascii="Courier New" w:cs="Courier New" w:eastAsia="Courier New" w:hAnsi="Courier New"/>
+          <w:b w:val="false"/>
+          <w:bCs w:val="false"/>
+          <w:color w:val="1F2937"/>
+          <w:sz w:val="18"/>
+          <w:szCs w:val="18"/>
+          <w:shd w:fill="F1F3F5" w:color="auto" w:val="clear"/>
+          <w:rtl/>
+        </w:rPr>
+        <w:t xml:space="preserve">‎tools/ci/db_ci.sh‎</w:t>
+      </w:r>
+      <w:r>
+        <w:rPr>
+          <w:rFonts w:ascii="Arial" w:cs="Arial" w:eastAsia="Arial" w:hAnsi="Arial"/>
+          <w:b w:val="false"/>
+          <w:bCs w:val="false"/>
+          <w:sz w:val="21"/>
+          <w:szCs w:val="21"/>
+          <w:rtl/>
+        </w:rPr>
+        <w:t xml:space="preserve">) كله على a9f8d5f. وكشفت الدورات قبله أخطاء أُصلحت (§5 من docs/48): كلمة محجوزة في لوحة المدير، وجمود في قاعدة البيانات تحت التزامن، وساعة التفويض.</w:t>
       </w:r>
     </w:p>
     <w:tbl>

--- a/treasury-platform/docs/30-readiness/word/DOC-B02-acceptance-criteria-register-s0-s1.docx
+++ b/treasury-platform/docs/30-readiness/word/DOC-B02-acceptance-criteria-register-s0-s1.docx
@@ -48176,7 +48176,7 @@
         <w:szCs w:val="17"/>
         <w:rtl/>
       </w:rPr>
-      <w:t xml:space="preserve">DOC-B02 · سجل سيناريوهات القبول · BankFas</w:t>
+      <w:t xml:space="preserve">DOC-B02 · BankFas · مستندات الجاهزية P0 · 0.1 مسودة</w:t>
     </w:r>
   </w:p>
 </w:hdr>

--- a/treasury-platform/docs/30-readiness/word/DOC-B02-acceptance-criteria-register-s0-s1.docx
+++ b/treasury-platform/docs/30-readiness/word/DOC-B02-acceptance-criteria-register-s0-s1.docx
@@ -949,6 +949,48 @@
       </w:hyperlink>
     </w:p>
     <w:p>
+      <w:pPr>
+        <w:bidi/>
+        <w:spacing w:after="50" w:before="0"/>
+        <w:ind w:left="0"/>
+      </w:pPr>
+      <w:hyperlink w:history="1" w:anchor="_sec29">
+        <w:r>
+          <w:rPr>
+            <w:rFonts w:ascii="Arial" w:cs="Arial" w:eastAsia="Arial" w:hAnsi="Arial"/>
+            <w:b/>
+            <w:bCs/>
+            <w:color w:val="1F3A5F"/>
+            <w:sz w:val="20"/>
+            <w:szCs w:val="20"/>
+            <w:rtl/>
+          </w:rPr>
+          <w:t xml:space="preserve">13. ملحق S4 (2026-10-24)</w:t>
+        </w:r>
+      </w:hyperlink>
+    </w:p>
+    <w:p>
+      <w:pPr>
+        <w:bidi/>
+        <w:spacing w:after="50" w:before="0"/>
+        <w:ind w:left="0"/>
+      </w:pPr>
+      <w:hyperlink w:history="1" w:anchor="_sec30">
+        <w:r>
+          <w:rPr>
+            <w:rFonts w:ascii="Arial" w:cs="Arial" w:eastAsia="Arial" w:hAnsi="Arial"/>
+            <w:b/>
+            <w:bCs/>
+            <w:color w:val="1F3A5F"/>
+            <w:sz w:val="20"/>
+            <w:szCs w:val="20"/>
+            <w:rtl/>
+          </w:rPr>
+          <w:t xml:space="preserve">14. ملحق S5 (2026-10-24)</w:t>
+        </w:r>
+      </w:hyperlink>
+    </w:p>
+    <w:p>
       <w:r>
         <w:br w:type="page"/>
       </w:r>
@@ -48009,6 +48051,2557 @@
         </w:rPr>
         <w:t xml:space="preserve">تنبيه على الحزمة DS-LC-C: كتبها وكيل ذكاء اصطناعي، وأرقامها ومورّدوها مخترعون. تُحمَّل الاتفاقية C في الاختبار بعد نقل تواريخها بأشهر كاملة لتكون سارية في يوم التشغيل؛ والملف نفسه لا يتغير وبصمته تُفحص. أدوار المُعِدّ والمراجع والمعتمِد تُوقَّع قبل UAT، وحالتها في البيان PROPOSED.</w:t>
       </w:r>
+    </w:p>
+    <w:p>
+      <w:pPr>
+        <w:pStyle w:val="Heading1"/>
+        <w:bidi/>
+      </w:pPr>
+      <w:bookmarkStart w:name="_sec29" w:id="29"/>
+      <w:r>
+        <w:rPr>
+          <w:rFonts w:ascii="Arial" w:cs="Arial" w:eastAsia="Arial" w:hAnsi="Arial"/>
+          <w:b/>
+          <w:bCs/>
+          <w:color w:val="1F3A5F"/>
+          <w:sz w:val="32"/>
+          <w:szCs w:val="32"/>
+          <w:rtl/>
+        </w:rPr>
+        <w:t xml:space="preserve">13. ملحق S4 (2026-10-24)</w:t>
+      </w:r>
+      <w:bookmarkEnd w:id="29"/>
+    </w:p>
+    <w:p>
+      <w:pPr>
+        <w:bidi/>
+        <w:spacing w:after="110" w:before="0" w:line="312"/>
+      </w:pPr>
+      <w:r>
+        <w:rPr>
+          <w:rFonts w:ascii="Arial" w:cs="Arial" w:eastAsia="Arial" w:hAnsi="Arial"/>
+          <w:b w:val="false"/>
+          <w:bCs w:val="false"/>
+          <w:sz w:val="21"/>
+          <w:szCs w:val="21"/>
+          <w:rtl/>
+        </w:rPr>
+        <w:t xml:space="preserve">كتبه وكيل ذكاء اصطناعي مع بناء S4 (</w:t>
+      </w:r>
+      <w:r>
+        <w:rPr>
+          <w:rFonts w:ascii="Courier New" w:cs="Courier New" w:eastAsia="Courier New" w:hAnsi="Courier New"/>
+          <w:b w:val="false"/>
+          <w:bCs w:val="false"/>
+          <w:color w:val="1F2937"/>
+          <w:sz w:val="18"/>
+          <w:szCs w:val="18"/>
+          <w:shd w:fill="F1F3F5" w:color="auto" w:val="clear"/>
+          <w:rtl/>
+        </w:rPr>
+        <w:t xml:space="preserve">‎docs/49‎</w:t>
+      </w:r>
+      <w:r>
+        <w:rPr>
+          <w:rFonts w:ascii="Arial" w:cs="Arial" w:eastAsia="Arial" w:hAnsi="Arial"/>
+          <w:b w:val="false"/>
+          <w:bCs w:val="false"/>
+          <w:sz w:val="21"/>
+          <w:szCs w:val="21"/>
+          <w:rtl/>
+        </w:rPr>
+        <w:t xml:space="preserve">، ADR 0049). بُني S4 على الافتراضات الاثني عشر (OQ-1 إلى OQ-12) في </w:t>
+      </w:r>
+      <w:r>
+        <w:rPr>
+          <w:rFonts w:ascii="Courier New" w:cs="Courier New" w:eastAsia="Courier New" w:hAnsi="Courier New"/>
+          <w:b w:val="false"/>
+          <w:bCs w:val="false"/>
+          <w:color w:val="1F2937"/>
+          <w:sz w:val="18"/>
+          <w:szCs w:val="18"/>
+          <w:shd w:fill="F1F3F5" w:color="auto" w:val="clear"/>
+          <w:rtl/>
+        </w:rPr>
+        <w:t xml:space="preserve">‎docs/49‎</w:t>
+      </w:r>
+      <w:r>
+        <w:rPr>
+          <w:rFonts w:ascii="Arial" w:cs="Arial" w:eastAsia="Arial" w:hAnsi="Arial"/>
+          <w:b w:val="false"/>
+          <w:bCs w:val="false"/>
+          <w:sz w:val="21"/>
+          <w:szCs w:val="21"/>
+          <w:rtl/>
+        </w:rPr>
+        <w:t xml:space="preserve"> §4، وهي </w:t>
+      </w:r>
+      <w:r>
+        <w:rPr>
+          <w:rFonts w:ascii="Arial" w:cs="Arial" w:eastAsia="Arial" w:hAnsi="Arial"/>
+          <w:b/>
+          <w:bCs/>
+          <w:sz w:val="21"/>
+          <w:szCs w:val="21"/>
+          <w:rtl/>
+        </w:rPr>
+        <w:t xml:space="preserve">بانتظار اعتماد المالك</w:t>
+      </w:r>
+      <w:r>
+        <w:rPr>
+          <w:rFonts w:ascii="Arial" w:cs="Arial" w:eastAsia="Arial" w:hAnsi="Arial"/>
+          <w:b w:val="false"/>
+          <w:bCs w:val="false"/>
+          <w:sz w:val="21"/>
+          <w:szCs w:val="21"/>
+          <w:rtl/>
+        </w:rPr>
+        <w:t xml:space="preserve">. مسار الخروج: </w:t>
+      </w:r>
+      <w:r>
+        <w:rPr>
+          <w:rFonts w:ascii="Arial" w:cs="Arial" w:eastAsia="Arial" w:hAnsi="Arial"/>
+          <w:b/>
+          <w:bCs/>
+          <w:sz w:val="21"/>
+          <w:szCs w:val="21"/>
+          <w:rtl/>
+        </w:rPr>
+        <w:t xml:space="preserve">AC-LCE-1</w:t>
+      </w:r>
+      <w:r>
+        <w:rPr>
+          <w:rFonts w:ascii="Arial" w:cs="Arial" w:eastAsia="Arial" w:hAnsi="Arial"/>
+          <w:b w:val="false"/>
+          <w:bCs w:val="false"/>
+          <w:sz w:val="21"/>
+          <w:szCs w:val="21"/>
+          <w:rtl/>
+        </w:rPr>
+        <w:t xml:space="preserve"> و</w:t>
+      </w:r>
+      <w:r>
+        <w:rPr>
+          <w:rFonts w:ascii="Arial" w:cs="Arial" w:eastAsia="Arial" w:hAnsi="Arial"/>
+          <w:b/>
+          <w:bCs/>
+          <w:sz w:val="21"/>
+          <w:szCs w:val="21"/>
+          <w:rtl/>
+        </w:rPr>
+        <w:t xml:space="preserve">AC-LCE-2</w:t>
+      </w:r>
+      <w:r>
+        <w:rPr>
+          <w:rFonts w:ascii="Arial" w:cs="Arial" w:eastAsia="Arial" w:hAnsi="Arial"/>
+          <w:b w:val="false"/>
+          <w:bCs w:val="false"/>
+          <w:sz w:val="21"/>
+          <w:szCs w:val="21"/>
+          <w:rtl/>
+        </w:rPr>
+        <w:t xml:space="preserve"> و</w:t>
+      </w:r>
+      <w:r>
+        <w:rPr>
+          <w:rFonts w:ascii="Arial" w:cs="Arial" w:eastAsia="Arial" w:hAnsi="Arial"/>
+          <w:b/>
+          <w:bCs/>
+          <w:sz w:val="21"/>
+          <w:szCs w:val="21"/>
+          <w:rtl/>
+        </w:rPr>
+        <w:t xml:space="preserve">AC-LCE-3</w:t>
+      </w:r>
+      <w:r>
+        <w:rPr>
+          <w:rFonts w:ascii="Arial" w:cs="Arial" w:eastAsia="Arial" w:hAnsi="Arial"/>
+          <w:b w:val="false"/>
+          <w:bCs w:val="false"/>
+          <w:sz w:val="21"/>
+          <w:szCs w:val="21"/>
+          <w:rtl/>
+        </w:rPr>
+        <w:t xml:space="preserve">.</w:t>
+      </w:r>
+    </w:p>
+    <w:p>
+      <w:pPr>
+        <w:bidi/>
+        <w:spacing w:after="110" w:before="0" w:line="312"/>
+      </w:pPr>
+      <w:r>
+        <w:rPr>
+          <w:rFonts w:ascii="Arial" w:cs="Arial" w:eastAsia="Arial" w:hAnsi="Arial"/>
+          <w:b/>
+          <w:bCs/>
+          <w:sz w:val="21"/>
+          <w:szCs w:val="21"/>
+          <w:rtl/>
+        </w:rPr>
+        <w:t xml:space="preserve">الحالة:</w:t>
+      </w:r>
+      <w:r>
+        <w:rPr>
+          <w:rFonts w:ascii="Arial" w:cs="Arial" w:eastAsia="Arial" w:hAnsi="Arial"/>
+          <w:b w:val="false"/>
+          <w:bCs w:val="false"/>
+          <w:sz w:val="21"/>
+          <w:szCs w:val="21"/>
+          <w:rtl/>
+        </w:rPr>
+        <w:t xml:space="preserve"> كُتبت الاختبارات مع البناء، ثم شُغِّلت كلها في الفحص الكامل (</w:t>
+      </w:r>
+      <w:r>
+        <w:rPr>
+          <w:rFonts w:ascii="Courier New" w:cs="Courier New" w:eastAsia="Courier New" w:hAnsi="Courier New"/>
+          <w:b w:val="false"/>
+          <w:bCs w:val="false"/>
+          <w:color w:val="1F2937"/>
+          <w:sz w:val="18"/>
+          <w:szCs w:val="18"/>
+          <w:shd w:fill="F1F3F5" w:color="auto" w:val="clear"/>
+          <w:rtl/>
+        </w:rPr>
+        <w:t xml:space="preserve">‎tools/ci/app_ci.sh‎</w:t>
+      </w:r>
+      <w:r>
+        <w:rPr>
+          <w:rFonts w:ascii="Arial" w:cs="Arial" w:eastAsia="Arial" w:hAnsi="Arial"/>
+          <w:b w:val="false"/>
+          <w:bCs w:val="false"/>
+          <w:sz w:val="21"/>
+          <w:szCs w:val="21"/>
+          <w:rtl/>
+        </w:rPr>
+        <w:t xml:space="preserve">) في 2026-10-25 مع S5: 165 اختبار وحدة، واختبار المتصفح، و121 اختبار تكامل، كلها ناجحة. وكشف الفحص اختبار S3 لعدد الأنواع المبذورة لم يُحدَّث مع S4، فحُدّث (</w:t>
+      </w:r>
+      <w:r>
+        <w:rPr>
+          <w:rFonts w:ascii="Courier New" w:cs="Courier New" w:eastAsia="Courier New" w:hAnsi="Courier New"/>
+          <w:b w:val="false"/>
+          <w:bCs w:val="false"/>
+          <w:color w:val="1F2937"/>
+          <w:sz w:val="18"/>
+          <w:szCs w:val="18"/>
+          <w:shd w:fill="F1F3F5" w:color="auto" w:val="clear"/>
+          <w:rtl/>
+        </w:rPr>
+        <w:t xml:space="preserve">‎docs/50‎</w:t>
+      </w:r>
+      <w:r>
+        <w:rPr>
+          <w:rFonts w:ascii="Arial" w:cs="Arial" w:eastAsia="Arial" w:hAnsi="Arial"/>
+          <w:b w:val="false"/>
+          <w:bCs w:val="false"/>
+          <w:sz w:val="21"/>
+          <w:szCs w:val="21"/>
+          <w:rtl/>
+        </w:rPr>
+        <w:t xml:space="preserve"> §6).</w:t>
+      </w:r>
+    </w:p>
+    <w:tbl>
+      <w:tblPr>
+        <w:bidiVisual/>
+        <w:tblW w:type="dxa" w:w="9864"/>
+        <w:tblBorders>
+          <w:top w:val="single" w:color="auto" w:sz="4"/>
+          <w:left w:val="single" w:color="auto" w:sz="4"/>
+          <w:bottom w:val="single" w:color="auto" w:sz="4"/>
+          <w:right w:val="single" w:color="auto" w:sz="4"/>
+          <w:insideH w:val="single" w:color="auto" w:sz="4"/>
+          <w:insideV w:val="single" w:color="auto" w:sz="4"/>
+        </w:tblBorders>
+      </w:tblPr>
+      <w:tblGrid>
+        <w:gridCol w:w="1816"/>
+        <w:gridCol w:w="2666"/>
+        <w:gridCol w:w="4391"/>
+        <w:gridCol w:w="991"/>
+      </w:tblGrid>
+      <w:tr>
+        <w:trPr>
+          <w:cantSplit/>
+          <w:tblHeader/>
+        </w:trPr>
+        <w:tc>
+          <w:tcPr>
+            <w:tcW w:type="dxa" w:w="1816"/>
+            <w:tcBorders>
+              <w:top w:val="single" w:color="BFC9D6" w:sz="4"/>
+              <w:left w:val="single" w:color="BFC9D6" w:sz="4"/>
+              <w:bottom w:val="single" w:color="BFC9D6" w:sz="4"/>
+              <w:right w:val="single" w:color="BFC9D6" w:sz="4"/>
+            </w:tcBorders>
+            <w:shd w:fill="1F3A5F" w:color="auto" w:val="clear"/>
+            <w:tcMar>
+              <w:top w:type="dxa" w:w="50"/>
+              <w:left w:type="dxa" w:w="90"/>
+              <w:bottom w:type="dxa" w:w="50"/>
+              <w:right w:type="dxa" w:w="90"/>
+            </w:tcMar>
+            <w:vAlign w:val="center"/>
+          </w:tcPr>
+          <w:p>
+            <w:pPr>
+              <w:keepNext w:val="false"/>
+              <w:bidi/>
+              <w:spacing w:after="30" w:before="30" w:line="264"/>
+            </w:pPr>
+            <w:r>
+              <w:rPr>
+                <w:rFonts w:ascii="Arial" w:cs="Arial" w:eastAsia="Arial" w:hAnsi="Arial"/>
+                <w:b/>
+                <w:bCs/>
+                <w:color w:val="FFFFFF"/>
+                <w:sz w:val="18"/>
+                <w:szCs w:val="18"/>
+                <w:rtl/>
+              </w:rPr>
+              <w:t xml:space="preserve">المعيار</w:t>
+            </w:r>
+          </w:p>
+        </w:tc>
+        <w:tc>
+          <w:tcPr>
+            <w:tcW w:type="dxa" w:w="2666"/>
+            <w:tcBorders>
+              <w:top w:val="single" w:color="BFC9D6" w:sz="4"/>
+              <w:left w:val="single" w:color="BFC9D6" w:sz="4"/>
+              <w:bottom w:val="single" w:color="BFC9D6" w:sz="4"/>
+              <w:right w:val="single" w:color="BFC9D6" w:sz="4"/>
+            </w:tcBorders>
+            <w:shd w:fill="1F3A5F" w:color="auto" w:val="clear"/>
+            <w:tcMar>
+              <w:top w:type="dxa" w:w="50"/>
+              <w:left w:type="dxa" w:w="90"/>
+              <w:bottom w:type="dxa" w:w="50"/>
+              <w:right w:type="dxa" w:w="90"/>
+            </w:tcMar>
+            <w:vAlign w:val="center"/>
+          </w:tcPr>
+          <w:p>
+            <w:pPr>
+              <w:keepNext w:val="false"/>
+              <w:bidi/>
+              <w:spacing w:after="30" w:before="30" w:line="264"/>
+            </w:pPr>
+            <w:r>
+              <w:rPr>
+                <w:rFonts w:ascii="Arial" w:cs="Arial" w:eastAsia="Arial" w:hAnsi="Arial"/>
+                <w:b/>
+                <w:bCs/>
+                <w:color w:val="FFFFFF"/>
+                <w:sz w:val="18"/>
+                <w:szCs w:val="18"/>
+                <w:rtl/>
+              </w:rPr>
+              <w:t xml:space="preserve">ما يثبته</w:t>
+            </w:r>
+          </w:p>
+        </w:tc>
+        <w:tc>
+          <w:tcPr>
+            <w:tcW w:type="dxa" w:w="4391"/>
+            <w:tcBorders>
+              <w:top w:val="single" w:color="BFC9D6" w:sz="4"/>
+              <w:left w:val="single" w:color="BFC9D6" w:sz="4"/>
+              <w:bottom w:val="single" w:color="BFC9D6" w:sz="4"/>
+              <w:right w:val="single" w:color="BFC9D6" w:sz="4"/>
+            </w:tcBorders>
+            <w:shd w:fill="1F3A5F" w:color="auto" w:val="clear"/>
+            <w:tcMar>
+              <w:top w:type="dxa" w:w="50"/>
+              <w:left w:type="dxa" w:w="90"/>
+              <w:bottom w:type="dxa" w:w="50"/>
+              <w:right w:type="dxa" w:w="90"/>
+            </w:tcMar>
+            <w:vAlign w:val="center"/>
+          </w:tcPr>
+          <w:p>
+            <w:pPr>
+              <w:keepNext w:val="false"/>
+              <w:bidi/>
+              <w:spacing w:after="30" w:before="30" w:line="264"/>
+            </w:pPr>
+            <w:r>
+              <w:rPr>
+                <w:rFonts w:ascii="Arial" w:cs="Arial" w:eastAsia="Arial" w:hAnsi="Arial"/>
+                <w:b/>
+                <w:bCs/>
+                <w:color w:val="FFFFFF"/>
+                <w:sz w:val="18"/>
+                <w:szCs w:val="18"/>
+                <w:rtl/>
+              </w:rPr>
+              <w:t xml:space="preserve">الاختبار</w:t>
+            </w:r>
+          </w:p>
+        </w:tc>
+        <w:tc>
+          <w:tcPr>
+            <w:tcW w:type="dxa" w:w="991"/>
+            <w:tcBorders>
+              <w:top w:val="single" w:color="BFC9D6" w:sz="4"/>
+              <w:left w:val="single" w:color="BFC9D6" w:sz="4"/>
+              <w:bottom w:val="single" w:color="BFC9D6" w:sz="4"/>
+              <w:right w:val="single" w:color="BFC9D6" w:sz="4"/>
+            </w:tcBorders>
+            <w:shd w:fill="1F3A5F" w:color="auto" w:val="clear"/>
+            <w:tcMar>
+              <w:top w:type="dxa" w:w="50"/>
+              <w:left w:type="dxa" w:w="90"/>
+              <w:bottom w:type="dxa" w:w="50"/>
+              <w:right w:type="dxa" w:w="90"/>
+            </w:tcMar>
+            <w:vAlign w:val="center"/>
+          </w:tcPr>
+          <w:p>
+            <w:pPr>
+              <w:keepNext w:val="false"/>
+              <w:bidi/>
+              <w:spacing w:after="30" w:before="30" w:line="264"/>
+            </w:pPr>
+            <w:r>
+              <w:rPr>
+                <w:rFonts w:ascii="Arial" w:cs="Arial" w:eastAsia="Arial" w:hAnsi="Arial"/>
+                <w:b/>
+                <w:bCs/>
+                <w:color w:val="FFFFFF"/>
+                <w:sz w:val="18"/>
+                <w:szCs w:val="18"/>
+                <w:rtl/>
+              </w:rPr>
+              <w:t xml:space="preserve">الحالة</w:t>
+            </w:r>
+          </w:p>
+        </w:tc>
+      </w:tr>
+      <w:tr>
+        <w:trPr>
+          <w:cantSplit/>
+        </w:trPr>
+        <w:tc>
+          <w:tcPr>
+            <w:tcW w:type="dxa" w:w="1816"/>
+            <w:tcBorders>
+              <w:top w:val="single" w:color="BFC9D6" w:sz="4"/>
+              <w:left w:val="single" w:color="BFC9D6" w:sz="4"/>
+              <w:bottom w:val="single" w:color="BFC9D6" w:sz="4"/>
+              <w:right w:val="single" w:color="BFC9D6" w:sz="4"/>
+            </w:tcBorders>
+            <w:tcMar>
+              <w:top w:type="dxa" w:w="50"/>
+              <w:left w:type="dxa" w:w="90"/>
+              <w:bottom w:type="dxa" w:w="50"/>
+              <w:right w:type="dxa" w:w="90"/>
+            </w:tcMar>
+            <w:vAlign w:val="top"/>
+          </w:tcPr>
+          <w:p>
+            <w:pPr>
+              <w:keepNext w:val="false"/>
+              <w:bidi/>
+              <w:spacing w:after="30" w:before="30" w:line="264"/>
+            </w:pPr>
+            <w:r>
+              <w:rPr>
+                <w:rFonts w:ascii="Arial" w:cs="Arial" w:eastAsia="Arial" w:hAnsi="Arial"/>
+                <w:b/>
+                <w:bCs/>
+                <w:sz w:val="18"/>
+                <w:szCs w:val="18"/>
+                <w:rtl/>
+              </w:rPr>
+              <w:t xml:space="preserve">AC-LCE-1</w:t>
+            </w:r>
+          </w:p>
+        </w:tc>
+        <w:tc>
+          <w:tcPr>
+            <w:tcW w:type="dxa" w:w="2666"/>
+            <w:tcBorders>
+              <w:top w:val="single" w:color="BFC9D6" w:sz="4"/>
+              <w:left w:val="single" w:color="BFC9D6" w:sz="4"/>
+              <w:bottom w:val="single" w:color="BFC9D6" w:sz="4"/>
+              <w:right w:val="single" w:color="BFC9D6" w:sz="4"/>
+            </w:tcBorders>
+            <w:tcMar>
+              <w:top w:type="dxa" w:w="50"/>
+              <w:left w:type="dxa" w:w="90"/>
+              <w:bottom w:type="dxa" w:w="50"/>
+              <w:right w:type="dxa" w:w="90"/>
+            </w:tcMar>
+            <w:vAlign w:val="top"/>
+          </w:tcPr>
+          <w:p>
+            <w:pPr>
+              <w:keepNext w:val="false"/>
+              <w:bidi/>
+              <w:spacing w:after="30" w:before="30" w:line="264"/>
+            </w:pPr>
+            <w:r>
+              <w:rPr>
+                <w:rFonts w:ascii="Arial" w:cs="Arial" w:eastAsia="Arial" w:hAnsi="Arial"/>
+                <w:b w:val="false"/>
+                <w:bCs w:val="false"/>
+                <w:sz w:val="18"/>
+                <w:szCs w:val="18"/>
+                <w:rtl/>
+              </w:rPr>
+              <w:t xml:space="preserve">البروفورما من الطلب إلى الإصدار: بندان (1 LOT × 3,000,000 و2,400 M × 222.80)، والمجموع 3,534,720، والضريبة 15% = 530,208، والإجمالي 4,064,928؛ تقديم بلا بند مرفوض (V-LCE-03)؛ رقم </w:t>
+            </w:r>
+            <w:r>
+              <w:rPr>
+                <w:rFonts w:ascii="Courier New" w:cs="Courier New" w:eastAsia="Courier New" w:hAnsi="Courier New"/>
+                <w:b w:val="false"/>
+                <w:bCs w:val="false"/>
+                <w:color w:val="1F2937"/>
+                <w:sz w:val="16"/>
+                <w:szCs w:val="16"/>
+                <w:shd w:fill="F1F3F5" w:color="auto" w:val="clear"/>
+                <w:rtl/>
+              </w:rPr>
+              <w:t xml:space="preserve">‎001-XX05-yy‎</w:t>
+            </w:r>
+            <w:r>
+              <w:rPr>
+                <w:rFonts w:ascii="Arial" w:cs="Arial" w:eastAsia="Arial" w:hAnsi="Arial"/>
+                <w:b w:val="false"/>
+                <w:bCs w:val="false"/>
+                <w:sz w:val="18"/>
+                <w:szCs w:val="18"/>
+                <w:rtl/>
+              </w:rPr>
+              <w:t xml:space="preserve"> بلا فجوات لكل شركة؛ شركة بلا رمز ERP يُرفض إصدارها ولا تأخذ رقمًا (V-LCE-01)؛ الوثيقة مختومة وفيها الرقم؛ النسخ يأخذ 002 ويحل محل 001؛ الإلغاء لمدير الخزينة بتأكيد جديد، ويبقى الرقم مستعملًا، والإلغاء الثاني مرفوض</w:t>
+            </w:r>
+          </w:p>
+        </w:tc>
+        <w:tc>
+          <w:tcPr>
+            <w:tcW w:type="dxa" w:w="4391"/>
+            <w:tcBorders>
+              <w:top w:val="single" w:color="BFC9D6" w:sz="4"/>
+              <w:left w:val="single" w:color="BFC9D6" w:sz="4"/>
+              <w:bottom w:val="single" w:color="BFC9D6" w:sz="4"/>
+              <w:right w:val="single" w:color="BFC9D6" w:sz="4"/>
+            </w:tcBorders>
+            <w:tcMar>
+              <w:top w:type="dxa" w:w="50"/>
+              <w:left w:type="dxa" w:w="90"/>
+              <w:bottom w:type="dxa" w:w="50"/>
+              <w:right w:type="dxa" w:w="90"/>
+            </w:tcMar>
+            <w:vAlign w:val="top"/>
+          </w:tcPr>
+          <w:p>
+            <w:pPr>
+              <w:keepNext w:val="false"/>
+              <w:bidi/>
+              <w:spacing w:after="30" w:before="30" w:line="264"/>
+            </w:pPr>
+            <w:r>
+              <w:rPr>
+                <w:rFonts w:ascii="Courier New" w:cs="Courier New" w:eastAsia="Courier New" w:hAnsi="Courier New"/>
+                <w:b w:val="false"/>
+                <w:bCs w:val="false"/>
+                <w:color w:val="1F2937"/>
+                <w:sz w:val="16"/>
+                <w:szCs w:val="16"/>
+                <w:shd w:fill="F1F3F5" w:color="auto" w:val="clear"/>
+                <w:rtl/>
+              </w:rPr>
+              <w:t xml:space="preserve">‎ProformaTests.AC_LCE_1_*‎</w:t>
+            </w:r>
+          </w:p>
+        </w:tc>
+        <w:tc>
+          <w:tcPr>
+            <w:tcW w:type="dxa" w:w="991"/>
+            <w:tcBorders>
+              <w:top w:val="single" w:color="BFC9D6" w:sz="4"/>
+              <w:left w:val="single" w:color="BFC9D6" w:sz="4"/>
+              <w:bottom w:val="single" w:color="BFC9D6" w:sz="4"/>
+              <w:right w:val="single" w:color="BFC9D6" w:sz="4"/>
+            </w:tcBorders>
+            <w:tcMar>
+              <w:top w:type="dxa" w:w="50"/>
+              <w:left w:type="dxa" w:w="90"/>
+              <w:bottom w:type="dxa" w:w="50"/>
+              <w:right w:type="dxa" w:w="90"/>
+            </w:tcMar>
+            <w:vAlign w:val="top"/>
+          </w:tcPr>
+          <w:p>
+            <w:pPr>
+              <w:keepNext w:val="false"/>
+              <w:bidi/>
+              <w:spacing w:after="30" w:before="30" w:line="264"/>
+            </w:pPr>
+            <w:r>
+              <w:rPr>
+                <w:rFonts w:ascii="Arial" w:cs="Arial" w:eastAsia="Arial" w:hAnsi="Arial"/>
+                <w:b w:val="false"/>
+                <w:bCs w:val="false"/>
+                <w:sz w:val="18"/>
+                <w:szCs w:val="18"/>
+                <w:rtl/>
+              </w:rPr>
+              <w:t xml:space="preserve">ناجح</w:t>
+            </w:r>
+          </w:p>
+        </w:tc>
+      </w:tr>
+      <w:tr>
+        <w:trPr>
+          <w:cantSplit/>
+        </w:trPr>
+        <w:tc>
+          <w:tcPr>
+            <w:tcW w:type="dxa" w:w="1816"/>
+            <w:tcBorders>
+              <w:top w:val="single" w:color="BFC9D6" w:sz="4"/>
+              <w:left w:val="single" w:color="BFC9D6" w:sz="4"/>
+              <w:bottom w:val="single" w:color="BFC9D6" w:sz="4"/>
+              <w:right w:val="single" w:color="BFC9D6" w:sz="4"/>
+            </w:tcBorders>
+            <w:shd w:fill="F5F8FC" w:color="auto" w:val="clear"/>
+            <w:tcMar>
+              <w:top w:type="dxa" w:w="50"/>
+              <w:left w:type="dxa" w:w="90"/>
+              <w:bottom w:type="dxa" w:w="50"/>
+              <w:right w:type="dxa" w:w="90"/>
+            </w:tcMar>
+            <w:vAlign w:val="top"/>
+          </w:tcPr>
+          <w:p>
+            <w:pPr>
+              <w:keepNext w:val="false"/>
+              <w:bidi/>
+              <w:spacing w:after="30" w:before="30" w:line="264"/>
+            </w:pPr>
+            <w:r>
+              <w:rPr>
+                <w:rFonts w:ascii="Arial" w:cs="Arial" w:eastAsia="Arial" w:hAnsi="Arial"/>
+                <w:b/>
+                <w:bCs/>
+                <w:sz w:val="18"/>
+                <w:szCs w:val="18"/>
+                <w:rtl/>
+              </w:rPr>
+              <w:t xml:space="preserve">AC-LCE-2</w:t>
+            </w:r>
+          </w:p>
+        </w:tc>
+        <w:tc>
+          <w:tcPr>
+            <w:tcW w:type="dxa" w:w="2666"/>
+            <w:tcBorders>
+              <w:top w:val="single" w:color="BFC9D6" w:sz="4"/>
+              <w:left w:val="single" w:color="BFC9D6" w:sz="4"/>
+              <w:bottom w:val="single" w:color="BFC9D6" w:sz="4"/>
+              <w:right w:val="single" w:color="BFC9D6" w:sz="4"/>
+            </w:tcBorders>
+            <w:shd w:fill="F5F8FC" w:color="auto" w:val="clear"/>
+            <w:tcMar>
+              <w:top w:type="dxa" w:w="50"/>
+              <w:left w:type="dxa" w:w="90"/>
+              <w:bottom w:type="dxa" w:w="50"/>
+              <w:right w:type="dxa" w:w="90"/>
+            </w:tcMar>
+            <w:vAlign w:val="top"/>
+          </w:tcPr>
+          <w:p>
+            <w:pPr>
+              <w:keepNext w:val="false"/>
+              <w:bidi/>
+              <w:spacing w:after="30" w:before="30" w:line="264"/>
+            </w:pPr>
+            <w:r>
+              <w:rPr>
+                <w:rFonts w:ascii="Arial" w:cs="Arial" w:eastAsia="Arial" w:hAnsi="Arial"/>
+                <w:b w:val="false"/>
+                <w:bCs w:val="false"/>
+                <w:sz w:val="18"/>
+                <w:szCs w:val="18"/>
+                <w:rtl/>
+              </w:rPr>
+              <w:t xml:space="preserve">اعتماد 1,000,000: أمران بـ 400,000 و300,000 يُحجزان، والثالث بـ 400,000 مرفوض (V-LCE-05)؛ مستندات 350,000 على الأمر الأول، ورفض البنك يعيد كل شيء؛ ثم 350,000 بين الأمر الثاني والمتاح؛ ومعادلة الأرصدة ثابتة في كل خطوة؛ والبحث يجد الاعتماد برقمه مكتوبًا بشكل آخر، ولا يرى موظف المبيعات المراجع الداخلية</w:t>
+            </w:r>
+          </w:p>
+        </w:tc>
+        <w:tc>
+          <w:tcPr>
+            <w:tcW w:type="dxa" w:w="4391"/>
+            <w:tcBorders>
+              <w:top w:val="single" w:color="BFC9D6" w:sz="4"/>
+              <w:left w:val="single" w:color="BFC9D6" w:sz="4"/>
+              <w:bottom w:val="single" w:color="BFC9D6" w:sz="4"/>
+              <w:right w:val="single" w:color="BFC9D6" w:sz="4"/>
+            </w:tcBorders>
+            <w:shd w:fill="F5F8FC" w:color="auto" w:val="clear"/>
+            <w:tcMar>
+              <w:top w:type="dxa" w:w="50"/>
+              <w:left w:type="dxa" w:w="90"/>
+              <w:bottom w:type="dxa" w:w="50"/>
+              <w:right w:type="dxa" w:w="90"/>
+            </w:tcMar>
+            <w:vAlign w:val="top"/>
+          </w:tcPr>
+          <w:p>
+            <w:pPr>
+              <w:keepNext w:val="false"/>
+              <w:bidi/>
+              <w:spacing w:after="30" w:before="30" w:line="264"/>
+            </w:pPr>
+            <w:r>
+              <w:rPr>
+                <w:rFonts w:ascii="Courier New" w:cs="Courier New" w:eastAsia="Courier New" w:hAnsi="Courier New"/>
+                <w:b w:val="false"/>
+                <w:bCs w:val="false"/>
+                <w:color w:val="1F2937"/>
+                <w:sz w:val="16"/>
+                <w:szCs w:val="16"/>
+                <w:shd w:fill="F1F3F5" w:color="auto" w:val="clear"/>
+                <w:rtl/>
+              </w:rPr>
+              <w:t xml:space="preserve">‎SalesLcTests.AC_LCE_2_and_3_*‎</w:t>
+            </w:r>
+            <w:r>
+              <w:rPr>
+                <w:rFonts w:ascii="Arial" w:cs="Arial" w:eastAsia="Arial" w:hAnsi="Arial"/>
+                <w:b w:val="false"/>
+                <w:bCs w:val="false"/>
+                <w:sz w:val="18"/>
+                <w:szCs w:val="18"/>
+                <w:rtl/>
+              </w:rPr>
+              <w:t xml:space="preserve"> و</w:t>
+            </w:r>
+            <w:r>
+              <w:rPr>
+                <w:rFonts w:ascii="Courier New" w:cs="Courier New" w:eastAsia="Courier New" w:hAnsi="Courier New"/>
+                <w:b w:val="false"/>
+                <w:bCs w:val="false"/>
+                <w:color w:val="1F2937"/>
+                <w:sz w:val="16"/>
+                <w:szCs w:val="16"/>
+                <w:shd w:fill="F1F3F5" w:color="auto" w:val="clear"/>
+                <w:rtl/>
+              </w:rPr>
+              <w:t xml:space="preserve">‎SalesRulesTests‎</w:t>
+            </w:r>
+            <w:r>
+              <w:rPr>
+                <w:rFonts w:ascii="Arial" w:cs="Arial" w:eastAsia="Arial" w:hAnsi="Arial"/>
+                <w:b w:val="false"/>
+                <w:bCs w:val="false"/>
+                <w:sz w:val="18"/>
+                <w:szCs w:val="18"/>
+                <w:rtl/>
+              </w:rPr>
+              <w:t xml:space="preserve"> (وحدة)</w:t>
+            </w:r>
+          </w:p>
+        </w:tc>
+        <w:tc>
+          <w:tcPr>
+            <w:tcW w:type="dxa" w:w="991"/>
+            <w:tcBorders>
+              <w:top w:val="single" w:color="BFC9D6" w:sz="4"/>
+              <w:left w:val="single" w:color="BFC9D6" w:sz="4"/>
+              <w:bottom w:val="single" w:color="BFC9D6" w:sz="4"/>
+              <w:right w:val="single" w:color="BFC9D6" w:sz="4"/>
+            </w:tcBorders>
+            <w:shd w:fill="F5F8FC" w:color="auto" w:val="clear"/>
+            <w:tcMar>
+              <w:top w:type="dxa" w:w="50"/>
+              <w:left w:type="dxa" w:w="90"/>
+              <w:bottom w:type="dxa" w:w="50"/>
+              <w:right w:type="dxa" w:w="90"/>
+            </w:tcMar>
+            <w:vAlign w:val="top"/>
+          </w:tcPr>
+          <w:p>
+            <w:pPr>
+              <w:keepNext w:val="false"/>
+              <w:bidi/>
+              <w:spacing w:after="30" w:before="30" w:line="264"/>
+            </w:pPr>
+            <w:r>
+              <w:rPr>
+                <w:rFonts w:ascii="Arial" w:cs="Arial" w:eastAsia="Arial" w:hAnsi="Arial"/>
+                <w:b w:val="false"/>
+                <w:bCs w:val="false"/>
+                <w:sz w:val="18"/>
+                <w:szCs w:val="18"/>
+                <w:rtl/>
+              </w:rPr>
+              <w:t xml:space="preserve">ناجح</w:t>
+            </w:r>
+          </w:p>
+        </w:tc>
+      </w:tr>
+      <w:tr>
+        <w:trPr>
+          <w:cantSplit/>
+        </w:trPr>
+        <w:tc>
+          <w:tcPr>
+            <w:tcW w:type="dxa" w:w="1816"/>
+            <w:tcBorders>
+              <w:top w:val="single" w:color="BFC9D6" w:sz="4"/>
+              <w:left w:val="single" w:color="BFC9D6" w:sz="4"/>
+              <w:bottom w:val="single" w:color="BFC9D6" w:sz="4"/>
+              <w:right w:val="single" w:color="BFC9D6" w:sz="4"/>
+            </w:tcBorders>
+            <w:tcMar>
+              <w:top w:type="dxa" w:w="50"/>
+              <w:left w:type="dxa" w:w="90"/>
+              <w:bottom w:type="dxa" w:w="50"/>
+              <w:right w:type="dxa" w:w="90"/>
+            </w:tcMar>
+            <w:vAlign w:val="top"/>
+          </w:tcPr>
+          <w:p>
+            <w:pPr>
+              <w:keepNext w:val="false"/>
+              <w:bidi/>
+              <w:spacing w:after="30" w:before="30" w:line="264"/>
+            </w:pPr>
+            <w:r>
+              <w:rPr>
+                <w:rFonts w:ascii="Arial" w:cs="Arial" w:eastAsia="Arial" w:hAnsi="Arial"/>
+                <w:b/>
+                <w:bCs/>
+                <w:sz w:val="18"/>
+                <w:szCs w:val="18"/>
+                <w:rtl/>
+              </w:rPr>
+              <w:t xml:space="preserve">AC-LCE-3</w:t>
+            </w:r>
+          </w:p>
+        </w:tc>
+        <w:tc>
+          <w:tcPr>
+            <w:tcW w:type="dxa" w:w="2666"/>
+            <w:tcBorders>
+              <w:top w:val="single" w:color="BFC9D6" w:sz="4"/>
+              <w:left w:val="single" w:color="BFC9D6" w:sz="4"/>
+              <w:bottom w:val="single" w:color="BFC9D6" w:sz="4"/>
+              <w:right w:val="single" w:color="BFC9D6" w:sz="4"/>
+            </w:tcBorders>
+            <w:tcMar>
+              <w:top w:type="dxa" w:w="50"/>
+              <w:left w:type="dxa" w:w="90"/>
+              <w:bottom w:type="dxa" w:w="50"/>
+              <w:right w:type="dxa" w:w="90"/>
+            </w:tcMar>
+            <w:vAlign w:val="top"/>
+          </w:tcPr>
+          <w:p>
+            <w:pPr>
+              <w:keepNext w:val="false"/>
+              <w:bidi/>
+              <w:spacing w:after="30" w:before="30" w:line="264"/>
+            </w:pPr>
+            <w:r>
+              <w:rPr>
+                <w:rFonts w:ascii="Arial" w:cs="Arial" w:eastAsia="Arial" w:hAnsi="Arial"/>
+                <w:b w:val="false"/>
+                <w:bCs w:val="false"/>
+                <w:sz w:val="18"/>
+                <w:szCs w:val="18"/>
+                <w:rtl/>
+              </w:rPr>
+              <w:t xml:space="preserve">تخفيض المبلغ بـ 300,000 مع 800,000 محجوز ومسحوب ينقصه 100,000 فيُرفض (V-LCE-11)، وبـ 200,000 يُقبل ويُنشئ نسخة شروط جديدة</w:t>
+            </w:r>
+          </w:p>
+        </w:tc>
+        <w:tc>
+          <w:tcPr>
+            <w:tcW w:type="dxa" w:w="4391"/>
+            <w:tcBorders>
+              <w:top w:val="single" w:color="BFC9D6" w:sz="4"/>
+              <w:left w:val="single" w:color="BFC9D6" w:sz="4"/>
+              <w:bottom w:val="single" w:color="BFC9D6" w:sz="4"/>
+              <w:right w:val="single" w:color="BFC9D6" w:sz="4"/>
+            </w:tcBorders>
+            <w:tcMar>
+              <w:top w:type="dxa" w:w="50"/>
+              <w:left w:type="dxa" w:w="90"/>
+              <w:bottom w:type="dxa" w:w="50"/>
+              <w:right w:type="dxa" w:w="90"/>
+            </w:tcMar>
+            <w:vAlign w:val="top"/>
+          </w:tcPr>
+          <w:p>
+            <w:pPr>
+              <w:keepNext w:val="false"/>
+              <w:bidi/>
+              <w:spacing w:after="30" w:before="30" w:line="264"/>
+            </w:pPr>
+            <w:r>
+              <w:rPr>
+                <w:rFonts w:ascii="Courier New" w:cs="Courier New" w:eastAsia="Courier New" w:hAnsi="Courier New"/>
+                <w:b w:val="false"/>
+                <w:bCs w:val="false"/>
+                <w:color w:val="1F2937"/>
+                <w:sz w:val="16"/>
+                <w:szCs w:val="16"/>
+                <w:shd w:fill="F1F3F5" w:color="auto" w:val="clear"/>
+                <w:rtl/>
+              </w:rPr>
+              <w:t xml:space="preserve">‎SalesLcTests.AC_LCE_2_and_3_*‎</w:t>
+            </w:r>
+          </w:p>
+        </w:tc>
+        <w:tc>
+          <w:tcPr>
+            <w:tcW w:type="dxa" w:w="991"/>
+            <w:tcBorders>
+              <w:top w:val="single" w:color="BFC9D6" w:sz="4"/>
+              <w:left w:val="single" w:color="BFC9D6" w:sz="4"/>
+              <w:bottom w:val="single" w:color="BFC9D6" w:sz="4"/>
+              <w:right w:val="single" w:color="BFC9D6" w:sz="4"/>
+            </w:tcBorders>
+            <w:tcMar>
+              <w:top w:type="dxa" w:w="50"/>
+              <w:left w:type="dxa" w:w="90"/>
+              <w:bottom w:type="dxa" w:w="50"/>
+              <w:right w:type="dxa" w:w="90"/>
+            </w:tcMar>
+            <w:vAlign w:val="top"/>
+          </w:tcPr>
+          <w:p>
+            <w:pPr>
+              <w:keepNext w:val="false"/>
+              <w:bidi/>
+              <w:spacing w:after="30" w:before="30" w:line="264"/>
+            </w:pPr>
+            <w:r>
+              <w:rPr>
+                <w:rFonts w:ascii="Arial" w:cs="Arial" w:eastAsia="Arial" w:hAnsi="Arial"/>
+                <w:b w:val="false"/>
+                <w:bCs w:val="false"/>
+                <w:sz w:val="18"/>
+                <w:szCs w:val="18"/>
+                <w:rtl/>
+              </w:rPr>
+              <w:t xml:space="preserve">ناجح</w:t>
+            </w:r>
+          </w:p>
+        </w:tc>
+      </w:tr>
+      <w:tr>
+        <w:trPr>
+          <w:cantSplit/>
+        </w:trPr>
+        <w:tc>
+          <w:tcPr>
+            <w:tcW w:type="dxa" w:w="1816"/>
+            <w:tcBorders>
+              <w:top w:val="single" w:color="BFC9D6" w:sz="4"/>
+              <w:left w:val="single" w:color="BFC9D6" w:sz="4"/>
+              <w:bottom w:val="single" w:color="BFC9D6" w:sz="4"/>
+              <w:right w:val="single" w:color="BFC9D6" w:sz="4"/>
+            </w:tcBorders>
+            <w:shd w:fill="F5F8FC" w:color="auto" w:val="clear"/>
+            <w:tcMar>
+              <w:top w:type="dxa" w:w="50"/>
+              <w:left w:type="dxa" w:w="90"/>
+              <w:bottom w:type="dxa" w:w="50"/>
+              <w:right w:type="dxa" w:w="90"/>
+            </w:tcMar>
+            <w:vAlign w:val="top"/>
+          </w:tcPr>
+          <w:p>
+            <w:pPr>
+              <w:keepNext w:val="false"/>
+              <w:bidi/>
+              <w:spacing w:after="30" w:before="30" w:line="264"/>
+            </w:pPr>
+            <w:r>
+              <w:rPr>
+                <w:rFonts w:ascii="Arial" w:cs="Arial" w:eastAsia="Arial" w:hAnsi="Arial"/>
+                <w:b w:val="false"/>
+                <w:bCs w:val="false"/>
+                <w:sz w:val="18"/>
+                <w:szCs w:val="18"/>
+                <w:rtl/>
+              </w:rPr>
+              <w:t xml:space="preserve">V-LCE-13 وLC.RECEIVED</w:t>
+            </w:r>
+          </w:p>
+        </w:tc>
+        <w:tc>
+          <w:tcPr>
+            <w:tcW w:type="dxa" w:w="2666"/>
+            <w:tcBorders>
+              <w:top w:val="single" w:color="BFC9D6" w:sz="4"/>
+              <w:left w:val="single" w:color="BFC9D6" w:sz="4"/>
+              <w:bottom w:val="single" w:color="BFC9D6" w:sz="4"/>
+              <w:right w:val="single" w:color="BFC9D6" w:sz="4"/>
+            </w:tcBorders>
+            <w:shd w:fill="F5F8FC" w:color="auto" w:val="clear"/>
+            <w:tcMar>
+              <w:top w:type="dxa" w:w="50"/>
+              <w:left w:type="dxa" w:w="90"/>
+              <w:bottom w:type="dxa" w:w="50"/>
+              <w:right w:type="dxa" w:w="90"/>
+            </w:tcMar>
+            <w:vAlign w:val="top"/>
+          </w:tcPr>
+          <w:p>
+            <w:pPr>
+              <w:keepNext w:val="false"/>
+              <w:bidi/>
+              <w:spacing w:after="30" w:before="30" w:line="264"/>
+            </w:pPr>
+            <w:r>
+              <w:rPr>
+                <w:rFonts w:ascii="Arial" w:cs="Arial" w:eastAsia="Arial" w:hAnsi="Arial"/>
+                <w:b w:val="false"/>
+                <w:bCs w:val="false"/>
+                <w:sz w:val="18"/>
+                <w:szCs w:val="18"/>
+                <w:rtl/>
+              </w:rPr>
+              <w:t xml:space="preserve">اعتماد يزيد على إجمالي البروفورما تنبيه يُقَرّ بسبب؛ والإشعار يصل إلى طالب البروفورما؛ والسجل يعدّ الاعتماد</w:t>
+            </w:r>
+          </w:p>
+        </w:tc>
+        <w:tc>
+          <w:tcPr>
+            <w:tcW w:type="dxa" w:w="4391"/>
+            <w:tcBorders>
+              <w:top w:val="single" w:color="BFC9D6" w:sz="4"/>
+              <w:left w:val="single" w:color="BFC9D6" w:sz="4"/>
+              <w:bottom w:val="single" w:color="BFC9D6" w:sz="4"/>
+              <w:right w:val="single" w:color="BFC9D6" w:sz="4"/>
+            </w:tcBorders>
+            <w:shd w:fill="F5F8FC" w:color="auto" w:val="clear"/>
+            <w:tcMar>
+              <w:top w:type="dxa" w:w="50"/>
+              <w:left w:type="dxa" w:w="90"/>
+              <w:bottom w:type="dxa" w:w="50"/>
+              <w:right w:type="dxa" w:w="90"/>
+            </w:tcMar>
+            <w:vAlign w:val="top"/>
+          </w:tcPr>
+          <w:p>
+            <w:pPr>
+              <w:keepNext w:val="false"/>
+              <w:bidi/>
+              <w:spacing w:after="30" w:before="30" w:line="264"/>
+            </w:pPr>
+            <w:r>
+              <w:rPr>
+                <w:rFonts w:ascii="Courier New" w:cs="Courier New" w:eastAsia="Courier New" w:hAnsi="Courier New"/>
+                <w:b w:val="false"/>
+                <w:bCs w:val="false"/>
+                <w:color w:val="1F2937"/>
+                <w:sz w:val="16"/>
+                <w:szCs w:val="16"/>
+                <w:shd w:fill="F1F3F5" w:color="auto" w:val="clear"/>
+                <w:rtl/>
+              </w:rPr>
+              <w:t xml:space="preserve">‎SalesFollowUpTests.*‎</w:t>
+            </w:r>
+          </w:p>
+        </w:tc>
+        <w:tc>
+          <w:tcPr>
+            <w:tcW w:type="dxa" w:w="991"/>
+            <w:tcBorders>
+              <w:top w:val="single" w:color="BFC9D6" w:sz="4"/>
+              <w:left w:val="single" w:color="BFC9D6" w:sz="4"/>
+              <w:bottom w:val="single" w:color="BFC9D6" w:sz="4"/>
+              <w:right w:val="single" w:color="BFC9D6" w:sz="4"/>
+            </w:tcBorders>
+            <w:shd w:fill="F5F8FC" w:color="auto" w:val="clear"/>
+            <w:tcMar>
+              <w:top w:type="dxa" w:w="50"/>
+              <w:left w:type="dxa" w:w="90"/>
+              <w:bottom w:type="dxa" w:w="50"/>
+              <w:right w:type="dxa" w:w="90"/>
+            </w:tcMar>
+            <w:vAlign w:val="top"/>
+          </w:tcPr>
+          <w:p>
+            <w:pPr>
+              <w:keepNext w:val="false"/>
+              <w:bidi/>
+              <w:spacing w:after="30" w:before="30" w:line="264"/>
+            </w:pPr>
+            <w:r>
+              <w:rPr>
+                <w:rFonts w:ascii="Arial" w:cs="Arial" w:eastAsia="Arial" w:hAnsi="Arial"/>
+                <w:b w:val="false"/>
+                <w:bCs w:val="false"/>
+                <w:sz w:val="18"/>
+                <w:szCs w:val="18"/>
+                <w:rtl/>
+              </w:rPr>
+              <w:t xml:space="preserve">ناجح</w:t>
+            </w:r>
+          </w:p>
+        </w:tc>
+      </w:tr>
+      <w:tr>
+        <w:trPr>
+          <w:cantSplit/>
+        </w:trPr>
+        <w:tc>
+          <w:tcPr>
+            <w:tcW w:type="dxa" w:w="1816"/>
+            <w:tcBorders>
+              <w:top w:val="single" w:color="BFC9D6" w:sz="4"/>
+              <w:left w:val="single" w:color="BFC9D6" w:sz="4"/>
+              <w:bottom w:val="single" w:color="BFC9D6" w:sz="4"/>
+              <w:right w:val="single" w:color="BFC9D6" w:sz="4"/>
+            </w:tcBorders>
+            <w:tcMar>
+              <w:top w:type="dxa" w:w="50"/>
+              <w:left w:type="dxa" w:w="90"/>
+              <w:bottom w:type="dxa" w:w="50"/>
+              <w:right w:type="dxa" w:w="90"/>
+            </w:tcMar>
+            <w:vAlign w:val="top"/>
+          </w:tcPr>
+          <w:p>
+            <w:pPr>
+              <w:keepNext w:val="false"/>
+              <w:bidi/>
+              <w:spacing w:after="30" w:before="30" w:line="264"/>
+            </w:pPr>
+            <w:r>
+              <w:rPr>
+                <w:rFonts w:ascii="Arial" w:cs="Arial" w:eastAsia="Arial" w:hAnsi="Arial"/>
+                <w:b w:val="false"/>
+                <w:bCs w:val="false"/>
+                <w:sz w:val="18"/>
+                <w:szCs w:val="18"/>
+                <w:rtl/>
+              </w:rPr>
+              <w:t xml:space="preserve">FR-LCE-023 وBR-LCT-021</w:t>
+            </w:r>
+          </w:p>
+        </w:tc>
+        <w:tc>
+          <w:tcPr>
+            <w:tcW w:type="dxa" w:w="2666"/>
+            <w:tcBorders>
+              <w:top w:val="single" w:color="BFC9D6" w:sz="4"/>
+              <w:left w:val="single" w:color="BFC9D6" w:sz="4"/>
+              <w:bottom w:val="single" w:color="BFC9D6" w:sz="4"/>
+              <w:right w:val="single" w:color="BFC9D6" w:sz="4"/>
+            </w:tcBorders>
+            <w:tcMar>
+              <w:top w:type="dxa" w:w="50"/>
+              <w:left w:type="dxa" w:w="90"/>
+              <w:bottom w:type="dxa" w:w="50"/>
+              <w:right w:type="dxa" w:w="90"/>
+            </w:tcMar>
+            <w:vAlign w:val="top"/>
+          </w:tcPr>
+          <w:p>
+            <w:pPr>
+              <w:keepNext w:val="false"/>
+              <w:bidi/>
+              <w:spacing w:after="30" w:before="30" w:line="264"/>
+            </w:pPr>
+            <w:r>
+              <w:rPr>
+                <w:rFonts w:ascii="Arial" w:cs="Arial" w:eastAsia="Arial" w:hAnsi="Arial"/>
+                <w:b w:val="false"/>
+                <w:bCs w:val="false"/>
+                <w:sz w:val="18"/>
+                <w:szCs w:val="18"/>
+                <w:rtl/>
+              </w:rPr>
+              <w:t xml:space="preserve">المقارنة مع البروفورما: 90 يومًا مقابل 120 أسوأ لنا، والتأكيد أفضل لنا، والمبلغ الأكبر أفضل لنا؛ وتصير REVIEWED بعد قرار كل فرق</w:t>
+            </w:r>
+          </w:p>
+        </w:tc>
+        <w:tc>
+          <w:tcPr>
+            <w:tcW w:type="dxa" w:w="4391"/>
+            <w:tcBorders>
+              <w:top w:val="single" w:color="BFC9D6" w:sz="4"/>
+              <w:left w:val="single" w:color="BFC9D6" w:sz="4"/>
+              <w:bottom w:val="single" w:color="BFC9D6" w:sz="4"/>
+              <w:right w:val="single" w:color="BFC9D6" w:sz="4"/>
+            </w:tcBorders>
+            <w:tcMar>
+              <w:top w:type="dxa" w:w="50"/>
+              <w:left w:type="dxa" w:w="90"/>
+              <w:bottom w:type="dxa" w:w="50"/>
+              <w:right w:type="dxa" w:w="90"/>
+            </w:tcMar>
+            <w:vAlign w:val="top"/>
+          </w:tcPr>
+          <w:p>
+            <w:pPr>
+              <w:keepNext w:val="false"/>
+              <w:bidi/>
+              <w:spacing w:after="30" w:before="30" w:line="264"/>
+            </w:pPr>
+            <w:r>
+              <w:rPr>
+                <w:rFonts w:ascii="Courier New" w:cs="Courier New" w:eastAsia="Courier New" w:hAnsi="Courier New"/>
+                <w:b w:val="false"/>
+                <w:bCs w:val="false"/>
+                <w:color w:val="1F2937"/>
+                <w:sz w:val="16"/>
+                <w:szCs w:val="16"/>
+                <w:shd w:fill="F1F3F5" w:color="auto" w:val="clear"/>
+                <w:rtl/>
+              </w:rPr>
+              <w:t xml:space="preserve">‎SalesFollowUpTests.*‎</w:t>
+            </w:r>
+            <w:r>
+              <w:rPr>
+                <w:rFonts w:ascii="Arial" w:cs="Arial" w:eastAsia="Arial" w:hAnsi="Arial"/>
+                <w:b w:val="false"/>
+                <w:bCs w:val="false"/>
+                <w:sz w:val="18"/>
+                <w:szCs w:val="18"/>
+                <w:rtl/>
+              </w:rPr>
+              <w:t xml:space="preserve"> و</w:t>
+            </w:r>
+            <w:r>
+              <w:rPr>
+                <w:rFonts w:ascii="Courier New" w:cs="Courier New" w:eastAsia="Courier New" w:hAnsi="Courier New"/>
+                <w:b w:val="false"/>
+                <w:bCs w:val="false"/>
+                <w:color w:val="1F2937"/>
+                <w:sz w:val="16"/>
+                <w:szCs w:val="16"/>
+                <w:shd w:fill="F1F3F5" w:color="auto" w:val="clear"/>
+                <w:rtl/>
+              </w:rPr>
+              <w:t xml:space="preserve">‎TermsComparisonTests‎</w:t>
+            </w:r>
+            <w:r>
+              <w:rPr>
+                <w:rFonts w:ascii="Arial" w:cs="Arial" w:eastAsia="Arial" w:hAnsi="Arial"/>
+                <w:b w:val="false"/>
+                <w:bCs w:val="false"/>
+                <w:sz w:val="18"/>
+                <w:szCs w:val="18"/>
+                <w:rtl/>
+              </w:rPr>
+              <w:t xml:space="preserve"> (وحدة)</w:t>
+            </w:r>
+          </w:p>
+        </w:tc>
+        <w:tc>
+          <w:tcPr>
+            <w:tcW w:type="dxa" w:w="991"/>
+            <w:tcBorders>
+              <w:top w:val="single" w:color="BFC9D6" w:sz="4"/>
+              <w:left w:val="single" w:color="BFC9D6" w:sz="4"/>
+              <w:bottom w:val="single" w:color="BFC9D6" w:sz="4"/>
+              <w:right w:val="single" w:color="BFC9D6" w:sz="4"/>
+            </w:tcBorders>
+            <w:tcMar>
+              <w:top w:type="dxa" w:w="50"/>
+              <w:left w:type="dxa" w:w="90"/>
+              <w:bottom w:type="dxa" w:w="50"/>
+              <w:right w:type="dxa" w:w="90"/>
+            </w:tcMar>
+            <w:vAlign w:val="top"/>
+          </w:tcPr>
+          <w:p>
+            <w:pPr>
+              <w:keepNext w:val="false"/>
+              <w:bidi/>
+              <w:spacing w:after="30" w:before="30" w:line="264"/>
+            </w:pPr>
+            <w:r>
+              <w:rPr>
+                <w:rFonts w:ascii="Arial" w:cs="Arial" w:eastAsia="Arial" w:hAnsi="Arial"/>
+                <w:b w:val="false"/>
+                <w:bCs w:val="false"/>
+                <w:sz w:val="18"/>
+                <w:szCs w:val="18"/>
+                <w:rtl/>
+              </w:rPr>
+              <w:t xml:space="preserve">ناجح</w:t>
+            </w:r>
+          </w:p>
+        </w:tc>
+      </w:tr>
+      <w:tr>
+        <w:trPr>
+          <w:cantSplit/>
+        </w:trPr>
+        <w:tc>
+          <w:tcPr>
+            <w:tcW w:type="dxa" w:w="1816"/>
+            <w:tcBorders>
+              <w:top w:val="single" w:color="BFC9D6" w:sz="4"/>
+              <w:left w:val="single" w:color="BFC9D6" w:sz="4"/>
+              <w:bottom w:val="single" w:color="BFC9D6" w:sz="4"/>
+              <w:right w:val="single" w:color="BFC9D6" w:sz="4"/>
+            </w:tcBorders>
+            <w:shd w:fill="F5F8FC" w:color="auto" w:val="clear"/>
+            <w:tcMar>
+              <w:top w:type="dxa" w:w="50"/>
+              <w:left w:type="dxa" w:w="90"/>
+              <w:bottom w:type="dxa" w:w="50"/>
+              <w:right w:type="dxa" w:w="90"/>
+            </w:tcMar>
+            <w:vAlign w:val="top"/>
+          </w:tcPr>
+          <w:p>
+            <w:pPr>
+              <w:keepNext w:val="false"/>
+              <w:bidi/>
+              <w:spacing w:after="30" w:before="30" w:line="264"/>
+            </w:pPr>
+            <w:r>
+              <w:rPr>
+                <w:rFonts w:ascii="Arial" w:cs="Arial" w:eastAsia="Arial" w:hAnsi="Arial"/>
+                <w:b w:val="false"/>
+                <w:bCs w:val="false"/>
+                <w:sz w:val="18"/>
+                <w:szCs w:val="18"/>
+                <w:rtl/>
+              </w:rPr>
+              <w:t xml:space="preserve">FR-LCE-021</w:t>
+            </w:r>
+          </w:p>
+        </w:tc>
+        <w:tc>
+          <w:tcPr>
+            <w:tcW w:type="dxa" w:w="2666"/>
+            <w:tcBorders>
+              <w:top w:val="single" w:color="BFC9D6" w:sz="4"/>
+              <w:left w:val="single" w:color="BFC9D6" w:sz="4"/>
+              <w:bottom w:val="single" w:color="BFC9D6" w:sz="4"/>
+              <w:right w:val="single" w:color="BFC9D6" w:sz="4"/>
+            </w:tcBorders>
+            <w:shd w:fill="F5F8FC" w:color="auto" w:val="clear"/>
+            <w:tcMar>
+              <w:top w:type="dxa" w:w="50"/>
+              <w:left w:type="dxa" w:w="90"/>
+              <w:bottom w:type="dxa" w:w="50"/>
+              <w:right w:type="dxa" w:w="90"/>
+            </w:tcMar>
+            <w:vAlign w:val="top"/>
+          </w:tcPr>
+          <w:p>
+            <w:pPr>
+              <w:keepNext w:val="false"/>
+              <w:bidi/>
+              <w:spacing w:after="30" w:before="30" w:line="264"/>
+            </w:pPr>
+            <w:r>
+              <w:rPr>
+                <w:rFonts w:ascii="Arial" w:cs="Arial" w:eastAsia="Arial" w:hAnsi="Arial"/>
+                <w:b w:val="false"/>
+                <w:bCs w:val="false"/>
+                <w:sz w:val="18"/>
+                <w:szCs w:val="18"/>
+                <w:rtl/>
+              </w:rPr>
+              <w:t xml:space="preserve">مخالفة يُتنازل عنها فتعود المستندات مقدَّمة؛ وأخرى تُرفض فتُرفض المستندات ويعود المبلغ؛ ولا يقرر المخالفة إلا صاحب الصلاحية</w:t>
+            </w:r>
+          </w:p>
+        </w:tc>
+        <w:tc>
+          <w:tcPr>
+            <w:tcW w:type="dxa" w:w="4391"/>
+            <w:tcBorders>
+              <w:top w:val="single" w:color="BFC9D6" w:sz="4"/>
+              <w:left w:val="single" w:color="BFC9D6" w:sz="4"/>
+              <w:bottom w:val="single" w:color="BFC9D6" w:sz="4"/>
+              <w:right w:val="single" w:color="BFC9D6" w:sz="4"/>
+            </w:tcBorders>
+            <w:shd w:fill="F5F8FC" w:color="auto" w:val="clear"/>
+            <w:tcMar>
+              <w:top w:type="dxa" w:w="50"/>
+              <w:left w:type="dxa" w:w="90"/>
+              <w:bottom w:type="dxa" w:w="50"/>
+              <w:right w:type="dxa" w:w="90"/>
+            </w:tcMar>
+            <w:vAlign w:val="top"/>
+          </w:tcPr>
+          <w:p>
+            <w:pPr>
+              <w:keepNext w:val="false"/>
+              <w:bidi/>
+              <w:spacing w:after="30" w:before="30" w:line="264"/>
+            </w:pPr>
+            <w:r>
+              <w:rPr>
+                <w:rFonts w:ascii="Courier New" w:cs="Courier New" w:eastAsia="Courier New" w:hAnsi="Courier New"/>
+                <w:b w:val="false"/>
+                <w:bCs w:val="false"/>
+                <w:color w:val="1F2937"/>
+                <w:sz w:val="16"/>
+                <w:szCs w:val="16"/>
+                <w:shd w:fill="F1F3F5" w:color="auto" w:val="clear"/>
+                <w:rtl/>
+              </w:rPr>
+              <w:t xml:space="preserve">‎SalesFollowUpTests.*‎</w:t>
+            </w:r>
+          </w:p>
+        </w:tc>
+        <w:tc>
+          <w:tcPr>
+            <w:tcW w:type="dxa" w:w="991"/>
+            <w:tcBorders>
+              <w:top w:val="single" w:color="BFC9D6" w:sz="4"/>
+              <w:left w:val="single" w:color="BFC9D6" w:sz="4"/>
+              <w:bottom w:val="single" w:color="BFC9D6" w:sz="4"/>
+              <w:right w:val="single" w:color="BFC9D6" w:sz="4"/>
+            </w:tcBorders>
+            <w:shd w:fill="F5F8FC" w:color="auto" w:val="clear"/>
+            <w:tcMar>
+              <w:top w:type="dxa" w:w="50"/>
+              <w:left w:type="dxa" w:w="90"/>
+              <w:bottom w:type="dxa" w:w="50"/>
+              <w:right w:type="dxa" w:w="90"/>
+            </w:tcMar>
+            <w:vAlign w:val="top"/>
+          </w:tcPr>
+          <w:p>
+            <w:pPr>
+              <w:keepNext w:val="false"/>
+              <w:bidi/>
+              <w:spacing w:after="30" w:before="30" w:line="264"/>
+            </w:pPr>
+            <w:r>
+              <w:rPr>
+                <w:rFonts w:ascii="Arial" w:cs="Arial" w:eastAsia="Arial" w:hAnsi="Arial"/>
+                <w:b w:val="false"/>
+                <w:bCs w:val="false"/>
+                <w:sz w:val="18"/>
+                <w:szCs w:val="18"/>
+                <w:rtl/>
+              </w:rPr>
+              <w:t xml:space="preserve">ناجح</w:t>
+            </w:r>
+          </w:p>
+        </w:tc>
+      </w:tr>
+      <w:tr>
+        <w:trPr>
+          <w:cantSplit/>
+        </w:trPr>
+        <w:tc>
+          <w:tcPr>
+            <w:tcW w:type="dxa" w:w="1816"/>
+            <w:tcBorders>
+              <w:top w:val="single" w:color="BFC9D6" w:sz="4"/>
+              <w:left w:val="single" w:color="BFC9D6" w:sz="4"/>
+              <w:bottom w:val="single" w:color="BFC9D6" w:sz="4"/>
+              <w:right w:val="single" w:color="BFC9D6" w:sz="4"/>
+            </w:tcBorders>
+            <w:tcMar>
+              <w:top w:type="dxa" w:w="50"/>
+              <w:left w:type="dxa" w:w="90"/>
+              <w:bottom w:type="dxa" w:w="50"/>
+              <w:right w:type="dxa" w:w="90"/>
+            </w:tcMar>
+            <w:vAlign w:val="top"/>
+          </w:tcPr>
+          <w:p>
+            <w:pPr>
+              <w:keepNext w:val="false"/>
+              <w:bidi/>
+              <w:spacing w:after="30" w:before="30" w:line="264"/>
+            </w:pPr>
+            <w:r>
+              <w:rPr>
+                <w:rFonts w:ascii="Arial" w:cs="Arial" w:eastAsia="Arial" w:hAnsi="Arial"/>
+                <w:b w:val="false"/>
+                <w:bCs w:val="false"/>
+                <w:sz w:val="18"/>
+                <w:szCs w:val="18"/>
+                <w:rtl/>
+              </w:rPr>
+              <w:t xml:space="preserve">المهام الليلية</w:t>
+            </w:r>
+          </w:p>
+        </w:tc>
+        <w:tc>
+          <w:tcPr>
+            <w:tcW w:type="dxa" w:w="2666"/>
+            <w:tcBorders>
+              <w:top w:val="single" w:color="BFC9D6" w:sz="4"/>
+              <w:left w:val="single" w:color="BFC9D6" w:sz="4"/>
+              <w:bottom w:val="single" w:color="BFC9D6" w:sz="4"/>
+              <w:right w:val="single" w:color="BFC9D6" w:sz="4"/>
+            </w:tcBorders>
+            <w:tcMar>
+              <w:top w:type="dxa" w:w="50"/>
+              <w:left w:type="dxa" w:w="90"/>
+              <w:bottom w:type="dxa" w:w="50"/>
+              <w:right w:type="dxa" w:w="90"/>
+            </w:tcMar>
+            <w:vAlign w:val="top"/>
+          </w:tcPr>
+          <w:p>
+            <w:pPr>
+              <w:keepNext w:val="false"/>
+              <w:bidi/>
+              <w:spacing w:after="30" w:before="30" w:line="264"/>
+            </w:pPr>
+            <w:r>
+              <w:rPr>
+                <w:rFonts w:ascii="Arial" w:cs="Arial" w:eastAsia="Arial" w:hAnsi="Arial"/>
+                <w:b w:val="false"/>
+                <w:bCs w:val="false"/>
+                <w:sz w:val="18"/>
+                <w:szCs w:val="18"/>
+                <w:rtl/>
+              </w:rPr>
+              <w:t xml:space="preserve">JOB-LCE-NOLC تذكّر مرة واحدة بعد 30 يومًا لا قبلها؛ وJOB-LC-RECONCILE لا تجد فرقًا؛ وJOB-LC-EXPIRY تجعل الاعتماد EXPIRED فلا يقبل أمرًا جديدًا (LC_NOT_ACTIVE)</w:t>
+            </w:r>
+          </w:p>
+        </w:tc>
+        <w:tc>
+          <w:tcPr>
+            <w:tcW w:type="dxa" w:w="4391"/>
+            <w:tcBorders>
+              <w:top w:val="single" w:color="BFC9D6" w:sz="4"/>
+              <w:left w:val="single" w:color="BFC9D6" w:sz="4"/>
+              <w:bottom w:val="single" w:color="BFC9D6" w:sz="4"/>
+              <w:right w:val="single" w:color="BFC9D6" w:sz="4"/>
+            </w:tcBorders>
+            <w:tcMar>
+              <w:top w:type="dxa" w:w="50"/>
+              <w:left w:type="dxa" w:w="90"/>
+              <w:bottom w:type="dxa" w:w="50"/>
+              <w:right w:type="dxa" w:w="90"/>
+            </w:tcMar>
+            <w:vAlign w:val="top"/>
+          </w:tcPr>
+          <w:p>
+            <w:pPr>
+              <w:keepNext w:val="false"/>
+              <w:bidi/>
+              <w:spacing w:after="30" w:before="30" w:line="264"/>
+            </w:pPr>
+            <w:r>
+              <w:rPr>
+                <w:rFonts w:ascii="Courier New" w:cs="Courier New" w:eastAsia="Courier New" w:hAnsi="Courier New"/>
+                <w:b w:val="false"/>
+                <w:bCs w:val="false"/>
+                <w:color w:val="1F2937"/>
+                <w:sz w:val="16"/>
+                <w:szCs w:val="16"/>
+                <w:shd w:fill="F1F3F5" w:color="auto" w:val="clear"/>
+                <w:rtl/>
+              </w:rPr>
+              <w:t xml:space="preserve">‎SalesFollowUpTests.*‎</w:t>
+            </w:r>
+          </w:p>
+        </w:tc>
+        <w:tc>
+          <w:tcPr>
+            <w:tcW w:type="dxa" w:w="991"/>
+            <w:tcBorders>
+              <w:top w:val="single" w:color="BFC9D6" w:sz="4"/>
+              <w:left w:val="single" w:color="BFC9D6" w:sz="4"/>
+              <w:bottom w:val="single" w:color="BFC9D6" w:sz="4"/>
+              <w:right w:val="single" w:color="BFC9D6" w:sz="4"/>
+            </w:tcBorders>
+            <w:tcMar>
+              <w:top w:type="dxa" w:w="50"/>
+              <w:left w:type="dxa" w:w="90"/>
+              <w:bottom w:type="dxa" w:w="50"/>
+              <w:right w:type="dxa" w:w="90"/>
+            </w:tcMar>
+            <w:vAlign w:val="top"/>
+          </w:tcPr>
+          <w:p>
+            <w:pPr>
+              <w:keepNext w:val="false"/>
+              <w:bidi/>
+              <w:spacing w:after="30" w:before="30" w:line="264"/>
+            </w:pPr>
+            <w:r>
+              <w:rPr>
+                <w:rFonts w:ascii="Arial" w:cs="Arial" w:eastAsia="Arial" w:hAnsi="Arial"/>
+                <w:b w:val="false"/>
+                <w:bCs w:val="false"/>
+                <w:sz w:val="18"/>
+                <w:szCs w:val="18"/>
+                <w:rtl/>
+              </w:rPr>
+              <w:t xml:space="preserve">ناجح</w:t>
+            </w:r>
+          </w:p>
+        </w:tc>
+      </w:tr>
+      <w:tr>
+        <w:trPr>
+          <w:cantSplit/>
+        </w:trPr>
+        <w:tc>
+          <w:tcPr>
+            <w:tcW w:type="dxa" w:w="1816"/>
+            <w:tcBorders>
+              <w:top w:val="single" w:color="BFC9D6" w:sz="4"/>
+              <w:left w:val="single" w:color="BFC9D6" w:sz="4"/>
+              <w:bottom w:val="single" w:color="BFC9D6" w:sz="4"/>
+              <w:right w:val="single" w:color="BFC9D6" w:sz="4"/>
+            </w:tcBorders>
+            <w:shd w:fill="F5F8FC" w:color="auto" w:val="clear"/>
+            <w:tcMar>
+              <w:top w:type="dxa" w:w="50"/>
+              <w:left w:type="dxa" w:w="90"/>
+              <w:bottom w:type="dxa" w:w="50"/>
+              <w:right w:type="dxa" w:w="90"/>
+            </w:tcMar>
+            <w:vAlign w:val="top"/>
+          </w:tcPr>
+          <w:p>
+            <w:pPr>
+              <w:keepNext w:val="false"/>
+              <w:bidi/>
+              <w:spacing w:after="30" w:before="30" w:line="264"/>
+            </w:pPr>
+            <w:r>
+              <w:rPr>
+                <w:rFonts w:ascii="Arial" w:cs="Arial" w:eastAsia="Arial" w:hAnsi="Arial"/>
+                <w:b w:val="false"/>
+                <w:bCs w:val="false"/>
+                <w:sz w:val="18"/>
+                <w:szCs w:val="18"/>
+                <w:rtl/>
+              </w:rPr>
+              <w:t xml:space="preserve">الشاشات (مقطع S4)</w:t>
+            </w:r>
+          </w:p>
+        </w:tc>
+        <w:tc>
+          <w:tcPr>
+            <w:tcW w:type="dxa" w:w="2666"/>
+            <w:tcBorders>
+              <w:top w:val="single" w:color="BFC9D6" w:sz="4"/>
+              <w:left w:val="single" w:color="BFC9D6" w:sz="4"/>
+              <w:bottom w:val="single" w:color="BFC9D6" w:sz="4"/>
+              <w:right w:val="single" w:color="BFC9D6" w:sz="4"/>
+            </w:tcBorders>
+            <w:shd w:fill="F5F8FC" w:color="auto" w:val="clear"/>
+            <w:tcMar>
+              <w:top w:type="dxa" w:w="50"/>
+              <w:left w:type="dxa" w:w="90"/>
+              <w:bottom w:type="dxa" w:w="50"/>
+              <w:right w:type="dxa" w:w="90"/>
+            </w:tcMar>
+            <w:vAlign w:val="top"/>
+          </w:tcPr>
+          <w:p>
+            <w:pPr>
+              <w:keepNext w:val="false"/>
+              <w:bidi/>
+              <w:spacing w:after="30" w:before="30" w:line="264"/>
+            </w:pPr>
+            <w:r>
+              <w:rPr>
+                <w:rFonts w:ascii="Arial" w:cs="Arial" w:eastAsia="Arial" w:hAnsi="Arial"/>
+                <w:b w:val="false"/>
+                <w:bCs w:val="false"/>
+                <w:sz w:val="18"/>
+                <w:szCs w:val="18"/>
+                <w:rtl/>
+              </w:rPr>
+              <w:t xml:space="preserve">شاشتا البروفورما والاعتمادات الواردة تفتحان، ولا رابط لهما لمن لا صلاحية له</w:t>
+            </w:r>
+          </w:p>
+        </w:tc>
+        <w:tc>
+          <w:tcPr>
+            <w:tcW w:type="dxa" w:w="4391"/>
+            <w:tcBorders>
+              <w:top w:val="single" w:color="BFC9D6" w:sz="4"/>
+              <w:left w:val="single" w:color="BFC9D6" w:sz="4"/>
+              <w:bottom w:val="single" w:color="BFC9D6" w:sz="4"/>
+              <w:right w:val="single" w:color="BFC9D6" w:sz="4"/>
+            </w:tcBorders>
+            <w:shd w:fill="F5F8FC" w:color="auto" w:val="clear"/>
+            <w:tcMar>
+              <w:top w:type="dxa" w:w="50"/>
+              <w:left w:type="dxa" w:w="90"/>
+              <w:bottom w:type="dxa" w:w="50"/>
+              <w:right w:type="dxa" w:w="90"/>
+            </w:tcMar>
+            <w:vAlign w:val="top"/>
+          </w:tcPr>
+          <w:p>
+            <w:pPr>
+              <w:keepNext w:val="false"/>
+              <w:bidi/>
+              <w:spacing w:after="30" w:before="30" w:line="264"/>
+            </w:pPr>
+            <w:r>
+              <w:rPr>
+                <w:rFonts w:ascii="Courier New" w:cs="Courier New" w:eastAsia="Courier New" w:hAnsi="Courier New"/>
+                <w:b w:val="false"/>
+                <w:bCs w:val="false"/>
+                <w:color w:val="1F2937"/>
+                <w:sz w:val="16"/>
+                <w:szCs w:val="16"/>
+                <w:shd w:fill="F1F3F5" w:color="auto" w:val="clear"/>
+                <w:rtl/>
+              </w:rPr>
+              <w:t xml:space="preserve">‎e2e/s0.spec.ts‎</w:t>
+            </w:r>
+          </w:p>
+        </w:tc>
+        <w:tc>
+          <w:tcPr>
+            <w:tcW w:type="dxa" w:w="991"/>
+            <w:tcBorders>
+              <w:top w:val="single" w:color="BFC9D6" w:sz="4"/>
+              <w:left w:val="single" w:color="BFC9D6" w:sz="4"/>
+              <w:bottom w:val="single" w:color="BFC9D6" w:sz="4"/>
+              <w:right w:val="single" w:color="BFC9D6" w:sz="4"/>
+            </w:tcBorders>
+            <w:shd w:fill="F5F8FC" w:color="auto" w:val="clear"/>
+            <w:tcMar>
+              <w:top w:type="dxa" w:w="50"/>
+              <w:left w:type="dxa" w:w="90"/>
+              <w:bottom w:type="dxa" w:w="50"/>
+              <w:right w:type="dxa" w:w="90"/>
+            </w:tcMar>
+            <w:vAlign w:val="top"/>
+          </w:tcPr>
+          <w:p>
+            <w:pPr>
+              <w:keepNext w:val="false"/>
+              <w:bidi/>
+              <w:spacing w:after="30" w:before="30" w:line="264"/>
+            </w:pPr>
+            <w:r>
+              <w:rPr>
+                <w:rFonts w:ascii="Arial" w:cs="Arial" w:eastAsia="Arial" w:hAnsi="Arial"/>
+                <w:b w:val="false"/>
+                <w:bCs w:val="false"/>
+                <w:sz w:val="18"/>
+                <w:szCs w:val="18"/>
+                <w:rtl/>
+              </w:rPr>
+              <w:t xml:space="preserve">ناجح</w:t>
+            </w:r>
+          </w:p>
+        </w:tc>
+      </w:tr>
+    </w:tbl>
+    <w:p>
+      <w:pPr>
+        <w:bidi/>
+        <w:spacing w:after="120" w:before="0"/>
+      </w:pPr>
+    </w:p>
+    <w:p>
+      <w:pPr>
+        <w:pStyle w:val="Heading1"/>
+        <w:bidi/>
+      </w:pPr>
+      <w:bookmarkStart w:name="_sec30" w:id="30"/>
+      <w:r>
+        <w:rPr>
+          <w:rFonts w:ascii="Arial" w:cs="Arial" w:eastAsia="Arial" w:hAnsi="Arial"/>
+          <w:b/>
+          <w:bCs/>
+          <w:color w:val="1F3A5F"/>
+          <w:sz w:val="32"/>
+          <w:szCs w:val="32"/>
+          <w:rtl/>
+        </w:rPr>
+        <w:t xml:space="preserve">14. ملحق S5 (2026-10-24)</w:t>
+      </w:r>
+      <w:bookmarkEnd w:id="30"/>
+    </w:p>
+    <w:p>
+      <w:pPr>
+        <w:bidi/>
+        <w:spacing w:after="110" w:before="0" w:line="312"/>
+      </w:pPr>
+      <w:r>
+        <w:rPr>
+          <w:rFonts w:ascii="Arial" w:cs="Arial" w:eastAsia="Arial" w:hAnsi="Arial"/>
+          <w:b w:val="false"/>
+          <w:bCs w:val="false"/>
+          <w:sz w:val="21"/>
+          <w:szCs w:val="21"/>
+          <w:rtl/>
+        </w:rPr>
+        <w:t xml:space="preserve">كتبه وكيل ذكاء اصطناعي مع بناء S5 (</w:t>
+      </w:r>
+      <w:r>
+        <w:rPr>
+          <w:rFonts w:ascii="Courier New" w:cs="Courier New" w:eastAsia="Courier New" w:hAnsi="Courier New"/>
+          <w:b w:val="false"/>
+          <w:bCs w:val="false"/>
+          <w:color w:val="1F2937"/>
+          <w:sz w:val="18"/>
+          <w:szCs w:val="18"/>
+          <w:shd w:fill="F1F3F5" w:color="auto" w:val="clear"/>
+          <w:rtl/>
+        </w:rPr>
+        <w:t xml:space="preserve">‎docs/50‎</w:t>
+      </w:r>
+      <w:r>
+        <w:rPr>
+          <w:rFonts w:ascii="Arial" w:cs="Arial" w:eastAsia="Arial" w:hAnsi="Arial"/>
+          <w:b w:val="false"/>
+          <w:bCs w:val="false"/>
+          <w:sz w:val="21"/>
+          <w:szCs w:val="21"/>
+          <w:rtl/>
+        </w:rPr>
+        <w:t xml:space="preserve">، ADR 0050). بُني S5 على الافتراضات الثمانية (OQ-1 إلى OQ-8) في </w:t>
+      </w:r>
+      <w:r>
+        <w:rPr>
+          <w:rFonts w:ascii="Courier New" w:cs="Courier New" w:eastAsia="Courier New" w:hAnsi="Courier New"/>
+          <w:b w:val="false"/>
+          <w:bCs w:val="false"/>
+          <w:color w:val="1F2937"/>
+          <w:sz w:val="18"/>
+          <w:szCs w:val="18"/>
+          <w:shd w:fill="F1F3F5" w:color="auto" w:val="clear"/>
+          <w:rtl/>
+        </w:rPr>
+        <w:t xml:space="preserve">‎docs/50‎</w:t>
+      </w:r>
+      <w:r>
+        <w:rPr>
+          <w:rFonts w:ascii="Arial" w:cs="Arial" w:eastAsia="Arial" w:hAnsi="Arial"/>
+          <w:b w:val="false"/>
+          <w:bCs w:val="false"/>
+          <w:sz w:val="21"/>
+          <w:szCs w:val="21"/>
+          <w:rtl/>
+        </w:rPr>
+        <w:t xml:space="preserve"> §4، وهي </w:t>
+      </w:r>
+      <w:r>
+        <w:rPr>
+          <w:rFonts w:ascii="Arial" w:cs="Arial" w:eastAsia="Arial" w:hAnsi="Arial"/>
+          <w:b/>
+          <w:bCs/>
+          <w:sz w:val="21"/>
+          <w:szCs w:val="21"/>
+          <w:rtl/>
+        </w:rPr>
+        <w:t xml:space="preserve">بانتظار اعتماد المالك</w:t>
+      </w:r>
+      <w:r>
+        <w:rPr>
+          <w:rFonts w:ascii="Arial" w:cs="Arial" w:eastAsia="Arial" w:hAnsi="Arial"/>
+          <w:b w:val="false"/>
+          <w:bCs w:val="false"/>
+          <w:sz w:val="21"/>
+          <w:szCs w:val="21"/>
+          <w:rtl/>
+        </w:rPr>
+        <w:t xml:space="preserve">. لا معايير قبول مكتوبة لـ S5 في المواصفات (§7 من هذا السجل)، فالمعايير هنا من نصوص المتطلبات نفسها.</w:t>
+      </w:r>
+    </w:p>
+    <w:p>
+      <w:pPr>
+        <w:bidi/>
+        <w:spacing w:after="110" w:before="0" w:line="312"/>
+      </w:pPr>
+      <w:r>
+        <w:rPr>
+          <w:rFonts w:ascii="Arial" w:cs="Arial" w:eastAsia="Arial" w:hAnsi="Arial"/>
+          <w:b/>
+          <w:bCs/>
+          <w:sz w:val="21"/>
+          <w:szCs w:val="21"/>
+          <w:rtl/>
+        </w:rPr>
+        <w:t xml:space="preserve">الحالة:</w:t>
+      </w:r>
+      <w:r>
+        <w:rPr>
+          <w:rFonts w:ascii="Arial" w:cs="Arial" w:eastAsia="Arial" w:hAnsi="Arial"/>
+          <w:b w:val="false"/>
+          <w:bCs w:val="false"/>
+          <w:sz w:val="21"/>
+          <w:szCs w:val="21"/>
+          <w:rtl/>
+        </w:rPr>
+        <w:t xml:space="preserve"> شُغِّلت في الفحص الكامل في 2026-10-25 مع S4 (165 اختبار وحدة، واختبار المتصفح، و121 اختبار تكامل)، كلها ناجحة.</w:t>
+      </w:r>
+    </w:p>
+    <w:tbl>
+      <w:tblPr>
+        <w:bidiVisual/>
+        <w:tblW w:type="dxa" w:w="9864"/>
+        <w:tblBorders>
+          <w:top w:val="single" w:color="auto" w:sz="4"/>
+          <w:left w:val="single" w:color="auto" w:sz="4"/>
+          <w:bottom w:val="single" w:color="auto" w:sz="4"/>
+          <w:right w:val="single" w:color="auto" w:sz="4"/>
+          <w:insideH w:val="single" w:color="auto" w:sz="4"/>
+          <w:insideV w:val="single" w:color="auto" w:sz="4"/>
+        </w:tblBorders>
+      </w:tblPr>
+      <w:tblGrid>
+        <w:gridCol w:w="1310"/>
+        <w:gridCol w:w="2098"/>
+        <w:gridCol w:w="5483"/>
+        <w:gridCol w:w="973"/>
+      </w:tblGrid>
+      <w:tr>
+        <w:trPr>
+          <w:cantSplit/>
+          <w:tblHeader/>
+        </w:trPr>
+        <w:tc>
+          <w:tcPr>
+            <w:tcW w:type="dxa" w:w="1310"/>
+            <w:tcBorders>
+              <w:top w:val="single" w:color="BFC9D6" w:sz="4"/>
+              <w:left w:val="single" w:color="BFC9D6" w:sz="4"/>
+              <w:bottom w:val="single" w:color="BFC9D6" w:sz="4"/>
+              <w:right w:val="single" w:color="BFC9D6" w:sz="4"/>
+            </w:tcBorders>
+            <w:shd w:fill="1F3A5F" w:color="auto" w:val="clear"/>
+            <w:tcMar>
+              <w:top w:type="dxa" w:w="50"/>
+              <w:left w:type="dxa" w:w="90"/>
+              <w:bottom w:type="dxa" w:w="50"/>
+              <w:right w:type="dxa" w:w="90"/>
+            </w:tcMar>
+            <w:vAlign w:val="center"/>
+          </w:tcPr>
+          <w:p>
+            <w:pPr>
+              <w:keepNext w:val="false"/>
+              <w:bidi/>
+              <w:spacing w:after="30" w:before="30" w:line="264"/>
+            </w:pPr>
+            <w:r>
+              <w:rPr>
+                <w:rFonts w:ascii="Arial" w:cs="Arial" w:eastAsia="Arial" w:hAnsi="Arial"/>
+                <w:b/>
+                <w:bCs/>
+                <w:color w:val="FFFFFF"/>
+                <w:sz w:val="18"/>
+                <w:szCs w:val="18"/>
+                <w:rtl/>
+              </w:rPr>
+              <w:t xml:space="preserve">المتطلب</w:t>
+            </w:r>
+          </w:p>
+        </w:tc>
+        <w:tc>
+          <w:tcPr>
+            <w:tcW w:type="dxa" w:w="2098"/>
+            <w:tcBorders>
+              <w:top w:val="single" w:color="BFC9D6" w:sz="4"/>
+              <w:left w:val="single" w:color="BFC9D6" w:sz="4"/>
+              <w:bottom w:val="single" w:color="BFC9D6" w:sz="4"/>
+              <w:right w:val="single" w:color="BFC9D6" w:sz="4"/>
+            </w:tcBorders>
+            <w:shd w:fill="1F3A5F" w:color="auto" w:val="clear"/>
+            <w:tcMar>
+              <w:top w:type="dxa" w:w="50"/>
+              <w:left w:type="dxa" w:w="90"/>
+              <w:bottom w:type="dxa" w:w="50"/>
+              <w:right w:type="dxa" w:w="90"/>
+            </w:tcMar>
+            <w:vAlign w:val="center"/>
+          </w:tcPr>
+          <w:p>
+            <w:pPr>
+              <w:keepNext w:val="false"/>
+              <w:bidi/>
+              <w:spacing w:after="30" w:before="30" w:line="264"/>
+            </w:pPr>
+            <w:r>
+              <w:rPr>
+                <w:rFonts w:ascii="Arial" w:cs="Arial" w:eastAsia="Arial" w:hAnsi="Arial"/>
+                <w:b/>
+                <w:bCs/>
+                <w:color w:val="FFFFFF"/>
+                <w:sz w:val="18"/>
+                <w:szCs w:val="18"/>
+                <w:rtl/>
+              </w:rPr>
+              <w:t xml:space="preserve">ما يثبته</w:t>
+            </w:r>
+          </w:p>
+        </w:tc>
+        <w:tc>
+          <w:tcPr>
+            <w:tcW w:type="dxa" w:w="5483"/>
+            <w:tcBorders>
+              <w:top w:val="single" w:color="BFC9D6" w:sz="4"/>
+              <w:left w:val="single" w:color="BFC9D6" w:sz="4"/>
+              <w:bottom w:val="single" w:color="BFC9D6" w:sz="4"/>
+              <w:right w:val="single" w:color="BFC9D6" w:sz="4"/>
+            </w:tcBorders>
+            <w:shd w:fill="1F3A5F" w:color="auto" w:val="clear"/>
+            <w:tcMar>
+              <w:top w:type="dxa" w:w="50"/>
+              <w:left w:type="dxa" w:w="90"/>
+              <w:bottom w:type="dxa" w:w="50"/>
+              <w:right w:type="dxa" w:w="90"/>
+            </w:tcMar>
+            <w:vAlign w:val="center"/>
+          </w:tcPr>
+          <w:p>
+            <w:pPr>
+              <w:keepNext w:val="false"/>
+              <w:bidi/>
+              <w:spacing w:after="30" w:before="30" w:line="264"/>
+            </w:pPr>
+            <w:r>
+              <w:rPr>
+                <w:rFonts w:ascii="Arial" w:cs="Arial" w:eastAsia="Arial" w:hAnsi="Arial"/>
+                <w:b/>
+                <w:bCs/>
+                <w:color w:val="FFFFFF"/>
+                <w:sz w:val="18"/>
+                <w:szCs w:val="18"/>
+                <w:rtl/>
+              </w:rPr>
+              <w:t xml:space="preserve">الاختبار</w:t>
+            </w:r>
+          </w:p>
+        </w:tc>
+        <w:tc>
+          <w:tcPr>
+            <w:tcW w:type="dxa" w:w="973"/>
+            <w:tcBorders>
+              <w:top w:val="single" w:color="BFC9D6" w:sz="4"/>
+              <w:left w:val="single" w:color="BFC9D6" w:sz="4"/>
+              <w:bottom w:val="single" w:color="BFC9D6" w:sz="4"/>
+              <w:right w:val="single" w:color="BFC9D6" w:sz="4"/>
+            </w:tcBorders>
+            <w:shd w:fill="1F3A5F" w:color="auto" w:val="clear"/>
+            <w:tcMar>
+              <w:top w:type="dxa" w:w="50"/>
+              <w:left w:type="dxa" w:w="90"/>
+              <w:bottom w:type="dxa" w:w="50"/>
+              <w:right w:type="dxa" w:w="90"/>
+            </w:tcMar>
+            <w:vAlign w:val="center"/>
+          </w:tcPr>
+          <w:p>
+            <w:pPr>
+              <w:keepNext w:val="false"/>
+              <w:bidi/>
+              <w:spacing w:after="30" w:before="30" w:line="264"/>
+            </w:pPr>
+            <w:r>
+              <w:rPr>
+                <w:rFonts w:ascii="Arial" w:cs="Arial" w:eastAsia="Arial" w:hAnsi="Arial"/>
+                <w:b/>
+                <w:bCs/>
+                <w:color w:val="FFFFFF"/>
+                <w:sz w:val="18"/>
+                <w:szCs w:val="18"/>
+                <w:rtl/>
+              </w:rPr>
+              <w:t xml:space="preserve">الحالة</w:t>
+            </w:r>
+          </w:p>
+        </w:tc>
+      </w:tr>
+      <w:tr>
+        <w:trPr>
+          <w:cantSplit/>
+        </w:trPr>
+        <w:tc>
+          <w:tcPr>
+            <w:tcW w:type="dxa" w:w="1310"/>
+            <w:tcBorders>
+              <w:top w:val="single" w:color="BFC9D6" w:sz="4"/>
+              <w:left w:val="single" w:color="BFC9D6" w:sz="4"/>
+              <w:bottom w:val="single" w:color="BFC9D6" w:sz="4"/>
+              <w:right w:val="single" w:color="BFC9D6" w:sz="4"/>
+            </w:tcBorders>
+            <w:tcMar>
+              <w:top w:type="dxa" w:w="50"/>
+              <w:left w:type="dxa" w:w="90"/>
+              <w:bottom w:type="dxa" w:w="50"/>
+              <w:right w:type="dxa" w:w="90"/>
+            </w:tcMar>
+            <w:vAlign w:val="top"/>
+          </w:tcPr>
+          <w:p>
+            <w:pPr>
+              <w:keepNext w:val="false"/>
+              <w:bidi/>
+              <w:spacing w:after="30" w:before="30" w:line="264"/>
+            </w:pPr>
+            <w:r>
+              <w:rPr>
+                <w:rFonts w:ascii="Arial" w:cs="Arial" w:eastAsia="Arial" w:hAnsi="Arial"/>
+                <w:b w:val="false"/>
+                <w:bCs w:val="false"/>
+                <w:sz w:val="18"/>
+                <w:szCs w:val="18"/>
+                <w:rtl/>
+              </w:rPr>
+              <w:t xml:space="preserve">FR-LCI-033 وFR-LCE-028</w:t>
+            </w:r>
+          </w:p>
+        </w:tc>
+        <w:tc>
+          <w:tcPr>
+            <w:tcW w:type="dxa" w:w="2098"/>
+            <w:tcBorders>
+              <w:top w:val="single" w:color="BFC9D6" w:sz="4"/>
+              <w:left w:val="single" w:color="BFC9D6" w:sz="4"/>
+              <w:bottom w:val="single" w:color="BFC9D6" w:sz="4"/>
+              <w:right w:val="single" w:color="BFC9D6" w:sz="4"/>
+            </w:tcBorders>
+            <w:tcMar>
+              <w:top w:type="dxa" w:w="50"/>
+              <w:left w:type="dxa" w:w="90"/>
+              <w:bottom w:type="dxa" w:w="50"/>
+              <w:right w:type="dxa" w:w="90"/>
+            </w:tcMar>
+            <w:vAlign w:val="top"/>
+          </w:tcPr>
+          <w:p>
+            <w:pPr>
+              <w:keepNext w:val="false"/>
+              <w:bidi/>
+              <w:spacing w:after="30" w:before="30" w:line="264"/>
+            </w:pPr>
+            <w:r>
+              <w:rPr>
+                <w:rFonts w:ascii="Arial" w:cs="Arial" w:eastAsia="Arial" w:hAnsi="Arial"/>
+                <w:b w:val="false"/>
+                <w:bCs w:val="false"/>
+                <w:sz w:val="18"/>
+                <w:szCs w:val="18"/>
+                <w:rtl/>
+              </w:rPr>
+              <w:t xml:space="preserve">كل تقرير في فهرس مدير الخزينة يعمل؛ سجل البروفورمات يجد البروفورما الصادرة؛ مطابقة الثوابت (R-LCE-08) فارغة؛ موظف المبيعات يرى تقارير المبيعات وحدها ويُرفض له تقرير المشتريات (403)؛ التاريخ بصيغة أخرى مرفوض؛ التصدير CSV بعناوينه وصفوفه، ويُسجَّل REPORT_EXPORTED</w:t>
+            </w:r>
+          </w:p>
+        </w:tc>
+        <w:tc>
+          <w:tcPr>
+            <w:tcW w:type="dxa" w:w="5483"/>
+            <w:tcBorders>
+              <w:top w:val="single" w:color="BFC9D6" w:sz="4"/>
+              <w:left w:val="single" w:color="BFC9D6" w:sz="4"/>
+              <w:bottom w:val="single" w:color="BFC9D6" w:sz="4"/>
+              <w:right w:val="single" w:color="BFC9D6" w:sz="4"/>
+            </w:tcBorders>
+            <w:tcMar>
+              <w:top w:type="dxa" w:w="50"/>
+              <w:left w:type="dxa" w:w="90"/>
+              <w:bottom w:type="dxa" w:w="50"/>
+              <w:right w:type="dxa" w:w="90"/>
+            </w:tcMar>
+            <w:vAlign w:val="top"/>
+          </w:tcPr>
+          <w:p>
+            <w:pPr>
+              <w:keepNext w:val="false"/>
+              <w:bidi/>
+              <w:spacing w:after="30" w:before="30" w:line="264"/>
+            </w:pPr>
+            <w:r>
+              <w:rPr>
+                <w:rFonts w:ascii="Courier New" w:cs="Courier New" w:eastAsia="Courier New" w:hAnsi="Courier New"/>
+                <w:b w:val="false"/>
+                <w:bCs w:val="false"/>
+                <w:color w:val="1F2937"/>
+                <w:sz w:val="16"/>
+                <w:szCs w:val="16"/>
+                <w:shd w:fill="F1F3F5" w:color="auto" w:val="clear"/>
+                <w:rtl/>
+              </w:rPr>
+              <w:t xml:space="preserve">‎S5Tests.Reports_run_in_scope_and_export_as_csv‎</w:t>
+            </w:r>
+          </w:p>
+        </w:tc>
+        <w:tc>
+          <w:tcPr>
+            <w:tcW w:type="dxa" w:w="973"/>
+            <w:tcBorders>
+              <w:top w:val="single" w:color="BFC9D6" w:sz="4"/>
+              <w:left w:val="single" w:color="BFC9D6" w:sz="4"/>
+              <w:bottom w:val="single" w:color="BFC9D6" w:sz="4"/>
+              <w:right w:val="single" w:color="BFC9D6" w:sz="4"/>
+            </w:tcBorders>
+            <w:tcMar>
+              <w:top w:type="dxa" w:w="50"/>
+              <w:left w:type="dxa" w:w="90"/>
+              <w:bottom w:type="dxa" w:w="50"/>
+              <w:right w:type="dxa" w:w="90"/>
+            </w:tcMar>
+            <w:vAlign w:val="top"/>
+          </w:tcPr>
+          <w:p>
+            <w:pPr>
+              <w:keepNext w:val="false"/>
+              <w:bidi/>
+              <w:spacing w:after="30" w:before="30" w:line="264"/>
+            </w:pPr>
+            <w:r>
+              <w:rPr>
+                <w:rFonts w:ascii="Arial" w:cs="Arial" w:eastAsia="Arial" w:hAnsi="Arial"/>
+                <w:b w:val="false"/>
+                <w:bCs w:val="false"/>
+                <w:sz w:val="18"/>
+                <w:szCs w:val="18"/>
+                <w:rtl/>
+              </w:rPr>
+              <w:t xml:space="preserve">ناجح</w:t>
+            </w:r>
+          </w:p>
+        </w:tc>
+      </w:tr>
+      <w:tr>
+        <w:trPr>
+          <w:cantSplit/>
+        </w:trPr>
+        <w:tc>
+          <w:tcPr>
+            <w:tcW w:type="dxa" w:w="1310"/>
+            <w:tcBorders>
+              <w:top w:val="single" w:color="BFC9D6" w:sz="4"/>
+              <w:left w:val="single" w:color="BFC9D6" w:sz="4"/>
+              <w:bottom w:val="single" w:color="BFC9D6" w:sz="4"/>
+              <w:right w:val="single" w:color="BFC9D6" w:sz="4"/>
+            </w:tcBorders>
+            <w:shd w:fill="F5F8FC" w:color="auto" w:val="clear"/>
+            <w:tcMar>
+              <w:top w:type="dxa" w:w="50"/>
+              <w:left w:type="dxa" w:w="90"/>
+              <w:bottom w:type="dxa" w:w="50"/>
+              <w:right w:type="dxa" w:w="90"/>
+            </w:tcMar>
+            <w:vAlign w:val="top"/>
+          </w:tcPr>
+          <w:p>
+            <w:pPr>
+              <w:keepNext w:val="false"/>
+              <w:bidi/>
+              <w:spacing w:after="30" w:before="30" w:line="264"/>
+            </w:pPr>
+            <w:r>
+              <w:rPr>
+                <w:rFonts w:ascii="Arial" w:cs="Arial" w:eastAsia="Arial" w:hAnsi="Arial"/>
+                <w:b w:val="false"/>
+                <w:bCs w:val="false"/>
+                <w:sz w:val="18"/>
+                <w:szCs w:val="18"/>
+                <w:rtl/>
+              </w:rPr>
+              <w:t xml:space="preserve">FR-REQ-025 وFR-REQ-026 وFR-REQ-022</w:t>
+            </w:r>
+          </w:p>
+        </w:tc>
+        <w:tc>
+          <w:tcPr>
+            <w:tcW w:type="dxa" w:w="2098"/>
+            <w:tcBorders>
+              <w:top w:val="single" w:color="BFC9D6" w:sz="4"/>
+              <w:left w:val="single" w:color="BFC9D6" w:sz="4"/>
+              <w:bottom w:val="single" w:color="BFC9D6" w:sz="4"/>
+              <w:right w:val="single" w:color="BFC9D6" w:sz="4"/>
+            </w:tcBorders>
+            <w:shd w:fill="F5F8FC" w:color="auto" w:val="clear"/>
+            <w:tcMar>
+              <w:top w:type="dxa" w:w="50"/>
+              <w:left w:type="dxa" w:w="90"/>
+              <w:bottom w:type="dxa" w:w="50"/>
+              <w:right w:type="dxa" w:w="90"/>
+            </w:tcMar>
+            <w:vAlign w:val="top"/>
+          </w:tcPr>
+          <w:p>
+            <w:pPr>
+              <w:keepNext w:val="false"/>
+              <w:bidi/>
+              <w:spacing w:after="30" w:before="30" w:line="264"/>
+            </w:pPr>
+            <w:r>
+              <w:rPr>
+                <w:rFonts w:ascii="Arial" w:cs="Arial" w:eastAsia="Arial" w:hAnsi="Arial"/>
+                <w:b w:val="false"/>
+                <w:bCs w:val="false"/>
+                <w:sz w:val="18"/>
+                <w:szCs w:val="18"/>
+                <w:rtl/>
+              </w:rPr>
+              <w:t xml:space="preserve">نسخ طلب عام في مسودة جديدة بحقوله؛ قائمة الطلبات CSV بأعمدة الطالب وحدها، والصيغة الأخرى مرفوضة؛ الأنواع الخمسة الأمثلة لا تُعرض ولا يُنشأ منها طلب</w:t>
+            </w:r>
+          </w:p>
+        </w:tc>
+        <w:tc>
+          <w:tcPr>
+            <w:tcW w:type="dxa" w:w="5483"/>
+            <w:tcBorders>
+              <w:top w:val="single" w:color="BFC9D6" w:sz="4"/>
+              <w:left w:val="single" w:color="BFC9D6" w:sz="4"/>
+              <w:bottom w:val="single" w:color="BFC9D6" w:sz="4"/>
+              <w:right w:val="single" w:color="BFC9D6" w:sz="4"/>
+            </w:tcBorders>
+            <w:shd w:fill="F5F8FC" w:color="auto" w:val="clear"/>
+            <w:tcMar>
+              <w:top w:type="dxa" w:w="50"/>
+              <w:left w:type="dxa" w:w="90"/>
+              <w:bottom w:type="dxa" w:w="50"/>
+              <w:right w:type="dxa" w:w="90"/>
+            </w:tcMar>
+            <w:vAlign w:val="top"/>
+          </w:tcPr>
+          <w:p>
+            <w:pPr>
+              <w:keepNext w:val="false"/>
+              <w:bidi/>
+              <w:spacing w:after="30" w:before="30" w:line="264"/>
+            </w:pPr>
+            <w:r>
+              <w:rPr>
+                <w:rFonts w:ascii="Courier New" w:cs="Courier New" w:eastAsia="Courier New" w:hAnsi="Courier New"/>
+                <w:b w:val="false"/>
+                <w:bCs w:val="false"/>
+                <w:color w:val="1F2937"/>
+                <w:sz w:val="16"/>
+                <w:szCs w:val="16"/>
+                <w:shd w:fill="F1F3F5" w:color="auto" w:val="clear"/>
+                <w:rtl/>
+              </w:rPr>
+              <w:t xml:space="preserve">‎S5Tests.Requests_are_copied_exported_*‎</w:t>
+            </w:r>
+            <w:r>
+              <w:rPr>
+                <w:rFonts w:ascii="Arial" w:cs="Arial" w:eastAsia="Arial" w:hAnsi="Arial"/>
+                <w:b w:val="false"/>
+                <w:bCs w:val="false"/>
+                <w:sz w:val="18"/>
+                <w:szCs w:val="18"/>
+                <w:rtl/>
+              </w:rPr>
+              <w:t xml:space="preserve"> و</w:t>
+            </w:r>
+            <w:r>
+              <w:rPr>
+                <w:rFonts w:ascii="Courier New" w:cs="Courier New" w:eastAsia="Courier New" w:hAnsi="Courier New"/>
+                <w:b w:val="false"/>
+                <w:bCs w:val="false"/>
+                <w:color w:val="1F2937"/>
+                <w:sz w:val="16"/>
+                <w:szCs w:val="16"/>
+                <w:shd w:fill="F1F3F5" w:color="auto" w:val="clear"/>
+                <w:rtl/>
+              </w:rPr>
+              <w:t xml:space="preserve">‎WorkflowFoundationTests‎</w:t>
+            </w:r>
+          </w:p>
+        </w:tc>
+        <w:tc>
+          <w:tcPr>
+            <w:tcW w:type="dxa" w:w="973"/>
+            <w:tcBorders>
+              <w:top w:val="single" w:color="BFC9D6" w:sz="4"/>
+              <w:left w:val="single" w:color="BFC9D6" w:sz="4"/>
+              <w:bottom w:val="single" w:color="BFC9D6" w:sz="4"/>
+              <w:right w:val="single" w:color="BFC9D6" w:sz="4"/>
+            </w:tcBorders>
+            <w:shd w:fill="F5F8FC" w:color="auto" w:val="clear"/>
+            <w:tcMar>
+              <w:top w:type="dxa" w:w="50"/>
+              <w:left w:type="dxa" w:w="90"/>
+              <w:bottom w:type="dxa" w:w="50"/>
+              <w:right w:type="dxa" w:w="90"/>
+            </w:tcMar>
+            <w:vAlign w:val="top"/>
+          </w:tcPr>
+          <w:p>
+            <w:pPr>
+              <w:keepNext w:val="false"/>
+              <w:bidi/>
+              <w:spacing w:after="30" w:before="30" w:line="264"/>
+            </w:pPr>
+            <w:r>
+              <w:rPr>
+                <w:rFonts w:ascii="Arial" w:cs="Arial" w:eastAsia="Arial" w:hAnsi="Arial"/>
+                <w:b w:val="false"/>
+                <w:bCs w:val="false"/>
+                <w:sz w:val="18"/>
+                <w:szCs w:val="18"/>
+                <w:rtl/>
+              </w:rPr>
+              <w:t xml:space="preserve">ناجح</w:t>
+            </w:r>
+          </w:p>
+        </w:tc>
+      </w:tr>
+      <w:tr>
+        <w:trPr>
+          <w:cantSplit/>
+        </w:trPr>
+        <w:tc>
+          <w:tcPr>
+            <w:tcW w:type="dxa" w:w="1310"/>
+            <w:tcBorders>
+              <w:top w:val="single" w:color="BFC9D6" w:sz="4"/>
+              <w:left w:val="single" w:color="BFC9D6" w:sz="4"/>
+              <w:bottom w:val="single" w:color="BFC9D6" w:sz="4"/>
+              <w:right w:val="single" w:color="BFC9D6" w:sz="4"/>
+            </w:tcBorders>
+            <w:tcMar>
+              <w:top w:type="dxa" w:w="50"/>
+              <w:left w:type="dxa" w:w="90"/>
+              <w:bottom w:type="dxa" w:w="50"/>
+              <w:right w:type="dxa" w:w="90"/>
+            </w:tcMar>
+            <w:vAlign w:val="top"/>
+          </w:tcPr>
+          <w:p>
+            <w:pPr>
+              <w:keepNext w:val="false"/>
+              <w:bidi/>
+              <w:spacing w:after="30" w:before="30" w:line="264"/>
+            </w:pPr>
+            <w:r>
+              <w:rPr>
+                <w:rFonts w:ascii="Arial" w:cs="Arial" w:eastAsia="Arial" w:hAnsi="Arial"/>
+                <w:b w:val="false"/>
+                <w:bCs w:val="false"/>
+                <w:sz w:val="18"/>
+                <w:szCs w:val="18"/>
+                <w:rtl/>
+              </w:rPr>
+              <w:t xml:space="preserve">FR-NTF-014 وFR-NTF-020</w:t>
+            </w:r>
+          </w:p>
+        </w:tc>
+        <w:tc>
+          <w:tcPr>
+            <w:tcW w:type="dxa" w:w="2098"/>
+            <w:tcBorders>
+              <w:top w:val="single" w:color="BFC9D6" w:sz="4"/>
+              <w:left w:val="single" w:color="BFC9D6" w:sz="4"/>
+              <w:bottom w:val="single" w:color="BFC9D6" w:sz="4"/>
+              <w:right w:val="single" w:color="BFC9D6" w:sz="4"/>
+            </w:tcBorders>
+            <w:tcMar>
+              <w:top w:type="dxa" w:w="50"/>
+              <w:left w:type="dxa" w:w="90"/>
+              <w:bottom w:type="dxa" w:w="50"/>
+              <w:right w:type="dxa" w:w="90"/>
+            </w:tcMar>
+            <w:vAlign w:val="top"/>
+          </w:tcPr>
+          <w:p>
+            <w:pPr>
+              <w:keepNext w:val="false"/>
+              <w:bidi/>
+              <w:spacing w:after="30" w:before="30" w:line="264"/>
+            </w:pPr>
+            <w:r>
+              <w:rPr>
+                <w:rFonts w:ascii="Arial" w:cs="Arial" w:eastAsia="Arial" w:hAnsi="Arial"/>
+                <w:b w:val="false"/>
+                <w:bCs w:val="false"/>
+                <w:sz w:val="18"/>
+                <w:szCs w:val="18"/>
+                <w:rtl/>
+              </w:rPr>
+              <w:t xml:space="preserve">الملخص للبريد وحده (طلبه للتطبيق مرفوض)؛ إشعاران محتجزان لا يرسلهما الإرسال الفوري؛ صباح اليوم التالي رسالة واحدة، وتشغيل ثانٍ لا يرسل شيئًا؛ المقروء يُؤرشف بعد 180 يومًا لا قبلها، وغير المقروء يبقى</w:t>
+            </w:r>
+          </w:p>
+        </w:tc>
+        <w:tc>
+          <w:tcPr>
+            <w:tcW w:type="dxa" w:w="5483"/>
+            <w:tcBorders>
+              <w:top w:val="single" w:color="BFC9D6" w:sz="4"/>
+              <w:left w:val="single" w:color="BFC9D6" w:sz="4"/>
+              <w:bottom w:val="single" w:color="BFC9D6" w:sz="4"/>
+              <w:right w:val="single" w:color="BFC9D6" w:sz="4"/>
+            </w:tcBorders>
+            <w:tcMar>
+              <w:top w:type="dxa" w:w="50"/>
+              <w:left w:type="dxa" w:w="90"/>
+              <w:bottom w:type="dxa" w:w="50"/>
+              <w:right w:type="dxa" w:w="90"/>
+            </w:tcMar>
+            <w:vAlign w:val="top"/>
+          </w:tcPr>
+          <w:p>
+            <w:pPr>
+              <w:keepNext w:val="false"/>
+              <w:bidi/>
+              <w:spacing w:after="30" w:before="30" w:line="264"/>
+            </w:pPr>
+            <w:r>
+              <w:rPr>
+                <w:rFonts w:ascii="Courier New" w:cs="Courier New" w:eastAsia="Courier New" w:hAnsi="Courier New"/>
+                <w:b w:val="false"/>
+                <w:bCs w:val="false"/>
+                <w:color w:val="1F2937"/>
+                <w:sz w:val="16"/>
+                <w:szCs w:val="16"/>
+                <w:shd w:fill="F1F3F5" w:color="auto" w:val="clear"/>
+                <w:rtl/>
+              </w:rPr>
+              <w:t xml:space="preserve">‎S5Tests.A_digest_gathers_*‎</w:t>
+            </w:r>
+          </w:p>
+        </w:tc>
+        <w:tc>
+          <w:tcPr>
+            <w:tcW w:type="dxa" w:w="973"/>
+            <w:tcBorders>
+              <w:top w:val="single" w:color="BFC9D6" w:sz="4"/>
+              <w:left w:val="single" w:color="BFC9D6" w:sz="4"/>
+              <w:bottom w:val="single" w:color="BFC9D6" w:sz="4"/>
+              <w:right w:val="single" w:color="BFC9D6" w:sz="4"/>
+            </w:tcBorders>
+            <w:tcMar>
+              <w:top w:type="dxa" w:w="50"/>
+              <w:left w:type="dxa" w:w="90"/>
+              <w:bottom w:type="dxa" w:w="50"/>
+              <w:right w:type="dxa" w:w="90"/>
+            </w:tcMar>
+            <w:vAlign w:val="top"/>
+          </w:tcPr>
+          <w:p>
+            <w:pPr>
+              <w:keepNext w:val="false"/>
+              <w:bidi/>
+              <w:spacing w:after="30" w:before="30" w:line="264"/>
+            </w:pPr>
+            <w:r>
+              <w:rPr>
+                <w:rFonts w:ascii="Arial" w:cs="Arial" w:eastAsia="Arial" w:hAnsi="Arial"/>
+                <w:b w:val="false"/>
+                <w:bCs w:val="false"/>
+                <w:sz w:val="18"/>
+                <w:szCs w:val="18"/>
+                <w:rtl/>
+              </w:rPr>
+              <w:t xml:space="preserve">ناجح</w:t>
+            </w:r>
+          </w:p>
+        </w:tc>
+      </w:tr>
+    </w:tbl>
+    <w:p>
+      <w:pPr>
+        <w:bidi/>
+        <w:spacing w:after="120" w:before="0"/>
+      </w:pPr>
     </w:p>
     <w:sectPr>
       <w:headerReference w:type="default" r:id="rId7"/>

--- a/treasury-platform/docs/30-readiness/word/DOC-B02-acceptance-criteria-register-s0-s1.docx
+++ b/treasury-platform/docs/30-readiness/word/DOC-B02-acceptance-criteria-register-s0-s1.docx
@@ -49935,7 +49935,7 @@
           <w:szCs w:val="21"/>
           <w:rtl/>
         </w:rPr>
-        <w:t xml:space="preserve"> شُغِّلت في الفحص الكامل في 2026-10-25 مع S4 (165 اختبار وحدة، واختبار المتصفح، و121 اختبار تكامل)، كلها ناجحة.</w:t>
+        <w:t xml:space="preserve"> شُغِّلت في الفحص الكامل في 2026-10-25 مع S4 (165 اختبار وحدة، واختبار المتصفح، و121 اختبار تكامل)، كلها ناجحة. ونجح فحص قاعدة البيانات كله على f56d1f7.</w:t>
       </w:r>
     </w:p>
     <w:tbl>
